--- a/docs/report.docx
+++ b/docs/report.docx
@@ -8268,8 +8268,8 @@
                 <w:rFonts w:ascii="Times New Roman" w:eastAsia="Calibri" w:hAnsi="Times New Roman" w:cs="Times New Roman"/>
                 <w:bCs/>
                 <w:color w:val="000000" w:themeColor="text1"/>
-                <w:sz w:val="28"/>
-                <w:szCs w:val="28"/>
+                <w:sz w:val="24"/>
+                <w:szCs w:val="24"/>
               </w:rPr>
             </w:pPr>
             <w:r>
@@ -8277,8 +8277,8 @@
                 <w:rFonts w:ascii="Times New Roman" w:eastAsia="Calibri" w:hAnsi="Times New Roman" w:cs="Times New Roman"/>
                 <w:bCs/>
                 <w:color w:val="000000" w:themeColor="text1"/>
-                <w:sz w:val="28"/>
-                <w:szCs w:val="28"/>
+                <w:sz w:val="24"/>
+                <w:szCs w:val="24"/>
               </w:rPr>
               <w:t>№</w:t>
             </w:r>
@@ -8297,8 +8297,8 @@
                 <w:rFonts w:ascii="Times New Roman" w:eastAsia="Calibri" w:hAnsi="Times New Roman" w:cs="Times New Roman"/>
                 <w:bCs/>
                 <w:color w:val="000000" w:themeColor="text1"/>
-                <w:sz w:val="28"/>
-                <w:szCs w:val="28"/>
+                <w:sz w:val="24"/>
+                <w:szCs w:val="24"/>
               </w:rPr>
             </w:pPr>
             <w:r>
@@ -8306,8 +8306,8 @@
                 <w:rFonts w:ascii="Times New Roman" w:eastAsia="Calibri" w:hAnsi="Times New Roman" w:cs="Times New Roman"/>
                 <w:bCs/>
                 <w:color w:val="000000" w:themeColor="text1"/>
-                <w:sz w:val="28"/>
-                <w:szCs w:val="28"/>
+                <w:sz w:val="24"/>
+                <w:szCs w:val="24"/>
               </w:rPr>
               <w:t>Действие</w:t>
             </w:r>
@@ -8327,8 +8327,8 @@
                 <w:rFonts w:ascii="Times New Roman" w:eastAsia="Calibri" w:hAnsi="Times New Roman" w:cs="Times New Roman"/>
                 <w:bCs/>
                 <w:color w:val="000000" w:themeColor="text1"/>
-                <w:sz w:val="28"/>
-                <w:szCs w:val="28"/>
+                <w:sz w:val="24"/>
+                <w:szCs w:val="24"/>
               </w:rPr>
             </w:pPr>
             <w:r>
@@ -8336,8 +8336,8 @@
                 <w:rFonts w:ascii="Times New Roman" w:eastAsia="Calibri" w:hAnsi="Times New Roman" w:cs="Times New Roman"/>
                 <w:bCs/>
                 <w:color w:val="000000" w:themeColor="text1"/>
-                <w:sz w:val="28"/>
-                <w:szCs w:val="28"/>
+                <w:sz w:val="24"/>
+                <w:szCs w:val="24"/>
               </w:rPr>
               <w:t>Формула</w:t>
             </w:r>
@@ -8362,8 +8362,8 @@
                 <w:rFonts w:ascii="Times New Roman" w:eastAsia="Calibri" w:hAnsi="Times New Roman" w:cs="Times New Roman"/>
                 <w:bCs/>
                 <w:color w:val="000000" w:themeColor="text1"/>
-                <w:sz w:val="28"/>
-                <w:szCs w:val="28"/>
+                <w:sz w:val="24"/>
+                <w:szCs w:val="24"/>
               </w:rPr>
             </w:pPr>
             <w:r>
@@ -8371,8 +8371,8 @@
                 <w:rFonts w:ascii="Times New Roman" w:eastAsia="Calibri" w:hAnsi="Times New Roman" w:cs="Times New Roman"/>
                 <w:bCs/>
                 <w:color w:val="000000" w:themeColor="text1"/>
-                <w:sz w:val="28"/>
-                <w:szCs w:val="28"/>
+                <w:sz w:val="24"/>
+                <w:szCs w:val="24"/>
               </w:rPr>
               <w:t>1</w:t>
             </w:r>
@@ -8391,8 +8391,8 @@
                 <w:rFonts w:ascii="Times New Roman" w:eastAsia="Calibri" w:hAnsi="Times New Roman" w:cs="Times New Roman"/>
                 <w:bCs/>
                 <w:color w:val="000000" w:themeColor="text1"/>
-                <w:sz w:val="28"/>
-                <w:szCs w:val="28"/>
+                <w:sz w:val="24"/>
+                <w:szCs w:val="24"/>
               </w:rPr>
             </w:pPr>
             <w:r>
@@ -8400,8 +8400,8 @@
                 <w:rFonts w:ascii="Times New Roman" w:eastAsia="Calibri" w:hAnsi="Times New Roman" w:cs="Times New Roman"/>
                 <w:bCs/>
                 <w:color w:val="000000" w:themeColor="text1"/>
-                <w:sz w:val="28"/>
-                <w:szCs w:val="28"/>
+                <w:sz w:val="24"/>
+                <w:szCs w:val="24"/>
               </w:rPr>
               <w:t>Получение глобальных координат точек</w:t>
             </w:r>
@@ -8421,8 +8421,8 @@
                 <w:rFonts w:ascii="Times New Roman" w:eastAsia="Calibri" w:hAnsi="Times New Roman" w:cs="Times New Roman"/>
                 <w:bCs/>
                 <w:color w:val="000000" w:themeColor="text1"/>
-                <w:sz w:val="28"/>
-                <w:szCs w:val="28"/>
+                <w:sz w:val="24"/>
+                <w:szCs w:val="24"/>
               </w:rPr>
             </w:pPr>
             <w:r>
@@ -8430,8 +8430,8 @@
                 <w:rFonts w:ascii="Times New Roman" w:eastAsia="Calibri" w:hAnsi="Times New Roman" w:cs="Times New Roman"/>
                 <w:bCs/>
                 <w:color w:val="000000" w:themeColor="text1"/>
-                <w:sz w:val="28"/>
-                <w:szCs w:val="28"/>
+                <w:sz w:val="24"/>
+                <w:szCs w:val="24"/>
               </w:rPr>
               <w:t>формула 3</w:t>
             </w:r>
@@ -8456,8 +8456,8 @@
                 <w:rFonts w:ascii="Times New Roman" w:eastAsia="Calibri" w:hAnsi="Times New Roman" w:cs="Times New Roman"/>
                 <w:bCs/>
                 <w:color w:val="000000" w:themeColor="text1"/>
-                <w:sz w:val="28"/>
-                <w:szCs w:val="28"/>
+                <w:sz w:val="24"/>
+                <w:szCs w:val="24"/>
               </w:rPr>
             </w:pPr>
             <w:r>
@@ -8465,8 +8465,8 @@
                 <w:rFonts w:ascii="Times New Roman" w:eastAsia="Calibri" w:hAnsi="Times New Roman" w:cs="Times New Roman"/>
                 <w:bCs/>
                 <w:color w:val="000000" w:themeColor="text1"/>
-                <w:sz w:val="28"/>
-                <w:szCs w:val="28"/>
+                <w:sz w:val="24"/>
+                <w:szCs w:val="24"/>
               </w:rPr>
               <w:t>2</w:t>
             </w:r>
@@ -8485,8 +8485,8 @@
                 <w:rFonts w:ascii="Times New Roman" w:eastAsia="Calibri" w:hAnsi="Times New Roman" w:cs="Times New Roman"/>
                 <w:bCs/>
                 <w:color w:val="000000" w:themeColor="text1"/>
-                <w:sz w:val="28"/>
-                <w:szCs w:val="28"/>
+                <w:sz w:val="24"/>
+                <w:szCs w:val="24"/>
               </w:rPr>
             </w:pPr>
             <w:r>
@@ -8494,8 +8494,8 @@
                 <w:rFonts w:ascii="Times New Roman" w:eastAsia="Calibri" w:hAnsi="Times New Roman" w:cs="Times New Roman"/>
                 <w:bCs/>
                 <w:color w:val="000000" w:themeColor="text1"/>
-                <w:sz w:val="28"/>
-                <w:szCs w:val="28"/>
+                <w:sz w:val="24"/>
+                <w:szCs w:val="24"/>
               </w:rPr>
               <w:t xml:space="preserve">Получение вектора от точки плоскости до источника света </w:t>
             </w:r>
@@ -8515,8 +8515,8 @@
                 <w:rFonts w:ascii="Times New Roman" w:eastAsia="Calibri" w:hAnsi="Times New Roman" w:cs="Times New Roman"/>
                 <w:bCs/>
                 <w:color w:val="000000" w:themeColor="text1"/>
-                <w:sz w:val="28"/>
-                <w:szCs w:val="28"/>
+                <w:sz w:val="24"/>
+                <w:szCs w:val="24"/>
               </w:rPr>
             </w:pPr>
             <w:r>
@@ -8524,8 +8524,8 @@
                 <w:rFonts w:ascii="Times New Roman" w:eastAsia="Calibri" w:hAnsi="Times New Roman" w:cs="Times New Roman"/>
                 <w:bCs/>
                 <w:color w:val="000000" w:themeColor="text1"/>
-                <w:sz w:val="28"/>
-                <w:szCs w:val="28"/>
+                <w:sz w:val="24"/>
+                <w:szCs w:val="24"/>
               </w:rPr>
               <w:t>формула 5</w:t>
             </w:r>
@@ -8550,8 +8550,8 @@
                 <w:rFonts w:ascii="Times New Roman" w:eastAsia="Calibri" w:hAnsi="Times New Roman" w:cs="Times New Roman"/>
                 <w:bCs/>
                 <w:color w:val="000000" w:themeColor="text1"/>
-                <w:sz w:val="28"/>
-                <w:szCs w:val="28"/>
+                <w:sz w:val="24"/>
+                <w:szCs w:val="24"/>
               </w:rPr>
             </w:pPr>
             <w:r>
@@ -8559,8 +8559,8 @@
                 <w:rFonts w:ascii="Times New Roman" w:eastAsia="Calibri" w:hAnsi="Times New Roman" w:cs="Times New Roman"/>
                 <w:bCs/>
                 <w:color w:val="000000" w:themeColor="text1"/>
-                <w:sz w:val="28"/>
-                <w:szCs w:val="28"/>
+                <w:sz w:val="24"/>
+                <w:szCs w:val="24"/>
               </w:rPr>
               <w:t>3</w:t>
             </w:r>
@@ -8579,8 +8579,8 @@
                 <w:rFonts w:ascii="Times New Roman" w:eastAsia="Calibri" w:hAnsi="Times New Roman" w:cs="Times New Roman"/>
                 <w:bCs/>
                 <w:color w:val="000000" w:themeColor="text1"/>
-                <w:sz w:val="28"/>
-                <w:szCs w:val="28"/>
+                <w:sz w:val="24"/>
+                <w:szCs w:val="24"/>
               </w:rPr>
             </w:pPr>
             <w:r>
@@ -8588,40 +8588,18 @@
                 <w:rFonts w:ascii="Times New Roman" w:eastAsia="Calibri" w:hAnsi="Times New Roman" w:cs="Times New Roman"/>
                 <w:bCs/>
                 <w:color w:val="000000" w:themeColor="text1"/>
-                <w:sz w:val="28"/>
-                <w:szCs w:val="28"/>
-              </w:rPr>
-              <w:t xml:space="preserve">Получение </w:t>
+                <w:sz w:val="24"/>
+                <w:szCs w:val="24"/>
+              </w:rPr>
+              <w:t>Получение cos(</w:t>
             </w:r>
-            <w:proofErr w:type="spellStart"/>
             <w:r>
               <w:rPr>
                 <w:rFonts w:ascii="Times New Roman" w:eastAsia="Calibri" w:hAnsi="Times New Roman" w:cs="Times New Roman"/>
                 <w:bCs/>
                 <w:color w:val="000000" w:themeColor="text1"/>
-                <w:sz w:val="28"/>
-                <w:szCs w:val="28"/>
-              </w:rPr>
-              <w:t>cos</w:t>
-            </w:r>
-            <w:proofErr w:type="spellEnd"/>
-            <w:r>
-              <w:rPr>
-                <w:rFonts w:ascii="Times New Roman" w:eastAsia="Calibri" w:hAnsi="Times New Roman" w:cs="Times New Roman"/>
-                <w:bCs/>
-                <w:color w:val="000000" w:themeColor="text1"/>
-                <w:sz w:val="28"/>
-                <w:szCs w:val="28"/>
-              </w:rPr>
-              <w:t>(</w:t>
-            </w:r>
-            <w:r>
-              <w:rPr>
-                <w:rFonts w:ascii="Times New Roman" w:eastAsia="Calibri" w:hAnsi="Times New Roman" w:cs="Times New Roman"/>
-                <w:bCs/>
-                <w:color w:val="000000" w:themeColor="text1"/>
-                <w:sz w:val="28"/>
-                <w:szCs w:val="28"/>
+                <w:sz w:val="24"/>
+                <w:szCs w:val="24"/>
               </w:rPr>
               <w:t>θ</w:t>
             </w:r>
@@ -8630,8 +8608,8 @@
                 <w:rFonts w:ascii="Times New Roman" w:eastAsia="Calibri" w:hAnsi="Times New Roman" w:cs="Times New Roman"/>
                 <w:bCs/>
                 <w:color w:val="000000" w:themeColor="text1"/>
-                <w:sz w:val="28"/>
-                <w:szCs w:val="28"/>
+                <w:sz w:val="24"/>
+                <w:szCs w:val="24"/>
               </w:rPr>
               <w:t>) с помощью вектора оси источника света O и вектора направления на точку треугольника s</w:t>
             </w:r>
@@ -8651,8 +8629,8 @@
                 <w:rFonts w:ascii="Times New Roman" w:eastAsia="Calibri" w:hAnsi="Times New Roman" w:cs="Times New Roman"/>
                 <w:bCs/>
                 <w:color w:val="000000" w:themeColor="text1"/>
-                <w:sz w:val="28"/>
-                <w:szCs w:val="28"/>
+                <w:sz w:val="24"/>
+                <w:szCs w:val="24"/>
               </w:rPr>
             </w:pPr>
             <w:r>
@@ -8660,8 +8638,8 @@
                 <w:rFonts w:ascii="Times New Roman" w:eastAsia="Calibri" w:hAnsi="Times New Roman" w:cs="Times New Roman"/>
                 <w:bCs/>
                 <w:color w:val="000000" w:themeColor="text1"/>
-                <w:sz w:val="28"/>
-                <w:szCs w:val="28"/>
+                <w:sz w:val="24"/>
+                <w:szCs w:val="24"/>
               </w:rPr>
               <w:t>формула 5</w:t>
             </w:r>
@@ -8686,8 +8664,8 @@
                 <w:rFonts w:ascii="Times New Roman" w:eastAsia="Calibri" w:hAnsi="Times New Roman" w:cs="Times New Roman"/>
                 <w:bCs/>
                 <w:color w:val="000000" w:themeColor="text1"/>
-                <w:sz w:val="28"/>
-                <w:szCs w:val="28"/>
+                <w:sz w:val="24"/>
+                <w:szCs w:val="24"/>
               </w:rPr>
             </w:pPr>
             <w:r>
@@ -8695,8 +8673,8 @@
                 <w:rFonts w:ascii="Times New Roman" w:eastAsia="Calibri" w:hAnsi="Times New Roman" w:cs="Times New Roman"/>
                 <w:bCs/>
                 <w:color w:val="000000" w:themeColor="text1"/>
-                <w:sz w:val="28"/>
-                <w:szCs w:val="28"/>
+                <w:sz w:val="24"/>
+                <w:szCs w:val="24"/>
               </w:rPr>
               <w:t>4</w:t>
             </w:r>
@@ -8715,8 +8693,8 @@
                 <w:rFonts w:ascii="Times New Roman" w:eastAsia="Calibri" w:hAnsi="Times New Roman" w:cs="Times New Roman"/>
                 <w:bCs/>
                 <w:color w:val="000000" w:themeColor="text1"/>
-                <w:sz w:val="28"/>
-                <w:szCs w:val="28"/>
+                <w:sz w:val="24"/>
+                <w:szCs w:val="24"/>
               </w:rPr>
             </w:pPr>
             <w:r>
@@ -8724,8 +8702,8 @@
                 <w:rFonts w:ascii="Times New Roman" w:eastAsia="Calibri" w:hAnsi="Times New Roman" w:cs="Times New Roman"/>
                 <w:bCs/>
                 <w:color w:val="000000" w:themeColor="text1"/>
-                <w:sz w:val="28"/>
-                <w:szCs w:val="28"/>
+                <w:sz w:val="24"/>
+                <w:szCs w:val="24"/>
               </w:rPr>
               <w:t xml:space="preserve">Получение цветной силы излучения I под углом </w:t>
             </w:r>
@@ -8734,8 +8712,8 @@
                 <w:rFonts w:ascii="Times New Roman" w:eastAsia="Calibri" w:hAnsi="Times New Roman" w:cs="Times New Roman"/>
                 <w:bCs/>
                 <w:color w:val="000000" w:themeColor="text1"/>
-                <w:sz w:val="28"/>
-                <w:szCs w:val="28"/>
+                <w:sz w:val="24"/>
+                <w:szCs w:val="24"/>
               </w:rPr>
               <w:t>θ</w:t>
             </w:r>
@@ -8744,8 +8722,8 @@
                 <w:rFonts w:ascii="Times New Roman" w:eastAsia="Calibri" w:hAnsi="Times New Roman" w:cs="Times New Roman"/>
                 <w:bCs/>
                 <w:color w:val="000000" w:themeColor="text1"/>
-                <w:sz w:val="28"/>
-                <w:szCs w:val="28"/>
+                <w:sz w:val="24"/>
+                <w:szCs w:val="24"/>
               </w:rPr>
               <w:t xml:space="preserve"> с помощью косинуса из преды</w:t>
             </w:r>
@@ -8754,8 +8732,8 @@
                 <w:rFonts w:ascii="Times New Roman" w:eastAsia="Calibri" w:hAnsi="Times New Roman" w:cs="Times New Roman"/>
                 <w:bCs/>
                 <w:color w:val="000000" w:themeColor="text1"/>
-                <w:sz w:val="28"/>
-                <w:szCs w:val="28"/>
+                <w:sz w:val="24"/>
+                <w:szCs w:val="24"/>
               </w:rPr>
               <w:t>ду</w:t>
             </w:r>
@@ -8764,8 +8742,8 @@
                 <w:rFonts w:ascii="Times New Roman" w:eastAsia="Calibri" w:hAnsi="Times New Roman" w:cs="Times New Roman"/>
                 <w:bCs/>
                 <w:color w:val="000000" w:themeColor="text1"/>
-                <w:sz w:val="28"/>
-                <w:szCs w:val="28"/>
+                <w:sz w:val="24"/>
+                <w:szCs w:val="24"/>
               </w:rPr>
               <w:t>щего пункта и заданной силы излучения в направлении оси I_0</w:t>
             </w:r>
@@ -8785,8 +8763,8 @@
                 <w:rFonts w:ascii="Times New Roman" w:eastAsia="Calibri" w:hAnsi="Times New Roman" w:cs="Times New Roman"/>
                 <w:bCs/>
                 <w:color w:val="000000" w:themeColor="text1"/>
-                <w:sz w:val="28"/>
-                <w:szCs w:val="28"/>
+                <w:sz w:val="24"/>
+                <w:szCs w:val="24"/>
               </w:rPr>
             </w:pPr>
             <w:r>
@@ -8794,8 +8772,8 @@
                 <w:rFonts w:ascii="Times New Roman" w:eastAsia="Calibri" w:hAnsi="Times New Roman" w:cs="Times New Roman"/>
                 <w:bCs/>
                 <w:color w:val="000000" w:themeColor="text1"/>
-                <w:sz w:val="28"/>
-                <w:szCs w:val="28"/>
+                <w:sz w:val="24"/>
+                <w:szCs w:val="24"/>
               </w:rPr>
               <w:t>формула 1</w:t>
             </w:r>
@@ -8820,8 +8798,8 @@
                 <w:rFonts w:ascii="Times New Roman" w:eastAsia="Calibri" w:hAnsi="Times New Roman" w:cs="Times New Roman"/>
                 <w:bCs/>
                 <w:color w:val="000000" w:themeColor="text1"/>
-                <w:sz w:val="28"/>
-                <w:szCs w:val="28"/>
+                <w:sz w:val="24"/>
+                <w:szCs w:val="24"/>
               </w:rPr>
             </w:pPr>
             <w:r>
@@ -8829,8 +8807,8 @@
                 <w:rFonts w:ascii="Times New Roman" w:eastAsia="Calibri" w:hAnsi="Times New Roman" w:cs="Times New Roman"/>
                 <w:bCs/>
                 <w:color w:val="000000" w:themeColor="text1"/>
-                <w:sz w:val="28"/>
-                <w:szCs w:val="28"/>
+                <w:sz w:val="24"/>
+                <w:szCs w:val="24"/>
               </w:rPr>
               <w:t>6</w:t>
             </w:r>
@@ -8849,8 +8827,8 @@
                 <w:rFonts w:ascii="Times New Roman" w:eastAsia="Calibri" w:hAnsi="Times New Roman" w:cs="Times New Roman"/>
                 <w:bCs/>
                 <w:color w:val="000000" w:themeColor="text1"/>
-                <w:sz w:val="28"/>
-                <w:szCs w:val="28"/>
+                <w:sz w:val="24"/>
+                <w:szCs w:val="24"/>
               </w:rPr>
             </w:pPr>
             <w:r>
@@ -8858,8 +8836,8 @@
                 <w:rFonts w:ascii="Times New Roman" w:eastAsia="Calibri" w:hAnsi="Times New Roman" w:cs="Times New Roman"/>
                 <w:bCs/>
                 <w:color w:val="000000" w:themeColor="text1"/>
-                <w:sz w:val="28"/>
-                <w:szCs w:val="28"/>
+                <w:sz w:val="24"/>
+                <w:szCs w:val="24"/>
               </w:rPr>
               <w:t>Получение расстояния от источника до точки треугольника R и косинуса угла α между направлением света s и нормалью к освещаемой поверхности N</w:t>
             </w:r>
@@ -8879,8 +8857,8 @@
                 <w:rFonts w:ascii="Times New Roman" w:eastAsia="Calibri" w:hAnsi="Times New Roman" w:cs="Times New Roman"/>
                 <w:bCs/>
                 <w:color w:val="000000" w:themeColor="text1"/>
-                <w:sz w:val="28"/>
-                <w:szCs w:val="28"/>
+                <w:sz w:val="24"/>
+                <w:szCs w:val="24"/>
               </w:rPr>
             </w:pPr>
             <w:r>
@@ -8888,8 +8866,8 @@
                 <w:rFonts w:ascii="Times New Roman" w:eastAsia="Calibri" w:hAnsi="Times New Roman" w:cs="Times New Roman"/>
                 <w:bCs/>
                 <w:color w:val="000000" w:themeColor="text1"/>
-                <w:sz w:val="28"/>
-                <w:szCs w:val="28"/>
+                <w:sz w:val="24"/>
+                <w:szCs w:val="24"/>
               </w:rPr>
               <w:t>формула 5</w:t>
             </w:r>
@@ -8914,8 +8892,8 @@
                 <w:rFonts w:ascii="Times New Roman" w:eastAsia="Calibri" w:hAnsi="Times New Roman" w:cs="Times New Roman"/>
                 <w:bCs/>
                 <w:color w:val="000000" w:themeColor="text1"/>
-                <w:sz w:val="28"/>
-                <w:szCs w:val="28"/>
+                <w:sz w:val="24"/>
+                <w:szCs w:val="24"/>
               </w:rPr>
             </w:pPr>
             <w:r>
@@ -8923,8 +8901,8 @@
                 <w:rFonts w:ascii="Times New Roman" w:eastAsia="Calibri" w:hAnsi="Times New Roman" w:cs="Times New Roman"/>
                 <w:bCs/>
                 <w:color w:val="000000" w:themeColor="text1"/>
-                <w:sz w:val="28"/>
-                <w:szCs w:val="28"/>
+                <w:sz w:val="24"/>
+                <w:szCs w:val="24"/>
               </w:rPr>
               <w:t>7</w:t>
             </w:r>
@@ -8943,8 +8921,8 @@
                 <w:rFonts w:ascii="Times New Roman" w:eastAsia="Calibri" w:hAnsi="Times New Roman" w:cs="Times New Roman"/>
                 <w:bCs/>
                 <w:color w:val="000000" w:themeColor="text1"/>
-                <w:sz w:val="28"/>
-                <w:szCs w:val="28"/>
+                <w:sz w:val="24"/>
+                <w:szCs w:val="24"/>
               </w:rPr>
             </w:pPr>
             <w:r>
@@ -8952,8 +8930,8 @@
                 <w:rFonts w:ascii="Times New Roman" w:eastAsia="Calibri" w:hAnsi="Times New Roman" w:cs="Times New Roman"/>
                 <w:bCs/>
                 <w:color w:val="000000" w:themeColor="text1"/>
-                <w:sz w:val="28"/>
-                <w:szCs w:val="28"/>
+                <w:sz w:val="24"/>
+                <w:szCs w:val="24"/>
               </w:rPr>
               <w:t>Получение цветной освещенности E</w:t>
             </w:r>
@@ -8973,8 +8951,8 @@
                 <w:rFonts w:ascii="Times New Roman" w:eastAsia="Calibri" w:hAnsi="Times New Roman" w:cs="Times New Roman"/>
                 <w:bCs/>
                 <w:color w:val="000000" w:themeColor="text1"/>
-                <w:sz w:val="28"/>
-                <w:szCs w:val="28"/>
+                <w:sz w:val="24"/>
+                <w:szCs w:val="24"/>
               </w:rPr>
             </w:pPr>
             <w:r>
@@ -8982,8 +8960,8 @@
                 <w:rFonts w:ascii="Times New Roman" w:eastAsia="Calibri" w:hAnsi="Times New Roman" w:cs="Times New Roman"/>
                 <w:bCs/>
                 <w:color w:val="000000" w:themeColor="text1"/>
-                <w:sz w:val="28"/>
-                <w:szCs w:val="28"/>
+                <w:sz w:val="24"/>
+                <w:szCs w:val="24"/>
               </w:rPr>
               <w:t>формула 2</w:t>
             </w:r>
@@ -9008,8 +8986,8 @@
                 <w:rFonts w:ascii="Times New Roman" w:eastAsia="Calibri" w:hAnsi="Times New Roman" w:cs="Times New Roman"/>
                 <w:bCs/>
                 <w:color w:val="000000" w:themeColor="text1"/>
-                <w:sz w:val="28"/>
-                <w:szCs w:val="28"/>
+                <w:sz w:val="24"/>
+                <w:szCs w:val="24"/>
               </w:rPr>
             </w:pPr>
             <w:r>
@@ -9017,8 +8995,8 @@
                 <w:rFonts w:ascii="Times New Roman" w:eastAsia="Calibri" w:hAnsi="Times New Roman" w:cs="Times New Roman"/>
                 <w:bCs/>
                 <w:color w:val="000000" w:themeColor="text1"/>
-                <w:sz w:val="28"/>
-                <w:szCs w:val="28"/>
+                <w:sz w:val="24"/>
+                <w:szCs w:val="24"/>
               </w:rPr>
               <w:t>8</w:t>
             </w:r>
@@ -9037,8 +9015,8 @@
                 <w:rFonts w:ascii="Times New Roman" w:eastAsia="Calibri" w:hAnsi="Times New Roman" w:cs="Times New Roman"/>
                 <w:bCs/>
                 <w:color w:val="000000" w:themeColor="text1"/>
-                <w:sz w:val="28"/>
-                <w:szCs w:val="28"/>
+                <w:sz w:val="24"/>
+                <w:szCs w:val="24"/>
               </w:rPr>
             </w:pPr>
             <w:r>
@@ -9046,8 +9024,8 @@
                 <w:rFonts w:ascii="Times New Roman" w:eastAsia="Calibri" w:hAnsi="Times New Roman" w:cs="Times New Roman"/>
                 <w:bCs/>
                 <w:color w:val="000000" w:themeColor="text1"/>
-                <w:sz w:val="28"/>
-                <w:szCs w:val="28"/>
+                <w:sz w:val="24"/>
+                <w:szCs w:val="24"/>
               </w:rPr>
               <w:t>Получение вектора направления наблюдения v</w:t>
             </w:r>
@@ -9067,8 +9045,8 @@
                 <w:rFonts w:ascii="Times New Roman" w:eastAsia="Calibri" w:hAnsi="Times New Roman" w:cs="Times New Roman"/>
                 <w:bCs/>
                 <w:color w:val="000000" w:themeColor="text1"/>
-                <w:sz w:val="28"/>
-                <w:szCs w:val="28"/>
+                <w:sz w:val="24"/>
+                <w:szCs w:val="24"/>
               </w:rPr>
             </w:pPr>
           </w:p>
@@ -9092,8 +9070,8 @@
                 <w:rFonts w:ascii="Times New Roman" w:eastAsia="Calibri" w:hAnsi="Times New Roman" w:cs="Times New Roman"/>
                 <w:bCs/>
                 <w:color w:val="000000" w:themeColor="text1"/>
-                <w:sz w:val="28"/>
-                <w:szCs w:val="28"/>
+                <w:sz w:val="24"/>
+                <w:szCs w:val="24"/>
               </w:rPr>
             </w:pPr>
             <w:r>
@@ -9101,8 +9079,8 @@
                 <w:rFonts w:ascii="Times New Roman" w:eastAsia="Calibri" w:hAnsi="Times New Roman" w:cs="Times New Roman"/>
                 <w:bCs/>
                 <w:color w:val="000000" w:themeColor="text1"/>
-                <w:sz w:val="28"/>
-                <w:szCs w:val="28"/>
+                <w:sz w:val="24"/>
+                <w:szCs w:val="24"/>
               </w:rPr>
               <w:t>9</w:t>
             </w:r>
@@ -9121,8 +9099,8 @@
                 <w:rFonts w:ascii="Times New Roman" w:eastAsia="Calibri" w:hAnsi="Times New Roman" w:cs="Times New Roman"/>
                 <w:bCs/>
                 <w:color w:val="000000" w:themeColor="text1"/>
-                <w:sz w:val="28"/>
-                <w:szCs w:val="28"/>
+                <w:sz w:val="24"/>
+                <w:szCs w:val="24"/>
               </w:rPr>
             </w:pPr>
             <w:r>
@@ -9130,8 +9108,8 @@
                 <w:rFonts w:ascii="Times New Roman" w:eastAsia="Calibri" w:hAnsi="Times New Roman" w:cs="Times New Roman"/>
                 <w:bCs/>
                 <w:color w:val="000000" w:themeColor="text1"/>
-                <w:sz w:val="28"/>
-                <w:szCs w:val="28"/>
+                <w:sz w:val="24"/>
+                <w:szCs w:val="24"/>
               </w:rPr>
               <w:t>Получение среднего вектора h</w:t>
             </w:r>
@@ -9151,8 +9129,8 @@
                 <w:rFonts w:ascii="Times New Roman" w:eastAsia="Calibri" w:hAnsi="Times New Roman" w:cs="Times New Roman"/>
                 <w:bCs/>
                 <w:color w:val="000000" w:themeColor="text1"/>
-                <w:sz w:val="28"/>
-                <w:szCs w:val="28"/>
+                <w:sz w:val="24"/>
+                <w:szCs w:val="24"/>
               </w:rPr>
             </w:pPr>
             <w:r>
@@ -9160,8 +9138,8 @@
                 <w:rFonts w:ascii="Times New Roman" w:eastAsia="Calibri" w:hAnsi="Times New Roman" w:cs="Times New Roman"/>
                 <w:bCs/>
                 <w:color w:val="000000" w:themeColor="text1"/>
-                <w:sz w:val="28"/>
-                <w:szCs w:val="28"/>
+                <w:sz w:val="24"/>
+                <w:szCs w:val="24"/>
               </w:rPr>
               <w:t>формула 8</w:t>
             </w:r>
@@ -9186,8 +9164,8 @@
                 <w:rFonts w:ascii="Times New Roman" w:eastAsia="Calibri" w:hAnsi="Times New Roman" w:cs="Times New Roman"/>
                 <w:bCs/>
                 <w:color w:val="000000" w:themeColor="text1"/>
-                <w:sz w:val="28"/>
-                <w:szCs w:val="28"/>
+                <w:sz w:val="24"/>
+                <w:szCs w:val="24"/>
               </w:rPr>
             </w:pPr>
             <w:r>
@@ -9195,10 +9173,9 @@
                 <w:rFonts w:ascii="Times New Roman" w:eastAsia="Calibri" w:hAnsi="Times New Roman" w:cs="Times New Roman"/>
                 <w:bCs/>
                 <w:color w:val="000000" w:themeColor="text1"/>
-                <w:sz w:val="28"/>
-                <w:szCs w:val="28"/>
-              </w:rPr>
-              <w:lastRenderedPageBreak/>
+                <w:sz w:val="24"/>
+                <w:szCs w:val="24"/>
+              </w:rPr>
               <w:t>10</w:t>
             </w:r>
           </w:p>
@@ -9216,8 +9193,8 @@
                 <w:rFonts w:ascii="Times New Roman" w:eastAsia="Calibri" w:hAnsi="Times New Roman" w:cs="Times New Roman"/>
                 <w:bCs/>
                 <w:color w:val="000000" w:themeColor="text1"/>
-                <w:sz w:val="28"/>
-                <w:szCs w:val="28"/>
+                <w:sz w:val="24"/>
+                <w:szCs w:val="24"/>
               </w:rPr>
             </w:pPr>
             <w:r>
@@ -9225,8 +9202,8 @@
                 <w:rFonts w:ascii="Times New Roman" w:eastAsia="Calibri" w:hAnsi="Times New Roman" w:cs="Times New Roman"/>
                 <w:bCs/>
                 <w:color w:val="000000" w:themeColor="text1"/>
-                <w:sz w:val="28"/>
-                <w:szCs w:val="28"/>
+                <w:sz w:val="24"/>
+                <w:szCs w:val="24"/>
               </w:rPr>
               <w:t>Применение функции двунаправленного отражения</w:t>
             </w:r>
@@ -9246,8 +9223,8 @@
                 <w:rFonts w:ascii="Times New Roman" w:eastAsia="Calibri" w:hAnsi="Times New Roman" w:cs="Times New Roman"/>
                 <w:bCs/>
                 <w:color w:val="000000" w:themeColor="text1"/>
-                <w:sz w:val="28"/>
-                <w:szCs w:val="28"/>
+                <w:sz w:val="24"/>
+                <w:szCs w:val="24"/>
               </w:rPr>
             </w:pPr>
             <w:r>
@@ -9255,8 +9232,8 @@
                 <w:rFonts w:ascii="Times New Roman" w:eastAsia="Calibri" w:hAnsi="Times New Roman" w:cs="Times New Roman"/>
                 <w:bCs/>
                 <w:color w:val="000000" w:themeColor="text1"/>
-                <w:sz w:val="28"/>
-                <w:szCs w:val="28"/>
+                <w:sz w:val="24"/>
+                <w:szCs w:val="24"/>
               </w:rPr>
               <w:t>формула 7</w:t>
             </w:r>
@@ -9281,8 +9258,8 @@
                 <w:rFonts w:ascii="Times New Roman" w:eastAsia="Calibri" w:hAnsi="Times New Roman" w:cs="Times New Roman"/>
                 <w:bCs/>
                 <w:color w:val="000000" w:themeColor="text1"/>
-                <w:sz w:val="28"/>
-                <w:szCs w:val="28"/>
+                <w:sz w:val="24"/>
+                <w:szCs w:val="24"/>
               </w:rPr>
             </w:pPr>
             <w:r>
@@ -9290,8 +9267,8 @@
                 <w:rFonts w:ascii="Times New Roman" w:eastAsia="Calibri" w:hAnsi="Times New Roman" w:cs="Times New Roman"/>
                 <w:bCs/>
                 <w:color w:val="000000" w:themeColor="text1"/>
-                <w:sz w:val="28"/>
-                <w:szCs w:val="28"/>
+                <w:sz w:val="24"/>
+                <w:szCs w:val="24"/>
               </w:rPr>
               <w:t>11</w:t>
             </w:r>
@@ -9310,8 +9287,8 @@
                 <w:rFonts w:ascii="Times New Roman" w:eastAsia="Calibri" w:hAnsi="Times New Roman" w:cs="Times New Roman"/>
                 <w:bCs/>
                 <w:color w:val="000000" w:themeColor="text1"/>
-                <w:sz w:val="28"/>
-                <w:szCs w:val="28"/>
+                <w:sz w:val="24"/>
+                <w:szCs w:val="24"/>
               </w:rPr>
             </w:pPr>
             <w:r>
@@ -9319,8 +9296,8 @@
                 <w:rFonts w:ascii="Times New Roman" w:eastAsia="Calibri" w:hAnsi="Times New Roman" w:cs="Times New Roman"/>
                 <w:bCs/>
                 <w:color w:val="000000" w:themeColor="text1"/>
-                <w:sz w:val="28"/>
-                <w:szCs w:val="28"/>
+                <w:sz w:val="24"/>
+                <w:szCs w:val="24"/>
               </w:rPr>
               <w:t>Получение яркости точки L</w:t>
             </w:r>
@@ -9340,8 +9317,8 @@
                 <w:rFonts w:ascii="Times New Roman" w:eastAsia="Calibri" w:hAnsi="Times New Roman" w:cs="Times New Roman"/>
                 <w:bCs/>
                 <w:color w:val="000000" w:themeColor="text1"/>
-                <w:sz w:val="28"/>
-                <w:szCs w:val="28"/>
+                <w:sz w:val="24"/>
+                <w:szCs w:val="24"/>
               </w:rPr>
             </w:pPr>
             <w:r>
@@ -9349,8 +9326,8 @@
                 <w:rFonts w:ascii="Times New Roman" w:eastAsia="Calibri" w:hAnsi="Times New Roman" w:cs="Times New Roman"/>
                 <w:bCs/>
                 <w:color w:val="000000" w:themeColor="text1"/>
-                <w:sz w:val="28"/>
-                <w:szCs w:val="28"/>
+                <w:sz w:val="24"/>
+                <w:szCs w:val="24"/>
               </w:rPr>
               <w:t>формула 6</w:t>
             </w:r>
@@ -9529,2614 +9506,2857 @@
       </w:r>
       <w:bookmarkEnd w:id="5"/>
     </w:p>
-    <w:p>
-      <w:pPr>
-        <w:numPr>
-          <w:ilvl w:val="0"/>
-          <w:numId w:val="3"/>
-        </w:numPr>
-        <w:spacing w:before="100" w:beforeAutospacing="1" w:after="100" w:afterAutospacing="1" w:line="360" w:lineRule="auto"/>
-        <w:ind w:left="0" w:firstLine="0"/>
-        <w:contextualSpacing/>
-        <w:rPr>
-          <w:rFonts w:ascii="Times New Roman" w:eastAsia="DengXian" w:hAnsi="Times New Roman" w:cs="Times New Roman"/>
-          <w:color w:val="000000" w:themeColor="text1"/>
-          <w:kern w:val="0"/>
-          <w:sz w:val="28"/>
-          <w:szCs w:val="28"/>
-          <w:lang w:eastAsia="ru-RU"/>
-          <w14:ligatures w14:val="none"/>
-        </w:rPr>
-      </w:pPr>
-      <m:oMath>
-        <m:sSub>
-          <m:sSubPr>
-            <m:ctrlPr>
-              <w:rPr>
-                <w:rFonts w:ascii="Cambria Math" w:eastAsia="Times New Roman" w:hAnsi="Cambria Math" w:cs="Times New Roman"/>
-                <w:i/>
-                <w:color w:val="000000" w:themeColor="text1"/>
-                <w:kern w:val="0"/>
-                <w:sz w:val="28"/>
-                <w:szCs w:val="28"/>
-                <w:lang w:eastAsia="ru-RU"/>
-                <w14:ligatures w14:val="none"/>
-              </w:rPr>
-            </m:ctrlPr>
-          </m:sSubPr>
-          <m:e>
-            <m:r>
-              <w:rPr>
-                <w:rFonts w:ascii="Cambria Math" w:eastAsia="Times New Roman" w:hAnsi="Cambria Math" w:cs="Times New Roman"/>
-                <w:color w:val="000000" w:themeColor="text1"/>
-                <w:kern w:val="0"/>
-                <w:sz w:val="28"/>
-                <w:szCs w:val="28"/>
-                <w:lang w:eastAsia="ru-RU"/>
-                <w14:ligatures w14:val="none"/>
-              </w:rPr>
-              <m:t>I</m:t>
-            </m:r>
-          </m:e>
-          <m:sub>
-            <m:sSub>
-              <m:sSubPr>
-                <m:ctrlPr>
-                  <w:rPr>
-                    <w:rFonts w:ascii="Cambria Math" w:eastAsia="Times New Roman" w:hAnsi="Cambria Math" w:cs="Times New Roman"/>
-                    <w:i/>
-                    <w:color w:val="000000" w:themeColor="text1"/>
-                    <w:kern w:val="0"/>
-                    <w:sz w:val="28"/>
-                    <w:szCs w:val="28"/>
-                    <w:lang w:eastAsia="ru-RU"/>
-                    <w14:ligatures w14:val="none"/>
-                  </w:rPr>
-                </m:ctrlPr>
-              </m:sSubPr>
-              <m:e>
-                <m:r>
-                  <w:rPr>
-                    <w:rFonts w:ascii="Cambria Math" w:eastAsia="Times New Roman" w:hAnsi="Cambria Math" w:cs="Times New Roman"/>
-                    <w:color w:val="000000" w:themeColor="text1"/>
-                    <w:kern w:val="0"/>
-                    <w:sz w:val="28"/>
-                    <w:szCs w:val="28"/>
-                    <w:lang w:eastAsia="ru-RU"/>
-                    <w14:ligatures w14:val="none"/>
-                  </w:rPr>
-                  <m:t>0</m:t>
-                </m:r>
-              </m:e>
-              <m:sub>
-                <m:r>
-                  <w:rPr>
-                    <w:rFonts w:ascii="Cambria Math" w:eastAsia="Times New Roman" w:hAnsi="Cambria Math" w:cs="Times New Roman"/>
-                    <w:color w:val="000000" w:themeColor="text1"/>
-                    <w:kern w:val="0"/>
-                    <w:sz w:val="28"/>
-                    <w:szCs w:val="28"/>
-                    <w:lang w:eastAsia="ru-RU"/>
-                    <w14:ligatures w14:val="none"/>
-                  </w:rPr>
-                  <m:t>1</m:t>
-                </m:r>
-              </m:sub>
-            </m:sSub>
-          </m:sub>
-        </m:sSub>
-        <m:d>
-          <m:dPr>
-            <m:ctrlPr>
-              <w:rPr>
-                <w:rFonts w:ascii="Cambria Math" w:eastAsia="DengXian" w:hAnsi="Cambria Math" w:cs="Times New Roman"/>
-                <w:i/>
-                <w:color w:val="000000" w:themeColor="text1"/>
-                <w:kern w:val="0"/>
-                <w:sz w:val="28"/>
-                <w:szCs w:val="28"/>
-                <w:lang w:eastAsia="ru-RU"/>
-                <w14:ligatures w14:val="none"/>
-              </w:rPr>
-            </m:ctrlPr>
-          </m:dPr>
-          <m:e>
-            <m:r>
-              <w:rPr>
-                <w:rFonts w:ascii="Cambria Math" w:eastAsia="DengXian" w:hAnsi="Cambria Math" w:cs="Times New Roman"/>
-                <w:color w:val="000000" w:themeColor="text1"/>
-                <w:kern w:val="0"/>
-                <w:sz w:val="28"/>
-                <w:szCs w:val="28"/>
-                <w:lang w:eastAsia="ru-RU"/>
-                <w14:ligatures w14:val="none"/>
-              </w:rPr>
-              <m:t>R</m:t>
-            </m:r>
-            <m:r>
-              <w:rPr>
-                <w:rFonts w:ascii="Cambria Math" w:eastAsia="DengXian" w:hAnsi="Cambria Math" w:cs="Times New Roman"/>
-                <w:color w:val="000000" w:themeColor="text1"/>
-                <w:kern w:val="0"/>
-                <w:sz w:val="28"/>
-                <w:szCs w:val="28"/>
-                <w:lang w:val="en-US" w:eastAsia="ru-RU"/>
-                <w14:ligatures w14:val="none"/>
-              </w:rPr>
-              <m:t>GB</m:t>
-            </m:r>
-          </m:e>
-        </m:d>
-        <m:r>
-          <w:rPr>
-            <w:rFonts w:ascii="Cambria Math" w:eastAsia="DengXian" w:hAnsi="Cambria Math" w:cs="Times New Roman"/>
-            <w:color w:val="000000" w:themeColor="text1"/>
-            <w:kern w:val="0"/>
-            <w:sz w:val="28"/>
-            <w:szCs w:val="28"/>
-            <w:lang w:eastAsia="ru-RU"/>
-            <w14:ligatures w14:val="none"/>
-          </w:rPr>
-          <m:t>=</m:t>
-        </m:r>
-        <m:d>
-          <m:dPr>
-            <m:ctrlPr>
-              <w:rPr>
-                <w:rFonts w:ascii="Cambria Math" w:eastAsia="Calibri" w:hAnsi="Cambria Math" w:cs="Times New Roman"/>
-                <w:i/>
+    <w:tbl>
+      <w:tblPr>
+        <w:tblStyle w:val="ac"/>
+        <w:tblW w:w="0" w:type="auto"/>
+        <w:tblLook w:val="04A0" w:firstRow="1" w:lastRow="0" w:firstColumn="1" w:lastColumn="0" w:noHBand="0" w:noVBand="1"/>
+      </w:tblPr>
+      <w:tblGrid>
+        <w:gridCol w:w="2799"/>
+        <w:gridCol w:w="1720"/>
+        <w:gridCol w:w="1720"/>
+        <w:gridCol w:w="1720"/>
+        <w:gridCol w:w="1720"/>
+      </w:tblGrid>
+      <w:tr>
+        <w:trPr>
+          <w:cantSplit/>
+          <w:trHeight w:val="588"/>
+        </w:trPr>
+        <w:tc>
+          <w:tcPr>
+            <w:tcW w:w="5760" w:type="dxa"/>
+            <w:vAlign w:val="center"/>
+            <w:hideMark/>
+          </w:tcPr>
+          <w:p>
+            <w:pPr>
+              <w:jc w:val="center"/>
+              <w:rPr>
+                <w:rFonts w:ascii="Times New Roman" w:eastAsia="Times New Roman" w:hAnsi="Times New Roman" w:cs="Times New Roman"/>
                 <w:iCs/>
                 <w:color w:val="000000" w:themeColor="text1"/>
-                <w:kern w:val="0"/>
-                <w:sz w:val="28"/>
-                <w:szCs w:val="28"/>
+                <w:sz w:val="24"/>
+                <w:szCs w:val="24"/>
+              </w:rPr>
+            </w:pPr>
+          </w:p>
+        </w:tc>
+        <w:tc>
+          <w:tcPr>
+            <w:tcW w:w="1720" w:type="dxa"/>
+            <w:noWrap/>
+            <w:vAlign w:val="center"/>
+            <w:hideMark/>
+          </w:tcPr>
+          <w:p>
+            <w:pPr>
+              <w:jc w:val="center"/>
+              <w:rPr>
+                <w:rFonts w:ascii="Times New Roman" w:eastAsia="Times New Roman" w:hAnsi="Times New Roman" w:cs="Times New Roman"/>
+                <w:iCs/>
+                <w:color w:val="000000" w:themeColor="text1"/>
+                <w:sz w:val="24"/>
+                <w:szCs w:val="24"/>
+              </w:rPr>
+            </w:pPr>
+          </w:p>
+        </w:tc>
+        <w:tc>
+          <w:tcPr>
+            <w:tcW w:w="1720" w:type="dxa"/>
+            <w:noWrap/>
+            <w:vAlign w:val="center"/>
+            <w:hideMark/>
+          </w:tcPr>
+          <w:p>
+            <w:pPr>
+              <w:jc w:val="center"/>
+              <w:rPr>
+                <w:rFonts w:ascii="Times New Roman" w:eastAsia="Times New Roman" w:hAnsi="Times New Roman" w:cs="Times New Roman"/>
+                <w:iCs/>
+                <w:color w:val="000000" w:themeColor="text1"/>
+                <w:sz w:val="24"/>
+                <w:szCs w:val="24"/>
+              </w:rPr>
+            </w:pPr>
+            <w:r>
+              <w:rPr>
+                <w:rFonts w:ascii="Times New Roman" w:eastAsia="Times New Roman" w:hAnsi="Times New Roman" w:cs="Times New Roman"/>
+                <w:iCs/>
+                <w:color w:val="000000" w:themeColor="text1"/>
+                <w:sz w:val="24"/>
+                <w:szCs w:val="24"/>
+              </w:rPr>
+              <w:t>x (R)</w:t>
+            </w:r>
+          </w:p>
+        </w:tc>
+        <w:tc>
+          <w:tcPr>
+            <w:tcW w:w="1720" w:type="dxa"/>
+            <w:noWrap/>
+            <w:vAlign w:val="center"/>
+            <w:hideMark/>
+          </w:tcPr>
+          <w:p>
+            <w:pPr>
+              <w:jc w:val="center"/>
+              <w:rPr>
+                <w:rFonts w:ascii="Times New Roman" w:eastAsia="Times New Roman" w:hAnsi="Times New Roman" w:cs="Times New Roman"/>
+                <w:iCs/>
+                <w:color w:val="000000" w:themeColor="text1"/>
+                <w:sz w:val="24"/>
+                <w:szCs w:val="24"/>
+              </w:rPr>
+            </w:pPr>
+            <w:r>
+              <w:rPr>
+                <w:rFonts w:ascii="Times New Roman" w:eastAsia="Times New Roman" w:hAnsi="Times New Roman" w:cs="Times New Roman"/>
+                <w:iCs/>
+                <w:color w:val="000000" w:themeColor="text1"/>
+                <w:sz w:val="24"/>
+                <w:szCs w:val="24"/>
+              </w:rPr>
+              <w:t>y (G)</w:t>
+            </w:r>
+          </w:p>
+        </w:tc>
+        <w:tc>
+          <w:tcPr>
+            <w:tcW w:w="1720" w:type="dxa"/>
+            <w:noWrap/>
+            <w:vAlign w:val="center"/>
+            <w:hideMark/>
+          </w:tcPr>
+          <w:p>
+            <w:pPr>
+              <w:jc w:val="center"/>
+              <w:rPr>
+                <w:rFonts w:ascii="Times New Roman" w:eastAsia="Times New Roman" w:hAnsi="Times New Roman" w:cs="Times New Roman"/>
+                <w:iCs/>
+                <w:color w:val="000000" w:themeColor="text1"/>
+                <w:sz w:val="24"/>
+                <w:szCs w:val="24"/>
+              </w:rPr>
+            </w:pPr>
+            <w:r>
+              <w:rPr>
+                <w:rFonts w:ascii="Times New Roman" w:eastAsia="Times New Roman" w:hAnsi="Times New Roman" w:cs="Times New Roman"/>
+                <w:iCs/>
+                <w:color w:val="000000" w:themeColor="text1"/>
+                <w:sz w:val="24"/>
+                <w:szCs w:val="24"/>
+              </w:rPr>
+              <w:t>z (B)</w:t>
+            </w:r>
+          </w:p>
+        </w:tc>
+      </w:tr>
+      <w:tr>
+        <w:trPr>
+          <w:cantSplit/>
+          <w:trHeight w:val="588"/>
+        </w:trPr>
+        <w:tc>
+          <w:tcPr>
+            <w:tcW w:w="5760" w:type="dxa"/>
+            <w:vMerge w:val="restart"/>
+            <w:vAlign w:val="center"/>
+            <w:hideMark/>
+          </w:tcPr>
+          <w:p>
+            <w:pPr>
+              <w:jc w:val="center"/>
+              <w:rPr>
+                <w:rFonts w:ascii="Times New Roman" w:eastAsia="Times New Roman" w:hAnsi="Times New Roman" w:cs="Times New Roman"/>
+                <w:iCs/>
+                <w:color w:val="000000" w:themeColor="text1"/>
+                <w:sz w:val="24"/>
+                <w:szCs w:val="24"/>
+              </w:rPr>
+            </w:pPr>
+            <w:r>
+              <w:rPr>
+                <w:rFonts w:ascii="Times New Roman" w:eastAsia="Times New Roman" w:hAnsi="Times New Roman" w:cs="Times New Roman"/>
+                <w:iCs/>
+                <w:color w:val="000000" w:themeColor="text1"/>
+                <w:sz w:val="24"/>
+                <w:szCs w:val="24"/>
+              </w:rPr>
+              <w:t>цветная сила источника в направлении оси O</w:t>
+            </w:r>
+          </w:p>
+        </w:tc>
+        <w:tc>
+          <w:tcPr>
+            <w:tcW w:w="1720" w:type="dxa"/>
+            <w:noWrap/>
+            <w:vAlign w:val="center"/>
+            <w:hideMark/>
+          </w:tcPr>
+          <w:p>
+            <w:pPr>
+              <w:jc w:val="center"/>
+              <w:rPr>
+                <w:rFonts w:ascii="Times New Roman" w:eastAsia="Times New Roman" w:hAnsi="Times New Roman" w:cs="Times New Roman"/>
+                <w:iCs/>
+                <w:color w:val="000000" w:themeColor="text1"/>
+                <w:sz w:val="24"/>
+                <w:szCs w:val="24"/>
+              </w:rPr>
+            </w:pPr>
+            <w:r>
+              <w:rPr>
+                <w:rFonts w:ascii="Times New Roman" w:eastAsia="Times New Roman" w:hAnsi="Times New Roman" w:cs="Times New Roman"/>
+                <w:iCs/>
+                <w:color w:val="000000" w:themeColor="text1"/>
+                <w:sz w:val="24"/>
+                <w:szCs w:val="24"/>
+              </w:rPr>
+              <w:t>I_01</w:t>
+            </w:r>
+          </w:p>
+        </w:tc>
+        <w:tc>
+          <w:tcPr>
+            <w:tcW w:w="1720" w:type="dxa"/>
+            <w:noWrap/>
+            <w:vAlign w:val="center"/>
+            <w:hideMark/>
+          </w:tcPr>
+          <w:p>
+            <w:pPr>
+              <w:jc w:val="center"/>
+              <w:rPr>
+                <w:rFonts w:ascii="Times New Roman" w:eastAsia="Times New Roman" w:hAnsi="Times New Roman" w:cs="Times New Roman"/>
+                <w:iCs/>
+                <w:color w:val="000000" w:themeColor="text1"/>
+                <w:sz w:val="24"/>
+                <w:szCs w:val="24"/>
+              </w:rPr>
+            </w:pPr>
+            <w:r>
+              <w:rPr>
+                <w:rFonts w:ascii="Times New Roman" w:eastAsia="Times New Roman" w:hAnsi="Times New Roman" w:cs="Times New Roman"/>
+                <w:iCs/>
+                <w:color w:val="000000" w:themeColor="text1"/>
+                <w:sz w:val="24"/>
+                <w:szCs w:val="24"/>
+              </w:rPr>
+              <w:t>500.00</w:t>
+            </w:r>
+          </w:p>
+        </w:tc>
+        <w:tc>
+          <w:tcPr>
+            <w:tcW w:w="1720" w:type="dxa"/>
+            <w:noWrap/>
+            <w:vAlign w:val="center"/>
+            <w:hideMark/>
+          </w:tcPr>
+          <w:p>
+            <w:pPr>
+              <w:jc w:val="center"/>
+              <w:rPr>
+                <w:rFonts w:ascii="Times New Roman" w:eastAsia="Times New Roman" w:hAnsi="Times New Roman" w:cs="Times New Roman"/>
+                <w:iCs/>
+                <w:color w:val="000000" w:themeColor="text1"/>
+                <w:sz w:val="24"/>
+                <w:szCs w:val="24"/>
+              </w:rPr>
+            </w:pPr>
+            <w:r>
+              <w:rPr>
+                <w:rFonts w:ascii="Times New Roman" w:eastAsia="Times New Roman" w:hAnsi="Times New Roman" w:cs="Times New Roman"/>
+                <w:iCs/>
+                <w:color w:val="000000" w:themeColor="text1"/>
+                <w:sz w:val="24"/>
+                <w:szCs w:val="24"/>
+              </w:rPr>
+              <w:t>500.00</w:t>
+            </w:r>
+          </w:p>
+        </w:tc>
+        <w:tc>
+          <w:tcPr>
+            <w:tcW w:w="1720" w:type="dxa"/>
+            <w:noWrap/>
+            <w:vAlign w:val="center"/>
+            <w:hideMark/>
+          </w:tcPr>
+          <w:p>
+            <w:pPr>
+              <w:jc w:val="center"/>
+              <w:rPr>
+                <w:rFonts w:ascii="Times New Roman" w:eastAsia="Times New Roman" w:hAnsi="Times New Roman" w:cs="Times New Roman"/>
+                <w:iCs/>
+                <w:color w:val="000000" w:themeColor="text1"/>
+                <w:sz w:val="24"/>
+                <w:szCs w:val="24"/>
+              </w:rPr>
+            </w:pPr>
+            <w:r>
+              <w:rPr>
+                <w:rFonts w:ascii="Times New Roman" w:eastAsia="Times New Roman" w:hAnsi="Times New Roman" w:cs="Times New Roman"/>
+                <w:iCs/>
+                <w:color w:val="000000" w:themeColor="text1"/>
+                <w:sz w:val="24"/>
+                <w:szCs w:val="24"/>
+              </w:rPr>
+              <w:t>0.00</w:t>
+            </w:r>
+          </w:p>
+        </w:tc>
+      </w:tr>
+      <w:tr>
+        <w:trPr>
+          <w:cantSplit/>
+          <w:trHeight w:val="588"/>
+        </w:trPr>
+        <w:tc>
+          <w:tcPr>
+            <w:tcW w:w="5760" w:type="dxa"/>
+            <w:vMerge/>
+            <w:vAlign w:val="center"/>
+            <w:hideMark/>
+          </w:tcPr>
+          <w:p>
+            <w:pPr>
+              <w:jc w:val="center"/>
+              <w:rPr>
+                <w:rFonts w:ascii="Times New Roman" w:eastAsia="Times New Roman" w:hAnsi="Times New Roman" w:cs="Times New Roman"/>
+                <w:iCs/>
+                <w:color w:val="000000" w:themeColor="text1"/>
+                <w:sz w:val="24"/>
+                <w:szCs w:val="24"/>
+              </w:rPr>
+            </w:pPr>
+          </w:p>
+        </w:tc>
+        <w:tc>
+          <w:tcPr>
+            <w:tcW w:w="1720" w:type="dxa"/>
+            <w:noWrap/>
+            <w:vAlign w:val="center"/>
+            <w:hideMark/>
+          </w:tcPr>
+          <w:p>
+            <w:pPr>
+              <w:jc w:val="center"/>
+              <w:rPr>
+                <w:rFonts w:ascii="Times New Roman" w:eastAsia="Times New Roman" w:hAnsi="Times New Roman" w:cs="Times New Roman"/>
+                <w:iCs/>
+                <w:color w:val="000000" w:themeColor="text1"/>
+                <w:sz w:val="24"/>
+                <w:szCs w:val="24"/>
+              </w:rPr>
+            </w:pPr>
+            <w:r>
+              <w:rPr>
+                <w:rFonts w:ascii="Times New Roman" w:eastAsia="Times New Roman" w:hAnsi="Times New Roman" w:cs="Times New Roman"/>
+                <w:iCs/>
+                <w:color w:val="000000" w:themeColor="text1"/>
+                <w:sz w:val="24"/>
+                <w:szCs w:val="24"/>
+              </w:rPr>
+              <w:t>I_02</w:t>
+            </w:r>
+          </w:p>
+        </w:tc>
+        <w:tc>
+          <w:tcPr>
+            <w:tcW w:w="1720" w:type="dxa"/>
+            <w:noWrap/>
+            <w:vAlign w:val="center"/>
+            <w:hideMark/>
+          </w:tcPr>
+          <w:p>
+            <w:pPr>
+              <w:jc w:val="center"/>
+              <w:rPr>
+                <w:rFonts w:ascii="Times New Roman" w:eastAsia="Times New Roman" w:hAnsi="Times New Roman" w:cs="Times New Roman"/>
+                <w:iCs/>
+                <w:color w:val="000000" w:themeColor="text1"/>
+                <w:sz w:val="24"/>
+                <w:szCs w:val="24"/>
+              </w:rPr>
+            </w:pPr>
+            <w:r>
+              <w:rPr>
+                <w:rFonts w:ascii="Times New Roman" w:eastAsia="Times New Roman" w:hAnsi="Times New Roman" w:cs="Times New Roman"/>
+                <w:iCs/>
+                <w:color w:val="000000" w:themeColor="text1"/>
+                <w:sz w:val="24"/>
+                <w:szCs w:val="24"/>
+              </w:rPr>
+              <w:t>1000.00</w:t>
+            </w:r>
+          </w:p>
+        </w:tc>
+        <w:tc>
+          <w:tcPr>
+            <w:tcW w:w="1720" w:type="dxa"/>
+            <w:noWrap/>
+            <w:vAlign w:val="center"/>
+            <w:hideMark/>
+          </w:tcPr>
+          <w:p>
+            <w:pPr>
+              <w:jc w:val="center"/>
+              <w:rPr>
+                <w:rFonts w:ascii="Times New Roman" w:eastAsia="Times New Roman" w:hAnsi="Times New Roman" w:cs="Times New Roman"/>
+                <w:iCs/>
+                <w:color w:val="000000" w:themeColor="text1"/>
+                <w:sz w:val="24"/>
+                <w:szCs w:val="24"/>
+              </w:rPr>
+            </w:pPr>
+            <w:r>
+              <w:rPr>
+                <w:rFonts w:ascii="Times New Roman" w:eastAsia="Times New Roman" w:hAnsi="Times New Roman" w:cs="Times New Roman"/>
+                <w:iCs/>
+                <w:color w:val="000000" w:themeColor="text1"/>
+                <w:sz w:val="24"/>
+                <w:szCs w:val="24"/>
+              </w:rPr>
+              <w:t>1000.00</w:t>
+            </w:r>
+          </w:p>
+        </w:tc>
+        <w:tc>
+          <w:tcPr>
+            <w:tcW w:w="1720" w:type="dxa"/>
+            <w:noWrap/>
+            <w:vAlign w:val="center"/>
+            <w:hideMark/>
+          </w:tcPr>
+          <w:p>
+            <w:pPr>
+              <w:jc w:val="center"/>
+              <w:rPr>
+                <w:rFonts w:ascii="Times New Roman" w:eastAsia="Times New Roman" w:hAnsi="Times New Roman" w:cs="Times New Roman"/>
+                <w:iCs/>
+                <w:color w:val="000000" w:themeColor="text1"/>
+                <w:sz w:val="24"/>
+                <w:szCs w:val="24"/>
+              </w:rPr>
+            </w:pPr>
+            <w:r>
+              <w:rPr>
+                <w:rFonts w:ascii="Times New Roman" w:eastAsia="Times New Roman" w:hAnsi="Times New Roman" w:cs="Times New Roman"/>
+                <w:iCs/>
+                <w:color w:val="000000" w:themeColor="text1"/>
+                <w:sz w:val="24"/>
+                <w:szCs w:val="24"/>
+              </w:rPr>
+              <w:t>1000.00</w:t>
+            </w:r>
+          </w:p>
+        </w:tc>
+      </w:tr>
+      <w:tr>
+        <w:trPr>
+          <w:cantSplit/>
+          <w:trHeight w:val="588"/>
+        </w:trPr>
+        <w:tc>
+          <w:tcPr>
+            <w:tcW w:w="5760" w:type="dxa"/>
+            <w:vMerge w:val="restart"/>
+            <w:vAlign w:val="center"/>
+            <w:hideMark/>
+          </w:tcPr>
+          <w:p>
+            <w:pPr>
+              <w:jc w:val="center"/>
+              <w:rPr>
+                <w:rFonts w:ascii="Times New Roman" w:eastAsia="Times New Roman" w:hAnsi="Times New Roman" w:cs="Times New Roman"/>
+                <w:iCs/>
+                <w:color w:val="000000" w:themeColor="text1"/>
+                <w:sz w:val="24"/>
+                <w:szCs w:val="24"/>
+              </w:rPr>
+            </w:pPr>
+            <w:r>
+              <w:rPr>
+                <w:rFonts w:ascii="Times New Roman" w:eastAsia="Times New Roman" w:hAnsi="Times New Roman" w:cs="Times New Roman"/>
+                <w:iCs/>
+                <w:color w:val="000000" w:themeColor="text1"/>
+                <w:sz w:val="24"/>
+                <w:szCs w:val="24"/>
+              </w:rPr>
+              <w:t>направление оси источника света</w:t>
+            </w:r>
+          </w:p>
+        </w:tc>
+        <w:tc>
+          <w:tcPr>
+            <w:tcW w:w="1720" w:type="dxa"/>
+            <w:noWrap/>
+            <w:vAlign w:val="center"/>
+            <w:hideMark/>
+          </w:tcPr>
+          <w:p>
+            <w:pPr>
+              <w:jc w:val="center"/>
+              <w:rPr>
+                <w:rFonts w:ascii="Times New Roman" w:eastAsia="Times New Roman" w:hAnsi="Times New Roman" w:cs="Times New Roman"/>
+                <w:iCs/>
+                <w:color w:val="000000" w:themeColor="text1"/>
+                <w:sz w:val="24"/>
+                <w:szCs w:val="24"/>
+              </w:rPr>
+            </w:pPr>
+            <w:r>
+              <w:rPr>
+                <w:rFonts w:ascii="Times New Roman" w:eastAsia="Times New Roman" w:hAnsi="Times New Roman" w:cs="Times New Roman"/>
+                <w:iCs/>
+                <w:color w:val="000000" w:themeColor="text1"/>
+                <w:sz w:val="24"/>
+                <w:szCs w:val="24"/>
+              </w:rPr>
+              <w:t>O_1</w:t>
+            </w:r>
+          </w:p>
+        </w:tc>
+        <w:tc>
+          <w:tcPr>
+            <w:tcW w:w="1720" w:type="dxa"/>
+            <w:noWrap/>
+            <w:vAlign w:val="center"/>
+            <w:hideMark/>
+          </w:tcPr>
+          <w:p>
+            <w:pPr>
+              <w:jc w:val="center"/>
+              <w:rPr>
+                <w:rFonts w:ascii="Times New Roman" w:eastAsia="Times New Roman" w:hAnsi="Times New Roman" w:cs="Times New Roman"/>
+                <w:iCs/>
+                <w:color w:val="000000" w:themeColor="text1"/>
+                <w:sz w:val="24"/>
+                <w:szCs w:val="24"/>
+              </w:rPr>
+            </w:pPr>
+            <w:r>
+              <w:rPr>
+                <w:rFonts w:ascii="Times New Roman" w:eastAsia="Times New Roman" w:hAnsi="Times New Roman" w:cs="Times New Roman"/>
+                <w:iCs/>
+                <w:color w:val="000000" w:themeColor="text1"/>
+                <w:sz w:val="24"/>
+                <w:szCs w:val="24"/>
+              </w:rPr>
+              <w:t>-0.33</w:t>
+            </w:r>
+          </w:p>
+        </w:tc>
+        <w:tc>
+          <w:tcPr>
+            <w:tcW w:w="1720" w:type="dxa"/>
+            <w:noWrap/>
+            <w:vAlign w:val="center"/>
+            <w:hideMark/>
+          </w:tcPr>
+          <w:p>
+            <w:pPr>
+              <w:jc w:val="center"/>
+              <w:rPr>
+                <w:rFonts w:ascii="Times New Roman" w:eastAsia="Times New Roman" w:hAnsi="Times New Roman" w:cs="Times New Roman"/>
+                <w:iCs/>
+                <w:color w:val="000000" w:themeColor="text1"/>
+                <w:sz w:val="24"/>
+                <w:szCs w:val="24"/>
+              </w:rPr>
+            </w:pPr>
+            <w:r>
+              <w:rPr>
+                <w:rFonts w:ascii="Times New Roman" w:eastAsia="Times New Roman" w:hAnsi="Times New Roman" w:cs="Times New Roman"/>
+                <w:iCs/>
+                <w:color w:val="000000" w:themeColor="text1"/>
+                <w:sz w:val="24"/>
+                <w:szCs w:val="24"/>
+              </w:rPr>
+              <w:t>0.67</w:t>
+            </w:r>
+          </w:p>
+        </w:tc>
+        <w:tc>
+          <w:tcPr>
+            <w:tcW w:w="1720" w:type="dxa"/>
+            <w:noWrap/>
+            <w:vAlign w:val="center"/>
+            <w:hideMark/>
+          </w:tcPr>
+          <w:p>
+            <w:pPr>
+              <w:jc w:val="center"/>
+              <w:rPr>
+                <w:rFonts w:ascii="Times New Roman" w:eastAsia="Times New Roman" w:hAnsi="Times New Roman" w:cs="Times New Roman"/>
+                <w:iCs/>
+                <w:color w:val="000000" w:themeColor="text1"/>
+                <w:sz w:val="24"/>
+                <w:szCs w:val="24"/>
+              </w:rPr>
+            </w:pPr>
+            <w:r>
+              <w:rPr>
+                <w:rFonts w:ascii="Times New Roman" w:eastAsia="Times New Roman" w:hAnsi="Times New Roman" w:cs="Times New Roman"/>
+                <w:iCs/>
+                <w:color w:val="000000" w:themeColor="text1"/>
+                <w:sz w:val="24"/>
+                <w:szCs w:val="24"/>
+              </w:rPr>
+              <w:t>-0.67</w:t>
+            </w:r>
+          </w:p>
+        </w:tc>
+      </w:tr>
+      <w:tr>
+        <w:trPr>
+          <w:cantSplit/>
+          <w:trHeight w:val="588"/>
+        </w:trPr>
+        <w:tc>
+          <w:tcPr>
+            <w:tcW w:w="5760" w:type="dxa"/>
+            <w:vMerge/>
+            <w:vAlign w:val="center"/>
+            <w:hideMark/>
+          </w:tcPr>
+          <w:p>
+            <w:pPr>
+              <w:jc w:val="center"/>
+              <w:rPr>
+                <w:rFonts w:ascii="Times New Roman" w:eastAsia="Times New Roman" w:hAnsi="Times New Roman" w:cs="Times New Roman"/>
+                <w:iCs/>
+                <w:color w:val="000000" w:themeColor="text1"/>
+                <w:sz w:val="24"/>
+                <w:szCs w:val="24"/>
+              </w:rPr>
+            </w:pPr>
+          </w:p>
+        </w:tc>
+        <w:tc>
+          <w:tcPr>
+            <w:tcW w:w="1720" w:type="dxa"/>
+            <w:noWrap/>
+            <w:vAlign w:val="center"/>
+            <w:hideMark/>
+          </w:tcPr>
+          <w:p>
+            <w:pPr>
+              <w:jc w:val="center"/>
+              <w:rPr>
+                <w:rFonts w:ascii="Times New Roman" w:eastAsia="Times New Roman" w:hAnsi="Times New Roman" w:cs="Times New Roman"/>
+                <w:iCs/>
+                <w:color w:val="000000" w:themeColor="text1"/>
+                <w:sz w:val="24"/>
+                <w:szCs w:val="24"/>
+              </w:rPr>
+            </w:pPr>
+            <w:r>
+              <w:rPr>
+                <w:rFonts w:ascii="Times New Roman" w:eastAsia="Times New Roman" w:hAnsi="Times New Roman" w:cs="Times New Roman"/>
+                <w:iCs/>
+                <w:color w:val="000000" w:themeColor="text1"/>
+                <w:sz w:val="24"/>
+                <w:szCs w:val="24"/>
+              </w:rPr>
+              <w:t>O_2</w:t>
+            </w:r>
+          </w:p>
+        </w:tc>
+        <w:tc>
+          <w:tcPr>
+            <w:tcW w:w="1720" w:type="dxa"/>
+            <w:noWrap/>
+            <w:vAlign w:val="center"/>
+            <w:hideMark/>
+          </w:tcPr>
+          <w:p>
+            <w:pPr>
+              <w:jc w:val="center"/>
+              <w:rPr>
+                <w:rFonts w:ascii="Times New Roman" w:eastAsia="Times New Roman" w:hAnsi="Times New Roman" w:cs="Times New Roman"/>
+                <w:iCs/>
+                <w:color w:val="000000" w:themeColor="text1"/>
+                <w:sz w:val="24"/>
+                <w:szCs w:val="24"/>
+              </w:rPr>
+            </w:pPr>
+            <w:r>
+              <w:rPr>
+                <w:rFonts w:ascii="Times New Roman" w:eastAsia="Times New Roman" w:hAnsi="Times New Roman" w:cs="Times New Roman"/>
+                <w:iCs/>
+                <w:color w:val="000000" w:themeColor="text1"/>
+                <w:sz w:val="24"/>
+                <w:szCs w:val="24"/>
+              </w:rPr>
+              <w:t>0.00</w:t>
+            </w:r>
+          </w:p>
+        </w:tc>
+        <w:tc>
+          <w:tcPr>
+            <w:tcW w:w="1720" w:type="dxa"/>
+            <w:noWrap/>
+            <w:vAlign w:val="center"/>
+            <w:hideMark/>
+          </w:tcPr>
+          <w:p>
+            <w:pPr>
+              <w:jc w:val="center"/>
+              <w:rPr>
+                <w:rFonts w:ascii="Times New Roman" w:eastAsia="Times New Roman" w:hAnsi="Times New Roman" w:cs="Times New Roman"/>
+                <w:iCs/>
+                <w:color w:val="000000" w:themeColor="text1"/>
+                <w:sz w:val="24"/>
+                <w:szCs w:val="24"/>
+              </w:rPr>
+            </w:pPr>
+            <w:r>
+              <w:rPr>
+                <w:rFonts w:ascii="Times New Roman" w:eastAsia="Times New Roman" w:hAnsi="Times New Roman" w:cs="Times New Roman"/>
+                <w:iCs/>
+                <w:color w:val="000000" w:themeColor="text1"/>
+                <w:sz w:val="24"/>
+                <w:szCs w:val="24"/>
+              </w:rPr>
+              <w:t>0.00</w:t>
+            </w:r>
+          </w:p>
+        </w:tc>
+        <w:tc>
+          <w:tcPr>
+            <w:tcW w:w="1720" w:type="dxa"/>
+            <w:noWrap/>
+            <w:vAlign w:val="center"/>
+            <w:hideMark/>
+          </w:tcPr>
+          <w:p>
+            <w:pPr>
+              <w:jc w:val="center"/>
+              <w:rPr>
+                <w:rFonts w:ascii="Times New Roman" w:eastAsia="Times New Roman" w:hAnsi="Times New Roman" w:cs="Times New Roman"/>
+                <w:iCs/>
+                <w:color w:val="000000" w:themeColor="text1"/>
+                <w:sz w:val="24"/>
+                <w:szCs w:val="24"/>
+              </w:rPr>
+            </w:pPr>
+            <w:r>
+              <w:rPr>
+                <w:rFonts w:ascii="Times New Roman" w:eastAsia="Times New Roman" w:hAnsi="Times New Roman" w:cs="Times New Roman"/>
+                <w:iCs/>
+                <w:color w:val="000000" w:themeColor="text1"/>
+                <w:sz w:val="24"/>
+                <w:szCs w:val="24"/>
+              </w:rPr>
+              <w:t>-1.00</w:t>
+            </w:r>
+          </w:p>
+        </w:tc>
+      </w:tr>
+      <w:tr>
+        <w:trPr>
+          <w:cantSplit/>
+          <w:trHeight w:val="588"/>
+        </w:trPr>
+        <w:tc>
+          <w:tcPr>
+            <w:tcW w:w="5760" w:type="dxa"/>
+            <w:vMerge w:val="restart"/>
+            <w:vAlign w:val="center"/>
+            <w:hideMark/>
+          </w:tcPr>
+          <w:p>
+            <w:pPr>
+              <w:jc w:val="center"/>
+              <w:rPr>
+                <w:rFonts w:ascii="Times New Roman" w:eastAsia="Times New Roman" w:hAnsi="Times New Roman" w:cs="Times New Roman"/>
+                <w:iCs/>
+                <w:color w:val="000000" w:themeColor="text1"/>
+                <w:sz w:val="24"/>
+                <w:szCs w:val="24"/>
+              </w:rPr>
+            </w:pPr>
+            <w:r>
+              <w:rPr>
+                <w:rFonts w:ascii="Times New Roman" w:eastAsia="Times New Roman" w:hAnsi="Times New Roman" w:cs="Times New Roman"/>
+                <w:iCs/>
+                <w:color w:val="000000" w:themeColor="text1"/>
+                <w:sz w:val="24"/>
+                <w:szCs w:val="24"/>
+              </w:rPr>
+              <w:t>глобальная координата источника света</w:t>
+            </w:r>
+          </w:p>
+        </w:tc>
+        <w:tc>
+          <w:tcPr>
+            <w:tcW w:w="1720" w:type="dxa"/>
+            <w:noWrap/>
+            <w:vAlign w:val="center"/>
+            <w:hideMark/>
+          </w:tcPr>
+          <w:p>
+            <w:pPr>
+              <w:jc w:val="center"/>
+              <w:rPr>
+                <w:rFonts w:ascii="Times New Roman" w:eastAsia="Times New Roman" w:hAnsi="Times New Roman" w:cs="Times New Roman"/>
+                <w:iCs/>
+                <w:color w:val="000000" w:themeColor="text1"/>
+                <w:sz w:val="24"/>
+                <w:szCs w:val="24"/>
+              </w:rPr>
+            </w:pPr>
+            <w:r>
+              <w:rPr>
+                <w:rFonts w:ascii="Times New Roman" w:eastAsia="Times New Roman" w:hAnsi="Times New Roman" w:cs="Times New Roman"/>
+                <w:iCs/>
+                <w:color w:val="000000" w:themeColor="text1"/>
+                <w:sz w:val="24"/>
+                <w:szCs w:val="24"/>
+              </w:rPr>
+              <w:t>P_L1</w:t>
+            </w:r>
+          </w:p>
+        </w:tc>
+        <w:tc>
+          <w:tcPr>
+            <w:tcW w:w="1720" w:type="dxa"/>
+            <w:noWrap/>
+            <w:vAlign w:val="center"/>
+            <w:hideMark/>
+          </w:tcPr>
+          <w:p>
+            <w:pPr>
+              <w:jc w:val="center"/>
+              <w:rPr>
+                <w:rFonts w:ascii="Times New Roman" w:eastAsia="Times New Roman" w:hAnsi="Times New Roman" w:cs="Times New Roman"/>
+                <w:iCs/>
+                <w:color w:val="000000" w:themeColor="text1"/>
+                <w:sz w:val="24"/>
+                <w:szCs w:val="24"/>
+              </w:rPr>
+            </w:pPr>
+            <w:r>
+              <w:rPr>
+                <w:rFonts w:ascii="Times New Roman" w:eastAsia="Times New Roman" w:hAnsi="Times New Roman" w:cs="Times New Roman"/>
+                <w:iCs/>
+                <w:color w:val="000000" w:themeColor="text1"/>
+                <w:sz w:val="24"/>
+                <w:szCs w:val="24"/>
+              </w:rPr>
+              <w:t>1.00</w:t>
+            </w:r>
+          </w:p>
+        </w:tc>
+        <w:tc>
+          <w:tcPr>
+            <w:tcW w:w="1720" w:type="dxa"/>
+            <w:noWrap/>
+            <w:vAlign w:val="center"/>
+            <w:hideMark/>
+          </w:tcPr>
+          <w:p>
+            <w:pPr>
+              <w:jc w:val="center"/>
+              <w:rPr>
+                <w:rFonts w:ascii="Times New Roman" w:eastAsia="Times New Roman" w:hAnsi="Times New Roman" w:cs="Times New Roman"/>
+                <w:iCs/>
+                <w:color w:val="000000" w:themeColor="text1"/>
+                <w:sz w:val="24"/>
+                <w:szCs w:val="24"/>
+              </w:rPr>
+            </w:pPr>
+            <w:r>
+              <w:rPr>
+                <w:rFonts w:ascii="Times New Roman" w:eastAsia="Times New Roman" w:hAnsi="Times New Roman" w:cs="Times New Roman"/>
+                <w:iCs/>
+                <w:color w:val="000000" w:themeColor="text1"/>
+                <w:sz w:val="24"/>
+                <w:szCs w:val="24"/>
+              </w:rPr>
+              <w:t>0.00</w:t>
+            </w:r>
+          </w:p>
+        </w:tc>
+        <w:tc>
+          <w:tcPr>
+            <w:tcW w:w="1720" w:type="dxa"/>
+            <w:noWrap/>
+            <w:vAlign w:val="center"/>
+            <w:hideMark/>
+          </w:tcPr>
+          <w:p>
+            <w:pPr>
+              <w:jc w:val="center"/>
+              <w:rPr>
+                <w:rFonts w:ascii="Times New Roman" w:eastAsia="Times New Roman" w:hAnsi="Times New Roman" w:cs="Times New Roman"/>
+                <w:iCs/>
+                <w:color w:val="000000" w:themeColor="text1"/>
+                <w:sz w:val="24"/>
+                <w:szCs w:val="24"/>
+              </w:rPr>
+            </w:pPr>
+            <w:r>
+              <w:rPr>
+                <w:rFonts w:ascii="Times New Roman" w:eastAsia="Times New Roman" w:hAnsi="Times New Roman" w:cs="Times New Roman"/>
+                <w:iCs/>
+                <w:color w:val="000000" w:themeColor="text1"/>
+                <w:sz w:val="24"/>
+                <w:szCs w:val="24"/>
+              </w:rPr>
+              <w:t>2.00</w:t>
+            </w:r>
+          </w:p>
+        </w:tc>
+      </w:tr>
+      <w:tr>
+        <w:trPr>
+          <w:cantSplit/>
+          <w:trHeight w:val="588"/>
+        </w:trPr>
+        <w:tc>
+          <w:tcPr>
+            <w:tcW w:w="5760" w:type="dxa"/>
+            <w:vMerge/>
+            <w:vAlign w:val="center"/>
+            <w:hideMark/>
+          </w:tcPr>
+          <w:p>
+            <w:pPr>
+              <w:jc w:val="center"/>
+              <w:rPr>
+                <w:rFonts w:ascii="Times New Roman" w:eastAsia="Times New Roman" w:hAnsi="Times New Roman" w:cs="Times New Roman"/>
+                <w:iCs/>
+                <w:color w:val="000000" w:themeColor="text1"/>
+                <w:sz w:val="24"/>
+                <w:szCs w:val="24"/>
+              </w:rPr>
+            </w:pPr>
+          </w:p>
+        </w:tc>
+        <w:tc>
+          <w:tcPr>
+            <w:tcW w:w="1720" w:type="dxa"/>
+            <w:noWrap/>
+            <w:vAlign w:val="center"/>
+            <w:hideMark/>
+          </w:tcPr>
+          <w:p>
+            <w:pPr>
+              <w:jc w:val="center"/>
+              <w:rPr>
+                <w:rFonts w:ascii="Times New Roman" w:eastAsia="Times New Roman" w:hAnsi="Times New Roman" w:cs="Times New Roman"/>
+                <w:iCs/>
+                <w:color w:val="000000" w:themeColor="text1"/>
+                <w:sz w:val="24"/>
+                <w:szCs w:val="24"/>
+              </w:rPr>
+            </w:pPr>
+            <w:r>
+              <w:rPr>
+                <w:rFonts w:ascii="Times New Roman" w:eastAsia="Times New Roman" w:hAnsi="Times New Roman" w:cs="Times New Roman"/>
+                <w:iCs/>
+                <w:color w:val="000000" w:themeColor="text1"/>
+                <w:sz w:val="24"/>
+                <w:szCs w:val="24"/>
+              </w:rPr>
+              <w:t>P_L2</w:t>
+            </w:r>
+          </w:p>
+        </w:tc>
+        <w:tc>
+          <w:tcPr>
+            <w:tcW w:w="1720" w:type="dxa"/>
+            <w:noWrap/>
+            <w:vAlign w:val="center"/>
+            <w:hideMark/>
+          </w:tcPr>
+          <w:p>
+            <w:pPr>
+              <w:jc w:val="center"/>
+              <w:rPr>
+                <w:rFonts w:ascii="Times New Roman" w:eastAsia="Times New Roman" w:hAnsi="Times New Roman" w:cs="Times New Roman"/>
+                <w:iCs/>
+                <w:color w:val="000000" w:themeColor="text1"/>
+                <w:sz w:val="24"/>
+                <w:szCs w:val="24"/>
+              </w:rPr>
+            </w:pPr>
+            <w:r>
+              <w:rPr>
+                <w:rFonts w:ascii="Times New Roman" w:eastAsia="Times New Roman" w:hAnsi="Times New Roman" w:cs="Times New Roman"/>
+                <w:iCs/>
+                <w:color w:val="000000" w:themeColor="text1"/>
+                <w:sz w:val="24"/>
+                <w:szCs w:val="24"/>
+              </w:rPr>
+              <w:t>0.00</w:t>
+            </w:r>
+          </w:p>
+        </w:tc>
+        <w:tc>
+          <w:tcPr>
+            <w:tcW w:w="1720" w:type="dxa"/>
+            <w:noWrap/>
+            <w:vAlign w:val="center"/>
+            <w:hideMark/>
+          </w:tcPr>
+          <w:p>
+            <w:pPr>
+              <w:jc w:val="center"/>
+              <w:rPr>
+                <w:rFonts w:ascii="Times New Roman" w:eastAsia="Times New Roman" w:hAnsi="Times New Roman" w:cs="Times New Roman"/>
+                <w:iCs/>
+                <w:color w:val="000000" w:themeColor="text1"/>
+                <w:sz w:val="24"/>
+                <w:szCs w:val="24"/>
+              </w:rPr>
+            </w:pPr>
+            <w:r>
+              <w:rPr>
+                <w:rFonts w:ascii="Times New Roman" w:eastAsia="Times New Roman" w:hAnsi="Times New Roman" w:cs="Times New Roman"/>
+                <w:iCs/>
+                <w:color w:val="000000" w:themeColor="text1"/>
+                <w:sz w:val="24"/>
+                <w:szCs w:val="24"/>
+              </w:rPr>
+              <w:t>2.00</w:t>
+            </w:r>
+          </w:p>
+        </w:tc>
+        <w:tc>
+          <w:tcPr>
+            <w:tcW w:w="1720" w:type="dxa"/>
+            <w:noWrap/>
+            <w:vAlign w:val="center"/>
+            <w:hideMark/>
+          </w:tcPr>
+          <w:p>
+            <w:pPr>
+              <w:jc w:val="center"/>
+              <w:rPr>
+                <w:rFonts w:ascii="Times New Roman" w:eastAsia="Times New Roman" w:hAnsi="Times New Roman" w:cs="Times New Roman"/>
+                <w:iCs/>
+                <w:color w:val="000000" w:themeColor="text1"/>
+                <w:sz w:val="24"/>
+                <w:szCs w:val="24"/>
+              </w:rPr>
+            </w:pPr>
+            <w:r>
+              <w:rPr>
+                <w:rFonts w:ascii="Times New Roman" w:eastAsia="Times New Roman" w:hAnsi="Times New Roman" w:cs="Times New Roman"/>
+                <w:iCs/>
+                <w:color w:val="000000" w:themeColor="text1"/>
+                <w:sz w:val="24"/>
+                <w:szCs w:val="24"/>
+              </w:rPr>
+              <w:t>2.00</w:t>
+            </w:r>
+          </w:p>
+        </w:tc>
+      </w:tr>
+      <w:tr>
+        <w:trPr>
+          <w:cantSplit/>
+          <w:trHeight w:val="588"/>
+        </w:trPr>
+        <w:tc>
+          <w:tcPr>
+            <w:tcW w:w="5760" w:type="dxa"/>
+            <w:vMerge w:val="restart"/>
+            <w:vAlign w:val="center"/>
+            <w:hideMark/>
+          </w:tcPr>
+          <w:p>
+            <w:pPr>
+              <w:jc w:val="center"/>
+              <w:rPr>
+                <w:rFonts w:ascii="Times New Roman" w:eastAsia="Times New Roman" w:hAnsi="Times New Roman" w:cs="Times New Roman"/>
+                <w:iCs/>
+                <w:color w:val="000000" w:themeColor="text1"/>
+                <w:sz w:val="24"/>
+                <w:szCs w:val="24"/>
+              </w:rPr>
+            </w:pPr>
+            <w:r>
+              <w:rPr>
+                <w:rFonts w:ascii="Times New Roman" w:eastAsia="Times New Roman" w:hAnsi="Times New Roman" w:cs="Times New Roman"/>
+                <w:iCs/>
+                <w:color w:val="000000" w:themeColor="text1"/>
+                <w:sz w:val="24"/>
+                <w:szCs w:val="24"/>
+              </w:rPr>
+              <w:t>глобальная координата вершины треугольника</w:t>
+            </w:r>
+          </w:p>
+        </w:tc>
+        <w:tc>
+          <w:tcPr>
+            <w:tcW w:w="1720" w:type="dxa"/>
+            <w:noWrap/>
+            <w:vAlign w:val="center"/>
+            <w:hideMark/>
+          </w:tcPr>
+          <w:p>
+            <w:pPr>
+              <w:jc w:val="center"/>
+              <w:rPr>
+                <w:rFonts w:ascii="Times New Roman" w:eastAsia="Times New Roman" w:hAnsi="Times New Roman" w:cs="Times New Roman"/>
+                <w:iCs/>
+                <w:color w:val="000000" w:themeColor="text1"/>
+                <w:sz w:val="24"/>
+                <w:szCs w:val="24"/>
+              </w:rPr>
+            </w:pPr>
+            <w:r>
+              <w:rPr>
+                <w:rFonts w:ascii="Times New Roman" w:eastAsia="Times New Roman" w:hAnsi="Times New Roman" w:cs="Times New Roman"/>
+                <w:iCs/>
+                <w:color w:val="000000" w:themeColor="text1"/>
+                <w:sz w:val="24"/>
+                <w:szCs w:val="24"/>
+              </w:rPr>
+              <w:t>P_0</w:t>
+            </w:r>
+          </w:p>
+        </w:tc>
+        <w:tc>
+          <w:tcPr>
+            <w:tcW w:w="1720" w:type="dxa"/>
+            <w:noWrap/>
+            <w:vAlign w:val="center"/>
+            <w:hideMark/>
+          </w:tcPr>
+          <w:p>
+            <w:pPr>
+              <w:jc w:val="center"/>
+              <w:rPr>
+                <w:rFonts w:ascii="Times New Roman" w:eastAsia="Times New Roman" w:hAnsi="Times New Roman" w:cs="Times New Roman"/>
+                <w:iCs/>
+                <w:color w:val="000000" w:themeColor="text1"/>
+                <w:sz w:val="24"/>
+                <w:szCs w:val="24"/>
+              </w:rPr>
+            </w:pPr>
+            <w:r>
+              <w:rPr>
+                <w:rFonts w:ascii="Times New Roman" w:eastAsia="Times New Roman" w:hAnsi="Times New Roman" w:cs="Times New Roman"/>
+                <w:iCs/>
+                <w:color w:val="000000" w:themeColor="text1"/>
+                <w:sz w:val="24"/>
+                <w:szCs w:val="24"/>
+              </w:rPr>
+              <w:t>0.00</w:t>
+            </w:r>
+          </w:p>
+        </w:tc>
+        <w:tc>
+          <w:tcPr>
+            <w:tcW w:w="1720" w:type="dxa"/>
+            <w:noWrap/>
+            <w:vAlign w:val="center"/>
+            <w:hideMark/>
+          </w:tcPr>
+          <w:p>
+            <w:pPr>
+              <w:jc w:val="center"/>
+              <w:rPr>
+                <w:rFonts w:ascii="Times New Roman" w:eastAsia="Times New Roman" w:hAnsi="Times New Roman" w:cs="Times New Roman"/>
+                <w:iCs/>
+                <w:color w:val="000000" w:themeColor="text1"/>
+                <w:sz w:val="24"/>
+                <w:szCs w:val="24"/>
+              </w:rPr>
+            </w:pPr>
+            <w:r>
+              <w:rPr>
+                <w:rFonts w:ascii="Times New Roman" w:eastAsia="Times New Roman" w:hAnsi="Times New Roman" w:cs="Times New Roman"/>
+                <w:iCs/>
+                <w:color w:val="000000" w:themeColor="text1"/>
+                <w:sz w:val="24"/>
+                <w:szCs w:val="24"/>
+              </w:rPr>
+              <w:t>0.00</w:t>
+            </w:r>
+          </w:p>
+        </w:tc>
+        <w:tc>
+          <w:tcPr>
+            <w:tcW w:w="1720" w:type="dxa"/>
+            <w:noWrap/>
+            <w:vAlign w:val="center"/>
+            <w:hideMark/>
+          </w:tcPr>
+          <w:p>
+            <w:pPr>
+              <w:jc w:val="center"/>
+              <w:rPr>
+                <w:rFonts w:ascii="Times New Roman" w:eastAsia="Times New Roman" w:hAnsi="Times New Roman" w:cs="Times New Roman"/>
+                <w:iCs/>
+                <w:color w:val="000000" w:themeColor="text1"/>
+                <w:sz w:val="24"/>
+                <w:szCs w:val="24"/>
+              </w:rPr>
+            </w:pPr>
+            <w:r>
+              <w:rPr>
+                <w:rFonts w:ascii="Times New Roman" w:eastAsia="Times New Roman" w:hAnsi="Times New Roman" w:cs="Times New Roman"/>
+                <w:iCs/>
+                <w:color w:val="000000" w:themeColor="text1"/>
+                <w:sz w:val="24"/>
+                <w:szCs w:val="24"/>
+              </w:rPr>
+              <w:t>0.00</w:t>
+            </w:r>
+          </w:p>
+        </w:tc>
+      </w:tr>
+      <w:tr>
+        <w:trPr>
+          <w:cantSplit/>
+          <w:trHeight w:val="588"/>
+        </w:trPr>
+        <w:tc>
+          <w:tcPr>
+            <w:tcW w:w="5760" w:type="dxa"/>
+            <w:vMerge/>
+            <w:vAlign w:val="center"/>
+            <w:hideMark/>
+          </w:tcPr>
+          <w:p>
+            <w:pPr>
+              <w:jc w:val="center"/>
+              <w:rPr>
+                <w:rFonts w:ascii="Times New Roman" w:eastAsia="Times New Roman" w:hAnsi="Times New Roman" w:cs="Times New Roman"/>
+                <w:iCs/>
+                <w:color w:val="000000" w:themeColor="text1"/>
+                <w:sz w:val="24"/>
+                <w:szCs w:val="24"/>
+              </w:rPr>
+            </w:pPr>
+          </w:p>
+        </w:tc>
+        <w:tc>
+          <w:tcPr>
+            <w:tcW w:w="1720" w:type="dxa"/>
+            <w:noWrap/>
+            <w:vAlign w:val="center"/>
+            <w:hideMark/>
+          </w:tcPr>
+          <w:p>
+            <w:pPr>
+              <w:jc w:val="center"/>
+              <w:rPr>
+                <w:rFonts w:ascii="Times New Roman" w:eastAsia="Times New Roman" w:hAnsi="Times New Roman" w:cs="Times New Roman"/>
+                <w:iCs/>
+                <w:color w:val="000000" w:themeColor="text1"/>
+                <w:sz w:val="24"/>
+                <w:szCs w:val="24"/>
+              </w:rPr>
+            </w:pPr>
+            <w:r>
+              <w:rPr>
+                <w:rFonts w:ascii="Times New Roman" w:eastAsia="Times New Roman" w:hAnsi="Times New Roman" w:cs="Times New Roman"/>
+                <w:iCs/>
+                <w:color w:val="000000" w:themeColor="text1"/>
+                <w:sz w:val="24"/>
+                <w:szCs w:val="24"/>
+              </w:rPr>
+              <w:t>P_1</w:t>
+            </w:r>
+          </w:p>
+        </w:tc>
+        <w:tc>
+          <w:tcPr>
+            <w:tcW w:w="1720" w:type="dxa"/>
+            <w:noWrap/>
+            <w:vAlign w:val="center"/>
+            <w:hideMark/>
+          </w:tcPr>
+          <w:p>
+            <w:pPr>
+              <w:jc w:val="center"/>
+              <w:rPr>
+                <w:rFonts w:ascii="Times New Roman" w:eastAsia="Times New Roman" w:hAnsi="Times New Roman" w:cs="Times New Roman"/>
+                <w:iCs/>
+                <w:color w:val="000000" w:themeColor="text1"/>
+                <w:sz w:val="24"/>
+                <w:szCs w:val="24"/>
+              </w:rPr>
+            </w:pPr>
+            <w:r>
+              <w:rPr>
+                <w:rFonts w:ascii="Times New Roman" w:eastAsia="Times New Roman" w:hAnsi="Times New Roman" w:cs="Times New Roman"/>
+                <w:iCs/>
+                <w:color w:val="000000" w:themeColor="text1"/>
+                <w:sz w:val="24"/>
+                <w:szCs w:val="24"/>
+              </w:rPr>
+              <w:t>2.00</w:t>
+            </w:r>
+          </w:p>
+        </w:tc>
+        <w:tc>
+          <w:tcPr>
+            <w:tcW w:w="1720" w:type="dxa"/>
+            <w:noWrap/>
+            <w:vAlign w:val="center"/>
+            <w:hideMark/>
+          </w:tcPr>
+          <w:p>
+            <w:pPr>
+              <w:jc w:val="center"/>
+              <w:rPr>
+                <w:rFonts w:ascii="Times New Roman" w:eastAsia="Times New Roman" w:hAnsi="Times New Roman" w:cs="Times New Roman"/>
+                <w:iCs/>
+                <w:color w:val="000000" w:themeColor="text1"/>
+                <w:sz w:val="24"/>
+                <w:szCs w:val="24"/>
+              </w:rPr>
+            </w:pPr>
+            <w:r>
+              <w:rPr>
+                <w:rFonts w:ascii="Times New Roman" w:eastAsia="Times New Roman" w:hAnsi="Times New Roman" w:cs="Times New Roman"/>
+                <w:iCs/>
+                <w:color w:val="000000" w:themeColor="text1"/>
+                <w:sz w:val="24"/>
+                <w:szCs w:val="24"/>
+              </w:rPr>
+              <w:t>0.00</w:t>
+            </w:r>
+          </w:p>
+        </w:tc>
+        <w:tc>
+          <w:tcPr>
+            <w:tcW w:w="1720" w:type="dxa"/>
+            <w:noWrap/>
+            <w:vAlign w:val="center"/>
+            <w:hideMark/>
+          </w:tcPr>
+          <w:p>
+            <w:pPr>
+              <w:jc w:val="center"/>
+              <w:rPr>
+                <w:rFonts w:ascii="Times New Roman" w:eastAsia="Times New Roman" w:hAnsi="Times New Roman" w:cs="Times New Roman"/>
+                <w:iCs/>
+                <w:color w:val="000000" w:themeColor="text1"/>
+                <w:sz w:val="24"/>
+                <w:szCs w:val="24"/>
+              </w:rPr>
+            </w:pPr>
+            <w:r>
+              <w:rPr>
+                <w:rFonts w:ascii="Times New Roman" w:eastAsia="Times New Roman" w:hAnsi="Times New Roman" w:cs="Times New Roman"/>
+                <w:iCs/>
+                <w:color w:val="000000" w:themeColor="text1"/>
+                <w:sz w:val="24"/>
+                <w:szCs w:val="24"/>
+              </w:rPr>
+              <w:t>0.00</w:t>
+            </w:r>
+          </w:p>
+        </w:tc>
+      </w:tr>
+      <w:tr>
+        <w:trPr>
+          <w:cantSplit/>
+          <w:trHeight w:val="588"/>
+        </w:trPr>
+        <w:tc>
+          <w:tcPr>
+            <w:tcW w:w="5760" w:type="dxa"/>
+            <w:vMerge/>
+            <w:vAlign w:val="center"/>
+            <w:hideMark/>
+          </w:tcPr>
+          <w:p>
+            <w:pPr>
+              <w:jc w:val="center"/>
+              <w:rPr>
+                <w:rFonts w:ascii="Times New Roman" w:eastAsia="Times New Roman" w:hAnsi="Times New Roman" w:cs="Times New Roman"/>
+                <w:iCs/>
+                <w:color w:val="000000" w:themeColor="text1"/>
+                <w:sz w:val="24"/>
+                <w:szCs w:val="24"/>
+              </w:rPr>
+            </w:pPr>
+          </w:p>
+        </w:tc>
+        <w:tc>
+          <w:tcPr>
+            <w:tcW w:w="1720" w:type="dxa"/>
+            <w:noWrap/>
+            <w:vAlign w:val="center"/>
+            <w:hideMark/>
+          </w:tcPr>
+          <w:p>
+            <w:pPr>
+              <w:jc w:val="center"/>
+              <w:rPr>
+                <w:rFonts w:ascii="Times New Roman" w:eastAsia="Times New Roman" w:hAnsi="Times New Roman" w:cs="Times New Roman"/>
+                <w:iCs/>
+                <w:color w:val="000000" w:themeColor="text1"/>
+                <w:sz w:val="24"/>
+                <w:szCs w:val="24"/>
+              </w:rPr>
+            </w:pPr>
+            <w:r>
+              <w:rPr>
+                <w:rFonts w:ascii="Times New Roman" w:eastAsia="Times New Roman" w:hAnsi="Times New Roman" w:cs="Times New Roman"/>
+                <w:iCs/>
+                <w:color w:val="000000" w:themeColor="text1"/>
+                <w:sz w:val="24"/>
+                <w:szCs w:val="24"/>
+              </w:rPr>
+              <w:t>P_2</w:t>
+            </w:r>
+          </w:p>
+        </w:tc>
+        <w:tc>
+          <w:tcPr>
+            <w:tcW w:w="1720" w:type="dxa"/>
+            <w:noWrap/>
+            <w:vAlign w:val="center"/>
+            <w:hideMark/>
+          </w:tcPr>
+          <w:p>
+            <w:pPr>
+              <w:jc w:val="center"/>
+              <w:rPr>
+                <w:rFonts w:ascii="Times New Roman" w:eastAsia="Times New Roman" w:hAnsi="Times New Roman" w:cs="Times New Roman"/>
+                <w:iCs/>
+                <w:color w:val="000000" w:themeColor="text1"/>
+                <w:sz w:val="24"/>
+                <w:szCs w:val="24"/>
+              </w:rPr>
+            </w:pPr>
+            <w:r>
+              <w:rPr>
+                <w:rFonts w:ascii="Times New Roman" w:eastAsia="Times New Roman" w:hAnsi="Times New Roman" w:cs="Times New Roman"/>
+                <w:iCs/>
+                <w:color w:val="000000" w:themeColor="text1"/>
+                <w:sz w:val="24"/>
+                <w:szCs w:val="24"/>
+              </w:rPr>
+              <w:t>0.00</w:t>
+            </w:r>
+          </w:p>
+        </w:tc>
+        <w:tc>
+          <w:tcPr>
+            <w:tcW w:w="1720" w:type="dxa"/>
+            <w:noWrap/>
+            <w:vAlign w:val="center"/>
+            <w:hideMark/>
+          </w:tcPr>
+          <w:p>
+            <w:pPr>
+              <w:jc w:val="center"/>
+              <w:rPr>
+                <w:rFonts w:ascii="Times New Roman" w:eastAsia="Times New Roman" w:hAnsi="Times New Roman" w:cs="Times New Roman"/>
+                <w:iCs/>
+                <w:color w:val="000000" w:themeColor="text1"/>
+                <w:sz w:val="24"/>
+                <w:szCs w:val="24"/>
+              </w:rPr>
+            </w:pPr>
+            <w:r>
+              <w:rPr>
+                <w:rFonts w:ascii="Times New Roman" w:eastAsia="Times New Roman" w:hAnsi="Times New Roman" w:cs="Times New Roman"/>
+                <w:iCs/>
+                <w:color w:val="000000" w:themeColor="text1"/>
+                <w:sz w:val="24"/>
+                <w:szCs w:val="24"/>
+              </w:rPr>
+              <w:t>2.00</w:t>
+            </w:r>
+          </w:p>
+        </w:tc>
+        <w:tc>
+          <w:tcPr>
+            <w:tcW w:w="1720" w:type="dxa"/>
+            <w:noWrap/>
+            <w:vAlign w:val="center"/>
+            <w:hideMark/>
+          </w:tcPr>
+          <w:p>
+            <w:pPr>
+              <w:jc w:val="center"/>
+              <w:rPr>
+                <w:rFonts w:ascii="Times New Roman" w:eastAsia="Times New Roman" w:hAnsi="Times New Roman" w:cs="Times New Roman"/>
+                <w:iCs/>
+                <w:color w:val="000000" w:themeColor="text1"/>
+                <w:sz w:val="24"/>
+                <w:szCs w:val="24"/>
+              </w:rPr>
+            </w:pPr>
+            <w:r>
+              <w:rPr>
+                <w:rFonts w:ascii="Times New Roman" w:eastAsia="Times New Roman" w:hAnsi="Times New Roman" w:cs="Times New Roman"/>
+                <w:iCs/>
+                <w:color w:val="000000" w:themeColor="text1"/>
+                <w:sz w:val="24"/>
+                <w:szCs w:val="24"/>
+              </w:rPr>
+              <w:t>0.00</w:t>
+            </w:r>
+          </w:p>
+        </w:tc>
+      </w:tr>
+      <w:tr>
+        <w:trPr>
+          <w:cantSplit/>
+          <w:trHeight w:val="588"/>
+        </w:trPr>
+        <w:tc>
+          <w:tcPr>
+            <w:tcW w:w="5760" w:type="dxa"/>
+            <w:vMerge w:val="restart"/>
+            <w:vAlign w:val="center"/>
+            <w:hideMark/>
+          </w:tcPr>
+          <w:p>
+            <w:pPr>
+              <w:jc w:val="center"/>
+              <w:rPr>
+                <w:rFonts w:ascii="Times New Roman" w:eastAsia="Times New Roman" w:hAnsi="Times New Roman" w:cs="Times New Roman"/>
+                <w:iCs/>
+                <w:color w:val="000000" w:themeColor="text1"/>
+                <w:sz w:val="24"/>
+                <w:szCs w:val="24"/>
+              </w:rPr>
+            </w:pPr>
+            <w:r>
+              <w:rPr>
+                <w:rFonts w:ascii="Times New Roman" w:eastAsia="Times New Roman" w:hAnsi="Times New Roman" w:cs="Times New Roman"/>
+                <w:iCs/>
+                <w:color w:val="000000" w:themeColor="text1"/>
+                <w:sz w:val="24"/>
+                <w:szCs w:val="24"/>
+              </w:rPr>
+              <w:t>локальная координата</w:t>
+            </w:r>
+          </w:p>
+        </w:tc>
+        <w:tc>
+          <w:tcPr>
+            <w:tcW w:w="1720" w:type="dxa"/>
+            <w:noWrap/>
+            <w:vAlign w:val="center"/>
+            <w:hideMark/>
+          </w:tcPr>
+          <w:p>
+            <w:pPr>
+              <w:jc w:val="center"/>
+              <w:rPr>
+                <w:rFonts w:ascii="Times New Roman" w:eastAsia="Times New Roman" w:hAnsi="Times New Roman" w:cs="Times New Roman"/>
+                <w:iCs/>
+                <w:color w:val="000000" w:themeColor="text1"/>
+                <w:sz w:val="24"/>
+                <w:szCs w:val="24"/>
+              </w:rPr>
+            </w:pPr>
+            <w:r>
+              <w:rPr>
+                <w:rFonts w:ascii="Times New Roman" w:eastAsia="Times New Roman" w:hAnsi="Times New Roman" w:cs="Times New Roman"/>
+                <w:iCs/>
+                <w:color w:val="000000" w:themeColor="text1"/>
+                <w:sz w:val="24"/>
+                <w:szCs w:val="24"/>
+              </w:rPr>
+              <w:t>P_T1</w:t>
+            </w:r>
+          </w:p>
+        </w:tc>
+        <w:tc>
+          <w:tcPr>
+            <w:tcW w:w="1720" w:type="dxa"/>
+            <w:noWrap/>
+            <w:vAlign w:val="center"/>
+            <w:hideMark/>
+          </w:tcPr>
+          <w:p>
+            <w:pPr>
+              <w:jc w:val="center"/>
+              <w:rPr>
+                <w:rFonts w:ascii="Times New Roman" w:eastAsia="Times New Roman" w:hAnsi="Times New Roman" w:cs="Times New Roman"/>
+                <w:iCs/>
+                <w:color w:val="000000" w:themeColor="text1"/>
+                <w:sz w:val="24"/>
+                <w:szCs w:val="24"/>
+              </w:rPr>
+            </w:pPr>
+            <w:r>
+              <w:rPr>
+                <w:rFonts w:ascii="Times New Roman" w:eastAsia="Times New Roman" w:hAnsi="Times New Roman" w:cs="Times New Roman"/>
+                <w:iCs/>
+                <w:color w:val="000000" w:themeColor="text1"/>
+                <w:sz w:val="24"/>
+                <w:szCs w:val="24"/>
+              </w:rPr>
+              <w:t>0.00</w:t>
+            </w:r>
+          </w:p>
+        </w:tc>
+        <w:tc>
+          <w:tcPr>
+            <w:tcW w:w="1720" w:type="dxa"/>
+            <w:noWrap/>
+            <w:vAlign w:val="center"/>
+            <w:hideMark/>
+          </w:tcPr>
+          <w:p>
+            <w:pPr>
+              <w:jc w:val="center"/>
+              <w:rPr>
+                <w:rFonts w:ascii="Times New Roman" w:eastAsia="Times New Roman" w:hAnsi="Times New Roman" w:cs="Times New Roman"/>
+                <w:iCs/>
+                <w:color w:val="000000" w:themeColor="text1"/>
+                <w:sz w:val="24"/>
+                <w:szCs w:val="24"/>
+              </w:rPr>
+            </w:pPr>
+            <w:r>
+              <w:rPr>
+                <w:rFonts w:ascii="Times New Roman" w:eastAsia="Times New Roman" w:hAnsi="Times New Roman" w:cs="Times New Roman"/>
+                <w:iCs/>
+                <w:color w:val="000000" w:themeColor="text1"/>
+                <w:sz w:val="24"/>
+                <w:szCs w:val="24"/>
+              </w:rPr>
+              <w:t>1.00</w:t>
+            </w:r>
+          </w:p>
+        </w:tc>
+        <w:tc>
+          <w:tcPr>
+            <w:tcW w:w="1720" w:type="dxa"/>
+            <w:noWrap/>
+            <w:vAlign w:val="center"/>
+            <w:hideMark/>
+          </w:tcPr>
+          <w:p>
+            <w:pPr>
+              <w:jc w:val="center"/>
+              <w:rPr>
+                <w:rFonts w:ascii="Times New Roman" w:eastAsia="Times New Roman" w:hAnsi="Times New Roman" w:cs="Times New Roman"/>
+                <w:iCs/>
+                <w:color w:val="000000" w:themeColor="text1"/>
+                <w:sz w:val="24"/>
+                <w:szCs w:val="24"/>
                 <w:lang w:val="en-US"/>
-                <w14:ligatures w14:val="none"/>
-              </w:rPr>
-            </m:ctrlPr>
-          </m:dPr>
-          <m:e>
-            <m:r>
-              <w:rPr>
-                <w:rFonts w:ascii="Cambria Math" w:eastAsia="Calibri" w:hAnsi="Cambria Math" w:cs="Times New Roman"/>
-                <w:color w:val="000000" w:themeColor="text1"/>
-                <w:kern w:val="0"/>
-                <w:sz w:val="28"/>
-                <w:szCs w:val="28"/>
+              </w:rPr>
+            </w:pPr>
+            <w:r>
+              <w:rPr>
+                <w:rFonts w:ascii="Times New Roman" w:eastAsia="Times New Roman" w:hAnsi="Times New Roman" w:cs="Times New Roman"/>
+                <w:iCs/>
+                <w:color w:val="000000" w:themeColor="text1"/>
+                <w:sz w:val="24"/>
+                <w:szCs w:val="24"/>
                 <w:lang w:val="en-US"/>
-                <w14:ligatures w14:val="none"/>
-              </w:rPr>
-              <m:t>…,…,…</m:t>
-            </m:r>
-          </m:e>
-        </m:d>
-        <m:r>
-          <m:rPr>
-            <m:sty m:val="p"/>
-          </m:rPr>
-          <w:rPr>
-            <w:rFonts w:ascii="Cambria Math" w:eastAsia="Calibri" w:hAnsi="Cambria Math" w:cs="Times New Roman"/>
-            <w:color w:val="000000" w:themeColor="text1"/>
-            <w:kern w:val="0"/>
-            <w:sz w:val="28"/>
-            <w:szCs w:val="28"/>
-            <w14:ligatures w14:val="none"/>
-          </w:rPr>
-          <w:br/>
-        </m:r>
-        <m:sSub>
-          <m:sSubPr>
-            <m:ctrlPr>
-              <w:rPr>
-                <w:rFonts w:ascii="Cambria Math" w:eastAsia="Times New Roman" w:hAnsi="Cambria Math" w:cs="Times New Roman"/>
-                <w:i/>
-                <w:color w:val="000000" w:themeColor="text1"/>
-                <w:kern w:val="0"/>
-                <w:sz w:val="28"/>
-                <w:szCs w:val="28"/>
-                <w:lang w:eastAsia="ru-RU"/>
-                <w14:ligatures w14:val="none"/>
-              </w:rPr>
-            </m:ctrlPr>
-          </m:sSubPr>
-          <m:e>
-            <m:r>
-              <w:rPr>
-                <w:rFonts w:ascii="Cambria Math" w:eastAsia="Times New Roman" w:hAnsi="Cambria Math" w:cs="Times New Roman"/>
-                <w:color w:val="000000" w:themeColor="text1"/>
-                <w:kern w:val="0"/>
-                <w:sz w:val="28"/>
-                <w:szCs w:val="28"/>
-                <w:lang w:eastAsia="ru-RU"/>
-                <w14:ligatures w14:val="none"/>
-              </w:rPr>
-              <m:t>I</m:t>
-            </m:r>
-          </m:e>
-          <m:sub>
-            <m:sSub>
-              <m:sSubPr>
-                <m:ctrlPr>
-                  <w:rPr>
-                    <w:rFonts w:ascii="Cambria Math" w:eastAsia="Times New Roman" w:hAnsi="Cambria Math" w:cs="Times New Roman"/>
-                    <w:i/>
-                    <w:color w:val="000000" w:themeColor="text1"/>
-                    <w:kern w:val="0"/>
-                    <w:sz w:val="28"/>
-                    <w:szCs w:val="28"/>
-                    <w:lang w:eastAsia="ru-RU"/>
-                    <w14:ligatures w14:val="none"/>
-                  </w:rPr>
-                </m:ctrlPr>
-              </m:sSubPr>
-              <m:e>
-                <m:r>
-                  <w:rPr>
-                    <w:rFonts w:ascii="Cambria Math" w:eastAsia="Times New Roman" w:hAnsi="Cambria Math" w:cs="Times New Roman"/>
-                    <w:color w:val="000000" w:themeColor="text1"/>
-                    <w:kern w:val="0"/>
-                    <w:sz w:val="28"/>
-                    <w:szCs w:val="28"/>
-                    <w:lang w:eastAsia="ru-RU"/>
-                    <w14:ligatures w14:val="none"/>
-                  </w:rPr>
-                  <m:t>0</m:t>
-                </m:r>
-              </m:e>
-              <m:sub>
-                <m:r>
-                  <w:rPr>
-                    <w:rFonts w:ascii="Cambria Math" w:eastAsia="Times New Roman" w:hAnsi="Cambria Math" w:cs="Times New Roman"/>
-                    <w:color w:val="000000" w:themeColor="text1"/>
-                    <w:kern w:val="0"/>
-                    <w:sz w:val="28"/>
-                    <w:szCs w:val="28"/>
-                    <w:lang w:eastAsia="ru-RU"/>
-                    <w14:ligatures w14:val="none"/>
-                  </w:rPr>
-                  <m:t>2</m:t>
-                </m:r>
-              </m:sub>
-            </m:sSub>
-          </m:sub>
-        </m:sSub>
-        <m:d>
-          <m:dPr>
-            <m:ctrlPr>
-              <w:rPr>
-                <w:rFonts w:ascii="Cambria Math" w:eastAsia="DengXian" w:hAnsi="Cambria Math" w:cs="Times New Roman"/>
-                <w:i/>
-                <w:color w:val="000000" w:themeColor="text1"/>
-                <w:kern w:val="0"/>
-                <w:sz w:val="28"/>
-                <w:szCs w:val="28"/>
-                <w:lang w:eastAsia="ru-RU"/>
-                <w14:ligatures w14:val="none"/>
-              </w:rPr>
-            </m:ctrlPr>
-          </m:dPr>
-          <m:e>
-            <m:r>
-              <w:rPr>
-                <w:rFonts w:ascii="Cambria Math" w:eastAsia="DengXian" w:hAnsi="Cambria Math" w:cs="Times New Roman"/>
-                <w:color w:val="000000" w:themeColor="text1"/>
-                <w:kern w:val="0"/>
-                <w:sz w:val="28"/>
-                <w:szCs w:val="28"/>
-                <w:lang w:eastAsia="ru-RU"/>
-                <w14:ligatures w14:val="none"/>
-              </w:rPr>
-              <m:t>R</m:t>
-            </m:r>
-            <m:r>
-              <w:rPr>
-                <w:rFonts w:ascii="Cambria Math" w:eastAsia="DengXian" w:hAnsi="Cambria Math" w:cs="Times New Roman"/>
-                <w:color w:val="000000" w:themeColor="text1"/>
-                <w:kern w:val="0"/>
-                <w:sz w:val="28"/>
-                <w:szCs w:val="28"/>
-                <w:lang w:val="en-US" w:eastAsia="ru-RU"/>
-                <w14:ligatures w14:val="none"/>
-              </w:rPr>
-              <m:t>GB</m:t>
-            </m:r>
-          </m:e>
-        </m:d>
-        <m:r>
-          <w:rPr>
-            <w:rFonts w:ascii="Cambria Math" w:eastAsia="DengXian" w:hAnsi="Cambria Math" w:cs="Times New Roman"/>
-            <w:color w:val="000000" w:themeColor="text1"/>
-            <w:kern w:val="0"/>
-            <w:sz w:val="28"/>
-            <w:szCs w:val="28"/>
-            <w:lang w:eastAsia="ru-RU"/>
-            <w14:ligatures w14:val="none"/>
-          </w:rPr>
-          <m:t>=</m:t>
-        </m:r>
-        <m:d>
-          <m:dPr>
-            <m:ctrlPr>
-              <w:rPr>
-                <w:rFonts w:ascii="Cambria Math" w:eastAsia="Calibri" w:hAnsi="Cambria Math" w:cs="Times New Roman"/>
-                <w:i/>
+              </w:rPr>
+              <w:t>-</w:t>
+            </w:r>
+          </w:p>
+        </w:tc>
+      </w:tr>
+      <w:tr>
+        <w:trPr>
+          <w:cantSplit/>
+          <w:trHeight w:val="588"/>
+        </w:trPr>
+        <w:tc>
+          <w:tcPr>
+            <w:tcW w:w="5760" w:type="dxa"/>
+            <w:vMerge/>
+            <w:vAlign w:val="center"/>
+            <w:hideMark/>
+          </w:tcPr>
+          <w:p>
+            <w:pPr>
+              <w:jc w:val="center"/>
+              <w:rPr>
+                <w:rFonts w:ascii="Times New Roman" w:eastAsia="Times New Roman" w:hAnsi="Times New Roman" w:cs="Times New Roman"/>
                 <w:iCs/>
                 <w:color w:val="000000" w:themeColor="text1"/>
-                <w:kern w:val="0"/>
-                <w:sz w:val="28"/>
-                <w:szCs w:val="28"/>
+                <w:sz w:val="24"/>
+                <w:szCs w:val="24"/>
+              </w:rPr>
+            </w:pPr>
+          </w:p>
+        </w:tc>
+        <w:tc>
+          <w:tcPr>
+            <w:tcW w:w="1720" w:type="dxa"/>
+            <w:noWrap/>
+            <w:vAlign w:val="center"/>
+            <w:hideMark/>
+          </w:tcPr>
+          <w:p>
+            <w:pPr>
+              <w:jc w:val="center"/>
+              <w:rPr>
+                <w:rFonts w:ascii="Times New Roman" w:eastAsia="Times New Roman" w:hAnsi="Times New Roman" w:cs="Times New Roman"/>
+                <w:iCs/>
+                <w:color w:val="000000" w:themeColor="text1"/>
+                <w:sz w:val="24"/>
+                <w:szCs w:val="24"/>
+              </w:rPr>
+            </w:pPr>
+            <w:r>
+              <w:rPr>
+                <w:rFonts w:ascii="Times New Roman" w:eastAsia="Times New Roman" w:hAnsi="Times New Roman" w:cs="Times New Roman"/>
+                <w:iCs/>
+                <w:color w:val="000000" w:themeColor="text1"/>
+                <w:sz w:val="24"/>
+                <w:szCs w:val="24"/>
+              </w:rPr>
+              <w:t>P_T2</w:t>
+            </w:r>
+          </w:p>
+        </w:tc>
+        <w:tc>
+          <w:tcPr>
+            <w:tcW w:w="1720" w:type="dxa"/>
+            <w:noWrap/>
+            <w:vAlign w:val="center"/>
+            <w:hideMark/>
+          </w:tcPr>
+          <w:p>
+            <w:pPr>
+              <w:jc w:val="center"/>
+              <w:rPr>
+                <w:rFonts w:ascii="Times New Roman" w:eastAsia="Times New Roman" w:hAnsi="Times New Roman" w:cs="Times New Roman"/>
+                <w:iCs/>
+                <w:color w:val="000000" w:themeColor="text1"/>
+                <w:sz w:val="24"/>
+                <w:szCs w:val="24"/>
+              </w:rPr>
+            </w:pPr>
+            <w:r>
+              <w:rPr>
+                <w:rFonts w:ascii="Times New Roman" w:eastAsia="Times New Roman" w:hAnsi="Times New Roman" w:cs="Times New Roman"/>
+                <w:iCs/>
+                <w:color w:val="000000" w:themeColor="text1"/>
+                <w:sz w:val="24"/>
+                <w:szCs w:val="24"/>
+              </w:rPr>
+              <w:t>0.25</w:t>
+            </w:r>
+          </w:p>
+        </w:tc>
+        <w:tc>
+          <w:tcPr>
+            <w:tcW w:w="1720" w:type="dxa"/>
+            <w:noWrap/>
+            <w:vAlign w:val="center"/>
+            <w:hideMark/>
+          </w:tcPr>
+          <w:p>
+            <w:pPr>
+              <w:jc w:val="center"/>
+              <w:rPr>
+                <w:rFonts w:ascii="Times New Roman" w:eastAsia="Times New Roman" w:hAnsi="Times New Roman" w:cs="Times New Roman"/>
+                <w:iCs/>
+                <w:color w:val="000000" w:themeColor="text1"/>
+                <w:sz w:val="24"/>
+                <w:szCs w:val="24"/>
+              </w:rPr>
+            </w:pPr>
+            <w:r>
+              <w:rPr>
+                <w:rFonts w:ascii="Times New Roman" w:eastAsia="Times New Roman" w:hAnsi="Times New Roman" w:cs="Times New Roman"/>
+                <w:iCs/>
+                <w:color w:val="000000" w:themeColor="text1"/>
+                <w:sz w:val="24"/>
+                <w:szCs w:val="24"/>
+              </w:rPr>
+              <w:t>0.75</w:t>
+            </w:r>
+          </w:p>
+        </w:tc>
+        <w:tc>
+          <w:tcPr>
+            <w:tcW w:w="1720" w:type="dxa"/>
+            <w:noWrap/>
+            <w:vAlign w:val="center"/>
+            <w:hideMark/>
+          </w:tcPr>
+          <w:p>
+            <w:pPr>
+              <w:jc w:val="center"/>
+              <w:rPr>
+                <w:rFonts w:ascii="Times New Roman" w:eastAsia="Times New Roman" w:hAnsi="Times New Roman" w:cs="Times New Roman"/>
+                <w:iCs/>
+                <w:color w:val="000000" w:themeColor="text1"/>
+                <w:sz w:val="24"/>
+                <w:szCs w:val="24"/>
                 <w:lang w:val="en-US"/>
-                <w14:ligatures w14:val="none"/>
-              </w:rPr>
-            </m:ctrlPr>
-          </m:dPr>
-          <m:e>
-            <m:r>
-              <w:rPr>
-                <w:rFonts w:ascii="Cambria Math" w:eastAsia="Calibri" w:hAnsi="Cambria Math" w:cs="Times New Roman"/>
-                <w:color w:val="000000" w:themeColor="text1"/>
-                <w:kern w:val="0"/>
-                <w:sz w:val="28"/>
-                <w:szCs w:val="28"/>
+              </w:rPr>
+            </w:pPr>
+            <w:r>
+              <w:rPr>
+                <w:rFonts w:ascii="Times New Roman" w:eastAsia="Times New Roman" w:hAnsi="Times New Roman" w:cs="Times New Roman"/>
+                <w:iCs/>
+                <w:color w:val="000000" w:themeColor="text1"/>
+                <w:sz w:val="24"/>
+                <w:szCs w:val="24"/>
                 <w:lang w:val="en-US"/>
-                <w14:ligatures w14:val="none"/>
-              </w:rPr>
-              <m:t>…,…,…</m:t>
-            </m:r>
-          </m:e>
-        </m:d>
-      </m:oMath>
-      <w:r>
-        <w:rPr>
-          <w:rFonts w:ascii="Times New Roman" w:eastAsia="DengXian" w:hAnsi="Times New Roman" w:cs="Times New Roman"/>
-          <w:color w:val="000000" w:themeColor="text1"/>
-          <w:kern w:val="0"/>
-          <w:sz w:val="28"/>
-          <w:szCs w:val="28"/>
-          <w:lang w:val="en-US" w:eastAsia="ru-RU"/>
-          <w14:ligatures w14:val="none"/>
-        </w:rPr>
-        <w:t xml:space="preserve"> </w:t>
-      </w:r>
-    </w:p>
-    <w:p>
-      <w:pPr>
-        <w:numPr>
-          <w:ilvl w:val="0"/>
-          <w:numId w:val="3"/>
-        </w:numPr>
-        <w:tabs>
-          <w:tab w:val="left" w:pos="2610"/>
-        </w:tabs>
-        <w:spacing w:before="100" w:beforeAutospacing="1" w:after="100" w:afterAutospacing="1" w:line="360" w:lineRule="auto"/>
-        <w:ind w:left="0" w:firstLine="0"/>
-        <w:contextualSpacing/>
-        <w:rPr>
-          <w:rFonts w:ascii="Times New Roman" w:eastAsia="DengXian" w:hAnsi="Times New Roman" w:cs="Times New Roman"/>
-          <w:color w:val="000000" w:themeColor="text1"/>
-          <w:kern w:val="0"/>
-          <w:sz w:val="28"/>
-          <w:szCs w:val="28"/>
-          <w:lang w:eastAsia="ru-RU"/>
-          <w14:ligatures w14:val="none"/>
-        </w:rPr>
-      </w:pPr>
-      <m:oMath>
-        <m:sSub>
-          <m:sSubPr>
-            <m:ctrlPr>
-              <w:rPr>
-                <w:rFonts w:ascii="Cambria Math" w:eastAsia="Calibri" w:hAnsi="Cambria Math" w:cs="Times New Roman"/>
-                <w:i/>
+              </w:rPr>
+              <w:t>-</w:t>
+            </w:r>
+          </w:p>
+        </w:tc>
+      </w:tr>
+      <w:tr>
+        <w:trPr>
+          <w:cantSplit/>
+          <w:trHeight w:val="588"/>
+        </w:trPr>
+        <w:tc>
+          <w:tcPr>
+            <w:tcW w:w="5760" w:type="dxa"/>
+            <w:vMerge/>
+            <w:vAlign w:val="center"/>
+            <w:hideMark/>
+          </w:tcPr>
+          <w:p>
+            <w:pPr>
+              <w:jc w:val="center"/>
+              <w:rPr>
+                <w:rFonts w:ascii="Times New Roman" w:eastAsia="Times New Roman" w:hAnsi="Times New Roman" w:cs="Times New Roman"/>
                 <w:iCs/>
                 <w:color w:val="000000" w:themeColor="text1"/>
-                <w:kern w:val="0"/>
-                <w:sz w:val="28"/>
-                <w:szCs w:val="28"/>
+                <w:sz w:val="24"/>
+                <w:szCs w:val="24"/>
+              </w:rPr>
+            </w:pPr>
+          </w:p>
+        </w:tc>
+        <w:tc>
+          <w:tcPr>
+            <w:tcW w:w="1720" w:type="dxa"/>
+            <w:noWrap/>
+            <w:vAlign w:val="center"/>
+            <w:hideMark/>
+          </w:tcPr>
+          <w:p>
+            <w:pPr>
+              <w:jc w:val="center"/>
+              <w:rPr>
+                <w:rFonts w:ascii="Times New Roman" w:eastAsia="Times New Roman" w:hAnsi="Times New Roman" w:cs="Times New Roman"/>
+                <w:iCs/>
+                <w:color w:val="000000" w:themeColor="text1"/>
+                <w:sz w:val="24"/>
+                <w:szCs w:val="24"/>
+              </w:rPr>
+            </w:pPr>
+            <w:r>
+              <w:rPr>
+                <w:rFonts w:ascii="Times New Roman" w:eastAsia="Times New Roman" w:hAnsi="Times New Roman" w:cs="Times New Roman"/>
+                <w:iCs/>
+                <w:color w:val="000000" w:themeColor="text1"/>
+                <w:sz w:val="24"/>
+                <w:szCs w:val="24"/>
+              </w:rPr>
+              <w:t>P_T3</w:t>
+            </w:r>
+          </w:p>
+        </w:tc>
+        <w:tc>
+          <w:tcPr>
+            <w:tcW w:w="1720" w:type="dxa"/>
+            <w:noWrap/>
+            <w:vAlign w:val="center"/>
+            <w:hideMark/>
+          </w:tcPr>
+          <w:p>
+            <w:pPr>
+              <w:jc w:val="center"/>
+              <w:rPr>
+                <w:rFonts w:ascii="Times New Roman" w:eastAsia="Times New Roman" w:hAnsi="Times New Roman" w:cs="Times New Roman"/>
+                <w:iCs/>
+                <w:color w:val="000000" w:themeColor="text1"/>
+                <w:sz w:val="24"/>
+                <w:szCs w:val="24"/>
+              </w:rPr>
+            </w:pPr>
+            <w:r>
+              <w:rPr>
+                <w:rFonts w:ascii="Times New Roman" w:eastAsia="Times New Roman" w:hAnsi="Times New Roman" w:cs="Times New Roman"/>
+                <w:iCs/>
+                <w:color w:val="000000" w:themeColor="text1"/>
+                <w:sz w:val="24"/>
+                <w:szCs w:val="24"/>
+              </w:rPr>
+              <w:t>0.50</w:t>
+            </w:r>
+          </w:p>
+        </w:tc>
+        <w:tc>
+          <w:tcPr>
+            <w:tcW w:w="1720" w:type="dxa"/>
+            <w:noWrap/>
+            <w:vAlign w:val="center"/>
+            <w:hideMark/>
+          </w:tcPr>
+          <w:p>
+            <w:pPr>
+              <w:jc w:val="center"/>
+              <w:rPr>
+                <w:rFonts w:ascii="Times New Roman" w:eastAsia="Times New Roman" w:hAnsi="Times New Roman" w:cs="Times New Roman"/>
+                <w:iCs/>
+                <w:color w:val="000000" w:themeColor="text1"/>
+                <w:sz w:val="24"/>
+                <w:szCs w:val="24"/>
+              </w:rPr>
+            </w:pPr>
+            <w:r>
+              <w:rPr>
+                <w:rFonts w:ascii="Times New Roman" w:eastAsia="Times New Roman" w:hAnsi="Times New Roman" w:cs="Times New Roman"/>
+                <w:iCs/>
+                <w:color w:val="000000" w:themeColor="text1"/>
+                <w:sz w:val="24"/>
+                <w:szCs w:val="24"/>
+              </w:rPr>
+              <w:t>0.50</w:t>
+            </w:r>
+          </w:p>
+        </w:tc>
+        <w:tc>
+          <w:tcPr>
+            <w:tcW w:w="1720" w:type="dxa"/>
+            <w:noWrap/>
+            <w:vAlign w:val="center"/>
+            <w:hideMark/>
+          </w:tcPr>
+          <w:p>
+            <w:pPr>
+              <w:jc w:val="center"/>
+              <w:rPr>
+                <w:rFonts w:ascii="Times New Roman" w:eastAsia="Times New Roman" w:hAnsi="Times New Roman" w:cs="Times New Roman"/>
+                <w:iCs/>
+                <w:color w:val="000000" w:themeColor="text1"/>
+                <w:sz w:val="24"/>
+                <w:szCs w:val="24"/>
                 <w:lang w:val="en-US"/>
-                <w14:ligatures w14:val="none"/>
-              </w:rPr>
-            </m:ctrlPr>
-          </m:sSubPr>
-          <m:e>
-            <m:acc>
-              <m:accPr>
-                <m:chr m:val="⃗"/>
-                <m:ctrlPr>
-                  <w:rPr>
-                    <w:rFonts w:ascii="Cambria Math" w:eastAsia="Calibri" w:hAnsi="Cambria Math" w:cs="Times New Roman"/>
-                    <w:i/>
-                    <w:iCs/>
-                    <w:color w:val="000000" w:themeColor="text1"/>
-                    <w:kern w:val="0"/>
-                    <w:sz w:val="28"/>
-                    <w:szCs w:val="28"/>
-                    <w:lang w:val="en-US"/>
-                    <w14:ligatures w14:val="none"/>
-                  </w:rPr>
-                </m:ctrlPr>
-              </m:accPr>
-              <m:e>
-                <m:r>
-                  <w:rPr>
-                    <w:rFonts w:ascii="Cambria Math" w:eastAsia="Calibri" w:hAnsi="Cambria Math" w:cs="Times New Roman"/>
-                    <w:color w:val="000000" w:themeColor="text1"/>
-                    <w:kern w:val="0"/>
-                    <w:sz w:val="28"/>
-                    <w:szCs w:val="28"/>
-                    <w:lang w:val="en-US"/>
-                    <w14:ligatures w14:val="none"/>
-                  </w:rPr>
-                  <m:t>O</m:t>
-                </m:r>
-              </m:e>
-            </m:acc>
-          </m:e>
-          <m:sub>
-            <m:r>
-              <w:rPr>
-                <w:rFonts w:ascii="Cambria Math" w:eastAsia="Calibri" w:hAnsi="Cambria Math" w:cs="Times New Roman"/>
-                <w:color w:val="000000" w:themeColor="text1"/>
-                <w:kern w:val="0"/>
-                <w:sz w:val="28"/>
-                <w:szCs w:val="28"/>
+              </w:rPr>
+            </w:pPr>
+            <w:r>
+              <w:rPr>
+                <w:rFonts w:ascii="Times New Roman" w:eastAsia="Times New Roman" w:hAnsi="Times New Roman" w:cs="Times New Roman"/>
+                <w:iCs/>
+                <w:color w:val="000000" w:themeColor="text1"/>
+                <w:sz w:val="24"/>
+                <w:szCs w:val="24"/>
                 <w:lang w:val="en-US"/>
-                <w14:ligatures w14:val="none"/>
-              </w:rPr>
-              <m:t>1</m:t>
-            </m:r>
-          </m:sub>
-        </m:sSub>
-        <m:r>
-          <w:rPr>
-            <w:rFonts w:ascii="Cambria Math" w:eastAsia="Calibri" w:hAnsi="Cambria Math" w:cs="Times New Roman"/>
-            <w:color w:val="000000" w:themeColor="text1"/>
-            <w:kern w:val="0"/>
-            <w:sz w:val="28"/>
-            <w:szCs w:val="28"/>
-            <w:lang w:val="en-US"/>
-            <w14:ligatures w14:val="none"/>
-          </w:rPr>
-          <m:t>=</m:t>
-        </m:r>
-        <w:bookmarkStart w:id="6" w:name="_Hlk192875119"/>
-        <m:d>
-          <m:dPr>
-            <m:ctrlPr>
-              <w:rPr>
-                <w:rFonts w:ascii="Cambria Math" w:eastAsia="Calibri" w:hAnsi="Cambria Math" w:cs="Times New Roman"/>
-                <w:i/>
+              </w:rPr>
+              <w:t>-</w:t>
+            </w:r>
+          </w:p>
+        </w:tc>
+      </w:tr>
+      <w:tr>
+        <w:trPr>
+          <w:cantSplit/>
+          <w:trHeight w:val="588"/>
+        </w:trPr>
+        <w:tc>
+          <w:tcPr>
+            <w:tcW w:w="5760" w:type="dxa"/>
+            <w:vMerge/>
+            <w:vAlign w:val="center"/>
+            <w:hideMark/>
+          </w:tcPr>
+          <w:p>
+            <w:pPr>
+              <w:jc w:val="center"/>
+              <w:rPr>
+                <w:rFonts w:ascii="Times New Roman" w:eastAsia="Times New Roman" w:hAnsi="Times New Roman" w:cs="Times New Roman"/>
                 <w:iCs/>
                 <w:color w:val="000000" w:themeColor="text1"/>
-                <w:kern w:val="0"/>
-                <w:sz w:val="28"/>
-                <w:szCs w:val="28"/>
+                <w:sz w:val="24"/>
+                <w:szCs w:val="24"/>
+              </w:rPr>
+            </w:pPr>
+          </w:p>
+        </w:tc>
+        <w:tc>
+          <w:tcPr>
+            <w:tcW w:w="1720" w:type="dxa"/>
+            <w:noWrap/>
+            <w:vAlign w:val="center"/>
+            <w:hideMark/>
+          </w:tcPr>
+          <w:p>
+            <w:pPr>
+              <w:jc w:val="center"/>
+              <w:rPr>
+                <w:rFonts w:ascii="Times New Roman" w:eastAsia="Times New Roman" w:hAnsi="Times New Roman" w:cs="Times New Roman"/>
+                <w:iCs/>
+                <w:color w:val="000000" w:themeColor="text1"/>
+                <w:sz w:val="24"/>
+                <w:szCs w:val="24"/>
+              </w:rPr>
+            </w:pPr>
+            <w:r>
+              <w:rPr>
+                <w:rFonts w:ascii="Times New Roman" w:eastAsia="Times New Roman" w:hAnsi="Times New Roman" w:cs="Times New Roman"/>
+                <w:iCs/>
+                <w:color w:val="000000" w:themeColor="text1"/>
+                <w:sz w:val="24"/>
+                <w:szCs w:val="24"/>
+              </w:rPr>
+              <w:t>P_T4</w:t>
+            </w:r>
+          </w:p>
+        </w:tc>
+        <w:tc>
+          <w:tcPr>
+            <w:tcW w:w="1720" w:type="dxa"/>
+            <w:noWrap/>
+            <w:vAlign w:val="center"/>
+            <w:hideMark/>
+          </w:tcPr>
+          <w:p>
+            <w:pPr>
+              <w:jc w:val="center"/>
+              <w:rPr>
+                <w:rFonts w:ascii="Times New Roman" w:eastAsia="Times New Roman" w:hAnsi="Times New Roman" w:cs="Times New Roman"/>
+                <w:iCs/>
+                <w:color w:val="000000" w:themeColor="text1"/>
+                <w:sz w:val="24"/>
+                <w:szCs w:val="24"/>
+              </w:rPr>
+            </w:pPr>
+            <w:r>
+              <w:rPr>
+                <w:rFonts w:ascii="Times New Roman" w:eastAsia="Times New Roman" w:hAnsi="Times New Roman" w:cs="Times New Roman"/>
+                <w:iCs/>
+                <w:color w:val="000000" w:themeColor="text1"/>
+                <w:sz w:val="24"/>
+                <w:szCs w:val="24"/>
+              </w:rPr>
+              <w:t>0.75</w:t>
+            </w:r>
+          </w:p>
+        </w:tc>
+        <w:tc>
+          <w:tcPr>
+            <w:tcW w:w="1720" w:type="dxa"/>
+            <w:noWrap/>
+            <w:vAlign w:val="center"/>
+            <w:hideMark/>
+          </w:tcPr>
+          <w:p>
+            <w:pPr>
+              <w:jc w:val="center"/>
+              <w:rPr>
+                <w:rFonts w:ascii="Times New Roman" w:eastAsia="Times New Roman" w:hAnsi="Times New Roman" w:cs="Times New Roman"/>
+                <w:iCs/>
+                <w:color w:val="000000" w:themeColor="text1"/>
+                <w:sz w:val="24"/>
+                <w:szCs w:val="24"/>
+              </w:rPr>
+            </w:pPr>
+            <w:r>
+              <w:rPr>
+                <w:rFonts w:ascii="Times New Roman" w:eastAsia="Times New Roman" w:hAnsi="Times New Roman" w:cs="Times New Roman"/>
+                <w:iCs/>
+                <w:color w:val="000000" w:themeColor="text1"/>
+                <w:sz w:val="24"/>
+                <w:szCs w:val="24"/>
+              </w:rPr>
+              <w:t>0.25</w:t>
+            </w:r>
+          </w:p>
+        </w:tc>
+        <w:tc>
+          <w:tcPr>
+            <w:tcW w:w="1720" w:type="dxa"/>
+            <w:noWrap/>
+            <w:vAlign w:val="center"/>
+            <w:hideMark/>
+          </w:tcPr>
+          <w:p>
+            <w:pPr>
+              <w:jc w:val="center"/>
+              <w:rPr>
+                <w:rFonts w:ascii="Times New Roman" w:eastAsia="Times New Roman" w:hAnsi="Times New Roman" w:cs="Times New Roman"/>
+                <w:iCs/>
+                <w:color w:val="000000" w:themeColor="text1"/>
+                <w:sz w:val="24"/>
+                <w:szCs w:val="24"/>
                 <w:lang w:val="en-US"/>
-                <w14:ligatures w14:val="none"/>
-              </w:rPr>
-            </m:ctrlPr>
-          </m:dPr>
-          <m:e>
-            <m:r>
-              <w:rPr>
-                <w:rFonts w:ascii="Cambria Math" w:eastAsia="Calibri" w:hAnsi="Cambria Math" w:cs="Times New Roman"/>
-                <w:color w:val="000000" w:themeColor="text1"/>
-                <w:kern w:val="0"/>
-                <w:sz w:val="28"/>
-                <w:szCs w:val="28"/>
+              </w:rPr>
+            </w:pPr>
+            <w:r>
+              <w:rPr>
+                <w:rFonts w:ascii="Times New Roman" w:eastAsia="Times New Roman" w:hAnsi="Times New Roman" w:cs="Times New Roman"/>
+                <w:iCs/>
+                <w:color w:val="000000" w:themeColor="text1"/>
+                <w:sz w:val="24"/>
+                <w:szCs w:val="24"/>
                 <w:lang w:val="en-US"/>
-                <w14:ligatures w14:val="none"/>
-              </w:rPr>
-              <m:t>…,…,…</m:t>
-            </m:r>
-          </m:e>
-        </m:d>
-        <w:bookmarkEnd w:id="6"/>
-        <m:r>
-          <m:rPr>
-            <m:sty m:val="p"/>
-          </m:rPr>
-          <w:rPr>
-            <w:rFonts w:ascii="Cambria Math" w:eastAsia="Calibri" w:hAnsi="Cambria Math" w:cs="Times New Roman"/>
-            <w:color w:val="000000" w:themeColor="text1"/>
-            <w:kern w:val="0"/>
-            <w:sz w:val="28"/>
-            <w:szCs w:val="28"/>
-            <w14:ligatures w14:val="none"/>
-          </w:rPr>
-          <w:br/>
-        </m:r>
-      </m:oMath>
-      <m:oMathPara>
-        <m:oMathParaPr>
-          <m:jc m:val="left"/>
-        </m:oMathParaPr>
-        <m:oMath>
-          <m:sSub>
-            <m:sSubPr>
-              <m:ctrlPr>
-                <w:rPr>
-                  <w:rFonts w:ascii="Cambria Math" w:eastAsia="Calibri" w:hAnsi="Cambria Math" w:cs="Times New Roman"/>
-                  <w:i/>
-                  <w:iCs/>
-                  <w:color w:val="000000" w:themeColor="text1"/>
-                  <w:kern w:val="0"/>
-                  <w:sz w:val="28"/>
-                  <w:szCs w:val="28"/>
-                  <w:lang w:val="en-US"/>
-                  <w14:ligatures w14:val="none"/>
-                </w:rPr>
-              </m:ctrlPr>
-            </m:sSubPr>
-            <m:e>
-              <m:acc>
-                <m:accPr>
-                  <m:chr m:val="⃗"/>
-                  <m:ctrlPr>
-                    <w:rPr>
-                      <w:rFonts w:ascii="Cambria Math" w:eastAsia="Calibri" w:hAnsi="Cambria Math" w:cs="Times New Roman"/>
-                      <w:i/>
-                      <w:iCs/>
-                      <w:color w:val="000000" w:themeColor="text1"/>
-                      <w:kern w:val="0"/>
-                      <w:sz w:val="28"/>
-                      <w:szCs w:val="28"/>
-                      <w:lang w:val="en-US"/>
-                      <w14:ligatures w14:val="none"/>
-                    </w:rPr>
-                  </m:ctrlPr>
-                </m:accPr>
-                <m:e>
-                  <m:r>
-                    <w:rPr>
-                      <w:rFonts w:ascii="Cambria Math" w:eastAsia="Calibri" w:hAnsi="Cambria Math" w:cs="Times New Roman"/>
-                      <w:color w:val="000000" w:themeColor="text1"/>
-                      <w:kern w:val="0"/>
-                      <w:sz w:val="28"/>
-                      <w:szCs w:val="28"/>
-                      <w:lang w:val="en-US"/>
-                      <w14:ligatures w14:val="none"/>
-                    </w:rPr>
-                    <m:t>O</m:t>
-                  </m:r>
-                </m:e>
-              </m:acc>
-            </m:e>
-            <m:sub>
-              <m:r>
-                <w:rPr>
-                  <w:rFonts w:ascii="Cambria Math" w:eastAsia="Calibri" w:hAnsi="Cambria Math" w:cs="Times New Roman"/>
-                  <w:color w:val="000000" w:themeColor="text1"/>
-                  <w:kern w:val="0"/>
-                  <w:sz w:val="28"/>
-                  <w:szCs w:val="28"/>
-                  <w:lang w:val="en-US"/>
-                  <w14:ligatures w14:val="none"/>
-                </w:rPr>
-                <m:t>2</m:t>
-              </m:r>
-            </m:sub>
-          </m:sSub>
-          <m:r>
-            <w:rPr>
-              <w:rFonts w:ascii="Cambria Math" w:eastAsia="Calibri" w:hAnsi="Cambria Math" w:cs="Times New Roman"/>
-              <w:color w:val="000000" w:themeColor="text1"/>
-              <w:kern w:val="0"/>
-              <w:sz w:val="28"/>
-              <w:szCs w:val="28"/>
-              <w:lang w:val="en-US"/>
-              <w14:ligatures w14:val="none"/>
-            </w:rPr>
-            <m:t>=</m:t>
-          </m:r>
-          <m:d>
-            <m:dPr>
-              <m:ctrlPr>
-                <w:rPr>
-                  <w:rFonts w:ascii="Cambria Math" w:eastAsia="Calibri" w:hAnsi="Cambria Math" w:cs="Times New Roman"/>
-                  <w:i/>
-                  <w:iCs/>
-                  <w:color w:val="000000" w:themeColor="text1"/>
-                  <w:kern w:val="0"/>
-                  <w:sz w:val="28"/>
-                  <w:szCs w:val="28"/>
-                  <w:lang w:val="en-US"/>
-                  <w14:ligatures w14:val="none"/>
-                </w:rPr>
-              </m:ctrlPr>
-            </m:dPr>
-            <m:e>
-              <m:r>
-                <w:rPr>
-                  <w:rFonts w:ascii="Cambria Math" w:eastAsia="Calibri" w:hAnsi="Cambria Math" w:cs="Times New Roman"/>
-                  <w:color w:val="000000" w:themeColor="text1"/>
-                  <w:kern w:val="0"/>
-                  <w:sz w:val="28"/>
-                  <w:szCs w:val="28"/>
-                  <w:lang w:val="en-US"/>
-                  <w14:ligatures w14:val="none"/>
-                </w:rPr>
-                <m:t>…,…,…</m:t>
-              </m:r>
-            </m:e>
-          </m:d>
-        </m:oMath>
-      </m:oMathPara>
-    </w:p>
-    <w:p>
-      <w:pPr>
-        <w:numPr>
-          <w:ilvl w:val="0"/>
-          <w:numId w:val="3"/>
-        </w:numPr>
-        <w:tabs>
-          <w:tab w:val="left" w:pos="2610"/>
-        </w:tabs>
-        <w:spacing w:before="100" w:beforeAutospacing="1" w:after="100" w:afterAutospacing="1" w:line="360" w:lineRule="auto"/>
-        <w:ind w:left="0" w:firstLine="0"/>
-        <w:contextualSpacing/>
-        <w:rPr>
-          <w:rFonts w:ascii="Times New Roman" w:eastAsia="DengXian" w:hAnsi="Times New Roman" w:cs="Times New Roman"/>
-          <w:color w:val="000000" w:themeColor="text1"/>
-          <w:kern w:val="0"/>
-          <w:sz w:val="28"/>
-          <w:szCs w:val="28"/>
-          <w:lang w:eastAsia="ru-RU"/>
-          <w14:ligatures w14:val="none"/>
-        </w:rPr>
-      </w:pPr>
-      <m:oMath>
-        <m:sSub>
-          <m:sSubPr>
-            <m:ctrlPr>
-              <w:rPr>
-                <w:rFonts w:ascii="Cambria Math" w:eastAsia="DengXian" w:hAnsi="Cambria Math" w:cs="Times New Roman"/>
-                <w:i/>
-                <w:color w:val="000000" w:themeColor="text1"/>
-                <w:kern w:val="0"/>
-                <w:sz w:val="28"/>
-                <w:szCs w:val="28"/>
-                <w:lang w:eastAsia="ru-RU"/>
-                <w14:ligatures w14:val="none"/>
-              </w:rPr>
-            </m:ctrlPr>
-          </m:sSubPr>
-          <m:e>
-            <m:acc>
-              <m:accPr>
-                <m:chr m:val="⃗"/>
-                <m:ctrlPr>
-                  <w:rPr>
-                    <w:rFonts w:ascii="Cambria Math" w:eastAsia="DengXian" w:hAnsi="Cambria Math" w:cs="Times New Roman"/>
-                    <w:i/>
-                    <w:color w:val="000000" w:themeColor="text1"/>
-                    <w:kern w:val="0"/>
-                    <w:sz w:val="28"/>
-                    <w:szCs w:val="28"/>
-                    <w14:ligatures w14:val="none"/>
-                  </w:rPr>
-                </m:ctrlPr>
-              </m:accPr>
-              <m:e>
-                <m:r>
-                  <w:rPr>
-                    <w:rFonts w:ascii="Cambria Math" w:eastAsia="DengXian" w:hAnsi="Cambria Math" w:cs="Times New Roman"/>
-                    <w:color w:val="000000" w:themeColor="text1"/>
-                    <w:kern w:val="0"/>
-                    <w:sz w:val="28"/>
-                    <w:szCs w:val="28"/>
-                    <w:lang w:eastAsia="ru-RU"/>
-                    <w14:ligatures w14:val="none"/>
-                  </w:rPr>
-                  <m:t>P</m:t>
-                </m:r>
-              </m:e>
-            </m:acc>
-            <m:ctrlPr>
-              <w:rPr>
-                <w:rFonts w:ascii="Cambria Math" w:eastAsia="Times New Roman" w:hAnsi="Cambria Math" w:cs="Times New Roman"/>
-                <w:i/>
-                <w:color w:val="000000" w:themeColor="text1"/>
-                <w:kern w:val="0"/>
-                <w:sz w:val="28"/>
-                <w:szCs w:val="28"/>
-                <w:lang w:eastAsia="ru-RU"/>
-                <w14:ligatures w14:val="none"/>
-              </w:rPr>
-            </m:ctrlPr>
-          </m:e>
-          <m:sub>
-            <m:sSub>
-              <m:sSubPr>
-                <m:ctrlPr>
-                  <w:rPr>
-                    <w:rFonts w:ascii="Cambria Math" w:eastAsia="DengXian" w:hAnsi="Cambria Math" w:cs="Times New Roman"/>
-                    <w:i/>
-                    <w:color w:val="000000" w:themeColor="text1"/>
-                    <w:kern w:val="0"/>
-                    <w:sz w:val="28"/>
-                    <w:szCs w:val="28"/>
-                    <w:lang w:eastAsia="ru-RU"/>
-                    <w14:ligatures w14:val="none"/>
-                  </w:rPr>
-                </m:ctrlPr>
-              </m:sSubPr>
-              <m:e>
-                <m:r>
-                  <w:rPr>
-                    <w:rFonts w:ascii="Cambria Math" w:eastAsia="DengXian" w:hAnsi="Cambria Math" w:cs="Times New Roman"/>
-                    <w:color w:val="000000" w:themeColor="text1"/>
-                    <w:kern w:val="0"/>
-                    <w:sz w:val="28"/>
-                    <w:szCs w:val="28"/>
-                    <w:lang w:eastAsia="ru-RU"/>
-                    <w14:ligatures w14:val="none"/>
-                  </w:rPr>
-                  <m:t>L</m:t>
-                </m:r>
-              </m:e>
-              <m:sub>
-                <m:r>
-                  <w:rPr>
-                    <w:rFonts w:ascii="Cambria Math" w:eastAsia="DengXian" w:hAnsi="Cambria Math" w:cs="Times New Roman"/>
-                    <w:color w:val="000000" w:themeColor="text1"/>
-                    <w:kern w:val="0"/>
-                    <w:sz w:val="28"/>
-                    <w:szCs w:val="28"/>
-                    <w:lang w:eastAsia="ru-RU"/>
-                    <w14:ligatures w14:val="none"/>
-                  </w:rPr>
-                  <m:t>1</m:t>
-                </m:r>
-              </m:sub>
-            </m:sSub>
-          </m:sub>
-        </m:sSub>
-        <m:r>
-          <w:rPr>
-            <w:rFonts w:ascii="Cambria Math" w:eastAsia="Calibri" w:hAnsi="Cambria Math" w:cs="Times New Roman"/>
-            <w:color w:val="000000" w:themeColor="text1"/>
-            <w:kern w:val="0"/>
-            <w:sz w:val="28"/>
-            <w:szCs w:val="28"/>
-            <w:lang w:val="en-US"/>
-            <w14:ligatures w14:val="none"/>
-          </w:rPr>
-          <m:t>=</m:t>
-        </m:r>
-        <m:d>
-          <m:dPr>
-            <m:ctrlPr>
-              <w:rPr>
-                <w:rFonts w:ascii="Cambria Math" w:eastAsia="Calibri" w:hAnsi="Cambria Math" w:cs="Times New Roman"/>
-                <w:i/>
+              </w:rPr>
+              <w:t>-</w:t>
+            </w:r>
+          </w:p>
+        </w:tc>
+      </w:tr>
+      <w:tr>
+        <w:trPr>
+          <w:cantSplit/>
+          <w:trHeight w:val="588"/>
+        </w:trPr>
+        <w:tc>
+          <w:tcPr>
+            <w:tcW w:w="5760" w:type="dxa"/>
+            <w:vMerge/>
+            <w:vAlign w:val="center"/>
+            <w:hideMark/>
+          </w:tcPr>
+          <w:p>
+            <w:pPr>
+              <w:jc w:val="center"/>
+              <w:rPr>
+                <w:rFonts w:ascii="Times New Roman" w:eastAsia="Times New Roman" w:hAnsi="Times New Roman" w:cs="Times New Roman"/>
                 <w:iCs/>
                 <w:color w:val="000000" w:themeColor="text1"/>
-                <w:kern w:val="0"/>
-                <w:sz w:val="28"/>
-                <w:szCs w:val="28"/>
+                <w:sz w:val="24"/>
+                <w:szCs w:val="24"/>
+              </w:rPr>
+            </w:pPr>
+          </w:p>
+        </w:tc>
+        <w:tc>
+          <w:tcPr>
+            <w:tcW w:w="1720" w:type="dxa"/>
+            <w:noWrap/>
+            <w:vAlign w:val="center"/>
+            <w:hideMark/>
+          </w:tcPr>
+          <w:p>
+            <w:pPr>
+              <w:jc w:val="center"/>
+              <w:rPr>
+                <w:rFonts w:ascii="Times New Roman" w:eastAsia="Times New Roman" w:hAnsi="Times New Roman" w:cs="Times New Roman"/>
+                <w:iCs/>
+                <w:color w:val="000000" w:themeColor="text1"/>
+                <w:sz w:val="24"/>
+                <w:szCs w:val="24"/>
+              </w:rPr>
+            </w:pPr>
+            <w:r>
+              <w:rPr>
+                <w:rFonts w:ascii="Times New Roman" w:eastAsia="Times New Roman" w:hAnsi="Times New Roman" w:cs="Times New Roman"/>
+                <w:iCs/>
+                <w:color w:val="000000" w:themeColor="text1"/>
+                <w:sz w:val="24"/>
+                <w:szCs w:val="24"/>
+              </w:rPr>
+              <w:t>P_T5</w:t>
+            </w:r>
+          </w:p>
+        </w:tc>
+        <w:tc>
+          <w:tcPr>
+            <w:tcW w:w="1720" w:type="dxa"/>
+            <w:noWrap/>
+            <w:vAlign w:val="center"/>
+            <w:hideMark/>
+          </w:tcPr>
+          <w:p>
+            <w:pPr>
+              <w:jc w:val="center"/>
+              <w:rPr>
+                <w:rFonts w:ascii="Times New Roman" w:eastAsia="Times New Roman" w:hAnsi="Times New Roman" w:cs="Times New Roman"/>
+                <w:iCs/>
+                <w:color w:val="000000" w:themeColor="text1"/>
+                <w:sz w:val="24"/>
+                <w:szCs w:val="24"/>
+              </w:rPr>
+            </w:pPr>
+            <w:r>
+              <w:rPr>
+                <w:rFonts w:ascii="Times New Roman" w:eastAsia="Times New Roman" w:hAnsi="Times New Roman" w:cs="Times New Roman"/>
+                <w:iCs/>
+                <w:color w:val="000000" w:themeColor="text1"/>
+                <w:sz w:val="24"/>
+                <w:szCs w:val="24"/>
+              </w:rPr>
+              <w:t>1.00</w:t>
+            </w:r>
+          </w:p>
+        </w:tc>
+        <w:tc>
+          <w:tcPr>
+            <w:tcW w:w="1720" w:type="dxa"/>
+            <w:noWrap/>
+            <w:vAlign w:val="center"/>
+            <w:hideMark/>
+          </w:tcPr>
+          <w:p>
+            <w:pPr>
+              <w:jc w:val="center"/>
+              <w:rPr>
+                <w:rFonts w:ascii="Times New Roman" w:eastAsia="Times New Roman" w:hAnsi="Times New Roman" w:cs="Times New Roman"/>
+                <w:iCs/>
+                <w:color w:val="000000" w:themeColor="text1"/>
+                <w:sz w:val="24"/>
+                <w:szCs w:val="24"/>
+              </w:rPr>
+            </w:pPr>
+            <w:r>
+              <w:rPr>
+                <w:rFonts w:ascii="Times New Roman" w:eastAsia="Times New Roman" w:hAnsi="Times New Roman" w:cs="Times New Roman"/>
+                <w:iCs/>
+                <w:color w:val="000000" w:themeColor="text1"/>
+                <w:sz w:val="24"/>
+                <w:szCs w:val="24"/>
+              </w:rPr>
+              <w:t>0.00</w:t>
+            </w:r>
+          </w:p>
+        </w:tc>
+        <w:tc>
+          <w:tcPr>
+            <w:tcW w:w="1720" w:type="dxa"/>
+            <w:noWrap/>
+            <w:vAlign w:val="center"/>
+            <w:hideMark/>
+          </w:tcPr>
+          <w:p>
+            <w:pPr>
+              <w:jc w:val="center"/>
+              <w:rPr>
+                <w:rFonts w:ascii="Times New Roman" w:eastAsia="Times New Roman" w:hAnsi="Times New Roman" w:cs="Times New Roman"/>
+                <w:iCs/>
+                <w:color w:val="000000" w:themeColor="text1"/>
+                <w:sz w:val="24"/>
+                <w:szCs w:val="24"/>
                 <w:lang w:val="en-US"/>
-                <w14:ligatures w14:val="none"/>
-              </w:rPr>
-            </m:ctrlPr>
-          </m:dPr>
-          <m:e>
-            <m:r>
-              <w:rPr>
-                <w:rFonts w:ascii="Cambria Math" w:eastAsia="Calibri" w:hAnsi="Cambria Math" w:cs="Times New Roman"/>
-                <w:color w:val="000000" w:themeColor="text1"/>
-                <w:kern w:val="0"/>
-                <w:sz w:val="28"/>
-                <w:szCs w:val="28"/>
+              </w:rPr>
+            </w:pPr>
+            <w:r>
+              <w:rPr>
+                <w:rFonts w:ascii="Times New Roman" w:eastAsia="Times New Roman" w:hAnsi="Times New Roman" w:cs="Times New Roman"/>
+                <w:iCs/>
+                <w:color w:val="000000" w:themeColor="text1"/>
+                <w:sz w:val="24"/>
+                <w:szCs w:val="24"/>
                 <w:lang w:val="en-US"/>
-                <w14:ligatures w14:val="none"/>
-              </w:rPr>
-              <m:t>…,…,…</m:t>
-            </m:r>
-          </m:e>
-        </m:d>
-        <m:r>
-          <m:rPr>
-            <m:sty m:val="p"/>
-          </m:rPr>
-          <w:rPr>
-            <w:rFonts w:ascii="Cambria Math" w:eastAsia="Calibri" w:hAnsi="Cambria Math" w:cs="Times New Roman"/>
-            <w:color w:val="000000" w:themeColor="text1"/>
-            <w:kern w:val="0"/>
-            <w:sz w:val="28"/>
-            <w:szCs w:val="28"/>
-            <w14:ligatures w14:val="none"/>
-          </w:rPr>
-          <w:br/>
-        </m:r>
-      </m:oMath>
-      <m:oMathPara>
-        <m:oMathParaPr>
-          <m:jc m:val="left"/>
-        </m:oMathParaPr>
-        <m:oMath>
-          <m:sSub>
-            <m:sSubPr>
-              <m:ctrlPr>
-                <w:rPr>
-                  <w:rFonts w:ascii="Cambria Math" w:eastAsia="DengXian" w:hAnsi="Cambria Math" w:cs="Times New Roman"/>
-                  <w:i/>
-                  <w:color w:val="000000" w:themeColor="text1"/>
-                  <w:kern w:val="0"/>
-                  <w:sz w:val="28"/>
-                  <w:szCs w:val="28"/>
-                  <w:lang w:eastAsia="ru-RU"/>
-                  <w14:ligatures w14:val="none"/>
-                </w:rPr>
-              </m:ctrlPr>
-            </m:sSubPr>
-            <m:e>
-              <m:acc>
-                <m:accPr>
-                  <m:chr m:val="⃗"/>
-                  <m:ctrlPr>
-                    <w:rPr>
-                      <w:rFonts w:ascii="Cambria Math" w:eastAsia="DengXian" w:hAnsi="Cambria Math" w:cs="Times New Roman"/>
-                      <w:i/>
-                      <w:color w:val="000000" w:themeColor="text1"/>
-                      <w:kern w:val="0"/>
-                      <w:sz w:val="28"/>
-                      <w:szCs w:val="28"/>
-                      <w14:ligatures w14:val="none"/>
-                    </w:rPr>
-                  </m:ctrlPr>
-                </m:accPr>
-                <m:e>
-                  <m:r>
-                    <w:rPr>
-                      <w:rFonts w:ascii="Cambria Math" w:eastAsia="DengXian" w:hAnsi="Cambria Math" w:cs="Times New Roman"/>
-                      <w:color w:val="000000" w:themeColor="text1"/>
-                      <w:kern w:val="0"/>
-                      <w:sz w:val="28"/>
-                      <w:szCs w:val="28"/>
-                      <w:lang w:eastAsia="ru-RU"/>
-                      <w14:ligatures w14:val="none"/>
-                    </w:rPr>
-                    <m:t>P</m:t>
-                  </m:r>
-                </m:e>
-              </m:acc>
-              <m:ctrlPr>
-                <w:rPr>
-                  <w:rFonts w:ascii="Cambria Math" w:eastAsia="Times New Roman" w:hAnsi="Cambria Math" w:cs="Times New Roman"/>
-                  <w:i/>
-                  <w:color w:val="000000" w:themeColor="text1"/>
-                  <w:kern w:val="0"/>
-                  <w:sz w:val="28"/>
-                  <w:szCs w:val="28"/>
-                  <w:lang w:eastAsia="ru-RU"/>
-                  <w14:ligatures w14:val="none"/>
-                </w:rPr>
-              </m:ctrlPr>
-            </m:e>
-            <m:sub>
-              <m:sSub>
-                <m:sSubPr>
-                  <m:ctrlPr>
-                    <w:rPr>
-                      <w:rFonts w:ascii="Cambria Math" w:eastAsia="DengXian" w:hAnsi="Cambria Math" w:cs="Times New Roman"/>
-                      <w:i/>
-                      <w:color w:val="000000" w:themeColor="text1"/>
-                      <w:kern w:val="0"/>
-                      <w:sz w:val="28"/>
-                      <w:szCs w:val="28"/>
-                      <w:lang w:eastAsia="ru-RU"/>
-                      <w14:ligatures w14:val="none"/>
-                    </w:rPr>
-                  </m:ctrlPr>
-                </m:sSubPr>
-                <m:e>
-                  <m:r>
-                    <w:rPr>
-                      <w:rFonts w:ascii="Cambria Math" w:eastAsia="DengXian" w:hAnsi="Cambria Math" w:cs="Times New Roman"/>
-                      <w:color w:val="000000" w:themeColor="text1"/>
-                      <w:kern w:val="0"/>
-                      <w:sz w:val="28"/>
-                      <w:szCs w:val="28"/>
-                      <w:lang w:eastAsia="ru-RU"/>
-                      <w14:ligatures w14:val="none"/>
-                    </w:rPr>
-                    <m:t>L</m:t>
-                  </m:r>
-                </m:e>
-                <m:sub>
-                  <m:r>
-                    <w:rPr>
-                      <w:rFonts w:ascii="Cambria Math" w:eastAsia="DengXian" w:hAnsi="Cambria Math" w:cs="Times New Roman"/>
-                      <w:color w:val="000000" w:themeColor="text1"/>
-                      <w:kern w:val="0"/>
-                      <w:sz w:val="28"/>
-                      <w:szCs w:val="28"/>
-                      <w:lang w:eastAsia="ru-RU"/>
-                      <w14:ligatures w14:val="none"/>
-                    </w:rPr>
-                    <m:t>2</m:t>
-                  </m:r>
-                </m:sub>
-              </m:sSub>
-            </m:sub>
-          </m:sSub>
-          <m:r>
-            <w:rPr>
-              <w:rFonts w:ascii="Cambria Math" w:eastAsia="Calibri" w:hAnsi="Cambria Math" w:cs="Times New Roman"/>
-              <w:color w:val="000000" w:themeColor="text1"/>
-              <w:kern w:val="0"/>
-              <w:sz w:val="28"/>
-              <w:szCs w:val="28"/>
-              <w:lang w:val="en-US"/>
-              <w14:ligatures w14:val="none"/>
-            </w:rPr>
-            <m:t>=</m:t>
-          </m:r>
-          <m:d>
-            <m:dPr>
-              <m:ctrlPr>
-                <w:rPr>
-                  <w:rFonts w:ascii="Cambria Math" w:eastAsia="Calibri" w:hAnsi="Cambria Math" w:cs="Times New Roman"/>
-                  <w:i/>
-                  <w:iCs/>
-                  <w:color w:val="000000" w:themeColor="text1"/>
-                  <w:kern w:val="0"/>
-                  <w:sz w:val="28"/>
-                  <w:szCs w:val="28"/>
-                  <w:lang w:val="en-US"/>
-                  <w14:ligatures w14:val="none"/>
-                </w:rPr>
-              </m:ctrlPr>
-            </m:dPr>
-            <m:e>
-              <m:r>
-                <w:rPr>
-                  <w:rFonts w:ascii="Cambria Math" w:eastAsia="Calibri" w:hAnsi="Cambria Math" w:cs="Times New Roman"/>
-                  <w:color w:val="000000" w:themeColor="text1"/>
-                  <w:kern w:val="0"/>
-                  <w:sz w:val="28"/>
-                  <w:szCs w:val="28"/>
-                  <w:lang w:val="en-US"/>
-                  <w14:ligatures w14:val="none"/>
-                </w:rPr>
-                <m:t>…,…,…</m:t>
-              </m:r>
-            </m:e>
-          </m:d>
-        </m:oMath>
-      </m:oMathPara>
-    </w:p>
-    <w:p>
-      <w:pPr>
-        <w:numPr>
-          <w:ilvl w:val="0"/>
-          <w:numId w:val="3"/>
-        </w:numPr>
-        <w:tabs>
-          <w:tab w:val="left" w:pos="2610"/>
-        </w:tabs>
-        <w:spacing w:before="100" w:beforeAutospacing="1" w:after="100" w:afterAutospacing="1" w:line="360" w:lineRule="auto"/>
-        <w:ind w:left="0" w:firstLine="0"/>
-        <w:contextualSpacing/>
-        <w:rPr>
-          <w:rFonts w:ascii="Times New Roman" w:eastAsia="DengXian" w:hAnsi="Times New Roman" w:cs="Times New Roman"/>
-          <w:color w:val="000000" w:themeColor="text1"/>
-          <w:kern w:val="0"/>
-          <w:sz w:val="28"/>
-          <w:szCs w:val="28"/>
-          <w:lang w:eastAsia="ru-RU"/>
-          <w14:ligatures w14:val="none"/>
-        </w:rPr>
-      </w:pPr>
-      <m:oMath>
-        <m:sSub>
-          <m:sSubPr>
-            <m:ctrlPr>
-              <w:rPr>
-                <w:rFonts w:ascii="Cambria Math" w:eastAsia="DengXian" w:hAnsi="Cambria Math" w:cs="Times New Roman"/>
-                <w:i/>
-                <w:color w:val="000000" w:themeColor="text1"/>
-                <w:kern w:val="0"/>
-                <w:sz w:val="28"/>
-                <w:szCs w:val="28"/>
-                <w:lang w:eastAsia="ru-RU"/>
-                <w14:ligatures w14:val="none"/>
-              </w:rPr>
-            </m:ctrlPr>
-          </m:sSubPr>
-          <m:e>
-            <m:acc>
-              <m:accPr>
-                <m:chr m:val="⃗"/>
-                <m:ctrlPr>
-                  <w:rPr>
-                    <w:rFonts w:ascii="Cambria Math" w:eastAsia="DengXian" w:hAnsi="Cambria Math" w:cs="Times New Roman"/>
-                    <w:i/>
-                    <w:color w:val="000000" w:themeColor="text1"/>
-                    <w:kern w:val="0"/>
-                    <w:sz w:val="28"/>
-                    <w:szCs w:val="28"/>
-                    <w14:ligatures w14:val="none"/>
-                  </w:rPr>
-                </m:ctrlPr>
-              </m:accPr>
-              <m:e>
-                <m:r>
-                  <w:rPr>
-                    <w:rFonts w:ascii="Cambria Math" w:eastAsia="DengXian" w:hAnsi="Cambria Math" w:cs="Times New Roman"/>
-                    <w:color w:val="000000" w:themeColor="text1"/>
-                    <w:kern w:val="0"/>
-                    <w:sz w:val="28"/>
-                    <w:szCs w:val="28"/>
-                    <w:lang w:eastAsia="ru-RU"/>
-                    <w14:ligatures w14:val="none"/>
-                  </w:rPr>
-                  <m:t>P</m:t>
-                </m:r>
-              </m:e>
-            </m:acc>
-            <m:ctrlPr>
-              <w:rPr>
-                <w:rFonts w:ascii="Cambria Math" w:eastAsia="Times New Roman" w:hAnsi="Cambria Math" w:cs="Times New Roman"/>
-                <w:i/>
-                <w:color w:val="000000" w:themeColor="text1"/>
-                <w:kern w:val="0"/>
-                <w:sz w:val="28"/>
-                <w:szCs w:val="28"/>
-                <w:lang w:eastAsia="ru-RU"/>
-                <w14:ligatures w14:val="none"/>
-              </w:rPr>
-            </m:ctrlPr>
-          </m:e>
-          <m:sub>
-            <m:r>
-              <w:rPr>
-                <w:rFonts w:ascii="Cambria Math" w:eastAsia="DengXian" w:hAnsi="Cambria Math" w:cs="Times New Roman"/>
-                <w:color w:val="000000" w:themeColor="text1"/>
-                <w:kern w:val="0"/>
-                <w:sz w:val="28"/>
-                <w:szCs w:val="28"/>
-                <w:lang w:eastAsia="ru-RU"/>
-                <w14:ligatures w14:val="none"/>
-              </w:rPr>
-              <m:t>0</m:t>
-            </m:r>
-          </m:sub>
-        </m:sSub>
-        <m:r>
-          <w:rPr>
-            <w:rFonts w:ascii="Cambria Math" w:eastAsia="Calibri" w:hAnsi="Cambria Math" w:cs="Times New Roman"/>
-            <w:color w:val="000000" w:themeColor="text1"/>
-            <w:kern w:val="0"/>
-            <w:sz w:val="28"/>
-            <w:szCs w:val="28"/>
-            <w:lang w:val="en-US"/>
-            <w14:ligatures w14:val="none"/>
-          </w:rPr>
-          <m:t>=</m:t>
-        </m:r>
-        <m:d>
-          <m:dPr>
-            <m:ctrlPr>
-              <w:rPr>
-                <w:rFonts w:ascii="Cambria Math" w:eastAsia="Calibri" w:hAnsi="Cambria Math" w:cs="Times New Roman"/>
-                <w:i/>
+              </w:rPr>
+              <w:t>-</w:t>
+            </w:r>
+          </w:p>
+        </w:tc>
+      </w:tr>
+      <w:tr>
+        <w:trPr>
+          <w:cantSplit/>
+          <w:trHeight w:val="588"/>
+        </w:trPr>
+        <w:tc>
+          <w:tcPr>
+            <w:tcW w:w="5760" w:type="dxa"/>
+            <w:vAlign w:val="center"/>
+            <w:hideMark/>
+          </w:tcPr>
+          <w:p>
+            <w:pPr>
+              <w:jc w:val="center"/>
+              <w:rPr>
+                <w:rFonts w:ascii="Times New Roman" w:eastAsia="Times New Roman" w:hAnsi="Times New Roman" w:cs="Times New Roman"/>
                 <w:iCs/>
                 <w:color w:val="000000" w:themeColor="text1"/>
-                <w:kern w:val="0"/>
-                <w:sz w:val="28"/>
-                <w:szCs w:val="28"/>
-                <w:lang w:val="en-US"/>
-                <w14:ligatures w14:val="none"/>
-              </w:rPr>
-            </m:ctrlPr>
-          </m:dPr>
-          <m:e>
-            <m:r>
-              <w:rPr>
-                <w:rFonts w:ascii="Cambria Math" w:eastAsia="Calibri" w:hAnsi="Cambria Math" w:cs="Times New Roman"/>
-                <w:color w:val="000000" w:themeColor="text1"/>
-                <w:kern w:val="0"/>
-                <w:sz w:val="28"/>
-                <w:szCs w:val="28"/>
-                <w:lang w:val="en-US"/>
-                <w14:ligatures w14:val="none"/>
-              </w:rPr>
-              <m:t>…,…,…</m:t>
-            </m:r>
-          </m:e>
-        </m:d>
-      </m:oMath>
-    </w:p>
-    <w:p>
-      <w:pPr>
-        <w:numPr>
-          <w:ilvl w:val="0"/>
-          <w:numId w:val="3"/>
-        </w:numPr>
-        <w:tabs>
-          <w:tab w:val="left" w:pos="2610"/>
-        </w:tabs>
-        <w:spacing w:before="100" w:beforeAutospacing="1" w:after="100" w:afterAutospacing="1" w:line="360" w:lineRule="auto"/>
-        <w:ind w:left="0" w:firstLine="0"/>
-        <w:contextualSpacing/>
-        <w:rPr>
-          <w:rFonts w:ascii="Times New Roman" w:eastAsia="DengXian" w:hAnsi="Times New Roman" w:cs="Times New Roman"/>
-          <w:color w:val="000000" w:themeColor="text1"/>
-          <w:kern w:val="0"/>
-          <w:sz w:val="28"/>
-          <w:szCs w:val="28"/>
-          <w:lang w:eastAsia="ru-RU"/>
-          <w14:ligatures w14:val="none"/>
-        </w:rPr>
-      </w:pPr>
-      <m:oMath>
-        <m:sSub>
-          <m:sSubPr>
-            <m:ctrlPr>
-              <w:rPr>
-                <w:rFonts w:ascii="Cambria Math" w:eastAsia="DengXian" w:hAnsi="Cambria Math" w:cs="Times New Roman"/>
-                <w:i/>
-                <w:color w:val="000000" w:themeColor="text1"/>
-                <w:kern w:val="0"/>
-                <w:sz w:val="28"/>
-                <w:szCs w:val="28"/>
-                <w:lang w:eastAsia="ru-RU"/>
-                <w14:ligatures w14:val="none"/>
-              </w:rPr>
-            </m:ctrlPr>
-          </m:sSubPr>
-          <m:e>
-            <m:acc>
-              <m:accPr>
-                <m:chr m:val="⃗"/>
-                <m:ctrlPr>
-                  <w:rPr>
-                    <w:rFonts w:ascii="Cambria Math" w:eastAsia="DengXian" w:hAnsi="Cambria Math" w:cs="Times New Roman"/>
-                    <w:i/>
-                    <w:color w:val="000000" w:themeColor="text1"/>
-                    <w:kern w:val="0"/>
-                    <w:sz w:val="28"/>
-                    <w:szCs w:val="28"/>
-                    <w14:ligatures w14:val="none"/>
-                  </w:rPr>
-                </m:ctrlPr>
-              </m:accPr>
-              <m:e>
-                <m:r>
-                  <w:rPr>
-                    <w:rFonts w:ascii="Cambria Math" w:eastAsia="DengXian" w:hAnsi="Cambria Math" w:cs="Times New Roman"/>
-                    <w:color w:val="000000" w:themeColor="text1"/>
-                    <w:kern w:val="0"/>
-                    <w:sz w:val="28"/>
-                    <w:szCs w:val="28"/>
-                    <w:lang w:eastAsia="ru-RU"/>
-                    <w14:ligatures w14:val="none"/>
-                  </w:rPr>
-                  <m:t>P</m:t>
-                </m:r>
-              </m:e>
-            </m:acc>
-            <m:ctrlPr>
-              <w:rPr>
-                <w:rFonts w:ascii="Cambria Math" w:eastAsia="Times New Roman" w:hAnsi="Cambria Math" w:cs="Times New Roman"/>
-                <w:i/>
-                <w:color w:val="000000" w:themeColor="text1"/>
-                <w:kern w:val="0"/>
-                <w:sz w:val="28"/>
-                <w:szCs w:val="28"/>
-                <w:lang w:eastAsia="ru-RU"/>
-                <w14:ligatures w14:val="none"/>
-              </w:rPr>
-            </m:ctrlPr>
-          </m:e>
-          <m:sub>
-            <m:r>
-              <w:rPr>
-                <w:rFonts w:ascii="Cambria Math" w:eastAsia="DengXian" w:hAnsi="Cambria Math" w:cs="Times New Roman"/>
-                <w:color w:val="000000" w:themeColor="text1"/>
-                <w:kern w:val="0"/>
-                <w:sz w:val="28"/>
-                <w:szCs w:val="28"/>
-                <w:lang w:eastAsia="ru-RU"/>
-                <w14:ligatures w14:val="none"/>
-              </w:rPr>
-              <m:t>1</m:t>
-            </m:r>
-          </m:sub>
-        </m:sSub>
-        <m:r>
-          <w:rPr>
-            <w:rFonts w:ascii="Cambria Math" w:eastAsia="Calibri" w:hAnsi="Cambria Math" w:cs="Times New Roman"/>
-            <w:color w:val="000000" w:themeColor="text1"/>
-            <w:kern w:val="0"/>
-            <w:sz w:val="28"/>
-            <w:szCs w:val="28"/>
-            <w:lang w:val="en-US"/>
-            <w14:ligatures w14:val="none"/>
-          </w:rPr>
-          <m:t>=</m:t>
-        </m:r>
-        <m:d>
-          <m:dPr>
-            <m:ctrlPr>
-              <w:rPr>
-                <w:rFonts w:ascii="Cambria Math" w:eastAsia="Calibri" w:hAnsi="Cambria Math" w:cs="Times New Roman"/>
-                <w:i/>
+                <w:sz w:val="24"/>
+                <w:szCs w:val="24"/>
+              </w:rPr>
+            </w:pPr>
+            <w:r>
+              <w:rPr>
+                <w:rFonts w:ascii="Times New Roman" w:eastAsia="Times New Roman" w:hAnsi="Times New Roman" w:cs="Times New Roman"/>
                 <w:iCs/>
                 <w:color w:val="000000" w:themeColor="text1"/>
-                <w:kern w:val="0"/>
-                <w:sz w:val="28"/>
-                <w:szCs w:val="28"/>
-                <w:lang w:val="en-US"/>
-                <w14:ligatures w14:val="none"/>
-              </w:rPr>
-            </m:ctrlPr>
-          </m:dPr>
-          <m:e>
-            <m:r>
-              <w:rPr>
-                <w:rFonts w:ascii="Cambria Math" w:eastAsia="Calibri" w:hAnsi="Cambria Math" w:cs="Times New Roman"/>
-                <w:color w:val="000000" w:themeColor="text1"/>
-                <w:kern w:val="0"/>
-                <w:sz w:val="28"/>
-                <w:szCs w:val="28"/>
-                <w:lang w:val="en-US"/>
-                <w14:ligatures w14:val="none"/>
-              </w:rPr>
-              <m:t>…,…,…</m:t>
-            </m:r>
-          </m:e>
-        </m:d>
-      </m:oMath>
-    </w:p>
-    <w:p>
-      <w:pPr>
-        <w:numPr>
-          <w:ilvl w:val="0"/>
-          <w:numId w:val="3"/>
-        </w:numPr>
-        <w:tabs>
-          <w:tab w:val="left" w:pos="2610"/>
-        </w:tabs>
-        <w:spacing w:before="100" w:beforeAutospacing="1" w:after="100" w:afterAutospacing="1" w:line="360" w:lineRule="auto"/>
-        <w:ind w:left="0" w:firstLine="0"/>
-        <w:contextualSpacing/>
-        <w:rPr>
-          <w:rFonts w:ascii="Times New Roman" w:eastAsia="DengXian" w:hAnsi="Times New Roman" w:cs="Times New Roman"/>
-          <w:color w:val="000000" w:themeColor="text1"/>
-          <w:kern w:val="0"/>
-          <w:sz w:val="28"/>
-          <w:szCs w:val="28"/>
-          <w:lang w:eastAsia="ru-RU"/>
-          <w14:ligatures w14:val="none"/>
-        </w:rPr>
-      </w:pPr>
-      <m:oMath>
-        <m:sSub>
-          <m:sSubPr>
-            <m:ctrlPr>
-              <w:rPr>
-                <w:rFonts w:ascii="Cambria Math" w:eastAsia="DengXian" w:hAnsi="Cambria Math" w:cs="Times New Roman"/>
-                <w:i/>
-                <w:color w:val="000000" w:themeColor="text1"/>
-                <w:kern w:val="0"/>
-                <w:sz w:val="28"/>
-                <w:szCs w:val="28"/>
-                <w:lang w:eastAsia="ru-RU"/>
-                <w14:ligatures w14:val="none"/>
-              </w:rPr>
-            </m:ctrlPr>
-          </m:sSubPr>
-          <m:e>
-            <m:acc>
-              <m:accPr>
-                <m:chr m:val="⃗"/>
-                <m:ctrlPr>
-                  <w:rPr>
-                    <w:rFonts w:ascii="Cambria Math" w:eastAsia="DengXian" w:hAnsi="Cambria Math" w:cs="Times New Roman"/>
-                    <w:i/>
-                    <w:color w:val="000000" w:themeColor="text1"/>
-                    <w:kern w:val="0"/>
-                    <w:sz w:val="28"/>
-                    <w:szCs w:val="28"/>
-                    <w14:ligatures w14:val="none"/>
-                  </w:rPr>
-                </m:ctrlPr>
-              </m:accPr>
-              <m:e>
-                <m:r>
-                  <w:rPr>
-                    <w:rFonts w:ascii="Cambria Math" w:eastAsia="DengXian" w:hAnsi="Cambria Math" w:cs="Times New Roman"/>
-                    <w:color w:val="000000" w:themeColor="text1"/>
-                    <w:kern w:val="0"/>
-                    <w:sz w:val="28"/>
-                    <w:szCs w:val="28"/>
-                    <w:lang w:eastAsia="ru-RU"/>
-                    <w14:ligatures w14:val="none"/>
-                  </w:rPr>
-                  <m:t>P</m:t>
-                </m:r>
-              </m:e>
-            </m:acc>
-            <m:ctrlPr>
-              <w:rPr>
-                <w:rFonts w:ascii="Cambria Math" w:eastAsia="Times New Roman" w:hAnsi="Cambria Math" w:cs="Times New Roman"/>
-                <w:i/>
-                <w:color w:val="000000" w:themeColor="text1"/>
-                <w:kern w:val="0"/>
-                <w:sz w:val="28"/>
-                <w:szCs w:val="28"/>
-                <w:lang w:eastAsia="ru-RU"/>
-                <w14:ligatures w14:val="none"/>
-              </w:rPr>
-            </m:ctrlPr>
-          </m:e>
-          <m:sub>
-            <m:r>
-              <w:rPr>
-                <w:rFonts w:ascii="Cambria Math" w:eastAsia="DengXian" w:hAnsi="Cambria Math" w:cs="Times New Roman"/>
-                <w:color w:val="000000" w:themeColor="text1"/>
-                <w:kern w:val="0"/>
-                <w:sz w:val="28"/>
-                <w:szCs w:val="28"/>
-                <w:lang w:eastAsia="ru-RU"/>
-                <w14:ligatures w14:val="none"/>
-              </w:rPr>
-              <m:t>2</m:t>
-            </m:r>
-          </m:sub>
-        </m:sSub>
-        <m:r>
-          <w:rPr>
-            <w:rFonts w:ascii="Cambria Math" w:eastAsia="Calibri" w:hAnsi="Cambria Math" w:cs="Times New Roman"/>
-            <w:color w:val="000000" w:themeColor="text1"/>
-            <w:kern w:val="0"/>
-            <w:sz w:val="28"/>
-            <w:szCs w:val="28"/>
-            <w:lang w:val="en-US"/>
-            <w14:ligatures w14:val="none"/>
-          </w:rPr>
-          <m:t>=</m:t>
-        </m:r>
-        <m:d>
-          <m:dPr>
-            <m:ctrlPr>
-              <w:rPr>
-                <w:rFonts w:ascii="Cambria Math" w:eastAsia="Calibri" w:hAnsi="Cambria Math" w:cs="Times New Roman"/>
-                <w:i/>
+                <w:sz w:val="24"/>
+                <w:szCs w:val="24"/>
+              </w:rPr>
+              <w:t>глобальная координата наблюдателя</w:t>
+            </w:r>
+          </w:p>
+        </w:tc>
+        <w:tc>
+          <w:tcPr>
+            <w:tcW w:w="1720" w:type="dxa"/>
+            <w:noWrap/>
+            <w:vAlign w:val="center"/>
+            <w:hideMark/>
+          </w:tcPr>
+          <w:p>
+            <w:pPr>
+              <w:jc w:val="center"/>
+              <w:rPr>
+                <w:rFonts w:ascii="Times New Roman" w:eastAsia="Times New Roman" w:hAnsi="Times New Roman" w:cs="Times New Roman"/>
                 <w:iCs/>
                 <w:color w:val="000000" w:themeColor="text1"/>
-                <w:kern w:val="0"/>
-                <w:sz w:val="28"/>
-                <w:szCs w:val="28"/>
-                <w:lang w:val="en-US"/>
-                <w14:ligatures w14:val="none"/>
-              </w:rPr>
-            </m:ctrlPr>
-          </m:dPr>
-          <m:e>
-            <m:r>
-              <w:rPr>
-                <w:rFonts w:ascii="Cambria Math" w:eastAsia="Calibri" w:hAnsi="Cambria Math" w:cs="Times New Roman"/>
-                <w:color w:val="000000" w:themeColor="text1"/>
-                <w:kern w:val="0"/>
-                <w:sz w:val="28"/>
-                <w:szCs w:val="28"/>
-                <w:lang w:val="en-US"/>
-                <w14:ligatures w14:val="none"/>
-              </w:rPr>
-              <m:t>…,…,…</m:t>
-            </m:r>
-          </m:e>
-        </m:d>
-      </m:oMath>
-    </w:p>
-    <w:bookmarkStart w:id="7" w:name="_Hlk192875769"/>
-    <w:p>
-      <w:pPr>
-        <w:numPr>
-          <w:ilvl w:val="0"/>
-          <w:numId w:val="3"/>
-        </w:numPr>
-        <w:tabs>
-          <w:tab w:val="left" w:pos="2610"/>
-        </w:tabs>
-        <w:spacing w:before="100" w:beforeAutospacing="1" w:after="100" w:afterAutospacing="1" w:line="360" w:lineRule="auto"/>
-        <w:ind w:left="0" w:firstLine="0"/>
-        <w:contextualSpacing/>
-        <w:rPr>
-          <w:rFonts w:ascii="Times New Roman" w:eastAsia="DengXian" w:hAnsi="Times New Roman" w:cs="Times New Roman"/>
-          <w:color w:val="000000" w:themeColor="text1"/>
-          <w:kern w:val="0"/>
-          <w:sz w:val="28"/>
-          <w:szCs w:val="28"/>
-          <w:lang w:eastAsia="ru-RU"/>
-          <w14:ligatures w14:val="none"/>
-        </w:rPr>
-      </w:pPr>
-      <m:oMath>
-        <m:sSub>
-          <m:sSubPr>
-            <m:ctrlPr>
-              <w:rPr>
-                <w:rFonts w:ascii="Cambria Math" w:eastAsia="DengXian" w:hAnsi="Cambria Math" w:cs="Times New Roman"/>
-                <w:i/>
+                <w:sz w:val="24"/>
+                <w:szCs w:val="24"/>
+              </w:rPr>
+            </w:pPr>
+            <w:r>
+              <w:rPr>
+                <w:rFonts w:ascii="Times New Roman" w:eastAsia="Times New Roman" w:hAnsi="Times New Roman" w:cs="Times New Roman"/>
                 <w:iCs/>
                 <w:color w:val="000000" w:themeColor="text1"/>
-                <w:kern w:val="0"/>
-                <w:sz w:val="28"/>
-                <w:szCs w:val="28"/>
-                <w:lang w:eastAsia="ru-RU"/>
-                <w14:ligatures w14:val="none"/>
-              </w:rPr>
-            </m:ctrlPr>
-          </m:sSubPr>
-          <m:e>
-            <m:r>
-              <w:rPr>
-                <w:rFonts w:ascii="Cambria Math" w:eastAsia="DengXian" w:hAnsi="Cambria Math" w:cs="Times New Roman"/>
-                <w:color w:val="000000" w:themeColor="text1"/>
-                <w:kern w:val="0"/>
-                <w:sz w:val="28"/>
-                <w:szCs w:val="28"/>
-                <w:lang w:eastAsia="ru-RU"/>
-                <w14:ligatures w14:val="none"/>
-              </w:rPr>
-              <m:t>x</m:t>
-            </m:r>
-          </m:e>
-          <m:sub>
-            <m:r>
-              <w:rPr>
-                <w:rFonts w:ascii="Cambria Math" w:eastAsia="DengXian" w:hAnsi="Cambria Math" w:cs="Times New Roman"/>
-                <w:color w:val="000000" w:themeColor="text1"/>
-                <w:kern w:val="0"/>
-                <w:sz w:val="28"/>
-                <w:szCs w:val="28"/>
-                <w:lang w:eastAsia="ru-RU"/>
-                <w14:ligatures w14:val="none"/>
-              </w:rPr>
-              <m:t>1</m:t>
-            </m:r>
-          </m:sub>
-        </m:sSub>
-        <m:r>
-          <w:rPr>
-            <w:rFonts w:ascii="Cambria Math" w:eastAsia="DengXian" w:hAnsi="Cambria Math" w:cs="Times New Roman"/>
-            <w:color w:val="000000" w:themeColor="text1"/>
-            <w:kern w:val="0"/>
-            <w:sz w:val="28"/>
-            <w:szCs w:val="28"/>
-            <w:lang w:eastAsia="ru-RU"/>
-            <w14:ligatures w14:val="none"/>
-          </w:rPr>
-          <m:t>=</m:t>
-        </m:r>
-        <m:r>
-          <w:rPr>
-            <w:rFonts w:ascii="Cambria Math" w:eastAsia="DengXian" w:hAnsi="Cambria Math" w:cs="Times New Roman"/>
-            <w:color w:val="000000" w:themeColor="text1"/>
-            <w:kern w:val="0"/>
-            <w:sz w:val="28"/>
-            <w:szCs w:val="28"/>
-            <w:lang w:val="en-US" w:eastAsia="ru-RU"/>
-            <w14:ligatures w14:val="none"/>
-          </w:rPr>
-          <m:t xml:space="preserve">…, </m:t>
-        </m:r>
-        <m:sSub>
-          <m:sSubPr>
-            <m:ctrlPr>
-              <w:rPr>
-                <w:rFonts w:ascii="Cambria Math" w:eastAsia="DengXian" w:hAnsi="Cambria Math" w:cs="Times New Roman"/>
-                <w:i/>
+                <w:sz w:val="24"/>
+                <w:szCs w:val="24"/>
+              </w:rPr>
+              <w:t>V</w:t>
+            </w:r>
+          </w:p>
+        </w:tc>
+        <w:tc>
+          <w:tcPr>
+            <w:tcW w:w="1720" w:type="dxa"/>
+            <w:noWrap/>
+            <w:vAlign w:val="center"/>
+            <w:hideMark/>
+          </w:tcPr>
+          <w:p>
+            <w:pPr>
+              <w:jc w:val="center"/>
+              <w:rPr>
+                <w:rFonts w:ascii="Times New Roman" w:eastAsia="Times New Roman" w:hAnsi="Times New Roman" w:cs="Times New Roman"/>
                 <w:iCs/>
                 <w:color w:val="000000" w:themeColor="text1"/>
-                <w:kern w:val="0"/>
-                <w:sz w:val="28"/>
-                <w:szCs w:val="28"/>
-                <w:lang w:val="en-US" w:eastAsia="ru-RU"/>
-                <w14:ligatures w14:val="none"/>
-              </w:rPr>
-            </m:ctrlPr>
-          </m:sSubPr>
-          <m:e>
-            <m:r>
-              <w:rPr>
-                <w:rFonts w:ascii="Cambria Math" w:eastAsia="DengXian" w:hAnsi="Cambria Math" w:cs="Times New Roman"/>
-                <w:color w:val="000000" w:themeColor="text1"/>
-                <w:kern w:val="0"/>
-                <w:sz w:val="28"/>
-                <w:szCs w:val="28"/>
-                <w:lang w:val="en-US" w:eastAsia="ru-RU"/>
-                <w14:ligatures w14:val="none"/>
-              </w:rPr>
-              <m:t>y</m:t>
-            </m:r>
-          </m:e>
-          <m:sub>
-            <m:r>
-              <w:rPr>
-                <w:rFonts w:ascii="Cambria Math" w:eastAsia="DengXian" w:hAnsi="Cambria Math" w:cs="Times New Roman"/>
-                <w:color w:val="000000" w:themeColor="text1"/>
-                <w:kern w:val="0"/>
-                <w:sz w:val="28"/>
-                <w:szCs w:val="28"/>
-                <w:lang w:val="en-US" w:eastAsia="ru-RU"/>
-                <w14:ligatures w14:val="none"/>
-              </w:rPr>
-              <m:t>1</m:t>
-            </m:r>
-          </m:sub>
-        </m:sSub>
-        <m:r>
-          <w:rPr>
-            <w:rFonts w:ascii="Cambria Math" w:eastAsia="DengXian" w:hAnsi="Cambria Math" w:cs="Times New Roman"/>
-            <w:color w:val="000000" w:themeColor="text1"/>
-            <w:kern w:val="0"/>
-            <w:sz w:val="28"/>
-            <w:szCs w:val="28"/>
-            <w:lang w:val="en-US" w:eastAsia="ru-RU"/>
-            <w14:ligatures w14:val="none"/>
-          </w:rPr>
-          <m:t>=…</m:t>
-        </m:r>
-      </m:oMath>
-      <w:r>
-        <w:rPr>
-          <w:rFonts w:ascii="Times New Roman" w:eastAsia="DengXian" w:hAnsi="Times New Roman" w:cs="Times New Roman"/>
-          <w:iCs/>
-          <w:color w:val="000000" w:themeColor="text1"/>
-          <w:kern w:val="0"/>
-          <w:sz w:val="28"/>
-          <w:szCs w:val="28"/>
-          <w:lang w:val="en-US" w:eastAsia="ru-RU"/>
-          <w14:ligatures w14:val="none"/>
-        </w:rPr>
-        <w:br/>
-      </w:r>
-      <m:oMathPara>
-        <m:oMathParaPr>
-          <m:jc m:val="left"/>
-        </m:oMathParaPr>
-        <m:oMath>
-          <m:sSub>
-            <m:sSubPr>
-              <m:ctrlPr>
-                <w:rPr>
-                  <w:rFonts w:ascii="Cambria Math" w:eastAsia="DengXian" w:hAnsi="Cambria Math" w:cs="Times New Roman"/>
-                  <w:i/>
-                  <w:iCs/>
-                  <w:color w:val="000000" w:themeColor="text1"/>
-                  <w:kern w:val="0"/>
-                  <w:sz w:val="28"/>
-                  <w:szCs w:val="28"/>
-                  <w:lang w:eastAsia="ru-RU"/>
-                  <w14:ligatures w14:val="none"/>
-                </w:rPr>
-              </m:ctrlPr>
-            </m:sSubPr>
-            <m:e>
-              <m:r>
-                <w:rPr>
-                  <w:rFonts w:ascii="Cambria Math" w:eastAsia="DengXian" w:hAnsi="Cambria Math" w:cs="Times New Roman"/>
-                  <w:color w:val="000000" w:themeColor="text1"/>
-                  <w:kern w:val="0"/>
-                  <w:sz w:val="28"/>
-                  <w:szCs w:val="28"/>
-                  <w:lang w:eastAsia="ru-RU"/>
-                  <w14:ligatures w14:val="none"/>
-                </w:rPr>
-                <m:t>x</m:t>
-              </m:r>
-            </m:e>
-            <m:sub>
-              <m:r>
-                <w:rPr>
-                  <w:rFonts w:ascii="Cambria Math" w:eastAsia="DengXian" w:hAnsi="Cambria Math" w:cs="Times New Roman"/>
-                  <w:color w:val="000000" w:themeColor="text1"/>
-                  <w:kern w:val="0"/>
-                  <w:sz w:val="28"/>
-                  <w:szCs w:val="28"/>
-                  <w:lang w:eastAsia="ru-RU"/>
-                  <w14:ligatures w14:val="none"/>
-                </w:rPr>
-                <m:t>2</m:t>
-              </m:r>
-            </m:sub>
-          </m:sSub>
-          <m:r>
-            <w:rPr>
-              <w:rFonts w:ascii="Cambria Math" w:eastAsia="DengXian" w:hAnsi="Cambria Math" w:cs="Times New Roman"/>
-              <w:color w:val="000000" w:themeColor="text1"/>
-              <w:kern w:val="0"/>
-              <w:sz w:val="28"/>
-              <w:szCs w:val="28"/>
-              <w:lang w:eastAsia="ru-RU"/>
-              <w14:ligatures w14:val="none"/>
-            </w:rPr>
-            <m:t>=</m:t>
-          </m:r>
-          <m:r>
-            <w:rPr>
-              <w:rFonts w:ascii="Cambria Math" w:eastAsia="DengXian" w:hAnsi="Cambria Math" w:cs="Times New Roman"/>
-              <w:color w:val="000000" w:themeColor="text1"/>
-              <w:kern w:val="0"/>
-              <w:sz w:val="28"/>
-              <w:szCs w:val="28"/>
-              <w:lang w:val="en-US" w:eastAsia="ru-RU"/>
-              <w14:ligatures w14:val="none"/>
-            </w:rPr>
-            <m:t xml:space="preserve">…, </m:t>
-          </m:r>
-          <m:sSub>
-            <m:sSubPr>
-              <m:ctrlPr>
-                <w:rPr>
-                  <w:rFonts w:ascii="Cambria Math" w:eastAsia="DengXian" w:hAnsi="Cambria Math" w:cs="Times New Roman"/>
-                  <w:i/>
-                  <w:iCs/>
-                  <w:color w:val="000000" w:themeColor="text1"/>
-                  <w:kern w:val="0"/>
-                  <w:sz w:val="28"/>
-                  <w:szCs w:val="28"/>
-                  <w:lang w:val="en-US" w:eastAsia="ru-RU"/>
-                  <w14:ligatures w14:val="none"/>
-                </w:rPr>
-              </m:ctrlPr>
-            </m:sSubPr>
-            <m:e>
-              <m:r>
-                <w:rPr>
-                  <w:rFonts w:ascii="Cambria Math" w:eastAsia="DengXian" w:hAnsi="Cambria Math" w:cs="Times New Roman"/>
-                  <w:color w:val="000000" w:themeColor="text1"/>
-                  <w:kern w:val="0"/>
-                  <w:sz w:val="28"/>
-                  <w:szCs w:val="28"/>
-                  <w:lang w:val="en-US" w:eastAsia="ru-RU"/>
-                  <w14:ligatures w14:val="none"/>
-                </w:rPr>
-                <m:t>y</m:t>
-              </m:r>
-            </m:e>
-            <m:sub>
-              <m:r>
-                <w:rPr>
-                  <w:rFonts w:ascii="Cambria Math" w:eastAsia="DengXian" w:hAnsi="Cambria Math" w:cs="Times New Roman"/>
-                  <w:color w:val="000000" w:themeColor="text1"/>
-                  <w:kern w:val="0"/>
-                  <w:sz w:val="28"/>
-                  <w:szCs w:val="28"/>
-                  <w:lang w:val="en-US" w:eastAsia="ru-RU"/>
-                  <w14:ligatures w14:val="none"/>
-                </w:rPr>
-                <m:t>2</m:t>
-              </m:r>
-            </m:sub>
-          </m:sSub>
-          <m:r>
-            <w:rPr>
-              <w:rFonts w:ascii="Cambria Math" w:eastAsia="DengXian" w:hAnsi="Cambria Math" w:cs="Times New Roman"/>
-              <w:color w:val="000000" w:themeColor="text1"/>
-              <w:kern w:val="0"/>
-              <w:sz w:val="28"/>
-              <w:szCs w:val="28"/>
-              <w:lang w:val="en-US" w:eastAsia="ru-RU"/>
-              <w14:ligatures w14:val="none"/>
-            </w:rPr>
-            <m:t>=…</m:t>
-          </m:r>
-          <m:r>
-            <m:rPr>
-              <m:sty m:val="p"/>
-            </m:rPr>
-            <w:rPr>
-              <w:rFonts w:ascii="Cambria Math" w:eastAsia="DengXian" w:hAnsi="Cambria Math" w:cs="Times New Roman"/>
-              <w:color w:val="000000" w:themeColor="text1"/>
-              <w:kern w:val="0"/>
-              <w:sz w:val="28"/>
-              <w:szCs w:val="28"/>
-              <w:lang w:val="en-US" w:eastAsia="ru-RU"/>
-              <w14:ligatures w14:val="none"/>
-            </w:rPr>
-            <w:br/>
-          </m:r>
-        </m:oMath>
-        <m:oMath>
-          <m:sSub>
-            <m:sSubPr>
-              <m:ctrlPr>
-                <w:rPr>
-                  <w:rFonts w:ascii="Cambria Math" w:eastAsia="DengXian" w:hAnsi="Cambria Math" w:cs="Times New Roman"/>
-                  <w:i/>
-                  <w:iCs/>
-                  <w:color w:val="000000" w:themeColor="text1"/>
-                  <w:kern w:val="0"/>
-                  <w:sz w:val="28"/>
-                  <w:szCs w:val="28"/>
-                  <w:lang w:eastAsia="ru-RU"/>
-                  <w14:ligatures w14:val="none"/>
-                </w:rPr>
-              </m:ctrlPr>
-            </m:sSubPr>
-            <m:e>
-              <m:r>
-                <w:rPr>
-                  <w:rFonts w:ascii="Cambria Math" w:eastAsia="DengXian" w:hAnsi="Cambria Math" w:cs="Times New Roman"/>
-                  <w:color w:val="000000" w:themeColor="text1"/>
-                  <w:kern w:val="0"/>
-                  <w:sz w:val="28"/>
-                  <w:szCs w:val="28"/>
-                  <w:lang w:eastAsia="ru-RU"/>
-                  <w14:ligatures w14:val="none"/>
-                </w:rPr>
-                <m:t>x</m:t>
-              </m:r>
-            </m:e>
-            <m:sub>
-              <m:r>
-                <w:rPr>
-                  <w:rFonts w:ascii="Cambria Math" w:eastAsia="DengXian" w:hAnsi="Cambria Math" w:cs="Times New Roman"/>
-                  <w:color w:val="000000" w:themeColor="text1"/>
-                  <w:kern w:val="0"/>
-                  <w:sz w:val="28"/>
-                  <w:szCs w:val="28"/>
-                  <w:lang w:eastAsia="ru-RU"/>
-                  <w14:ligatures w14:val="none"/>
-                </w:rPr>
-                <m:t>3</m:t>
-              </m:r>
-            </m:sub>
-          </m:sSub>
-          <m:r>
-            <w:rPr>
-              <w:rFonts w:ascii="Cambria Math" w:eastAsia="DengXian" w:hAnsi="Cambria Math" w:cs="Times New Roman"/>
-              <w:color w:val="000000" w:themeColor="text1"/>
-              <w:kern w:val="0"/>
-              <w:sz w:val="28"/>
-              <w:szCs w:val="28"/>
-              <w:lang w:eastAsia="ru-RU"/>
-              <w14:ligatures w14:val="none"/>
-            </w:rPr>
-            <m:t>=</m:t>
-          </m:r>
-          <m:r>
-            <w:rPr>
-              <w:rFonts w:ascii="Cambria Math" w:eastAsia="DengXian" w:hAnsi="Cambria Math" w:cs="Times New Roman"/>
-              <w:color w:val="000000" w:themeColor="text1"/>
-              <w:kern w:val="0"/>
-              <w:sz w:val="28"/>
-              <w:szCs w:val="28"/>
-              <w:lang w:val="en-US" w:eastAsia="ru-RU"/>
-              <w14:ligatures w14:val="none"/>
-            </w:rPr>
-            <m:t xml:space="preserve">…, </m:t>
-          </m:r>
-          <m:sSub>
-            <m:sSubPr>
-              <m:ctrlPr>
-                <w:rPr>
-                  <w:rFonts w:ascii="Cambria Math" w:eastAsia="DengXian" w:hAnsi="Cambria Math" w:cs="Times New Roman"/>
-                  <w:i/>
-                  <w:iCs/>
-                  <w:color w:val="000000" w:themeColor="text1"/>
-                  <w:kern w:val="0"/>
-                  <w:sz w:val="28"/>
-                  <w:szCs w:val="28"/>
-                  <w:lang w:val="en-US" w:eastAsia="ru-RU"/>
-                  <w14:ligatures w14:val="none"/>
-                </w:rPr>
-              </m:ctrlPr>
-            </m:sSubPr>
-            <m:e>
-              <m:r>
-                <w:rPr>
-                  <w:rFonts w:ascii="Cambria Math" w:eastAsia="DengXian" w:hAnsi="Cambria Math" w:cs="Times New Roman"/>
-                  <w:color w:val="000000" w:themeColor="text1"/>
-                  <w:kern w:val="0"/>
-                  <w:sz w:val="28"/>
-                  <w:szCs w:val="28"/>
-                  <w:lang w:val="en-US" w:eastAsia="ru-RU"/>
-                  <w14:ligatures w14:val="none"/>
-                </w:rPr>
-                <m:t>y</m:t>
-              </m:r>
-            </m:e>
-            <m:sub>
-              <m:r>
-                <w:rPr>
-                  <w:rFonts w:ascii="Cambria Math" w:eastAsia="DengXian" w:hAnsi="Cambria Math" w:cs="Times New Roman"/>
-                  <w:color w:val="000000" w:themeColor="text1"/>
-                  <w:kern w:val="0"/>
-                  <w:sz w:val="28"/>
-                  <w:szCs w:val="28"/>
-                  <w:lang w:val="en-US" w:eastAsia="ru-RU"/>
-                  <w14:ligatures w14:val="none"/>
-                </w:rPr>
-                <m:t>3</m:t>
-              </m:r>
-            </m:sub>
-          </m:sSub>
-          <m:r>
-            <w:rPr>
-              <w:rFonts w:ascii="Cambria Math" w:eastAsia="DengXian" w:hAnsi="Cambria Math" w:cs="Times New Roman"/>
-              <w:color w:val="000000" w:themeColor="text1"/>
-              <w:kern w:val="0"/>
-              <w:sz w:val="28"/>
-              <w:szCs w:val="28"/>
-              <w:lang w:val="en-US" w:eastAsia="ru-RU"/>
-              <w14:ligatures w14:val="none"/>
-            </w:rPr>
-            <m:t>=…</m:t>
-          </m:r>
-          <m:r>
-            <m:rPr>
-              <m:sty m:val="p"/>
-            </m:rPr>
-            <w:rPr>
-              <w:rFonts w:ascii="Cambria Math" w:eastAsia="DengXian" w:hAnsi="Cambria Math" w:cs="Times New Roman"/>
-              <w:color w:val="000000" w:themeColor="text1"/>
-              <w:kern w:val="0"/>
-              <w:sz w:val="28"/>
-              <w:szCs w:val="28"/>
-              <w:lang w:val="en-US" w:eastAsia="ru-RU"/>
-              <w14:ligatures w14:val="none"/>
-            </w:rPr>
-            <w:br/>
-          </m:r>
-        </m:oMath>
-        <m:oMath>
-          <m:sSub>
-            <m:sSubPr>
-              <m:ctrlPr>
-                <w:rPr>
-                  <w:rFonts w:ascii="Cambria Math" w:eastAsia="DengXian" w:hAnsi="Cambria Math" w:cs="Times New Roman"/>
-                  <w:i/>
-                  <w:iCs/>
-                  <w:color w:val="000000" w:themeColor="text1"/>
-                  <w:kern w:val="0"/>
-                  <w:sz w:val="28"/>
-                  <w:szCs w:val="28"/>
-                  <w:lang w:eastAsia="ru-RU"/>
-                  <w14:ligatures w14:val="none"/>
-                </w:rPr>
-              </m:ctrlPr>
-            </m:sSubPr>
-            <m:e>
-              <m:r>
-                <w:rPr>
-                  <w:rFonts w:ascii="Cambria Math" w:eastAsia="DengXian" w:hAnsi="Cambria Math" w:cs="Times New Roman"/>
-                  <w:color w:val="000000" w:themeColor="text1"/>
-                  <w:kern w:val="0"/>
-                  <w:sz w:val="28"/>
-                  <w:szCs w:val="28"/>
-                  <w:lang w:eastAsia="ru-RU"/>
-                  <w14:ligatures w14:val="none"/>
-                </w:rPr>
-                <m:t>x</m:t>
-              </m:r>
-            </m:e>
-            <m:sub>
-              <m:r>
-                <w:rPr>
-                  <w:rFonts w:ascii="Cambria Math" w:eastAsia="DengXian" w:hAnsi="Cambria Math" w:cs="Times New Roman"/>
-                  <w:color w:val="000000" w:themeColor="text1"/>
-                  <w:kern w:val="0"/>
-                  <w:sz w:val="28"/>
-                  <w:szCs w:val="28"/>
-                  <w:lang w:eastAsia="ru-RU"/>
-                  <w14:ligatures w14:val="none"/>
-                </w:rPr>
-                <m:t>4</m:t>
-              </m:r>
-            </m:sub>
-          </m:sSub>
-          <m:r>
-            <w:rPr>
-              <w:rFonts w:ascii="Cambria Math" w:eastAsia="DengXian" w:hAnsi="Cambria Math" w:cs="Times New Roman"/>
-              <w:color w:val="000000" w:themeColor="text1"/>
-              <w:kern w:val="0"/>
-              <w:sz w:val="28"/>
-              <w:szCs w:val="28"/>
-              <w:lang w:eastAsia="ru-RU"/>
-              <w14:ligatures w14:val="none"/>
-            </w:rPr>
-            <m:t>=</m:t>
-          </m:r>
-          <m:r>
-            <w:rPr>
-              <w:rFonts w:ascii="Cambria Math" w:eastAsia="DengXian" w:hAnsi="Cambria Math" w:cs="Times New Roman"/>
-              <w:color w:val="000000" w:themeColor="text1"/>
-              <w:kern w:val="0"/>
-              <w:sz w:val="28"/>
-              <w:szCs w:val="28"/>
-              <w:lang w:val="en-US" w:eastAsia="ru-RU"/>
-              <w14:ligatures w14:val="none"/>
-            </w:rPr>
-            <m:t xml:space="preserve">…, </m:t>
-          </m:r>
-          <m:sSub>
-            <m:sSubPr>
-              <m:ctrlPr>
-                <w:rPr>
-                  <w:rFonts w:ascii="Cambria Math" w:eastAsia="DengXian" w:hAnsi="Cambria Math" w:cs="Times New Roman"/>
-                  <w:i/>
-                  <w:iCs/>
-                  <w:color w:val="000000" w:themeColor="text1"/>
-                  <w:kern w:val="0"/>
-                  <w:sz w:val="28"/>
-                  <w:szCs w:val="28"/>
-                  <w:lang w:val="en-US" w:eastAsia="ru-RU"/>
-                  <w14:ligatures w14:val="none"/>
-                </w:rPr>
-              </m:ctrlPr>
-            </m:sSubPr>
-            <m:e>
-              <m:r>
-                <w:rPr>
-                  <w:rFonts w:ascii="Cambria Math" w:eastAsia="DengXian" w:hAnsi="Cambria Math" w:cs="Times New Roman"/>
-                  <w:color w:val="000000" w:themeColor="text1"/>
-                  <w:kern w:val="0"/>
-                  <w:sz w:val="28"/>
-                  <w:szCs w:val="28"/>
-                  <w:lang w:val="en-US" w:eastAsia="ru-RU"/>
-                  <w14:ligatures w14:val="none"/>
-                </w:rPr>
-                <m:t>y</m:t>
-              </m:r>
-            </m:e>
-            <m:sub>
-              <m:r>
-                <w:rPr>
-                  <w:rFonts w:ascii="Cambria Math" w:eastAsia="DengXian" w:hAnsi="Cambria Math" w:cs="Times New Roman"/>
-                  <w:color w:val="000000" w:themeColor="text1"/>
-                  <w:kern w:val="0"/>
-                  <w:sz w:val="28"/>
-                  <w:szCs w:val="28"/>
-                  <w:lang w:val="en-US" w:eastAsia="ru-RU"/>
-                  <w14:ligatures w14:val="none"/>
-                </w:rPr>
-                <m:t>4</m:t>
-              </m:r>
-            </m:sub>
-          </m:sSub>
-          <m:r>
-            <w:rPr>
-              <w:rFonts w:ascii="Cambria Math" w:eastAsia="DengXian" w:hAnsi="Cambria Math" w:cs="Times New Roman"/>
-              <w:color w:val="000000" w:themeColor="text1"/>
-              <w:kern w:val="0"/>
-              <w:sz w:val="28"/>
-              <w:szCs w:val="28"/>
-              <w:lang w:val="en-US" w:eastAsia="ru-RU"/>
-              <w14:ligatures w14:val="none"/>
-            </w:rPr>
-            <m:t>=…</m:t>
-          </m:r>
-          <m:r>
-            <m:rPr>
-              <m:sty m:val="p"/>
-            </m:rPr>
-            <w:rPr>
-              <w:rFonts w:ascii="Cambria Math" w:eastAsia="DengXian" w:hAnsi="Cambria Math" w:cs="Times New Roman"/>
-              <w:color w:val="000000" w:themeColor="text1"/>
-              <w:kern w:val="0"/>
-              <w:sz w:val="28"/>
-              <w:szCs w:val="28"/>
-              <w:lang w:val="en-US" w:eastAsia="ru-RU"/>
-              <w14:ligatures w14:val="none"/>
-            </w:rPr>
-            <w:br/>
-          </m:r>
-        </m:oMath>
-        <m:oMath>
-          <m:sSub>
-            <m:sSubPr>
-              <m:ctrlPr>
-                <w:rPr>
-                  <w:rFonts w:ascii="Cambria Math" w:eastAsia="DengXian" w:hAnsi="Cambria Math" w:cs="Times New Roman"/>
-                  <w:i/>
-                  <w:iCs/>
-                  <w:color w:val="000000" w:themeColor="text1"/>
-                  <w:kern w:val="0"/>
-                  <w:sz w:val="28"/>
-                  <w:szCs w:val="28"/>
-                  <w:lang w:eastAsia="ru-RU"/>
-                  <w14:ligatures w14:val="none"/>
-                </w:rPr>
-              </m:ctrlPr>
-            </m:sSubPr>
-            <m:e>
-              <m:r>
-                <w:rPr>
-                  <w:rFonts w:ascii="Cambria Math" w:eastAsia="DengXian" w:hAnsi="Cambria Math" w:cs="Times New Roman"/>
-                  <w:color w:val="000000" w:themeColor="text1"/>
-                  <w:kern w:val="0"/>
-                  <w:sz w:val="28"/>
-                  <w:szCs w:val="28"/>
-                  <w:lang w:eastAsia="ru-RU"/>
-                  <w14:ligatures w14:val="none"/>
-                </w:rPr>
-                <m:t>x</m:t>
-              </m:r>
-            </m:e>
-            <m:sub>
-              <m:r>
-                <w:rPr>
-                  <w:rFonts w:ascii="Cambria Math" w:eastAsia="DengXian" w:hAnsi="Cambria Math" w:cs="Times New Roman"/>
-                  <w:color w:val="000000" w:themeColor="text1"/>
-                  <w:kern w:val="0"/>
-                  <w:sz w:val="28"/>
-                  <w:szCs w:val="28"/>
-                  <w:lang w:eastAsia="ru-RU"/>
-                  <w14:ligatures w14:val="none"/>
-                </w:rPr>
-                <m:t>5</m:t>
-              </m:r>
-            </m:sub>
-          </m:sSub>
-          <m:r>
-            <w:rPr>
-              <w:rFonts w:ascii="Cambria Math" w:eastAsia="DengXian" w:hAnsi="Cambria Math" w:cs="Times New Roman"/>
-              <w:color w:val="000000" w:themeColor="text1"/>
-              <w:kern w:val="0"/>
-              <w:sz w:val="28"/>
-              <w:szCs w:val="28"/>
-              <w:lang w:eastAsia="ru-RU"/>
-              <w14:ligatures w14:val="none"/>
-            </w:rPr>
-            <m:t>=</m:t>
-          </m:r>
-          <m:r>
-            <w:rPr>
-              <w:rFonts w:ascii="Cambria Math" w:eastAsia="DengXian" w:hAnsi="Cambria Math" w:cs="Times New Roman"/>
-              <w:color w:val="000000" w:themeColor="text1"/>
-              <w:kern w:val="0"/>
-              <w:sz w:val="28"/>
-              <w:szCs w:val="28"/>
-              <w:lang w:val="en-US" w:eastAsia="ru-RU"/>
-              <w14:ligatures w14:val="none"/>
-            </w:rPr>
-            <m:t xml:space="preserve">…, </m:t>
-          </m:r>
-          <m:sSub>
-            <m:sSubPr>
-              <m:ctrlPr>
-                <w:rPr>
-                  <w:rFonts w:ascii="Cambria Math" w:eastAsia="DengXian" w:hAnsi="Cambria Math" w:cs="Times New Roman"/>
-                  <w:i/>
-                  <w:iCs/>
-                  <w:color w:val="000000" w:themeColor="text1"/>
-                  <w:kern w:val="0"/>
-                  <w:sz w:val="28"/>
-                  <w:szCs w:val="28"/>
-                  <w:lang w:val="en-US" w:eastAsia="ru-RU"/>
-                  <w14:ligatures w14:val="none"/>
-                </w:rPr>
-              </m:ctrlPr>
-            </m:sSubPr>
-            <m:e>
-              <m:r>
-                <w:rPr>
-                  <w:rFonts w:ascii="Cambria Math" w:eastAsia="DengXian" w:hAnsi="Cambria Math" w:cs="Times New Roman"/>
-                  <w:color w:val="000000" w:themeColor="text1"/>
-                  <w:kern w:val="0"/>
-                  <w:sz w:val="28"/>
-                  <w:szCs w:val="28"/>
-                  <w:lang w:val="en-US" w:eastAsia="ru-RU"/>
-                  <w14:ligatures w14:val="none"/>
-                </w:rPr>
-                <m:t>y</m:t>
-              </m:r>
-            </m:e>
-            <m:sub>
-              <m:r>
-                <w:rPr>
-                  <w:rFonts w:ascii="Cambria Math" w:eastAsia="DengXian" w:hAnsi="Cambria Math" w:cs="Times New Roman"/>
-                  <w:color w:val="000000" w:themeColor="text1"/>
-                  <w:kern w:val="0"/>
-                  <w:sz w:val="28"/>
-                  <w:szCs w:val="28"/>
-                  <w:lang w:val="en-US" w:eastAsia="ru-RU"/>
-                  <w14:ligatures w14:val="none"/>
-                </w:rPr>
-                <m:t>5</m:t>
-              </m:r>
-            </m:sub>
-          </m:sSub>
-          <m:r>
-            <w:rPr>
-              <w:rFonts w:ascii="Cambria Math" w:eastAsia="DengXian" w:hAnsi="Cambria Math" w:cs="Times New Roman"/>
-              <w:color w:val="000000" w:themeColor="text1"/>
-              <w:kern w:val="0"/>
-              <w:sz w:val="28"/>
-              <w:szCs w:val="28"/>
-              <w:lang w:val="en-US" w:eastAsia="ru-RU"/>
-              <w14:ligatures w14:val="none"/>
-            </w:rPr>
-            <m:t>=…</m:t>
-          </m:r>
-        </m:oMath>
-      </m:oMathPara>
-    </w:p>
-    <w:bookmarkEnd w:id="7"/>
-    <w:p>
-      <w:pPr>
-        <w:numPr>
-          <w:ilvl w:val="0"/>
-          <w:numId w:val="3"/>
-        </w:numPr>
-        <w:tabs>
-          <w:tab w:val="left" w:pos="2610"/>
-        </w:tabs>
-        <w:spacing w:before="100" w:beforeAutospacing="1" w:after="100" w:afterAutospacing="1" w:line="360" w:lineRule="auto"/>
-        <w:ind w:left="0" w:firstLine="0"/>
-        <w:contextualSpacing/>
-        <w:rPr>
-          <w:rFonts w:ascii="Times New Roman" w:eastAsia="DengXian" w:hAnsi="Times New Roman" w:cs="Times New Roman"/>
-          <w:color w:val="000000" w:themeColor="text1"/>
-          <w:kern w:val="0"/>
-          <w:sz w:val="28"/>
-          <w:szCs w:val="28"/>
-          <w:lang w:eastAsia="ru-RU"/>
-          <w14:ligatures w14:val="none"/>
-        </w:rPr>
-      </w:pPr>
-      <m:oMath>
-        <m:acc>
-          <m:accPr>
-            <m:chr m:val="⃗"/>
-            <m:ctrlPr>
-              <w:rPr>
-                <w:rFonts w:ascii="Cambria Math" w:eastAsia="Calibri" w:hAnsi="Cambria Math" w:cs="Times New Roman"/>
-                <w:i/>
+                <w:sz w:val="24"/>
+                <w:szCs w:val="24"/>
+              </w:rPr>
+            </w:pPr>
+            <w:r>
+              <w:rPr>
+                <w:rFonts w:ascii="Times New Roman" w:eastAsia="Times New Roman" w:hAnsi="Times New Roman" w:cs="Times New Roman"/>
                 <w:iCs/>
                 <w:color w:val="000000" w:themeColor="text1"/>
-                <w:kern w:val="0"/>
-                <w:sz w:val="28"/>
-                <w:szCs w:val="28"/>
-                <w:lang w:val="en-US"/>
-                <w14:ligatures w14:val="none"/>
-              </w:rPr>
-            </m:ctrlPr>
-          </m:accPr>
-          <m:e>
-            <m:r>
-              <w:rPr>
-                <w:rFonts w:ascii="Cambria Math" w:eastAsia="Times New Roman" w:hAnsi="Cambria Math" w:cs="Times New Roman"/>
-                <w:color w:val="000000" w:themeColor="text1"/>
-                <w:kern w:val="0"/>
-                <w:sz w:val="28"/>
-                <w:szCs w:val="28"/>
-                <w:lang w:eastAsia="ru-RU"/>
-                <w14:ligatures w14:val="none"/>
-              </w:rPr>
-              <m:t>V</m:t>
-            </m:r>
-          </m:e>
-        </m:acc>
-        <m:r>
-          <w:rPr>
-            <w:rFonts w:ascii="Cambria Math" w:eastAsia="Calibri" w:hAnsi="Cambria Math" w:cs="Times New Roman"/>
-            <w:color w:val="000000" w:themeColor="text1"/>
-            <w:kern w:val="0"/>
-            <w:sz w:val="28"/>
-            <w:szCs w:val="28"/>
-            <w:lang w:val="en-US"/>
-            <w14:ligatures w14:val="none"/>
-          </w:rPr>
-          <m:t>=</m:t>
-        </m:r>
-        <m:d>
-          <m:dPr>
-            <m:ctrlPr>
-              <w:rPr>
-                <w:rFonts w:ascii="Cambria Math" w:eastAsia="Calibri" w:hAnsi="Cambria Math" w:cs="Times New Roman"/>
-                <w:i/>
+                <w:sz w:val="24"/>
+                <w:szCs w:val="24"/>
+              </w:rPr>
+              <w:t>2.00</w:t>
+            </w:r>
+          </w:p>
+        </w:tc>
+        <w:tc>
+          <w:tcPr>
+            <w:tcW w:w="1720" w:type="dxa"/>
+            <w:noWrap/>
+            <w:vAlign w:val="center"/>
+            <w:hideMark/>
+          </w:tcPr>
+          <w:p>
+            <w:pPr>
+              <w:jc w:val="center"/>
+              <w:rPr>
+                <w:rFonts w:ascii="Times New Roman" w:eastAsia="Times New Roman" w:hAnsi="Times New Roman" w:cs="Times New Roman"/>
                 <w:iCs/>
                 <w:color w:val="000000" w:themeColor="text1"/>
-                <w:kern w:val="0"/>
-                <w:sz w:val="28"/>
-                <w:szCs w:val="28"/>
-                <w:lang w:val="en-US"/>
-                <w14:ligatures w14:val="none"/>
-              </w:rPr>
-            </m:ctrlPr>
-          </m:dPr>
-          <m:e>
-            <m:r>
-              <w:rPr>
-                <w:rFonts w:ascii="Cambria Math" w:eastAsia="Calibri" w:hAnsi="Cambria Math" w:cs="Times New Roman"/>
-                <w:color w:val="000000" w:themeColor="text1"/>
-                <w:kern w:val="0"/>
-                <w:sz w:val="28"/>
-                <w:szCs w:val="28"/>
-                <w:lang w:val="en-US"/>
-                <w14:ligatures w14:val="none"/>
-              </w:rPr>
-              <m:t>…,…,…</m:t>
-            </m:r>
-          </m:e>
-        </m:d>
-      </m:oMath>
-    </w:p>
-    <w:p>
-      <w:pPr>
-        <w:numPr>
-          <w:ilvl w:val="0"/>
-          <w:numId w:val="3"/>
-        </w:numPr>
-        <w:tabs>
-          <w:tab w:val="left" w:pos="2610"/>
-        </w:tabs>
-        <w:spacing w:before="100" w:beforeAutospacing="1" w:after="100" w:afterAutospacing="1" w:line="360" w:lineRule="auto"/>
-        <w:ind w:left="0" w:firstLine="0"/>
-        <w:contextualSpacing/>
-        <w:rPr>
-          <w:rFonts w:ascii="Times New Roman" w:eastAsia="DengXian" w:hAnsi="Times New Roman" w:cs="Times New Roman"/>
-          <w:color w:val="000000" w:themeColor="text1"/>
-          <w:kern w:val="0"/>
-          <w:sz w:val="28"/>
-          <w:szCs w:val="28"/>
-          <w:lang w:eastAsia="ru-RU"/>
-          <w14:ligatures w14:val="none"/>
-        </w:rPr>
-      </w:pPr>
-      <m:oMath>
-        <m:r>
-          <w:rPr>
-            <w:rFonts w:ascii="Cambria Math" w:eastAsia="Times New Roman" w:hAnsi="Cambria Math" w:cs="Times New Roman"/>
-            <w:color w:val="000000" w:themeColor="text1"/>
-            <w:kern w:val="0"/>
-            <w:sz w:val="28"/>
-            <w:szCs w:val="28"/>
-            <w14:ligatures w14:val="none"/>
-          </w:rPr>
-          <m:t>K</m:t>
-        </m:r>
-        <m:d>
-          <m:dPr>
-            <m:ctrlPr>
-              <w:rPr>
-                <w:rFonts w:ascii="Cambria Math" w:eastAsia="Times New Roman" w:hAnsi="Cambria Math" w:cs="Times New Roman"/>
-                <w:i/>
-                <w:color w:val="000000" w:themeColor="text1"/>
-                <w:kern w:val="0"/>
-                <w:sz w:val="28"/>
-                <w:szCs w:val="28"/>
-                <w:lang w:val="en-US"/>
-                <w14:ligatures w14:val="none"/>
-              </w:rPr>
-            </m:ctrlPr>
-          </m:dPr>
-          <m:e>
-            <m:r>
-              <w:rPr>
-                <w:rFonts w:ascii="Cambria Math" w:eastAsia="Times New Roman" w:hAnsi="Cambria Math" w:cs="Times New Roman"/>
-                <w:color w:val="000000" w:themeColor="text1"/>
-                <w:kern w:val="0"/>
-                <w:sz w:val="28"/>
-                <w:szCs w:val="28"/>
-                <w:lang w:val="en-US"/>
-                <w14:ligatures w14:val="none"/>
-              </w:rPr>
-              <m:t>RGB</m:t>
-            </m:r>
-          </m:e>
-        </m:d>
-        <m:r>
-          <w:rPr>
-            <w:rFonts w:ascii="Cambria Math" w:eastAsia="Calibri" w:hAnsi="Cambria Math" w:cs="Times New Roman"/>
-            <w:color w:val="000000" w:themeColor="text1"/>
-            <w:kern w:val="0"/>
-            <w:sz w:val="28"/>
-            <w:szCs w:val="28"/>
-            <w:lang w:val="en-US"/>
-            <w14:ligatures w14:val="none"/>
-          </w:rPr>
-          <m:t>=</m:t>
-        </m:r>
-        <m:d>
-          <m:dPr>
-            <m:ctrlPr>
-              <w:rPr>
-                <w:rFonts w:ascii="Cambria Math" w:eastAsia="Calibri" w:hAnsi="Cambria Math" w:cs="Times New Roman"/>
-                <w:i/>
+                <w:sz w:val="24"/>
+                <w:szCs w:val="24"/>
+              </w:rPr>
+            </w:pPr>
+            <w:r>
+              <w:rPr>
+                <w:rFonts w:ascii="Times New Roman" w:eastAsia="Times New Roman" w:hAnsi="Times New Roman" w:cs="Times New Roman"/>
                 <w:iCs/>
                 <w:color w:val="000000" w:themeColor="text1"/>
-                <w:kern w:val="0"/>
-                <w:sz w:val="28"/>
-                <w:szCs w:val="28"/>
-                <w:lang w:val="en-US"/>
-                <w14:ligatures w14:val="none"/>
-              </w:rPr>
-            </m:ctrlPr>
-          </m:dPr>
-          <m:e>
-            <m:r>
-              <w:rPr>
-                <w:rFonts w:ascii="Cambria Math" w:eastAsia="Calibri" w:hAnsi="Cambria Math" w:cs="Times New Roman"/>
-                <w:color w:val="000000" w:themeColor="text1"/>
-                <w:kern w:val="0"/>
-                <w:sz w:val="28"/>
-                <w:szCs w:val="28"/>
-                <w:lang w:val="en-US"/>
-                <w14:ligatures w14:val="none"/>
-              </w:rPr>
-              <m:t>…,…,…</m:t>
-            </m:r>
-          </m:e>
-        </m:d>
-      </m:oMath>
-    </w:p>
-    <w:p>
-      <w:pPr>
-        <w:numPr>
-          <w:ilvl w:val="0"/>
-          <w:numId w:val="3"/>
-        </w:numPr>
-        <w:tabs>
-          <w:tab w:val="left" w:pos="2610"/>
-        </w:tabs>
-        <w:spacing w:before="100" w:beforeAutospacing="1" w:after="100" w:afterAutospacing="1" w:line="360" w:lineRule="auto"/>
-        <w:ind w:left="0" w:firstLine="0"/>
-        <w:contextualSpacing/>
-        <w:rPr>
-          <w:rFonts w:ascii="Times New Roman" w:eastAsia="DengXian" w:hAnsi="Times New Roman" w:cs="Times New Roman"/>
-          <w:color w:val="000000" w:themeColor="text1"/>
-          <w:kern w:val="0"/>
-          <w:sz w:val="28"/>
-          <w:szCs w:val="28"/>
-          <w:lang w:eastAsia="ru-RU"/>
-          <w14:ligatures w14:val="none"/>
-        </w:rPr>
-      </w:pPr>
-      <m:oMath>
-        <m:sSub>
-          <m:sSubPr>
-            <m:ctrlPr>
-              <w:rPr>
-                <w:rFonts w:ascii="Cambria Math" w:eastAsia="Times New Roman" w:hAnsi="Cambria Math" w:cs="Times New Roman"/>
-                <w:i/>
-                <w:color w:val="000000" w:themeColor="text1"/>
-                <w:kern w:val="0"/>
-                <w:sz w:val="28"/>
-                <w:szCs w:val="28"/>
-                <w:lang w:val="en-US" w:eastAsia="ru-RU"/>
-                <w14:ligatures w14:val="none"/>
-              </w:rPr>
-            </m:ctrlPr>
-          </m:sSubPr>
-          <m:e>
-            <m:r>
-              <w:rPr>
-                <w:rFonts w:ascii="Cambria Math" w:eastAsia="Times New Roman" w:hAnsi="Cambria Math" w:cs="Times New Roman"/>
-                <w:color w:val="000000" w:themeColor="text1"/>
-                <w:kern w:val="0"/>
-                <w:sz w:val="28"/>
-                <w:szCs w:val="28"/>
-                <w:lang w:val="en-US" w:eastAsia="ru-RU"/>
-                <w14:ligatures w14:val="none"/>
-              </w:rPr>
-              <m:t>k</m:t>
-            </m:r>
-          </m:e>
-          <m:sub>
-            <m:r>
-              <w:rPr>
-                <w:rFonts w:ascii="Cambria Math" w:eastAsia="Times New Roman" w:hAnsi="Cambria Math" w:cs="Times New Roman"/>
-                <w:color w:val="000000" w:themeColor="text1"/>
-                <w:kern w:val="0"/>
-                <w:sz w:val="28"/>
-                <w:szCs w:val="28"/>
-                <w:lang w:val="en-US" w:eastAsia="ru-RU"/>
-                <w14:ligatures w14:val="none"/>
-              </w:rPr>
-              <m:t>d</m:t>
-            </m:r>
-          </m:sub>
-        </m:sSub>
-        <m:r>
-          <w:rPr>
-            <w:rFonts w:ascii="Cambria Math" w:eastAsia="Times New Roman" w:hAnsi="Cambria Math" w:cs="Times New Roman"/>
-            <w:color w:val="000000" w:themeColor="text1"/>
-            <w:kern w:val="0"/>
-            <w:sz w:val="28"/>
-            <w:szCs w:val="28"/>
-            <w:lang w:val="en-US" w:eastAsia="ru-RU"/>
-            <w14:ligatures w14:val="none"/>
-          </w:rPr>
-          <m:t>=</m:t>
-        </m:r>
-        <m:r>
-          <w:rPr>
-            <w:rFonts w:ascii="Cambria Math" w:eastAsia="Times New Roman" w:hAnsi="Cambria Math" w:cs="Times New Roman"/>
-            <w:color w:val="000000" w:themeColor="text1"/>
-            <w:kern w:val="0"/>
-            <w:sz w:val="28"/>
-            <w:szCs w:val="28"/>
-            <w:lang w:eastAsia="ru-RU"/>
-            <w14:ligatures w14:val="none"/>
-          </w:rPr>
-          <m:t>…</m:t>
-        </m:r>
-      </m:oMath>
-    </w:p>
-    <w:p>
-      <w:pPr>
-        <w:numPr>
-          <w:ilvl w:val="0"/>
-          <w:numId w:val="3"/>
-        </w:numPr>
-        <w:tabs>
-          <w:tab w:val="left" w:pos="2610"/>
-        </w:tabs>
-        <w:spacing w:before="100" w:beforeAutospacing="1" w:after="100" w:afterAutospacing="1" w:line="360" w:lineRule="auto"/>
-        <w:ind w:left="0" w:firstLine="0"/>
-        <w:contextualSpacing/>
-        <w:rPr>
-          <w:rFonts w:ascii="Times New Roman" w:eastAsia="DengXian" w:hAnsi="Times New Roman" w:cs="Times New Roman"/>
-          <w:color w:val="000000" w:themeColor="text1"/>
-          <w:kern w:val="0"/>
-          <w:sz w:val="28"/>
-          <w:szCs w:val="28"/>
-          <w:lang w:eastAsia="ru-RU"/>
-          <w14:ligatures w14:val="none"/>
-        </w:rPr>
-      </w:pPr>
-      <m:oMath>
-        <m:sSub>
-          <m:sSubPr>
-            <m:ctrlPr>
-              <w:rPr>
-                <w:rFonts w:ascii="Cambria Math" w:eastAsia="Times New Roman" w:hAnsi="Cambria Math" w:cs="Times New Roman"/>
-                <w:i/>
-                <w:color w:val="000000" w:themeColor="text1"/>
-                <w:kern w:val="0"/>
-                <w:sz w:val="28"/>
-                <w:szCs w:val="28"/>
-                <w:lang w:val="en-US" w:eastAsia="ru-RU"/>
-                <w14:ligatures w14:val="none"/>
-              </w:rPr>
-            </m:ctrlPr>
-          </m:sSubPr>
-          <m:e>
-            <m:r>
-              <w:rPr>
-                <w:rFonts w:ascii="Cambria Math" w:eastAsia="Times New Roman" w:hAnsi="Cambria Math" w:cs="Times New Roman"/>
-                <w:color w:val="000000" w:themeColor="text1"/>
-                <w:kern w:val="0"/>
-                <w:sz w:val="28"/>
-                <w:szCs w:val="28"/>
-                <w:lang w:val="en-US" w:eastAsia="ru-RU"/>
-                <w14:ligatures w14:val="none"/>
-              </w:rPr>
-              <m:t>k</m:t>
-            </m:r>
-          </m:e>
-          <m:sub>
-            <m:r>
-              <w:rPr>
-                <w:rFonts w:ascii="Cambria Math" w:eastAsia="Times New Roman" w:hAnsi="Cambria Math" w:cs="Times New Roman"/>
-                <w:color w:val="000000" w:themeColor="text1"/>
-                <w:kern w:val="0"/>
-                <w:sz w:val="28"/>
-                <w:szCs w:val="28"/>
-                <w:lang w:val="en-US" w:eastAsia="ru-RU"/>
-                <w14:ligatures w14:val="none"/>
-              </w:rPr>
-              <m:t>s</m:t>
-            </m:r>
-          </m:sub>
-        </m:sSub>
-        <m:r>
-          <w:rPr>
-            <w:rFonts w:ascii="Cambria Math" w:eastAsia="Times New Roman" w:hAnsi="Cambria Math" w:cs="Times New Roman"/>
-            <w:color w:val="000000" w:themeColor="text1"/>
-            <w:kern w:val="0"/>
-            <w:sz w:val="28"/>
-            <w:szCs w:val="28"/>
-            <w:lang w:val="en-US" w:eastAsia="ru-RU"/>
-            <w14:ligatures w14:val="none"/>
-          </w:rPr>
-          <m:t>=</m:t>
-        </m:r>
-        <m:r>
-          <w:rPr>
-            <w:rFonts w:ascii="Cambria Math" w:eastAsia="Times New Roman" w:hAnsi="Cambria Math" w:cs="Times New Roman"/>
-            <w:color w:val="000000" w:themeColor="text1"/>
-            <w:kern w:val="0"/>
-            <w:sz w:val="28"/>
-            <w:szCs w:val="28"/>
-            <w:lang w:eastAsia="ru-RU"/>
-            <w14:ligatures w14:val="none"/>
-          </w:rPr>
-          <m:t>…</m:t>
-        </m:r>
-      </m:oMath>
-    </w:p>
-    <w:p>
-      <w:pPr>
-        <w:numPr>
-          <w:ilvl w:val="0"/>
-          <w:numId w:val="3"/>
-        </w:numPr>
-        <w:tabs>
-          <w:tab w:val="left" w:pos="2610"/>
-        </w:tabs>
-        <w:spacing w:before="100" w:beforeAutospacing="1" w:after="100" w:afterAutospacing="1" w:line="360" w:lineRule="auto"/>
-        <w:ind w:left="0" w:firstLine="0"/>
-        <w:contextualSpacing/>
-        <w:rPr>
-          <w:rFonts w:ascii="Times New Roman" w:eastAsia="DengXian" w:hAnsi="Times New Roman" w:cs="Times New Roman"/>
-          <w:color w:val="000000" w:themeColor="text1"/>
-          <w:kern w:val="0"/>
-          <w:sz w:val="28"/>
-          <w:szCs w:val="28"/>
-          <w:lang w:eastAsia="ru-RU"/>
-          <w14:ligatures w14:val="none"/>
-        </w:rPr>
-      </w:pPr>
-      <m:oMath>
-        <m:sSub>
-          <m:sSubPr>
-            <m:ctrlPr>
-              <w:rPr>
-                <w:rFonts w:ascii="Cambria Math" w:eastAsia="Times New Roman" w:hAnsi="Cambria Math" w:cs="Times New Roman"/>
-                <w:i/>
-                <w:color w:val="000000" w:themeColor="text1"/>
-                <w:kern w:val="0"/>
-                <w:sz w:val="28"/>
-                <w:szCs w:val="28"/>
-                <w:lang w:val="en-US" w:eastAsia="ru-RU"/>
-                <w14:ligatures w14:val="none"/>
-              </w:rPr>
-            </m:ctrlPr>
-          </m:sSubPr>
-          <m:e>
-            <m:r>
-              <w:rPr>
-                <w:rFonts w:ascii="Cambria Math" w:eastAsia="Times New Roman" w:hAnsi="Cambria Math" w:cs="Times New Roman"/>
-                <w:color w:val="000000" w:themeColor="text1"/>
-                <w:kern w:val="0"/>
-                <w:sz w:val="28"/>
-                <w:szCs w:val="28"/>
-                <w:lang w:val="en-US" w:eastAsia="ru-RU"/>
-                <w14:ligatures w14:val="none"/>
-              </w:rPr>
-              <m:t>k</m:t>
-            </m:r>
-          </m:e>
-          <m:sub>
-            <m:r>
-              <w:rPr>
-                <w:rFonts w:ascii="Cambria Math" w:eastAsia="Times New Roman" w:hAnsi="Cambria Math" w:cs="Times New Roman"/>
-                <w:color w:val="000000" w:themeColor="text1"/>
-                <w:kern w:val="0"/>
-                <w:sz w:val="28"/>
-                <w:szCs w:val="28"/>
-                <w:lang w:val="en-US" w:eastAsia="ru-RU"/>
-                <w14:ligatures w14:val="none"/>
-              </w:rPr>
-              <m:t>e</m:t>
-            </m:r>
-          </m:sub>
-        </m:sSub>
-        <m:r>
-          <w:rPr>
-            <w:rFonts w:ascii="Cambria Math" w:eastAsia="Times New Roman" w:hAnsi="Cambria Math" w:cs="Times New Roman"/>
-            <w:color w:val="000000" w:themeColor="text1"/>
-            <w:kern w:val="0"/>
-            <w:sz w:val="28"/>
-            <w:szCs w:val="28"/>
-            <w:lang w:val="en-US" w:eastAsia="ru-RU"/>
-            <w14:ligatures w14:val="none"/>
-          </w:rPr>
-          <m:t>=…</m:t>
-        </m:r>
-      </m:oMath>
-    </w:p>
+                <w:sz w:val="24"/>
+                <w:szCs w:val="24"/>
+              </w:rPr>
+              <w:t>2.00</w:t>
+            </w:r>
+          </w:p>
+        </w:tc>
+        <w:tc>
+          <w:tcPr>
+            <w:tcW w:w="1720" w:type="dxa"/>
+            <w:noWrap/>
+            <w:vAlign w:val="center"/>
+            <w:hideMark/>
+          </w:tcPr>
+          <w:p>
+            <w:pPr>
+              <w:jc w:val="center"/>
+              <w:rPr>
+                <w:rFonts w:ascii="Times New Roman" w:eastAsia="Times New Roman" w:hAnsi="Times New Roman" w:cs="Times New Roman"/>
+                <w:iCs/>
+                <w:color w:val="000000" w:themeColor="text1"/>
+                <w:sz w:val="24"/>
+                <w:szCs w:val="24"/>
+              </w:rPr>
+            </w:pPr>
+            <w:r>
+              <w:rPr>
+                <w:rFonts w:ascii="Times New Roman" w:eastAsia="Times New Roman" w:hAnsi="Times New Roman" w:cs="Times New Roman"/>
+                <w:iCs/>
+                <w:color w:val="000000" w:themeColor="text1"/>
+                <w:sz w:val="24"/>
+                <w:szCs w:val="24"/>
+              </w:rPr>
+              <w:t>2.00</w:t>
+            </w:r>
+          </w:p>
+        </w:tc>
+      </w:tr>
+      <w:tr>
+        <w:trPr>
+          <w:cantSplit/>
+          <w:trHeight w:val="588"/>
+        </w:trPr>
+        <w:tc>
+          <w:tcPr>
+            <w:tcW w:w="5760" w:type="dxa"/>
+            <w:vAlign w:val="center"/>
+            <w:hideMark/>
+          </w:tcPr>
+          <w:p>
+            <w:pPr>
+              <w:jc w:val="center"/>
+              <w:rPr>
+                <w:rFonts w:ascii="Times New Roman" w:eastAsia="Times New Roman" w:hAnsi="Times New Roman" w:cs="Times New Roman"/>
+                <w:iCs/>
+                <w:color w:val="000000" w:themeColor="text1"/>
+                <w:sz w:val="24"/>
+                <w:szCs w:val="24"/>
+              </w:rPr>
+            </w:pPr>
+            <w:r>
+              <w:rPr>
+                <w:rFonts w:ascii="Times New Roman" w:eastAsia="Times New Roman" w:hAnsi="Times New Roman" w:cs="Times New Roman"/>
+                <w:iCs/>
+                <w:color w:val="000000" w:themeColor="text1"/>
+                <w:sz w:val="24"/>
+                <w:szCs w:val="24"/>
+              </w:rPr>
+              <w:t>цвет поверхности</w:t>
+            </w:r>
+          </w:p>
+        </w:tc>
+        <w:tc>
+          <w:tcPr>
+            <w:tcW w:w="1720" w:type="dxa"/>
+            <w:noWrap/>
+            <w:vAlign w:val="center"/>
+            <w:hideMark/>
+          </w:tcPr>
+          <w:p>
+            <w:pPr>
+              <w:jc w:val="center"/>
+              <w:rPr>
+                <w:rFonts w:ascii="Times New Roman" w:eastAsia="Times New Roman" w:hAnsi="Times New Roman" w:cs="Times New Roman"/>
+                <w:iCs/>
+                <w:color w:val="000000" w:themeColor="text1"/>
+                <w:sz w:val="24"/>
+                <w:szCs w:val="24"/>
+              </w:rPr>
+            </w:pPr>
+            <w:r>
+              <w:rPr>
+                <w:rFonts w:ascii="Times New Roman" w:eastAsia="Times New Roman" w:hAnsi="Times New Roman" w:cs="Times New Roman"/>
+                <w:iCs/>
+                <w:color w:val="000000" w:themeColor="text1"/>
+                <w:sz w:val="24"/>
+                <w:szCs w:val="24"/>
+              </w:rPr>
+              <w:t>K</w:t>
+            </w:r>
+          </w:p>
+        </w:tc>
+        <w:tc>
+          <w:tcPr>
+            <w:tcW w:w="1720" w:type="dxa"/>
+            <w:noWrap/>
+            <w:vAlign w:val="center"/>
+            <w:hideMark/>
+          </w:tcPr>
+          <w:p>
+            <w:pPr>
+              <w:jc w:val="center"/>
+              <w:rPr>
+                <w:rFonts w:ascii="Times New Roman" w:eastAsia="Times New Roman" w:hAnsi="Times New Roman" w:cs="Times New Roman"/>
+                <w:iCs/>
+                <w:color w:val="000000" w:themeColor="text1"/>
+                <w:sz w:val="24"/>
+                <w:szCs w:val="24"/>
+              </w:rPr>
+            </w:pPr>
+            <w:r>
+              <w:rPr>
+                <w:rFonts w:ascii="Times New Roman" w:eastAsia="Times New Roman" w:hAnsi="Times New Roman" w:cs="Times New Roman"/>
+                <w:iCs/>
+                <w:color w:val="000000" w:themeColor="text1"/>
+                <w:sz w:val="24"/>
+                <w:szCs w:val="24"/>
+              </w:rPr>
+              <w:t>1.00</w:t>
+            </w:r>
+          </w:p>
+        </w:tc>
+        <w:tc>
+          <w:tcPr>
+            <w:tcW w:w="1720" w:type="dxa"/>
+            <w:noWrap/>
+            <w:vAlign w:val="center"/>
+            <w:hideMark/>
+          </w:tcPr>
+          <w:p>
+            <w:pPr>
+              <w:jc w:val="center"/>
+              <w:rPr>
+                <w:rFonts w:ascii="Times New Roman" w:eastAsia="Times New Roman" w:hAnsi="Times New Roman" w:cs="Times New Roman"/>
+                <w:iCs/>
+                <w:color w:val="000000" w:themeColor="text1"/>
+                <w:sz w:val="24"/>
+                <w:szCs w:val="24"/>
+              </w:rPr>
+            </w:pPr>
+            <w:r>
+              <w:rPr>
+                <w:rFonts w:ascii="Times New Roman" w:eastAsia="Times New Roman" w:hAnsi="Times New Roman" w:cs="Times New Roman"/>
+                <w:iCs/>
+                <w:color w:val="000000" w:themeColor="text1"/>
+                <w:sz w:val="24"/>
+                <w:szCs w:val="24"/>
+              </w:rPr>
+              <w:t>0.00</w:t>
+            </w:r>
+          </w:p>
+        </w:tc>
+        <w:tc>
+          <w:tcPr>
+            <w:tcW w:w="1720" w:type="dxa"/>
+            <w:noWrap/>
+            <w:vAlign w:val="center"/>
+            <w:hideMark/>
+          </w:tcPr>
+          <w:p>
+            <w:pPr>
+              <w:jc w:val="center"/>
+              <w:rPr>
+                <w:rFonts w:ascii="Times New Roman" w:eastAsia="Times New Roman" w:hAnsi="Times New Roman" w:cs="Times New Roman"/>
+                <w:iCs/>
+                <w:color w:val="000000" w:themeColor="text1"/>
+                <w:sz w:val="24"/>
+                <w:szCs w:val="24"/>
+              </w:rPr>
+            </w:pPr>
+            <w:r>
+              <w:rPr>
+                <w:rFonts w:ascii="Times New Roman" w:eastAsia="Times New Roman" w:hAnsi="Times New Roman" w:cs="Times New Roman"/>
+                <w:iCs/>
+                <w:color w:val="000000" w:themeColor="text1"/>
+                <w:sz w:val="24"/>
+                <w:szCs w:val="24"/>
+              </w:rPr>
+              <w:t>0.00</w:t>
+            </w:r>
+          </w:p>
+        </w:tc>
+      </w:tr>
+      <w:tr>
+        <w:trPr>
+          <w:cantSplit/>
+          <w:trHeight w:val="588"/>
+        </w:trPr>
+        <w:tc>
+          <w:tcPr>
+            <w:tcW w:w="5760" w:type="dxa"/>
+            <w:vAlign w:val="center"/>
+            <w:hideMark/>
+          </w:tcPr>
+          <w:p>
+            <w:pPr>
+              <w:jc w:val="center"/>
+              <w:rPr>
+                <w:rFonts w:ascii="Times New Roman" w:eastAsia="Times New Roman" w:hAnsi="Times New Roman" w:cs="Times New Roman"/>
+                <w:iCs/>
+                <w:color w:val="000000" w:themeColor="text1"/>
+                <w:sz w:val="24"/>
+                <w:szCs w:val="24"/>
+              </w:rPr>
+            </w:pPr>
+            <w:r>
+              <w:rPr>
+                <w:rFonts w:ascii="Times New Roman" w:eastAsia="Times New Roman" w:hAnsi="Times New Roman" w:cs="Times New Roman"/>
+                <w:iCs/>
+                <w:color w:val="000000" w:themeColor="text1"/>
+                <w:sz w:val="24"/>
+                <w:szCs w:val="24"/>
+              </w:rPr>
+              <w:t>коэффициент диффузного отражения поверхности</w:t>
+            </w:r>
+          </w:p>
+        </w:tc>
+        <w:tc>
+          <w:tcPr>
+            <w:tcW w:w="1720" w:type="dxa"/>
+            <w:noWrap/>
+            <w:vAlign w:val="center"/>
+            <w:hideMark/>
+          </w:tcPr>
+          <w:p>
+            <w:pPr>
+              <w:jc w:val="center"/>
+              <w:rPr>
+                <w:rFonts w:ascii="Times New Roman" w:eastAsia="Times New Roman" w:hAnsi="Times New Roman" w:cs="Times New Roman"/>
+                <w:iCs/>
+                <w:color w:val="000000" w:themeColor="text1"/>
+                <w:sz w:val="24"/>
+                <w:szCs w:val="24"/>
+              </w:rPr>
+            </w:pPr>
+            <w:r>
+              <w:rPr>
+                <w:rFonts w:ascii="Times New Roman" w:eastAsia="Times New Roman" w:hAnsi="Times New Roman" w:cs="Times New Roman"/>
+                <w:iCs/>
+                <w:color w:val="000000" w:themeColor="text1"/>
+                <w:sz w:val="24"/>
+                <w:szCs w:val="24"/>
+              </w:rPr>
+              <w:t>k_d</w:t>
+            </w:r>
+          </w:p>
+        </w:tc>
+        <w:tc>
+          <w:tcPr>
+            <w:tcW w:w="5160" w:type="dxa"/>
+            <w:gridSpan w:val="3"/>
+            <w:noWrap/>
+            <w:vAlign w:val="center"/>
+            <w:hideMark/>
+          </w:tcPr>
+          <w:p>
+            <w:pPr>
+              <w:jc w:val="center"/>
+              <w:rPr>
+                <w:rFonts w:ascii="Times New Roman" w:eastAsia="Times New Roman" w:hAnsi="Times New Roman" w:cs="Times New Roman"/>
+                <w:iCs/>
+                <w:color w:val="000000" w:themeColor="text1"/>
+                <w:sz w:val="24"/>
+                <w:szCs w:val="24"/>
+              </w:rPr>
+            </w:pPr>
+            <w:r>
+              <w:rPr>
+                <w:rFonts w:ascii="Times New Roman" w:eastAsia="Times New Roman" w:hAnsi="Times New Roman" w:cs="Times New Roman"/>
+                <w:iCs/>
+                <w:color w:val="000000" w:themeColor="text1"/>
+                <w:sz w:val="24"/>
+                <w:szCs w:val="24"/>
+              </w:rPr>
+              <w:t>0.50</w:t>
+            </w:r>
+          </w:p>
+        </w:tc>
+      </w:tr>
+      <w:tr>
+        <w:trPr>
+          <w:cantSplit/>
+          <w:trHeight w:val="588"/>
+        </w:trPr>
+        <w:tc>
+          <w:tcPr>
+            <w:tcW w:w="5760" w:type="dxa"/>
+            <w:vAlign w:val="center"/>
+            <w:hideMark/>
+          </w:tcPr>
+          <w:p>
+            <w:pPr>
+              <w:jc w:val="center"/>
+              <w:rPr>
+                <w:rFonts w:ascii="Times New Roman" w:eastAsia="Times New Roman" w:hAnsi="Times New Roman" w:cs="Times New Roman"/>
+                <w:iCs/>
+                <w:color w:val="000000" w:themeColor="text1"/>
+                <w:sz w:val="24"/>
+                <w:szCs w:val="24"/>
+              </w:rPr>
+            </w:pPr>
+            <w:r>
+              <w:rPr>
+                <w:rFonts w:ascii="Times New Roman" w:eastAsia="Times New Roman" w:hAnsi="Times New Roman" w:cs="Times New Roman"/>
+                <w:iCs/>
+                <w:color w:val="000000" w:themeColor="text1"/>
+                <w:sz w:val="24"/>
+                <w:szCs w:val="24"/>
+              </w:rPr>
+              <w:t>коэффициент зеркального отражения поверхности</w:t>
+            </w:r>
+          </w:p>
+        </w:tc>
+        <w:tc>
+          <w:tcPr>
+            <w:tcW w:w="1720" w:type="dxa"/>
+            <w:noWrap/>
+            <w:vAlign w:val="center"/>
+            <w:hideMark/>
+          </w:tcPr>
+          <w:p>
+            <w:pPr>
+              <w:jc w:val="center"/>
+              <w:rPr>
+                <w:rFonts w:ascii="Times New Roman" w:eastAsia="Times New Roman" w:hAnsi="Times New Roman" w:cs="Times New Roman"/>
+                <w:iCs/>
+                <w:color w:val="000000" w:themeColor="text1"/>
+                <w:sz w:val="24"/>
+                <w:szCs w:val="24"/>
+              </w:rPr>
+            </w:pPr>
+            <w:r>
+              <w:rPr>
+                <w:rFonts w:ascii="Times New Roman" w:eastAsia="Times New Roman" w:hAnsi="Times New Roman" w:cs="Times New Roman"/>
+                <w:iCs/>
+                <w:color w:val="000000" w:themeColor="text1"/>
+                <w:sz w:val="24"/>
+                <w:szCs w:val="24"/>
+              </w:rPr>
+              <w:t>k_s</w:t>
+            </w:r>
+          </w:p>
+        </w:tc>
+        <w:tc>
+          <w:tcPr>
+            <w:tcW w:w="5160" w:type="dxa"/>
+            <w:gridSpan w:val="3"/>
+            <w:noWrap/>
+            <w:vAlign w:val="center"/>
+            <w:hideMark/>
+          </w:tcPr>
+          <w:p>
+            <w:pPr>
+              <w:jc w:val="center"/>
+              <w:rPr>
+                <w:rFonts w:ascii="Times New Roman" w:eastAsia="Times New Roman" w:hAnsi="Times New Roman" w:cs="Times New Roman"/>
+                <w:iCs/>
+                <w:color w:val="000000" w:themeColor="text1"/>
+                <w:sz w:val="24"/>
+                <w:szCs w:val="24"/>
+              </w:rPr>
+            </w:pPr>
+            <w:r>
+              <w:rPr>
+                <w:rFonts w:ascii="Times New Roman" w:eastAsia="Times New Roman" w:hAnsi="Times New Roman" w:cs="Times New Roman"/>
+                <w:iCs/>
+                <w:color w:val="000000" w:themeColor="text1"/>
+                <w:sz w:val="24"/>
+                <w:szCs w:val="24"/>
+              </w:rPr>
+              <w:t>0.50</w:t>
+            </w:r>
+          </w:p>
+        </w:tc>
+      </w:tr>
+      <w:tr>
+        <w:trPr>
+          <w:cantSplit/>
+          <w:trHeight w:val="588"/>
+        </w:trPr>
+        <w:tc>
+          <w:tcPr>
+            <w:tcW w:w="5760" w:type="dxa"/>
+            <w:vAlign w:val="center"/>
+            <w:hideMark/>
+          </w:tcPr>
+          <w:p>
+            <w:pPr>
+              <w:jc w:val="center"/>
+              <w:rPr>
+                <w:rFonts w:ascii="Times New Roman" w:eastAsia="Times New Roman" w:hAnsi="Times New Roman" w:cs="Times New Roman"/>
+                <w:iCs/>
+                <w:color w:val="000000" w:themeColor="text1"/>
+                <w:sz w:val="24"/>
+                <w:szCs w:val="24"/>
+              </w:rPr>
+            </w:pPr>
+            <w:r>
+              <w:rPr>
+                <w:rFonts w:ascii="Times New Roman" w:eastAsia="Times New Roman" w:hAnsi="Times New Roman" w:cs="Times New Roman"/>
+                <w:iCs/>
+                <w:color w:val="000000" w:themeColor="text1"/>
+                <w:sz w:val="24"/>
+                <w:szCs w:val="24"/>
+              </w:rPr>
+              <w:t>коэффициент, определяющий ширину блика</w:t>
+            </w:r>
+          </w:p>
+        </w:tc>
+        <w:tc>
+          <w:tcPr>
+            <w:tcW w:w="1720" w:type="dxa"/>
+            <w:noWrap/>
+            <w:vAlign w:val="center"/>
+            <w:hideMark/>
+          </w:tcPr>
+          <w:p>
+            <w:pPr>
+              <w:jc w:val="center"/>
+              <w:rPr>
+                <w:rFonts w:ascii="Times New Roman" w:eastAsia="Times New Roman" w:hAnsi="Times New Roman" w:cs="Times New Roman"/>
+                <w:iCs/>
+                <w:color w:val="000000" w:themeColor="text1"/>
+                <w:sz w:val="24"/>
+                <w:szCs w:val="24"/>
+              </w:rPr>
+            </w:pPr>
+            <w:r>
+              <w:rPr>
+                <w:rFonts w:ascii="Times New Roman" w:eastAsia="Times New Roman" w:hAnsi="Times New Roman" w:cs="Times New Roman"/>
+                <w:iCs/>
+                <w:color w:val="000000" w:themeColor="text1"/>
+                <w:sz w:val="24"/>
+                <w:szCs w:val="24"/>
+              </w:rPr>
+              <w:t>k_e</w:t>
+            </w:r>
+          </w:p>
+        </w:tc>
+        <w:tc>
+          <w:tcPr>
+            <w:tcW w:w="5160" w:type="dxa"/>
+            <w:gridSpan w:val="3"/>
+            <w:noWrap/>
+            <w:vAlign w:val="center"/>
+            <w:hideMark/>
+          </w:tcPr>
+          <w:p>
+            <w:pPr>
+              <w:jc w:val="center"/>
+              <w:rPr>
+                <w:rFonts w:ascii="Times New Roman" w:eastAsia="Times New Roman" w:hAnsi="Times New Roman" w:cs="Times New Roman"/>
+                <w:iCs/>
+                <w:color w:val="000000" w:themeColor="text1"/>
+                <w:sz w:val="24"/>
+                <w:szCs w:val="24"/>
+              </w:rPr>
+            </w:pPr>
+            <w:r>
+              <w:rPr>
+                <w:rFonts w:ascii="Times New Roman" w:eastAsia="Times New Roman" w:hAnsi="Times New Roman" w:cs="Times New Roman"/>
+                <w:iCs/>
+                <w:color w:val="000000" w:themeColor="text1"/>
+                <w:sz w:val="24"/>
+                <w:szCs w:val="24"/>
+              </w:rPr>
+              <w:t>200.00</w:t>
+            </w:r>
+          </w:p>
+        </w:tc>
+      </w:tr>
+    </w:tbl>
     <w:p>
       <w:pPr>
         <w:spacing w:before="100" w:beforeAutospacing="1" w:after="100" w:afterAutospacing="1" w:line="360" w:lineRule="auto"/>
@@ -12160,6 +12380,7 @@
           <w:szCs w:val="28"/>
           <w14:ligatures w14:val="none"/>
         </w:rPr>
+        <w:lastRenderedPageBreak/>
         <w:t>Вычисленные значения освещенности</w:t>
       </w:r>
       <w:r>
@@ -12364,8 +12585,8 @@
                 <w:rFonts w:ascii="Times New Roman" w:eastAsia="DengXian" w:hAnsi="Times New Roman" w:cs="Times New Roman"/>
                 <w:iCs/>
                 <w:color w:val="000000" w:themeColor="text1"/>
-                <w:sz w:val="28"/>
-                <w:szCs w:val="28"/>
+                <w:sz w:val="24"/>
+                <w:szCs w:val="24"/>
                 <w:lang w:val="en-US"/>
               </w:rPr>
             </w:pPr>
@@ -12378,8 +12599,8 @@
                   <w:rPr>
                     <w:rFonts w:ascii="Cambria Math" w:eastAsia="DengXian" w:hAnsi="Cambria Math" w:cs="Times New Roman"/>
                     <w:color w:val="000000" w:themeColor="text1"/>
-                    <w:sz w:val="28"/>
-                    <w:szCs w:val="28"/>
+                    <w:sz w:val="24"/>
+                    <w:szCs w:val="24"/>
                     <w:lang w:val="en-US"/>
                   </w:rPr>
                   <m:t>x</m:t>
@@ -12394,8 +12615,8 @@
               <w:rPr>
                 <w:rFonts w:ascii="Times New Roman" w:eastAsia="Calibri" w:hAnsi="Times New Roman" w:cs="Times New Roman"/>
                 <w:color w:val="000000" w:themeColor="text1"/>
-                <w:sz w:val="28"/>
-                <w:szCs w:val="28"/>
+                <w:sz w:val="24"/>
+                <w:szCs w:val="24"/>
               </w:rPr>
             </w:pPr>
             <m:oMathPara>
@@ -12410,8 +12631,8 @@
                   <w:rPr>
                     <w:rFonts w:ascii="Cambria Math" w:eastAsia="DengXian" w:hAnsi="Cambria Math" w:cs="Times New Roman"/>
                     <w:color w:val="000000" w:themeColor="text1"/>
-                    <w:sz w:val="28"/>
-                    <w:szCs w:val="28"/>
+                    <w:sz w:val="24"/>
+                    <w:szCs w:val="24"/>
                     <w:lang w:val="en-US"/>
                   </w:rPr>
                   <w:br/>
@@ -12422,8 +12643,8 @@
                   <w:rPr>
                     <w:rFonts w:ascii="Cambria Math" w:eastAsia="DengXian" w:hAnsi="Cambria Math" w:cs="Times New Roman"/>
                     <w:color w:val="000000" w:themeColor="text1"/>
-                    <w:sz w:val="28"/>
-                    <w:szCs w:val="28"/>
+                    <w:sz w:val="24"/>
+                    <w:szCs w:val="24"/>
                     <w:lang w:val="en-US"/>
                   </w:rPr>
                   <m:t>y</m:t>
@@ -12445,8 +12666,8 @@
               <w:rPr>
                 <w:rFonts w:ascii="Times New Roman" w:eastAsia="Calibri" w:hAnsi="Times New Roman" w:cs="Times New Roman"/>
                 <w:color w:val="000000" w:themeColor="text1"/>
-                <w:sz w:val="28"/>
-                <w:szCs w:val="28"/>
+                <w:sz w:val="24"/>
+                <w:szCs w:val="24"/>
                 <w:lang w:val="en-US"/>
               </w:rPr>
             </w:pPr>
@@ -12459,8 +12680,8 @@
                   <w:rPr>
                     <w:rFonts w:ascii="Cambria Math" w:eastAsia="DengXian" w:hAnsi="Cambria Math" w:cs="Times New Roman"/>
                     <w:color w:val="000000" w:themeColor="text1"/>
-                    <w:sz w:val="28"/>
-                    <w:szCs w:val="28"/>
+                    <w:sz w:val="24"/>
+                    <w:szCs w:val="24"/>
                     <w:lang w:val="en-US"/>
                   </w:rPr>
                   <m:t>…</m:t>
@@ -12482,8 +12703,8 @@
               <w:rPr>
                 <w:rFonts w:ascii="Times New Roman" w:eastAsia="Calibri" w:hAnsi="Times New Roman" w:cs="Times New Roman"/>
                 <w:color w:val="000000" w:themeColor="text1"/>
-                <w:sz w:val="28"/>
-                <w:szCs w:val="28"/>
+                <w:sz w:val="24"/>
+                <w:szCs w:val="24"/>
                 <w:lang w:val="en-US"/>
               </w:rPr>
             </w:pPr>
@@ -12493,8 +12714,8 @@
                   <w:rPr>
                     <w:rFonts w:ascii="Cambria Math" w:eastAsia="DengXian" w:hAnsi="Cambria Math" w:cs="Times New Roman"/>
                     <w:color w:val="000000" w:themeColor="text1"/>
-                    <w:sz w:val="28"/>
-                    <w:szCs w:val="28"/>
+                    <w:sz w:val="24"/>
+                    <w:szCs w:val="24"/>
                     <w:lang w:val="en-US"/>
                   </w:rPr>
                   <m:t>…</m:t>
@@ -12518,8 +12739,8 @@
                 <w:b/>
                 <w:bCs/>
                 <w:color w:val="000000" w:themeColor="text1"/>
-                <w:sz w:val="28"/>
-                <w:szCs w:val="28"/>
+                <w:sz w:val="24"/>
+                <w:szCs w:val="24"/>
                 <w:lang w:val="en-US"/>
               </w:rPr>
             </w:pPr>
@@ -12529,8 +12750,8 @@
                   <w:rPr>
                     <w:rFonts w:ascii="Cambria Math" w:eastAsia="DengXian" w:hAnsi="Cambria Math" w:cs="Times New Roman"/>
                     <w:color w:val="000000" w:themeColor="text1"/>
-                    <w:sz w:val="28"/>
-                    <w:szCs w:val="28"/>
+                    <w:sz w:val="24"/>
+                    <w:szCs w:val="24"/>
                     <w:lang w:val="en-US"/>
                   </w:rPr>
                   <m:t>…</m:t>
@@ -12552,8 +12773,8 @@
               <w:rPr>
                 <w:rFonts w:ascii="Times New Roman" w:eastAsia="Calibri" w:hAnsi="Times New Roman" w:cs="Times New Roman"/>
                 <w:color w:val="000000" w:themeColor="text1"/>
-                <w:sz w:val="28"/>
-                <w:szCs w:val="28"/>
+                <w:sz w:val="24"/>
+                <w:szCs w:val="24"/>
                 <w:lang w:val="en-US"/>
               </w:rPr>
             </w:pPr>
@@ -12563,8 +12784,8 @@
                   <w:rPr>
                     <w:rFonts w:ascii="Cambria Math" w:eastAsia="DengXian" w:hAnsi="Cambria Math" w:cs="Times New Roman"/>
                     <w:color w:val="000000" w:themeColor="text1"/>
-                    <w:sz w:val="28"/>
-                    <w:szCs w:val="28"/>
+                    <w:sz w:val="24"/>
+                    <w:szCs w:val="24"/>
                     <w:lang w:val="en-US"/>
                   </w:rPr>
                   <m:t>…</m:t>
@@ -12586,8 +12807,8 @@
               <w:rPr>
                 <w:rFonts w:ascii="Times New Roman" w:eastAsia="Calibri" w:hAnsi="Times New Roman" w:cs="Times New Roman"/>
                 <w:color w:val="000000" w:themeColor="text1"/>
-                <w:sz w:val="28"/>
-                <w:szCs w:val="28"/>
+                <w:sz w:val="24"/>
+                <w:szCs w:val="24"/>
                 <w:lang w:val="en-US"/>
               </w:rPr>
             </w:pPr>
@@ -12597,8 +12818,8 @@
                   <w:rPr>
                     <w:rFonts w:ascii="Cambria Math" w:eastAsia="DengXian" w:hAnsi="Cambria Math" w:cs="Times New Roman"/>
                     <w:color w:val="000000" w:themeColor="text1"/>
-                    <w:sz w:val="28"/>
-                    <w:szCs w:val="28"/>
+                    <w:sz w:val="24"/>
+                    <w:szCs w:val="24"/>
                     <w:lang w:val="en-US"/>
                   </w:rPr>
                   <m:t>…</m:t>
@@ -12621,8 +12842,8 @@
               <w:rPr>
                 <w:rFonts w:ascii="Times New Roman" w:eastAsia="Calibri" w:hAnsi="Times New Roman" w:cs="Times New Roman"/>
                 <w:color w:val="000000" w:themeColor="text1"/>
-                <w:sz w:val="28"/>
-                <w:szCs w:val="28"/>
+                <w:sz w:val="24"/>
+                <w:szCs w:val="24"/>
                 <w:lang w:val="en-US"/>
               </w:rPr>
             </w:pPr>
@@ -12632,11 +12853,10 @@
                   <w:rPr>
                     <w:rFonts w:ascii="Cambria Math" w:eastAsia="DengXian" w:hAnsi="Cambria Math" w:cs="Times New Roman"/>
                     <w:color w:val="000000" w:themeColor="text1"/>
-                    <w:sz w:val="28"/>
-                    <w:szCs w:val="28"/>
+                    <w:sz w:val="24"/>
+                    <w:szCs w:val="24"/>
                     <w:lang w:val="en-US"/>
                   </w:rPr>
-                  <w:lastRenderedPageBreak/>
                   <m:t>…</m:t>
                 </m:r>
               </m:oMath>
@@ -12655,8 +12875,8 @@
               <w:rPr>
                 <w:rFonts w:ascii="Times New Roman" w:eastAsia="Calibri" w:hAnsi="Times New Roman" w:cs="Times New Roman"/>
                 <w:color w:val="000000" w:themeColor="text1"/>
-                <w:sz w:val="28"/>
-                <w:szCs w:val="28"/>
+                <w:sz w:val="24"/>
+                <w:szCs w:val="24"/>
                 <w:lang w:val="en-US"/>
               </w:rPr>
             </w:pPr>
@@ -12670,8 +12890,8 @@
                         <w:i/>
                         <w:iCs/>
                         <w:color w:val="000000" w:themeColor="text1"/>
-                        <w:sz w:val="28"/>
-                        <w:szCs w:val="28"/>
+                        <w:sz w:val="24"/>
+                        <w:szCs w:val="24"/>
                         <w:lang w:val="en-US"/>
                       </w:rPr>
                     </m:ctrlPr>
@@ -12681,8 +12901,8 @@
                       <w:rPr>
                         <w:rFonts w:ascii="Cambria Math" w:eastAsia="Calibri" w:hAnsi="Cambria Math" w:cs="Times New Roman"/>
                         <w:color w:val="000000" w:themeColor="text1"/>
-                        <w:sz w:val="28"/>
-                        <w:szCs w:val="28"/>
+                        <w:sz w:val="24"/>
+                        <w:szCs w:val="24"/>
                         <w:lang w:val="en-US"/>
                       </w:rPr>
                       <m:t>…,…,…</m:t>
@@ -12705,8 +12925,8 @@
               <w:rPr>
                 <w:rFonts w:ascii="Times New Roman" w:eastAsia="Calibri" w:hAnsi="Times New Roman" w:cs="Times New Roman"/>
                 <w:color w:val="000000" w:themeColor="text1"/>
-                <w:sz w:val="28"/>
-                <w:szCs w:val="28"/>
+                <w:sz w:val="24"/>
+                <w:szCs w:val="24"/>
                 <w:lang w:val="en-US"/>
               </w:rPr>
             </w:pPr>
@@ -12720,8 +12940,8 @@
                         <w:i/>
                         <w:iCs/>
                         <w:color w:val="000000" w:themeColor="text1"/>
-                        <w:sz w:val="28"/>
-                        <w:szCs w:val="28"/>
+                        <w:sz w:val="24"/>
+                        <w:szCs w:val="24"/>
                         <w:lang w:val="en-US"/>
                       </w:rPr>
                     </m:ctrlPr>
@@ -12731,8 +12951,8 @@
                       <w:rPr>
                         <w:rFonts w:ascii="Cambria Math" w:eastAsia="Calibri" w:hAnsi="Cambria Math" w:cs="Times New Roman"/>
                         <w:color w:val="000000" w:themeColor="text1"/>
-                        <w:sz w:val="28"/>
-                        <w:szCs w:val="28"/>
+                        <w:sz w:val="24"/>
+                        <w:szCs w:val="24"/>
                         <w:lang w:val="en-US"/>
                       </w:rPr>
                       <m:t>…,…,…</m:t>
@@ -12755,8 +12975,8 @@
               <w:rPr>
                 <w:rFonts w:ascii="Times New Roman" w:eastAsia="Calibri" w:hAnsi="Times New Roman" w:cs="Times New Roman"/>
                 <w:color w:val="000000" w:themeColor="text1"/>
-                <w:sz w:val="28"/>
-                <w:szCs w:val="28"/>
+                <w:sz w:val="24"/>
+                <w:szCs w:val="24"/>
                 <w:lang w:val="en-US"/>
               </w:rPr>
             </w:pPr>
@@ -12770,8 +12990,8 @@
                         <w:i/>
                         <w:iCs/>
                         <w:color w:val="000000" w:themeColor="text1"/>
-                        <w:sz w:val="28"/>
-                        <w:szCs w:val="28"/>
+                        <w:sz w:val="24"/>
+                        <w:szCs w:val="24"/>
                         <w:lang w:val="en-US"/>
                       </w:rPr>
                     </m:ctrlPr>
@@ -12781,8 +13001,8 @@
                       <w:rPr>
                         <w:rFonts w:ascii="Cambria Math" w:eastAsia="Calibri" w:hAnsi="Cambria Math" w:cs="Times New Roman"/>
                         <w:color w:val="000000" w:themeColor="text1"/>
-                        <w:sz w:val="28"/>
-                        <w:szCs w:val="28"/>
+                        <w:sz w:val="24"/>
+                        <w:szCs w:val="24"/>
                         <w:lang w:val="en-US"/>
                       </w:rPr>
                       <m:t>…,…,…</m:t>
@@ -12805,8 +13025,8 @@
               <w:rPr>
                 <w:rFonts w:ascii="Times New Roman" w:eastAsia="Calibri" w:hAnsi="Times New Roman" w:cs="Times New Roman"/>
                 <w:color w:val="000000" w:themeColor="text1"/>
-                <w:sz w:val="28"/>
-                <w:szCs w:val="28"/>
+                <w:sz w:val="24"/>
+                <w:szCs w:val="24"/>
                 <w:lang w:val="en-US"/>
               </w:rPr>
             </w:pPr>
@@ -12820,8 +13040,8 @@
                         <w:i/>
                         <w:iCs/>
                         <w:color w:val="000000" w:themeColor="text1"/>
-                        <w:sz w:val="28"/>
-                        <w:szCs w:val="28"/>
+                        <w:sz w:val="24"/>
+                        <w:szCs w:val="24"/>
                         <w:lang w:val="en-US"/>
                       </w:rPr>
                     </m:ctrlPr>
@@ -12831,8 +13051,8 @@
                       <w:rPr>
                         <w:rFonts w:ascii="Cambria Math" w:eastAsia="Calibri" w:hAnsi="Cambria Math" w:cs="Times New Roman"/>
                         <w:color w:val="000000" w:themeColor="text1"/>
-                        <w:sz w:val="28"/>
-                        <w:szCs w:val="28"/>
+                        <w:sz w:val="24"/>
+                        <w:szCs w:val="24"/>
                         <w:lang w:val="en-US"/>
                       </w:rPr>
                       <m:t>…,…,…</m:t>
@@ -12855,8 +13075,8 @@
               <w:rPr>
                 <w:rFonts w:ascii="Times New Roman" w:eastAsia="Calibri" w:hAnsi="Times New Roman" w:cs="Times New Roman"/>
                 <w:color w:val="000000" w:themeColor="text1"/>
-                <w:sz w:val="28"/>
-                <w:szCs w:val="28"/>
+                <w:sz w:val="24"/>
+                <w:szCs w:val="24"/>
                 <w:lang w:val="en-US"/>
               </w:rPr>
             </w:pPr>
@@ -12870,8 +13090,8 @@
                         <w:i/>
                         <w:iCs/>
                         <w:color w:val="000000" w:themeColor="text1"/>
-                        <w:sz w:val="28"/>
-                        <w:szCs w:val="28"/>
+                        <w:sz w:val="24"/>
+                        <w:szCs w:val="24"/>
                         <w:lang w:val="en-US"/>
                       </w:rPr>
                     </m:ctrlPr>
@@ -12881,8 +13101,8 @@
                       <w:rPr>
                         <w:rFonts w:ascii="Cambria Math" w:eastAsia="Calibri" w:hAnsi="Cambria Math" w:cs="Times New Roman"/>
                         <w:color w:val="000000" w:themeColor="text1"/>
-                        <w:sz w:val="28"/>
-                        <w:szCs w:val="28"/>
+                        <w:sz w:val="24"/>
+                        <w:szCs w:val="24"/>
                         <w:lang w:val="en-US"/>
                       </w:rPr>
                       <m:t>…,…,…</m:t>
@@ -12907,8 +13127,8 @@
               <w:rPr>
                 <w:rFonts w:ascii="Times New Roman" w:eastAsia="Calibri" w:hAnsi="Times New Roman" w:cs="Times New Roman"/>
                 <w:color w:val="000000" w:themeColor="text1"/>
-                <w:sz w:val="28"/>
-                <w:szCs w:val="28"/>
+                <w:sz w:val="24"/>
+                <w:szCs w:val="24"/>
                 <w:lang w:val="en-US"/>
               </w:rPr>
             </w:pPr>
@@ -12918,8 +13138,8 @@
                   <w:rPr>
                     <w:rFonts w:ascii="Cambria Math" w:eastAsia="DengXian" w:hAnsi="Cambria Math" w:cs="Times New Roman"/>
                     <w:color w:val="000000" w:themeColor="text1"/>
-                    <w:sz w:val="28"/>
-                    <w:szCs w:val="28"/>
+                    <w:sz w:val="24"/>
+                    <w:szCs w:val="24"/>
                     <w:lang w:val="en-US"/>
                   </w:rPr>
                   <m:t>…</m:t>
@@ -12939,8 +13159,8 @@
               <w:rPr>
                 <w:rFonts w:ascii="Times New Roman" w:eastAsia="Calibri" w:hAnsi="Times New Roman" w:cs="Times New Roman"/>
                 <w:color w:val="000000" w:themeColor="text1"/>
-                <w:sz w:val="28"/>
-                <w:szCs w:val="28"/>
+                <w:sz w:val="24"/>
+                <w:szCs w:val="24"/>
                 <w:lang w:val="en-US"/>
               </w:rPr>
             </w:pPr>
@@ -12954,8 +13174,8 @@
                         <w:i/>
                         <w:iCs/>
                         <w:color w:val="000000" w:themeColor="text1"/>
-                        <w:sz w:val="28"/>
-                        <w:szCs w:val="28"/>
+                        <w:sz w:val="24"/>
+                        <w:szCs w:val="24"/>
                         <w:lang w:val="en-US"/>
                       </w:rPr>
                     </m:ctrlPr>
@@ -12965,8 +13185,8 @@
                       <w:rPr>
                         <w:rFonts w:ascii="Cambria Math" w:eastAsia="Calibri" w:hAnsi="Cambria Math" w:cs="Times New Roman"/>
                         <w:color w:val="000000" w:themeColor="text1"/>
-                        <w:sz w:val="28"/>
-                        <w:szCs w:val="28"/>
+                        <w:sz w:val="24"/>
+                        <w:szCs w:val="24"/>
                         <w:lang w:val="en-US"/>
                       </w:rPr>
                       <m:t>…,…,…</m:t>
@@ -12988,8 +13208,8 @@
               <w:rPr>
                 <w:rFonts w:ascii="Times New Roman" w:eastAsia="Calibri" w:hAnsi="Times New Roman" w:cs="Times New Roman"/>
                 <w:color w:val="000000" w:themeColor="text1"/>
-                <w:sz w:val="28"/>
-                <w:szCs w:val="28"/>
+                <w:sz w:val="24"/>
+                <w:szCs w:val="24"/>
                 <w:lang w:val="en-US"/>
               </w:rPr>
             </w:pPr>
@@ -13003,8 +13223,8 @@
                         <w:i/>
                         <w:iCs/>
                         <w:color w:val="000000" w:themeColor="text1"/>
-                        <w:sz w:val="28"/>
-                        <w:szCs w:val="28"/>
+                        <w:sz w:val="24"/>
+                        <w:szCs w:val="24"/>
                         <w:lang w:val="en-US"/>
                       </w:rPr>
                     </m:ctrlPr>
@@ -13014,8 +13234,8 @@
                       <w:rPr>
                         <w:rFonts w:ascii="Cambria Math" w:eastAsia="Calibri" w:hAnsi="Cambria Math" w:cs="Times New Roman"/>
                         <w:color w:val="000000" w:themeColor="text1"/>
-                        <w:sz w:val="28"/>
-                        <w:szCs w:val="28"/>
+                        <w:sz w:val="24"/>
+                        <w:szCs w:val="24"/>
                         <w:lang w:val="en-US"/>
                       </w:rPr>
                       <m:t>…,…,…</m:t>
@@ -13037,8 +13257,8 @@
               <w:rPr>
                 <w:rFonts w:ascii="Times New Roman" w:eastAsia="Calibri" w:hAnsi="Times New Roman" w:cs="Times New Roman"/>
                 <w:color w:val="000000" w:themeColor="text1"/>
-                <w:sz w:val="28"/>
-                <w:szCs w:val="28"/>
+                <w:sz w:val="24"/>
+                <w:szCs w:val="24"/>
                 <w:lang w:val="en-US"/>
               </w:rPr>
             </w:pPr>
@@ -13052,8 +13272,8 @@
                         <w:i/>
                         <w:iCs/>
                         <w:color w:val="000000" w:themeColor="text1"/>
-                        <w:sz w:val="28"/>
-                        <w:szCs w:val="28"/>
+                        <w:sz w:val="24"/>
+                        <w:szCs w:val="24"/>
                         <w:lang w:val="en-US"/>
                       </w:rPr>
                     </m:ctrlPr>
@@ -13063,8 +13283,8 @@
                       <w:rPr>
                         <w:rFonts w:ascii="Cambria Math" w:eastAsia="Calibri" w:hAnsi="Cambria Math" w:cs="Times New Roman"/>
                         <w:color w:val="000000" w:themeColor="text1"/>
-                        <w:sz w:val="28"/>
-                        <w:szCs w:val="28"/>
+                        <w:sz w:val="24"/>
+                        <w:szCs w:val="24"/>
                         <w:lang w:val="en-US"/>
                       </w:rPr>
                       <m:t>…,…,…</m:t>
@@ -13086,8 +13306,8 @@
               <w:rPr>
                 <w:rFonts w:ascii="Times New Roman" w:eastAsia="Calibri" w:hAnsi="Times New Roman" w:cs="Times New Roman"/>
                 <w:color w:val="000000" w:themeColor="text1"/>
-                <w:sz w:val="28"/>
-                <w:szCs w:val="28"/>
+                <w:sz w:val="24"/>
+                <w:szCs w:val="24"/>
                 <w:lang w:val="en-US"/>
               </w:rPr>
             </w:pPr>
@@ -13101,8 +13321,8 @@
                         <w:i/>
                         <w:iCs/>
                         <w:color w:val="000000" w:themeColor="text1"/>
-                        <w:sz w:val="28"/>
-                        <w:szCs w:val="28"/>
+                        <w:sz w:val="24"/>
+                        <w:szCs w:val="24"/>
                         <w:lang w:val="en-US"/>
                       </w:rPr>
                     </m:ctrlPr>
@@ -13112,8 +13332,8 @@
                       <w:rPr>
                         <w:rFonts w:ascii="Cambria Math" w:eastAsia="Calibri" w:hAnsi="Cambria Math" w:cs="Times New Roman"/>
                         <w:color w:val="000000" w:themeColor="text1"/>
-                        <w:sz w:val="28"/>
-                        <w:szCs w:val="28"/>
+                        <w:sz w:val="24"/>
+                        <w:szCs w:val="24"/>
                         <w:lang w:val="en-US"/>
                       </w:rPr>
                       <m:t>…,…,…</m:t>
@@ -13135,8 +13355,8 @@
               <w:rPr>
                 <w:rFonts w:ascii="Times New Roman" w:eastAsia="Calibri" w:hAnsi="Times New Roman" w:cs="Times New Roman"/>
                 <w:color w:val="000000" w:themeColor="text1"/>
-                <w:sz w:val="28"/>
-                <w:szCs w:val="28"/>
+                <w:sz w:val="24"/>
+                <w:szCs w:val="24"/>
                 <w:lang w:val="en-US"/>
               </w:rPr>
             </w:pPr>
@@ -13150,8 +13370,8 @@
                         <w:i/>
                         <w:iCs/>
                         <w:color w:val="000000" w:themeColor="text1"/>
-                        <w:sz w:val="28"/>
-                        <w:szCs w:val="28"/>
+                        <w:sz w:val="24"/>
+                        <w:szCs w:val="24"/>
                         <w:lang w:val="en-US"/>
                       </w:rPr>
                     </m:ctrlPr>
@@ -13161,8 +13381,8 @@
                       <w:rPr>
                         <w:rFonts w:ascii="Cambria Math" w:eastAsia="Calibri" w:hAnsi="Cambria Math" w:cs="Times New Roman"/>
                         <w:color w:val="000000" w:themeColor="text1"/>
-                        <w:sz w:val="28"/>
-                        <w:szCs w:val="28"/>
+                        <w:sz w:val="24"/>
+                        <w:szCs w:val="24"/>
                         <w:lang w:val="en-US"/>
                       </w:rPr>
                       <m:t>…,…,…</m:t>
@@ -13187,8 +13407,8 @@
               <w:rPr>
                 <w:rFonts w:ascii="Times New Roman" w:eastAsia="Calibri" w:hAnsi="Times New Roman" w:cs="Times New Roman"/>
                 <w:color w:val="000000" w:themeColor="text1"/>
-                <w:sz w:val="28"/>
-                <w:szCs w:val="28"/>
+                <w:sz w:val="24"/>
+                <w:szCs w:val="24"/>
                 <w:lang w:val="en-US"/>
               </w:rPr>
             </w:pPr>
@@ -13198,8 +13418,8 @@
                   <w:rPr>
                     <w:rFonts w:ascii="Cambria Math" w:eastAsia="DengXian" w:hAnsi="Cambria Math" w:cs="Times New Roman"/>
                     <w:color w:val="000000" w:themeColor="text1"/>
-                    <w:sz w:val="28"/>
-                    <w:szCs w:val="28"/>
+                    <w:sz w:val="24"/>
+                    <w:szCs w:val="24"/>
                     <w:lang w:val="en-US"/>
                   </w:rPr>
                   <m:t>…</m:t>
@@ -13219,8 +13439,8 @@
               <w:rPr>
                 <w:rFonts w:ascii="Times New Roman" w:eastAsia="Calibri" w:hAnsi="Times New Roman" w:cs="Times New Roman"/>
                 <w:color w:val="000000" w:themeColor="text1"/>
-                <w:sz w:val="28"/>
-                <w:szCs w:val="28"/>
+                <w:sz w:val="24"/>
+                <w:szCs w:val="24"/>
                 <w:lang w:val="en-US"/>
               </w:rPr>
             </w:pPr>
@@ -13234,8 +13454,8 @@
                         <w:i/>
                         <w:iCs/>
                         <w:color w:val="000000" w:themeColor="text1"/>
-                        <w:sz w:val="28"/>
-                        <w:szCs w:val="28"/>
+                        <w:sz w:val="24"/>
+                        <w:szCs w:val="24"/>
                         <w:lang w:val="en-US"/>
                       </w:rPr>
                     </m:ctrlPr>
@@ -13245,8 +13465,8 @@
                       <w:rPr>
                         <w:rFonts w:ascii="Cambria Math" w:eastAsia="Calibri" w:hAnsi="Cambria Math" w:cs="Times New Roman"/>
                         <w:color w:val="000000" w:themeColor="text1"/>
-                        <w:sz w:val="28"/>
-                        <w:szCs w:val="28"/>
+                        <w:sz w:val="24"/>
+                        <w:szCs w:val="24"/>
                         <w:lang w:val="en-US"/>
                       </w:rPr>
                       <m:t>…,…,…</m:t>
@@ -13268,8 +13488,8 @@
               <w:rPr>
                 <w:rFonts w:ascii="Times New Roman" w:eastAsia="Calibri" w:hAnsi="Times New Roman" w:cs="Times New Roman"/>
                 <w:color w:val="000000" w:themeColor="text1"/>
-                <w:sz w:val="28"/>
-                <w:szCs w:val="28"/>
+                <w:sz w:val="24"/>
+                <w:szCs w:val="24"/>
                 <w:lang w:val="en-US"/>
               </w:rPr>
             </w:pPr>
@@ -13283,8 +13503,8 @@
                         <w:i/>
                         <w:iCs/>
                         <w:color w:val="000000" w:themeColor="text1"/>
-                        <w:sz w:val="28"/>
-                        <w:szCs w:val="28"/>
+                        <w:sz w:val="24"/>
+                        <w:szCs w:val="24"/>
                         <w:lang w:val="en-US"/>
                       </w:rPr>
                     </m:ctrlPr>
@@ -13294,8 +13514,8 @@
                       <w:rPr>
                         <w:rFonts w:ascii="Cambria Math" w:eastAsia="Calibri" w:hAnsi="Cambria Math" w:cs="Times New Roman"/>
                         <w:color w:val="000000" w:themeColor="text1"/>
-                        <w:sz w:val="28"/>
-                        <w:szCs w:val="28"/>
+                        <w:sz w:val="24"/>
+                        <w:szCs w:val="24"/>
                         <w:lang w:val="en-US"/>
                       </w:rPr>
                       <m:t>…,…,…</m:t>
@@ -13317,8 +13537,8 @@
               <w:rPr>
                 <w:rFonts w:ascii="Times New Roman" w:eastAsia="Calibri" w:hAnsi="Times New Roman" w:cs="Times New Roman"/>
                 <w:color w:val="000000" w:themeColor="text1"/>
-                <w:sz w:val="28"/>
-                <w:szCs w:val="28"/>
+                <w:sz w:val="24"/>
+                <w:szCs w:val="24"/>
                 <w:lang w:val="en-US"/>
               </w:rPr>
             </w:pPr>
@@ -13332,8 +13552,8 @@
                         <w:i/>
                         <w:iCs/>
                         <w:color w:val="000000" w:themeColor="text1"/>
-                        <w:sz w:val="28"/>
-                        <w:szCs w:val="28"/>
+                        <w:sz w:val="24"/>
+                        <w:szCs w:val="24"/>
                         <w:lang w:val="en-US"/>
                       </w:rPr>
                     </m:ctrlPr>
@@ -13343,8 +13563,8 @@
                       <w:rPr>
                         <w:rFonts w:ascii="Cambria Math" w:eastAsia="Calibri" w:hAnsi="Cambria Math" w:cs="Times New Roman"/>
                         <w:color w:val="000000" w:themeColor="text1"/>
-                        <w:sz w:val="28"/>
-                        <w:szCs w:val="28"/>
+                        <w:sz w:val="24"/>
+                        <w:szCs w:val="24"/>
                         <w:lang w:val="en-US"/>
                       </w:rPr>
                       <m:t>…,…,…</m:t>
@@ -13366,8 +13586,8 @@
               <w:rPr>
                 <w:rFonts w:ascii="Times New Roman" w:eastAsia="Calibri" w:hAnsi="Times New Roman" w:cs="Times New Roman"/>
                 <w:color w:val="000000" w:themeColor="text1"/>
-                <w:sz w:val="28"/>
-                <w:szCs w:val="28"/>
+                <w:sz w:val="24"/>
+                <w:szCs w:val="24"/>
                 <w:lang w:val="en-US"/>
               </w:rPr>
             </w:pPr>
@@ -13381,8 +13601,8 @@
                         <w:i/>
                         <w:iCs/>
                         <w:color w:val="000000" w:themeColor="text1"/>
-                        <w:sz w:val="28"/>
-                        <w:szCs w:val="28"/>
+                        <w:sz w:val="24"/>
+                        <w:szCs w:val="24"/>
                         <w:lang w:val="en-US"/>
                       </w:rPr>
                     </m:ctrlPr>
@@ -13392,8 +13612,8 @@
                       <w:rPr>
                         <w:rFonts w:ascii="Cambria Math" w:eastAsia="Calibri" w:hAnsi="Cambria Math" w:cs="Times New Roman"/>
                         <w:color w:val="000000" w:themeColor="text1"/>
-                        <w:sz w:val="28"/>
-                        <w:szCs w:val="28"/>
+                        <w:sz w:val="24"/>
+                        <w:szCs w:val="24"/>
                         <w:lang w:val="en-US"/>
                       </w:rPr>
                       <m:t>…,…,…</m:t>
@@ -13415,8 +13635,8 @@
               <w:rPr>
                 <w:rFonts w:ascii="Times New Roman" w:eastAsia="Calibri" w:hAnsi="Times New Roman" w:cs="Times New Roman"/>
                 <w:color w:val="000000" w:themeColor="text1"/>
-                <w:sz w:val="28"/>
-                <w:szCs w:val="28"/>
+                <w:sz w:val="24"/>
+                <w:szCs w:val="24"/>
                 <w:lang w:val="en-US"/>
               </w:rPr>
             </w:pPr>
@@ -13430,8 +13650,8 @@
                         <w:i/>
                         <w:iCs/>
                         <w:color w:val="000000" w:themeColor="text1"/>
-                        <w:sz w:val="28"/>
-                        <w:szCs w:val="28"/>
+                        <w:sz w:val="24"/>
+                        <w:szCs w:val="24"/>
                         <w:lang w:val="en-US"/>
                       </w:rPr>
                     </m:ctrlPr>
@@ -13441,8 +13661,8 @@
                       <w:rPr>
                         <w:rFonts w:ascii="Cambria Math" w:eastAsia="Calibri" w:hAnsi="Cambria Math" w:cs="Times New Roman"/>
                         <w:color w:val="000000" w:themeColor="text1"/>
-                        <w:sz w:val="28"/>
-                        <w:szCs w:val="28"/>
+                        <w:sz w:val="24"/>
+                        <w:szCs w:val="24"/>
                         <w:lang w:val="en-US"/>
                       </w:rPr>
                       <m:t>…,…,…</m:t>
@@ -13467,8 +13687,8 @@
               <w:rPr>
                 <w:rFonts w:ascii="Times New Roman" w:eastAsia="Calibri" w:hAnsi="Times New Roman" w:cs="Times New Roman"/>
                 <w:color w:val="000000" w:themeColor="text1"/>
-                <w:sz w:val="28"/>
-                <w:szCs w:val="28"/>
+                <w:sz w:val="24"/>
+                <w:szCs w:val="24"/>
                 <w:lang w:val="en-US"/>
               </w:rPr>
             </w:pPr>
@@ -13478,8 +13698,8 @@
                   <w:rPr>
                     <w:rFonts w:ascii="Cambria Math" w:eastAsia="DengXian" w:hAnsi="Cambria Math" w:cs="Times New Roman"/>
                     <w:color w:val="000000" w:themeColor="text1"/>
-                    <w:sz w:val="28"/>
-                    <w:szCs w:val="28"/>
+                    <w:sz w:val="24"/>
+                    <w:szCs w:val="24"/>
                     <w:lang w:val="en-US"/>
                   </w:rPr>
                   <m:t>…</m:t>
@@ -13499,8 +13719,8 @@
               <w:rPr>
                 <w:rFonts w:ascii="Times New Roman" w:eastAsia="Calibri" w:hAnsi="Times New Roman" w:cs="Times New Roman"/>
                 <w:color w:val="000000" w:themeColor="text1"/>
-                <w:sz w:val="28"/>
-                <w:szCs w:val="28"/>
+                <w:sz w:val="24"/>
+                <w:szCs w:val="24"/>
                 <w:lang w:val="en-US"/>
               </w:rPr>
             </w:pPr>
@@ -13514,8 +13734,8 @@
                         <w:i/>
                         <w:iCs/>
                         <w:color w:val="000000" w:themeColor="text1"/>
-                        <w:sz w:val="28"/>
-                        <w:szCs w:val="28"/>
+                        <w:sz w:val="24"/>
+                        <w:szCs w:val="24"/>
                         <w:lang w:val="en-US"/>
                       </w:rPr>
                     </m:ctrlPr>
@@ -13525,8 +13745,8 @@
                       <w:rPr>
                         <w:rFonts w:ascii="Cambria Math" w:eastAsia="Calibri" w:hAnsi="Cambria Math" w:cs="Times New Roman"/>
                         <w:color w:val="000000" w:themeColor="text1"/>
-                        <w:sz w:val="28"/>
-                        <w:szCs w:val="28"/>
+                        <w:sz w:val="24"/>
+                        <w:szCs w:val="24"/>
                         <w:lang w:val="en-US"/>
                       </w:rPr>
                       <m:t>…,…,…</m:t>
@@ -13548,8 +13768,8 @@
               <w:rPr>
                 <w:rFonts w:ascii="Times New Roman" w:eastAsia="Calibri" w:hAnsi="Times New Roman" w:cs="Times New Roman"/>
                 <w:color w:val="000000" w:themeColor="text1"/>
-                <w:sz w:val="28"/>
-                <w:szCs w:val="28"/>
+                <w:sz w:val="24"/>
+                <w:szCs w:val="24"/>
                 <w:lang w:val="en-US"/>
               </w:rPr>
             </w:pPr>
@@ -13563,8 +13783,8 @@
                         <w:i/>
                         <w:iCs/>
                         <w:color w:val="000000" w:themeColor="text1"/>
-                        <w:sz w:val="28"/>
-                        <w:szCs w:val="28"/>
+                        <w:sz w:val="24"/>
+                        <w:szCs w:val="24"/>
                         <w:lang w:val="en-US"/>
                       </w:rPr>
                     </m:ctrlPr>
@@ -13574,8 +13794,8 @@
                       <w:rPr>
                         <w:rFonts w:ascii="Cambria Math" w:eastAsia="Calibri" w:hAnsi="Cambria Math" w:cs="Times New Roman"/>
                         <w:color w:val="000000" w:themeColor="text1"/>
-                        <w:sz w:val="28"/>
-                        <w:szCs w:val="28"/>
+                        <w:sz w:val="24"/>
+                        <w:szCs w:val="24"/>
                         <w:lang w:val="en-US"/>
                       </w:rPr>
                       <m:t>…,…,…</m:t>
@@ -13597,8 +13817,8 @@
               <w:rPr>
                 <w:rFonts w:ascii="Times New Roman" w:eastAsia="Calibri" w:hAnsi="Times New Roman" w:cs="Times New Roman"/>
                 <w:color w:val="000000" w:themeColor="text1"/>
-                <w:sz w:val="28"/>
-                <w:szCs w:val="28"/>
+                <w:sz w:val="24"/>
+                <w:szCs w:val="24"/>
                 <w:lang w:val="en-US"/>
               </w:rPr>
             </w:pPr>
@@ -13612,8 +13832,8 @@
                         <w:i/>
                         <w:iCs/>
                         <w:color w:val="000000" w:themeColor="text1"/>
-                        <w:sz w:val="28"/>
-                        <w:szCs w:val="28"/>
+                        <w:sz w:val="24"/>
+                        <w:szCs w:val="24"/>
                         <w:lang w:val="en-US"/>
                       </w:rPr>
                     </m:ctrlPr>
@@ -13623,8 +13843,8 @@
                       <w:rPr>
                         <w:rFonts w:ascii="Cambria Math" w:eastAsia="Calibri" w:hAnsi="Cambria Math" w:cs="Times New Roman"/>
                         <w:color w:val="000000" w:themeColor="text1"/>
-                        <w:sz w:val="28"/>
-                        <w:szCs w:val="28"/>
+                        <w:sz w:val="24"/>
+                        <w:szCs w:val="24"/>
                         <w:lang w:val="en-US"/>
                       </w:rPr>
                       <m:t>…,…,…</m:t>
@@ -13646,8 +13866,8 @@
               <w:rPr>
                 <w:rFonts w:ascii="Times New Roman" w:eastAsia="Calibri" w:hAnsi="Times New Roman" w:cs="Times New Roman"/>
                 <w:color w:val="000000" w:themeColor="text1"/>
-                <w:sz w:val="28"/>
-                <w:szCs w:val="28"/>
+                <w:sz w:val="24"/>
+                <w:szCs w:val="24"/>
                 <w:lang w:val="en-US"/>
               </w:rPr>
             </w:pPr>
@@ -13661,8 +13881,8 @@
                         <w:i/>
                         <w:iCs/>
                         <w:color w:val="000000" w:themeColor="text1"/>
-                        <w:sz w:val="28"/>
-                        <w:szCs w:val="28"/>
+                        <w:sz w:val="24"/>
+                        <w:szCs w:val="24"/>
                         <w:lang w:val="en-US"/>
                       </w:rPr>
                     </m:ctrlPr>
@@ -13672,8 +13892,8 @@
                       <w:rPr>
                         <w:rFonts w:ascii="Cambria Math" w:eastAsia="Calibri" w:hAnsi="Cambria Math" w:cs="Times New Roman"/>
                         <w:color w:val="000000" w:themeColor="text1"/>
-                        <w:sz w:val="28"/>
-                        <w:szCs w:val="28"/>
+                        <w:sz w:val="24"/>
+                        <w:szCs w:val="24"/>
                         <w:lang w:val="en-US"/>
                       </w:rPr>
                       <m:t>…,…,…</m:t>
@@ -13695,8 +13915,8 @@
               <w:rPr>
                 <w:rFonts w:ascii="Times New Roman" w:eastAsia="Calibri" w:hAnsi="Times New Roman" w:cs="Times New Roman"/>
                 <w:color w:val="000000" w:themeColor="text1"/>
-                <w:sz w:val="28"/>
-                <w:szCs w:val="28"/>
+                <w:sz w:val="24"/>
+                <w:szCs w:val="24"/>
                 <w:lang w:val="en-US"/>
               </w:rPr>
             </w:pPr>
@@ -13710,8 +13930,8 @@
                         <w:i/>
                         <w:iCs/>
                         <w:color w:val="000000" w:themeColor="text1"/>
-                        <w:sz w:val="28"/>
-                        <w:szCs w:val="28"/>
+                        <w:sz w:val="24"/>
+                        <w:szCs w:val="24"/>
                         <w:lang w:val="en-US"/>
                       </w:rPr>
                     </m:ctrlPr>
@@ -13721,8 +13941,8 @@
                       <w:rPr>
                         <w:rFonts w:ascii="Cambria Math" w:eastAsia="Calibri" w:hAnsi="Cambria Math" w:cs="Times New Roman"/>
                         <w:color w:val="000000" w:themeColor="text1"/>
-                        <w:sz w:val="28"/>
-                        <w:szCs w:val="28"/>
+                        <w:sz w:val="24"/>
+                        <w:szCs w:val="24"/>
                         <w:lang w:val="en-US"/>
                       </w:rPr>
                       <m:t>…,…,…</m:t>
@@ -13747,8 +13967,8 @@
               <w:rPr>
                 <w:rFonts w:ascii="Times New Roman" w:eastAsia="Calibri" w:hAnsi="Times New Roman" w:cs="Times New Roman"/>
                 <w:color w:val="000000" w:themeColor="text1"/>
-                <w:sz w:val="28"/>
-                <w:szCs w:val="28"/>
+                <w:sz w:val="24"/>
+                <w:szCs w:val="24"/>
                 <w:lang w:val="en-US"/>
               </w:rPr>
             </w:pPr>
@@ -13758,8 +13978,8 @@
                   <w:rPr>
                     <w:rFonts w:ascii="Cambria Math" w:eastAsia="DengXian" w:hAnsi="Cambria Math" w:cs="Times New Roman"/>
                     <w:color w:val="000000" w:themeColor="text1"/>
-                    <w:sz w:val="28"/>
-                    <w:szCs w:val="28"/>
+                    <w:sz w:val="24"/>
+                    <w:szCs w:val="24"/>
                     <w:lang w:val="en-US"/>
                   </w:rPr>
                   <m:t>…</m:t>
@@ -13779,8 +13999,8 @@
               <w:rPr>
                 <w:rFonts w:ascii="Times New Roman" w:eastAsia="Calibri" w:hAnsi="Times New Roman" w:cs="Times New Roman"/>
                 <w:color w:val="000000" w:themeColor="text1"/>
-                <w:sz w:val="28"/>
-                <w:szCs w:val="28"/>
+                <w:sz w:val="24"/>
+                <w:szCs w:val="24"/>
                 <w:lang w:val="en-US"/>
               </w:rPr>
             </w:pPr>
@@ -13794,8 +14014,8 @@
                         <w:i/>
                         <w:iCs/>
                         <w:color w:val="000000" w:themeColor="text1"/>
-                        <w:sz w:val="28"/>
-                        <w:szCs w:val="28"/>
+                        <w:sz w:val="24"/>
+                        <w:szCs w:val="24"/>
                         <w:lang w:val="en-US"/>
                       </w:rPr>
                     </m:ctrlPr>
@@ -13805,8 +14025,8 @@
                       <w:rPr>
                         <w:rFonts w:ascii="Cambria Math" w:eastAsia="Calibri" w:hAnsi="Cambria Math" w:cs="Times New Roman"/>
                         <w:color w:val="000000" w:themeColor="text1"/>
-                        <w:sz w:val="28"/>
-                        <w:szCs w:val="28"/>
+                        <w:sz w:val="24"/>
+                        <w:szCs w:val="24"/>
                         <w:lang w:val="en-US"/>
                       </w:rPr>
                       <m:t>…,…,…</m:t>
@@ -13828,8 +14048,8 @@
               <w:rPr>
                 <w:rFonts w:ascii="Times New Roman" w:eastAsia="Calibri" w:hAnsi="Times New Roman" w:cs="Times New Roman"/>
                 <w:color w:val="000000" w:themeColor="text1"/>
-                <w:sz w:val="28"/>
-                <w:szCs w:val="28"/>
+                <w:sz w:val="24"/>
+                <w:szCs w:val="24"/>
                 <w:lang w:val="en-US"/>
               </w:rPr>
             </w:pPr>
@@ -13843,8 +14063,8 @@
                         <w:i/>
                         <w:iCs/>
                         <w:color w:val="000000" w:themeColor="text1"/>
-                        <w:sz w:val="28"/>
-                        <w:szCs w:val="28"/>
+                        <w:sz w:val="24"/>
+                        <w:szCs w:val="24"/>
                         <w:lang w:val="en-US"/>
                       </w:rPr>
                     </m:ctrlPr>
@@ -13854,8 +14074,8 @@
                       <w:rPr>
                         <w:rFonts w:ascii="Cambria Math" w:eastAsia="Calibri" w:hAnsi="Cambria Math" w:cs="Times New Roman"/>
                         <w:color w:val="000000" w:themeColor="text1"/>
-                        <w:sz w:val="28"/>
-                        <w:szCs w:val="28"/>
+                        <w:sz w:val="24"/>
+                        <w:szCs w:val="24"/>
                         <w:lang w:val="en-US"/>
                       </w:rPr>
                       <m:t>…,…,…</m:t>
@@ -13877,8 +14097,8 @@
               <w:rPr>
                 <w:rFonts w:ascii="Times New Roman" w:eastAsia="Calibri" w:hAnsi="Times New Roman" w:cs="Times New Roman"/>
                 <w:color w:val="000000" w:themeColor="text1"/>
-                <w:sz w:val="28"/>
-                <w:szCs w:val="28"/>
+                <w:sz w:val="24"/>
+                <w:szCs w:val="24"/>
                 <w:lang w:val="en-US"/>
               </w:rPr>
             </w:pPr>
@@ -13892,8 +14112,8 @@
                         <w:i/>
                         <w:iCs/>
                         <w:color w:val="000000" w:themeColor="text1"/>
-                        <w:sz w:val="28"/>
-                        <w:szCs w:val="28"/>
+                        <w:sz w:val="24"/>
+                        <w:szCs w:val="24"/>
                         <w:lang w:val="en-US"/>
                       </w:rPr>
                     </m:ctrlPr>
@@ -13903,8 +14123,8 @@
                       <w:rPr>
                         <w:rFonts w:ascii="Cambria Math" w:eastAsia="Calibri" w:hAnsi="Cambria Math" w:cs="Times New Roman"/>
                         <w:color w:val="000000" w:themeColor="text1"/>
-                        <w:sz w:val="28"/>
-                        <w:szCs w:val="28"/>
+                        <w:sz w:val="24"/>
+                        <w:szCs w:val="24"/>
                         <w:lang w:val="en-US"/>
                       </w:rPr>
                       <m:t>…,…,…</m:t>
@@ -13926,8 +14146,8 @@
               <w:rPr>
                 <w:rFonts w:ascii="Times New Roman" w:eastAsia="Calibri" w:hAnsi="Times New Roman" w:cs="Times New Roman"/>
                 <w:color w:val="000000" w:themeColor="text1"/>
-                <w:sz w:val="28"/>
-                <w:szCs w:val="28"/>
+                <w:sz w:val="24"/>
+                <w:szCs w:val="24"/>
                 <w:lang w:val="en-US"/>
               </w:rPr>
             </w:pPr>
@@ -13941,8 +14161,8 @@
                         <w:i/>
                         <w:iCs/>
                         <w:color w:val="000000" w:themeColor="text1"/>
-                        <w:sz w:val="28"/>
-                        <w:szCs w:val="28"/>
+                        <w:sz w:val="24"/>
+                        <w:szCs w:val="24"/>
                         <w:lang w:val="en-US"/>
                       </w:rPr>
                     </m:ctrlPr>
@@ -13952,8 +14172,8 @@
                       <w:rPr>
                         <w:rFonts w:ascii="Cambria Math" w:eastAsia="Calibri" w:hAnsi="Cambria Math" w:cs="Times New Roman"/>
                         <w:color w:val="000000" w:themeColor="text1"/>
-                        <w:sz w:val="28"/>
-                        <w:szCs w:val="28"/>
+                        <w:sz w:val="24"/>
+                        <w:szCs w:val="24"/>
                         <w:lang w:val="en-US"/>
                       </w:rPr>
                       <m:t>…,…,…</m:t>
@@ -13975,8 +14195,8 @@
               <w:rPr>
                 <w:rFonts w:ascii="Times New Roman" w:eastAsia="Calibri" w:hAnsi="Times New Roman" w:cs="Times New Roman"/>
                 <w:color w:val="000000" w:themeColor="text1"/>
-                <w:sz w:val="28"/>
-                <w:szCs w:val="28"/>
+                <w:sz w:val="24"/>
+                <w:szCs w:val="24"/>
                 <w:lang w:val="en-US"/>
               </w:rPr>
             </w:pPr>
@@ -13990,8 +14210,8 @@
                         <w:i/>
                         <w:iCs/>
                         <w:color w:val="000000" w:themeColor="text1"/>
-                        <w:sz w:val="28"/>
-                        <w:szCs w:val="28"/>
+                        <w:sz w:val="24"/>
+                        <w:szCs w:val="24"/>
                         <w:lang w:val="en-US"/>
                       </w:rPr>
                     </m:ctrlPr>
@@ -14001,8 +14221,8 @@
                       <w:rPr>
                         <w:rFonts w:ascii="Cambria Math" w:eastAsia="Calibri" w:hAnsi="Cambria Math" w:cs="Times New Roman"/>
                         <w:color w:val="000000" w:themeColor="text1"/>
-                        <w:sz w:val="28"/>
-                        <w:szCs w:val="28"/>
+                        <w:sz w:val="24"/>
+                        <w:szCs w:val="24"/>
                         <w:lang w:val="en-US"/>
                       </w:rPr>
                       <m:t>…,…,…</m:t>
@@ -14297,8 +14517,8 @@
                 <w:rFonts w:ascii="Times New Roman" w:eastAsia="DengXian" w:hAnsi="Times New Roman" w:cs="Times New Roman"/>
                 <w:iCs/>
                 <w:color w:val="000000" w:themeColor="text1"/>
-                <w:sz w:val="28"/>
-                <w:szCs w:val="28"/>
+                <w:sz w:val="24"/>
+                <w:szCs w:val="24"/>
                 <w:lang w:val="en-US"/>
               </w:rPr>
             </w:pPr>
@@ -14311,8 +14531,8 @@
                   <w:rPr>
                     <w:rFonts w:ascii="Cambria Math" w:eastAsia="DengXian" w:hAnsi="Cambria Math" w:cs="Times New Roman"/>
                     <w:color w:val="000000" w:themeColor="text1"/>
-                    <w:sz w:val="28"/>
-                    <w:szCs w:val="28"/>
+                    <w:sz w:val="24"/>
+                    <w:szCs w:val="24"/>
                     <w:lang w:val="en-US"/>
                   </w:rPr>
                   <m:t>x</m:t>
@@ -14327,8 +14547,8 @@
               <w:rPr>
                 <w:rFonts w:ascii="Times New Roman" w:eastAsia="Calibri" w:hAnsi="Times New Roman" w:cs="Times New Roman"/>
                 <w:color w:val="000000" w:themeColor="text1"/>
-                <w:sz w:val="28"/>
-                <w:szCs w:val="28"/>
+                <w:sz w:val="24"/>
+                <w:szCs w:val="24"/>
               </w:rPr>
             </w:pPr>
             <m:oMathPara>
@@ -14343,8 +14563,8 @@
                   <w:rPr>
                     <w:rFonts w:ascii="Cambria Math" w:eastAsia="DengXian" w:hAnsi="Cambria Math" w:cs="Times New Roman"/>
                     <w:color w:val="000000" w:themeColor="text1"/>
-                    <w:sz w:val="28"/>
-                    <w:szCs w:val="28"/>
+                    <w:sz w:val="24"/>
+                    <w:szCs w:val="24"/>
                     <w:lang w:val="en-US"/>
                   </w:rPr>
                   <w:br/>
@@ -14355,8 +14575,8 @@
                   <w:rPr>
                     <w:rFonts w:ascii="Cambria Math" w:eastAsia="DengXian" w:hAnsi="Cambria Math" w:cs="Times New Roman"/>
                     <w:color w:val="000000" w:themeColor="text1"/>
-                    <w:sz w:val="28"/>
-                    <w:szCs w:val="28"/>
+                    <w:sz w:val="24"/>
+                    <w:szCs w:val="24"/>
                     <w:lang w:val="en-US"/>
                   </w:rPr>
                   <m:t>y</m:t>
@@ -14378,8 +14598,8 @@
               <w:rPr>
                 <w:rFonts w:ascii="Times New Roman" w:eastAsia="Calibri" w:hAnsi="Times New Roman" w:cs="Times New Roman"/>
                 <w:color w:val="000000" w:themeColor="text1"/>
-                <w:sz w:val="28"/>
-                <w:szCs w:val="28"/>
+                <w:sz w:val="24"/>
+                <w:szCs w:val="24"/>
                 <w:lang w:val="en-US"/>
               </w:rPr>
             </w:pPr>
@@ -14392,8 +14612,8 @@
                   <w:rPr>
                     <w:rFonts w:ascii="Cambria Math" w:eastAsia="DengXian" w:hAnsi="Cambria Math" w:cs="Times New Roman"/>
                     <w:color w:val="000000" w:themeColor="text1"/>
-                    <w:sz w:val="28"/>
-                    <w:szCs w:val="28"/>
+                    <w:sz w:val="24"/>
+                    <w:szCs w:val="24"/>
                     <w:lang w:val="en-US"/>
                   </w:rPr>
                   <m:t>…</m:t>
@@ -14415,8 +14635,8 @@
               <w:rPr>
                 <w:rFonts w:ascii="Times New Roman" w:eastAsia="Calibri" w:hAnsi="Times New Roman" w:cs="Times New Roman"/>
                 <w:color w:val="000000" w:themeColor="text1"/>
-                <w:sz w:val="28"/>
-                <w:szCs w:val="28"/>
+                <w:sz w:val="24"/>
+                <w:szCs w:val="24"/>
                 <w:lang w:val="en-US"/>
               </w:rPr>
             </w:pPr>
@@ -14426,8 +14646,8 @@
                   <w:rPr>
                     <w:rFonts w:ascii="Cambria Math" w:eastAsia="DengXian" w:hAnsi="Cambria Math" w:cs="Times New Roman"/>
                     <w:color w:val="000000" w:themeColor="text1"/>
-                    <w:sz w:val="28"/>
-                    <w:szCs w:val="28"/>
+                    <w:sz w:val="24"/>
+                    <w:szCs w:val="24"/>
                     <w:lang w:val="en-US"/>
                   </w:rPr>
                   <m:t>…</m:t>
@@ -14451,8 +14671,8 @@
                 <w:b/>
                 <w:bCs/>
                 <w:color w:val="000000" w:themeColor="text1"/>
-                <w:sz w:val="28"/>
-                <w:szCs w:val="28"/>
+                <w:sz w:val="24"/>
+                <w:szCs w:val="24"/>
                 <w:lang w:val="en-US"/>
               </w:rPr>
             </w:pPr>
@@ -14462,8 +14682,8 @@
                   <w:rPr>
                     <w:rFonts w:ascii="Cambria Math" w:eastAsia="DengXian" w:hAnsi="Cambria Math" w:cs="Times New Roman"/>
                     <w:color w:val="000000" w:themeColor="text1"/>
-                    <w:sz w:val="28"/>
-                    <w:szCs w:val="28"/>
+                    <w:sz w:val="24"/>
+                    <w:szCs w:val="24"/>
                     <w:lang w:val="en-US"/>
                   </w:rPr>
                   <m:t>…</m:t>
@@ -14485,8 +14705,8 @@
               <w:rPr>
                 <w:rFonts w:ascii="Times New Roman" w:eastAsia="Calibri" w:hAnsi="Times New Roman" w:cs="Times New Roman"/>
                 <w:color w:val="000000" w:themeColor="text1"/>
-                <w:sz w:val="28"/>
-                <w:szCs w:val="28"/>
+                <w:sz w:val="24"/>
+                <w:szCs w:val="24"/>
                 <w:lang w:val="en-US"/>
               </w:rPr>
             </w:pPr>
@@ -14496,8 +14716,8 @@
                   <w:rPr>
                     <w:rFonts w:ascii="Cambria Math" w:eastAsia="DengXian" w:hAnsi="Cambria Math" w:cs="Times New Roman"/>
                     <w:color w:val="000000" w:themeColor="text1"/>
-                    <w:sz w:val="28"/>
-                    <w:szCs w:val="28"/>
+                    <w:sz w:val="24"/>
+                    <w:szCs w:val="24"/>
                     <w:lang w:val="en-US"/>
                   </w:rPr>
                   <m:t>…</m:t>
@@ -14519,8 +14739,8 @@
               <w:rPr>
                 <w:rFonts w:ascii="Times New Roman" w:eastAsia="Calibri" w:hAnsi="Times New Roman" w:cs="Times New Roman"/>
                 <w:color w:val="000000" w:themeColor="text1"/>
-                <w:sz w:val="28"/>
-                <w:szCs w:val="28"/>
+                <w:sz w:val="24"/>
+                <w:szCs w:val="24"/>
                 <w:lang w:val="en-US"/>
               </w:rPr>
             </w:pPr>
@@ -14530,8 +14750,8 @@
                   <w:rPr>
                     <w:rFonts w:ascii="Cambria Math" w:eastAsia="DengXian" w:hAnsi="Cambria Math" w:cs="Times New Roman"/>
                     <w:color w:val="000000" w:themeColor="text1"/>
-                    <w:sz w:val="28"/>
-                    <w:szCs w:val="28"/>
+                    <w:sz w:val="24"/>
+                    <w:szCs w:val="24"/>
                     <w:lang w:val="en-US"/>
                   </w:rPr>
                   <m:t>…</m:t>
@@ -14554,8 +14774,8 @@
               <w:rPr>
                 <w:rFonts w:ascii="Times New Roman" w:eastAsia="Calibri" w:hAnsi="Times New Roman" w:cs="Times New Roman"/>
                 <w:color w:val="000000" w:themeColor="text1"/>
-                <w:sz w:val="28"/>
-                <w:szCs w:val="28"/>
+                <w:sz w:val="24"/>
+                <w:szCs w:val="24"/>
                 <w:lang w:val="en-US"/>
               </w:rPr>
             </w:pPr>
@@ -14565,8 +14785,8 @@
                   <w:rPr>
                     <w:rFonts w:ascii="Cambria Math" w:eastAsia="DengXian" w:hAnsi="Cambria Math" w:cs="Times New Roman"/>
                     <w:color w:val="000000" w:themeColor="text1"/>
-                    <w:sz w:val="28"/>
-                    <w:szCs w:val="28"/>
+                    <w:sz w:val="24"/>
+                    <w:szCs w:val="24"/>
                     <w:lang w:val="en-US"/>
                   </w:rPr>
                   <m:t>…</m:t>
@@ -14587,8 +14807,8 @@
               <w:rPr>
                 <w:rFonts w:ascii="Times New Roman" w:eastAsia="Calibri" w:hAnsi="Times New Roman" w:cs="Times New Roman"/>
                 <w:color w:val="000000" w:themeColor="text1"/>
-                <w:sz w:val="28"/>
-                <w:szCs w:val="28"/>
+                <w:sz w:val="24"/>
+                <w:szCs w:val="24"/>
                 <w:lang w:val="en-US"/>
               </w:rPr>
             </w:pPr>
@@ -14602,8 +14822,8 @@
                         <w:i/>
                         <w:iCs/>
                         <w:color w:val="000000" w:themeColor="text1"/>
-                        <w:sz w:val="28"/>
-                        <w:szCs w:val="28"/>
+                        <w:sz w:val="24"/>
+                        <w:szCs w:val="24"/>
                         <w:lang w:val="en-US"/>
                       </w:rPr>
                     </m:ctrlPr>
@@ -14613,8 +14833,8 @@
                       <w:rPr>
                         <w:rFonts w:ascii="Cambria Math" w:eastAsia="Calibri" w:hAnsi="Cambria Math" w:cs="Times New Roman"/>
                         <w:color w:val="000000" w:themeColor="text1"/>
-                        <w:sz w:val="28"/>
-                        <w:szCs w:val="28"/>
+                        <w:sz w:val="24"/>
+                        <w:szCs w:val="24"/>
                         <w:lang w:val="en-US"/>
                       </w:rPr>
                       <m:t>…,…,…</m:t>
@@ -14637,8 +14857,8 @@
               <w:rPr>
                 <w:rFonts w:ascii="Times New Roman" w:eastAsia="Calibri" w:hAnsi="Times New Roman" w:cs="Times New Roman"/>
                 <w:color w:val="000000" w:themeColor="text1"/>
-                <w:sz w:val="28"/>
-                <w:szCs w:val="28"/>
+                <w:sz w:val="24"/>
+                <w:szCs w:val="24"/>
                 <w:lang w:val="en-US"/>
               </w:rPr>
             </w:pPr>
@@ -14652,8 +14872,8 @@
                         <w:i/>
                         <w:iCs/>
                         <w:color w:val="000000" w:themeColor="text1"/>
-                        <w:sz w:val="28"/>
-                        <w:szCs w:val="28"/>
+                        <w:sz w:val="24"/>
+                        <w:szCs w:val="24"/>
                         <w:lang w:val="en-US"/>
                       </w:rPr>
                     </m:ctrlPr>
@@ -14663,8 +14883,8 @@
                       <w:rPr>
                         <w:rFonts w:ascii="Cambria Math" w:eastAsia="Calibri" w:hAnsi="Cambria Math" w:cs="Times New Roman"/>
                         <w:color w:val="000000" w:themeColor="text1"/>
-                        <w:sz w:val="28"/>
-                        <w:szCs w:val="28"/>
+                        <w:sz w:val="24"/>
+                        <w:szCs w:val="24"/>
                         <w:lang w:val="en-US"/>
                       </w:rPr>
                       <m:t>…,…,…</m:t>
@@ -14687,8 +14907,8 @@
               <w:rPr>
                 <w:rFonts w:ascii="Times New Roman" w:eastAsia="Calibri" w:hAnsi="Times New Roman" w:cs="Times New Roman"/>
                 <w:color w:val="000000" w:themeColor="text1"/>
-                <w:sz w:val="28"/>
-                <w:szCs w:val="28"/>
+                <w:sz w:val="24"/>
+                <w:szCs w:val="24"/>
                 <w:lang w:val="en-US"/>
               </w:rPr>
             </w:pPr>
@@ -14702,8 +14922,8 @@
                         <w:i/>
                         <w:iCs/>
                         <w:color w:val="000000" w:themeColor="text1"/>
-                        <w:sz w:val="28"/>
-                        <w:szCs w:val="28"/>
+                        <w:sz w:val="24"/>
+                        <w:szCs w:val="24"/>
                         <w:lang w:val="en-US"/>
                       </w:rPr>
                     </m:ctrlPr>
@@ -14713,8 +14933,8 @@
                       <w:rPr>
                         <w:rFonts w:ascii="Cambria Math" w:eastAsia="Calibri" w:hAnsi="Cambria Math" w:cs="Times New Roman"/>
                         <w:color w:val="000000" w:themeColor="text1"/>
-                        <w:sz w:val="28"/>
-                        <w:szCs w:val="28"/>
+                        <w:sz w:val="24"/>
+                        <w:szCs w:val="24"/>
                         <w:lang w:val="en-US"/>
                       </w:rPr>
                       <m:t>…,…,…</m:t>
@@ -14737,8 +14957,8 @@
               <w:rPr>
                 <w:rFonts w:ascii="Times New Roman" w:eastAsia="Calibri" w:hAnsi="Times New Roman" w:cs="Times New Roman"/>
                 <w:color w:val="000000" w:themeColor="text1"/>
-                <w:sz w:val="28"/>
-                <w:szCs w:val="28"/>
+                <w:sz w:val="24"/>
+                <w:szCs w:val="24"/>
                 <w:lang w:val="en-US"/>
               </w:rPr>
             </w:pPr>
@@ -14752,8 +14972,8 @@
                         <w:i/>
                         <w:iCs/>
                         <w:color w:val="000000" w:themeColor="text1"/>
-                        <w:sz w:val="28"/>
-                        <w:szCs w:val="28"/>
+                        <w:sz w:val="24"/>
+                        <w:szCs w:val="24"/>
                         <w:lang w:val="en-US"/>
                       </w:rPr>
                     </m:ctrlPr>
@@ -14763,8 +14983,8 @@
                       <w:rPr>
                         <w:rFonts w:ascii="Cambria Math" w:eastAsia="Calibri" w:hAnsi="Cambria Math" w:cs="Times New Roman"/>
                         <w:color w:val="000000" w:themeColor="text1"/>
-                        <w:sz w:val="28"/>
-                        <w:szCs w:val="28"/>
+                        <w:sz w:val="24"/>
+                        <w:szCs w:val="24"/>
                         <w:lang w:val="en-US"/>
                       </w:rPr>
                       <m:t>…,…,…</m:t>
@@ -14787,8 +15007,8 @@
               <w:rPr>
                 <w:rFonts w:ascii="Times New Roman" w:eastAsia="Calibri" w:hAnsi="Times New Roman" w:cs="Times New Roman"/>
                 <w:color w:val="000000" w:themeColor="text1"/>
-                <w:sz w:val="28"/>
-                <w:szCs w:val="28"/>
+                <w:sz w:val="24"/>
+                <w:szCs w:val="24"/>
                 <w:lang w:val="en-US"/>
               </w:rPr>
             </w:pPr>
@@ -14802,8 +15022,8 @@
                         <w:i/>
                         <w:iCs/>
                         <w:color w:val="000000" w:themeColor="text1"/>
-                        <w:sz w:val="28"/>
-                        <w:szCs w:val="28"/>
+                        <w:sz w:val="24"/>
+                        <w:szCs w:val="24"/>
                         <w:lang w:val="en-US"/>
                       </w:rPr>
                     </m:ctrlPr>
@@ -14813,8 +15033,8 @@
                       <w:rPr>
                         <w:rFonts w:ascii="Cambria Math" w:eastAsia="Calibri" w:hAnsi="Cambria Math" w:cs="Times New Roman"/>
                         <w:color w:val="000000" w:themeColor="text1"/>
-                        <w:sz w:val="28"/>
-                        <w:szCs w:val="28"/>
+                        <w:sz w:val="24"/>
+                        <w:szCs w:val="24"/>
                         <w:lang w:val="en-US"/>
                       </w:rPr>
                       <m:t>…,…,…</m:t>
@@ -14839,8 +15059,8 @@
               <w:rPr>
                 <w:rFonts w:ascii="Times New Roman" w:eastAsia="Calibri" w:hAnsi="Times New Roman" w:cs="Times New Roman"/>
                 <w:color w:val="000000" w:themeColor="text1"/>
-                <w:sz w:val="28"/>
-                <w:szCs w:val="28"/>
+                <w:sz w:val="24"/>
+                <w:szCs w:val="24"/>
                 <w:lang w:val="en-US"/>
               </w:rPr>
             </w:pPr>
@@ -14850,8 +15070,8 @@
                   <w:rPr>
                     <w:rFonts w:ascii="Cambria Math" w:eastAsia="DengXian" w:hAnsi="Cambria Math" w:cs="Times New Roman"/>
                     <w:color w:val="000000" w:themeColor="text1"/>
-                    <w:sz w:val="28"/>
-                    <w:szCs w:val="28"/>
+                    <w:sz w:val="24"/>
+                    <w:szCs w:val="24"/>
                     <w:lang w:val="en-US"/>
                   </w:rPr>
                   <m:t>…</m:t>
@@ -14871,8 +15091,8 @@
               <w:rPr>
                 <w:rFonts w:ascii="Times New Roman" w:eastAsia="Calibri" w:hAnsi="Times New Roman" w:cs="Times New Roman"/>
                 <w:color w:val="000000" w:themeColor="text1"/>
-                <w:sz w:val="28"/>
-                <w:szCs w:val="28"/>
+                <w:sz w:val="24"/>
+                <w:szCs w:val="24"/>
                 <w:lang w:val="en-US"/>
               </w:rPr>
             </w:pPr>
@@ -14886,8 +15106,8 @@
                         <w:i/>
                         <w:iCs/>
                         <w:color w:val="000000" w:themeColor="text1"/>
-                        <w:sz w:val="28"/>
-                        <w:szCs w:val="28"/>
+                        <w:sz w:val="24"/>
+                        <w:szCs w:val="24"/>
                         <w:lang w:val="en-US"/>
                       </w:rPr>
                     </m:ctrlPr>
@@ -14897,8 +15117,8 @@
                       <w:rPr>
                         <w:rFonts w:ascii="Cambria Math" w:eastAsia="Calibri" w:hAnsi="Cambria Math" w:cs="Times New Roman"/>
                         <w:color w:val="000000" w:themeColor="text1"/>
-                        <w:sz w:val="28"/>
-                        <w:szCs w:val="28"/>
+                        <w:sz w:val="24"/>
+                        <w:szCs w:val="24"/>
                         <w:lang w:val="en-US"/>
                       </w:rPr>
                       <m:t>…,…,…</m:t>
@@ -14920,8 +15140,8 @@
               <w:rPr>
                 <w:rFonts w:ascii="Times New Roman" w:eastAsia="Calibri" w:hAnsi="Times New Roman" w:cs="Times New Roman"/>
                 <w:color w:val="000000" w:themeColor="text1"/>
-                <w:sz w:val="28"/>
-                <w:szCs w:val="28"/>
+                <w:sz w:val="24"/>
+                <w:szCs w:val="24"/>
                 <w:lang w:val="en-US"/>
               </w:rPr>
             </w:pPr>
@@ -14935,8 +15155,8 @@
                         <w:i/>
                         <w:iCs/>
                         <w:color w:val="000000" w:themeColor="text1"/>
-                        <w:sz w:val="28"/>
-                        <w:szCs w:val="28"/>
+                        <w:sz w:val="24"/>
+                        <w:szCs w:val="24"/>
                         <w:lang w:val="en-US"/>
                       </w:rPr>
                     </m:ctrlPr>
@@ -14946,8 +15166,8 @@
                       <w:rPr>
                         <w:rFonts w:ascii="Cambria Math" w:eastAsia="Calibri" w:hAnsi="Cambria Math" w:cs="Times New Roman"/>
                         <w:color w:val="000000" w:themeColor="text1"/>
-                        <w:sz w:val="28"/>
-                        <w:szCs w:val="28"/>
+                        <w:sz w:val="24"/>
+                        <w:szCs w:val="24"/>
                         <w:lang w:val="en-US"/>
                       </w:rPr>
                       <m:t>…,…,…</m:t>
@@ -14969,8 +15189,8 @@
               <w:rPr>
                 <w:rFonts w:ascii="Times New Roman" w:eastAsia="Calibri" w:hAnsi="Times New Roman" w:cs="Times New Roman"/>
                 <w:color w:val="000000" w:themeColor="text1"/>
-                <w:sz w:val="28"/>
-                <w:szCs w:val="28"/>
+                <w:sz w:val="24"/>
+                <w:szCs w:val="24"/>
                 <w:lang w:val="en-US"/>
               </w:rPr>
             </w:pPr>
@@ -14984,8 +15204,8 @@
                         <w:i/>
                         <w:iCs/>
                         <w:color w:val="000000" w:themeColor="text1"/>
-                        <w:sz w:val="28"/>
-                        <w:szCs w:val="28"/>
+                        <w:sz w:val="24"/>
+                        <w:szCs w:val="24"/>
                         <w:lang w:val="en-US"/>
                       </w:rPr>
                     </m:ctrlPr>
@@ -14995,8 +15215,8 @@
                       <w:rPr>
                         <w:rFonts w:ascii="Cambria Math" w:eastAsia="Calibri" w:hAnsi="Cambria Math" w:cs="Times New Roman"/>
                         <w:color w:val="000000" w:themeColor="text1"/>
-                        <w:sz w:val="28"/>
-                        <w:szCs w:val="28"/>
+                        <w:sz w:val="24"/>
+                        <w:szCs w:val="24"/>
                         <w:lang w:val="en-US"/>
                       </w:rPr>
                       <m:t>…,…,…</m:t>
@@ -15018,8 +15238,8 @@
               <w:rPr>
                 <w:rFonts w:ascii="Times New Roman" w:eastAsia="Calibri" w:hAnsi="Times New Roman" w:cs="Times New Roman"/>
                 <w:color w:val="000000" w:themeColor="text1"/>
-                <w:sz w:val="28"/>
-                <w:szCs w:val="28"/>
+                <w:sz w:val="24"/>
+                <w:szCs w:val="24"/>
                 <w:lang w:val="en-US"/>
               </w:rPr>
             </w:pPr>
@@ -15033,8 +15253,8 @@
                         <w:i/>
                         <w:iCs/>
                         <w:color w:val="000000" w:themeColor="text1"/>
-                        <w:sz w:val="28"/>
-                        <w:szCs w:val="28"/>
+                        <w:sz w:val="24"/>
+                        <w:szCs w:val="24"/>
                         <w:lang w:val="en-US"/>
                       </w:rPr>
                     </m:ctrlPr>
@@ -15044,8 +15264,8 @@
                       <w:rPr>
                         <w:rFonts w:ascii="Cambria Math" w:eastAsia="Calibri" w:hAnsi="Cambria Math" w:cs="Times New Roman"/>
                         <w:color w:val="000000" w:themeColor="text1"/>
-                        <w:sz w:val="28"/>
-                        <w:szCs w:val="28"/>
+                        <w:sz w:val="24"/>
+                        <w:szCs w:val="24"/>
                         <w:lang w:val="en-US"/>
                       </w:rPr>
                       <m:t>…,…,…</m:t>
@@ -15067,8 +15287,8 @@
               <w:rPr>
                 <w:rFonts w:ascii="Times New Roman" w:eastAsia="Calibri" w:hAnsi="Times New Roman" w:cs="Times New Roman"/>
                 <w:color w:val="000000" w:themeColor="text1"/>
-                <w:sz w:val="28"/>
-                <w:szCs w:val="28"/>
+                <w:sz w:val="24"/>
+                <w:szCs w:val="24"/>
                 <w:lang w:val="en-US"/>
               </w:rPr>
             </w:pPr>
@@ -15082,8 +15302,8 @@
                         <w:i/>
                         <w:iCs/>
                         <w:color w:val="000000" w:themeColor="text1"/>
-                        <w:sz w:val="28"/>
-                        <w:szCs w:val="28"/>
+                        <w:sz w:val="24"/>
+                        <w:szCs w:val="24"/>
                         <w:lang w:val="en-US"/>
                       </w:rPr>
                     </m:ctrlPr>
@@ -15093,8 +15313,8 @@
                       <w:rPr>
                         <w:rFonts w:ascii="Cambria Math" w:eastAsia="Calibri" w:hAnsi="Cambria Math" w:cs="Times New Roman"/>
                         <w:color w:val="000000" w:themeColor="text1"/>
-                        <w:sz w:val="28"/>
-                        <w:szCs w:val="28"/>
+                        <w:sz w:val="24"/>
+                        <w:szCs w:val="24"/>
                         <w:lang w:val="en-US"/>
                       </w:rPr>
                       <m:t>…,…,…</m:t>
@@ -15119,8 +15339,8 @@
               <w:rPr>
                 <w:rFonts w:ascii="Times New Roman" w:eastAsia="Calibri" w:hAnsi="Times New Roman" w:cs="Times New Roman"/>
                 <w:color w:val="000000" w:themeColor="text1"/>
-                <w:sz w:val="28"/>
-                <w:szCs w:val="28"/>
+                <w:sz w:val="24"/>
+                <w:szCs w:val="24"/>
                 <w:lang w:val="en-US"/>
               </w:rPr>
             </w:pPr>
@@ -15130,8 +15350,8 @@
                   <w:rPr>
                     <w:rFonts w:ascii="Cambria Math" w:eastAsia="DengXian" w:hAnsi="Cambria Math" w:cs="Times New Roman"/>
                     <w:color w:val="000000" w:themeColor="text1"/>
-                    <w:sz w:val="28"/>
-                    <w:szCs w:val="28"/>
+                    <w:sz w:val="24"/>
+                    <w:szCs w:val="24"/>
                     <w:lang w:val="en-US"/>
                   </w:rPr>
                   <m:t>…</m:t>
@@ -15151,8 +15371,8 @@
               <w:rPr>
                 <w:rFonts w:ascii="Times New Roman" w:eastAsia="Calibri" w:hAnsi="Times New Roman" w:cs="Times New Roman"/>
                 <w:color w:val="000000" w:themeColor="text1"/>
-                <w:sz w:val="28"/>
-                <w:szCs w:val="28"/>
+                <w:sz w:val="24"/>
+                <w:szCs w:val="24"/>
                 <w:lang w:val="en-US"/>
               </w:rPr>
             </w:pPr>
@@ -15166,8 +15386,8 @@
                         <w:i/>
                         <w:iCs/>
                         <w:color w:val="000000" w:themeColor="text1"/>
-                        <w:sz w:val="28"/>
-                        <w:szCs w:val="28"/>
+                        <w:sz w:val="24"/>
+                        <w:szCs w:val="24"/>
                         <w:lang w:val="en-US"/>
                       </w:rPr>
                     </m:ctrlPr>
@@ -15177,8 +15397,8 @@
                       <w:rPr>
                         <w:rFonts w:ascii="Cambria Math" w:eastAsia="Calibri" w:hAnsi="Cambria Math" w:cs="Times New Roman"/>
                         <w:color w:val="000000" w:themeColor="text1"/>
-                        <w:sz w:val="28"/>
-                        <w:szCs w:val="28"/>
+                        <w:sz w:val="24"/>
+                        <w:szCs w:val="24"/>
                         <w:lang w:val="en-US"/>
                       </w:rPr>
                       <m:t>…,…,…</m:t>
@@ -15200,8 +15420,8 @@
               <w:rPr>
                 <w:rFonts w:ascii="Times New Roman" w:eastAsia="Calibri" w:hAnsi="Times New Roman" w:cs="Times New Roman"/>
                 <w:color w:val="000000" w:themeColor="text1"/>
-                <w:sz w:val="28"/>
-                <w:szCs w:val="28"/>
+                <w:sz w:val="24"/>
+                <w:szCs w:val="24"/>
                 <w:lang w:val="en-US"/>
               </w:rPr>
             </w:pPr>
@@ -15215,8 +15435,8 @@
                         <w:i/>
                         <w:iCs/>
                         <w:color w:val="000000" w:themeColor="text1"/>
-                        <w:sz w:val="28"/>
-                        <w:szCs w:val="28"/>
+                        <w:sz w:val="24"/>
+                        <w:szCs w:val="24"/>
                         <w:lang w:val="en-US"/>
                       </w:rPr>
                     </m:ctrlPr>
@@ -15226,8 +15446,8 @@
                       <w:rPr>
                         <w:rFonts w:ascii="Cambria Math" w:eastAsia="Calibri" w:hAnsi="Cambria Math" w:cs="Times New Roman"/>
                         <w:color w:val="000000" w:themeColor="text1"/>
-                        <w:sz w:val="28"/>
-                        <w:szCs w:val="28"/>
+                        <w:sz w:val="24"/>
+                        <w:szCs w:val="24"/>
                         <w:lang w:val="en-US"/>
                       </w:rPr>
                       <m:t>…,…,…</m:t>
@@ -15249,8 +15469,8 @@
               <w:rPr>
                 <w:rFonts w:ascii="Times New Roman" w:eastAsia="Calibri" w:hAnsi="Times New Roman" w:cs="Times New Roman"/>
                 <w:color w:val="000000" w:themeColor="text1"/>
-                <w:sz w:val="28"/>
-                <w:szCs w:val="28"/>
+                <w:sz w:val="24"/>
+                <w:szCs w:val="24"/>
                 <w:lang w:val="en-US"/>
               </w:rPr>
             </w:pPr>
@@ -15264,8 +15484,8 @@
                         <w:i/>
                         <w:iCs/>
                         <w:color w:val="000000" w:themeColor="text1"/>
-                        <w:sz w:val="28"/>
-                        <w:szCs w:val="28"/>
+                        <w:sz w:val="24"/>
+                        <w:szCs w:val="24"/>
                         <w:lang w:val="en-US"/>
                       </w:rPr>
                     </m:ctrlPr>
@@ -15275,8 +15495,8 @@
                       <w:rPr>
                         <w:rFonts w:ascii="Cambria Math" w:eastAsia="Calibri" w:hAnsi="Cambria Math" w:cs="Times New Roman"/>
                         <w:color w:val="000000" w:themeColor="text1"/>
-                        <w:sz w:val="28"/>
-                        <w:szCs w:val="28"/>
+                        <w:sz w:val="24"/>
+                        <w:szCs w:val="24"/>
                         <w:lang w:val="en-US"/>
                       </w:rPr>
                       <m:t>…,…,…</m:t>
@@ -15298,8 +15518,8 @@
               <w:rPr>
                 <w:rFonts w:ascii="Times New Roman" w:eastAsia="Calibri" w:hAnsi="Times New Roman" w:cs="Times New Roman"/>
                 <w:color w:val="000000" w:themeColor="text1"/>
-                <w:sz w:val="28"/>
-                <w:szCs w:val="28"/>
+                <w:sz w:val="24"/>
+                <w:szCs w:val="24"/>
                 <w:lang w:val="en-US"/>
               </w:rPr>
             </w:pPr>
@@ -15313,8 +15533,8 @@
                         <w:i/>
                         <w:iCs/>
                         <w:color w:val="000000" w:themeColor="text1"/>
-                        <w:sz w:val="28"/>
-                        <w:szCs w:val="28"/>
+                        <w:sz w:val="24"/>
+                        <w:szCs w:val="24"/>
                         <w:lang w:val="en-US"/>
                       </w:rPr>
                     </m:ctrlPr>
@@ -15324,8 +15544,8 @@
                       <w:rPr>
                         <w:rFonts w:ascii="Cambria Math" w:eastAsia="Calibri" w:hAnsi="Cambria Math" w:cs="Times New Roman"/>
                         <w:color w:val="000000" w:themeColor="text1"/>
-                        <w:sz w:val="28"/>
-                        <w:szCs w:val="28"/>
+                        <w:sz w:val="24"/>
+                        <w:szCs w:val="24"/>
                         <w:lang w:val="en-US"/>
                       </w:rPr>
                       <m:t>…,…,…</m:t>
@@ -15347,8 +15567,8 @@
               <w:rPr>
                 <w:rFonts w:ascii="Times New Roman" w:eastAsia="Calibri" w:hAnsi="Times New Roman" w:cs="Times New Roman"/>
                 <w:color w:val="000000" w:themeColor="text1"/>
-                <w:sz w:val="28"/>
-                <w:szCs w:val="28"/>
+                <w:sz w:val="24"/>
+                <w:szCs w:val="24"/>
                 <w:lang w:val="en-US"/>
               </w:rPr>
             </w:pPr>
@@ -15362,8 +15582,8 @@
                         <w:i/>
                         <w:iCs/>
                         <w:color w:val="000000" w:themeColor="text1"/>
-                        <w:sz w:val="28"/>
-                        <w:szCs w:val="28"/>
+                        <w:sz w:val="24"/>
+                        <w:szCs w:val="24"/>
                         <w:lang w:val="en-US"/>
                       </w:rPr>
                     </m:ctrlPr>
@@ -15373,8 +15593,8 @@
                       <w:rPr>
                         <w:rFonts w:ascii="Cambria Math" w:eastAsia="Calibri" w:hAnsi="Cambria Math" w:cs="Times New Roman"/>
                         <w:color w:val="000000" w:themeColor="text1"/>
-                        <w:sz w:val="28"/>
-                        <w:szCs w:val="28"/>
+                        <w:sz w:val="24"/>
+                        <w:szCs w:val="24"/>
                         <w:lang w:val="en-US"/>
                       </w:rPr>
                       <m:t>…,…,…</m:t>
@@ -15399,8 +15619,8 @@
               <w:rPr>
                 <w:rFonts w:ascii="Times New Roman" w:eastAsia="Calibri" w:hAnsi="Times New Roman" w:cs="Times New Roman"/>
                 <w:color w:val="000000" w:themeColor="text1"/>
-                <w:sz w:val="28"/>
-                <w:szCs w:val="28"/>
+                <w:sz w:val="24"/>
+                <w:szCs w:val="24"/>
                 <w:lang w:val="en-US"/>
               </w:rPr>
             </w:pPr>
@@ -15410,8 +15630,8 @@
                   <w:rPr>
                     <w:rFonts w:ascii="Cambria Math" w:eastAsia="DengXian" w:hAnsi="Cambria Math" w:cs="Times New Roman"/>
                     <w:color w:val="000000" w:themeColor="text1"/>
-                    <w:sz w:val="28"/>
-                    <w:szCs w:val="28"/>
+                    <w:sz w:val="24"/>
+                    <w:szCs w:val="24"/>
                     <w:lang w:val="en-US"/>
                   </w:rPr>
                   <m:t>…</m:t>
@@ -15431,8 +15651,8 @@
               <w:rPr>
                 <w:rFonts w:ascii="Times New Roman" w:eastAsia="Calibri" w:hAnsi="Times New Roman" w:cs="Times New Roman"/>
                 <w:color w:val="000000" w:themeColor="text1"/>
-                <w:sz w:val="28"/>
-                <w:szCs w:val="28"/>
+                <w:sz w:val="24"/>
+                <w:szCs w:val="24"/>
                 <w:lang w:val="en-US"/>
               </w:rPr>
             </w:pPr>
@@ -15446,8 +15666,8 @@
                         <w:i/>
                         <w:iCs/>
                         <w:color w:val="000000" w:themeColor="text1"/>
-                        <w:sz w:val="28"/>
-                        <w:szCs w:val="28"/>
+                        <w:sz w:val="24"/>
+                        <w:szCs w:val="24"/>
                         <w:lang w:val="en-US"/>
                       </w:rPr>
                     </m:ctrlPr>
@@ -15457,8 +15677,8 @@
                       <w:rPr>
                         <w:rFonts w:ascii="Cambria Math" w:eastAsia="Calibri" w:hAnsi="Cambria Math" w:cs="Times New Roman"/>
                         <w:color w:val="000000" w:themeColor="text1"/>
-                        <w:sz w:val="28"/>
-                        <w:szCs w:val="28"/>
+                        <w:sz w:val="24"/>
+                        <w:szCs w:val="24"/>
                         <w:lang w:val="en-US"/>
                       </w:rPr>
                       <m:t>…,…,…</m:t>
@@ -15480,8 +15700,8 @@
               <w:rPr>
                 <w:rFonts w:ascii="Times New Roman" w:eastAsia="Calibri" w:hAnsi="Times New Roman" w:cs="Times New Roman"/>
                 <w:color w:val="000000" w:themeColor="text1"/>
-                <w:sz w:val="28"/>
-                <w:szCs w:val="28"/>
+                <w:sz w:val="24"/>
+                <w:szCs w:val="24"/>
                 <w:lang w:val="en-US"/>
               </w:rPr>
             </w:pPr>
@@ -15495,8 +15715,8 @@
                         <w:i/>
                         <w:iCs/>
                         <w:color w:val="000000" w:themeColor="text1"/>
-                        <w:sz w:val="28"/>
-                        <w:szCs w:val="28"/>
+                        <w:sz w:val="24"/>
+                        <w:szCs w:val="24"/>
                         <w:lang w:val="en-US"/>
                       </w:rPr>
                     </m:ctrlPr>
@@ -15506,8 +15726,8 @@
                       <w:rPr>
                         <w:rFonts w:ascii="Cambria Math" w:eastAsia="Calibri" w:hAnsi="Cambria Math" w:cs="Times New Roman"/>
                         <w:color w:val="000000" w:themeColor="text1"/>
-                        <w:sz w:val="28"/>
-                        <w:szCs w:val="28"/>
+                        <w:sz w:val="24"/>
+                        <w:szCs w:val="24"/>
                         <w:lang w:val="en-US"/>
                       </w:rPr>
                       <m:t>…,…,…</m:t>
@@ -15529,8 +15749,8 @@
               <w:rPr>
                 <w:rFonts w:ascii="Times New Roman" w:eastAsia="Calibri" w:hAnsi="Times New Roman" w:cs="Times New Roman"/>
                 <w:color w:val="000000" w:themeColor="text1"/>
-                <w:sz w:val="28"/>
-                <w:szCs w:val="28"/>
+                <w:sz w:val="24"/>
+                <w:szCs w:val="24"/>
                 <w:lang w:val="en-US"/>
               </w:rPr>
             </w:pPr>
@@ -15544,8 +15764,8 @@
                         <w:i/>
                         <w:iCs/>
                         <w:color w:val="000000" w:themeColor="text1"/>
-                        <w:sz w:val="28"/>
-                        <w:szCs w:val="28"/>
+                        <w:sz w:val="24"/>
+                        <w:szCs w:val="24"/>
                         <w:lang w:val="en-US"/>
                       </w:rPr>
                     </m:ctrlPr>
@@ -15555,8 +15775,8 @@
                       <w:rPr>
                         <w:rFonts w:ascii="Cambria Math" w:eastAsia="Calibri" w:hAnsi="Cambria Math" w:cs="Times New Roman"/>
                         <w:color w:val="000000" w:themeColor="text1"/>
-                        <w:sz w:val="28"/>
-                        <w:szCs w:val="28"/>
+                        <w:sz w:val="24"/>
+                        <w:szCs w:val="24"/>
                         <w:lang w:val="en-US"/>
                       </w:rPr>
                       <m:t>…,…,…</m:t>
@@ -15578,8 +15798,8 @@
               <w:rPr>
                 <w:rFonts w:ascii="Times New Roman" w:eastAsia="Calibri" w:hAnsi="Times New Roman" w:cs="Times New Roman"/>
                 <w:color w:val="000000" w:themeColor="text1"/>
-                <w:sz w:val="28"/>
-                <w:szCs w:val="28"/>
+                <w:sz w:val="24"/>
+                <w:szCs w:val="24"/>
                 <w:lang w:val="en-US"/>
               </w:rPr>
             </w:pPr>
@@ -15593,8 +15813,8 @@
                         <w:i/>
                         <w:iCs/>
                         <w:color w:val="000000" w:themeColor="text1"/>
-                        <w:sz w:val="28"/>
-                        <w:szCs w:val="28"/>
+                        <w:sz w:val="24"/>
+                        <w:szCs w:val="24"/>
                         <w:lang w:val="en-US"/>
                       </w:rPr>
                     </m:ctrlPr>
@@ -15604,8 +15824,8 @@
                       <w:rPr>
                         <w:rFonts w:ascii="Cambria Math" w:eastAsia="Calibri" w:hAnsi="Cambria Math" w:cs="Times New Roman"/>
                         <w:color w:val="000000" w:themeColor="text1"/>
-                        <w:sz w:val="28"/>
-                        <w:szCs w:val="28"/>
+                        <w:sz w:val="24"/>
+                        <w:szCs w:val="24"/>
                         <w:lang w:val="en-US"/>
                       </w:rPr>
                       <m:t>…,…,…</m:t>
@@ -15627,8 +15847,8 @@
               <w:rPr>
                 <w:rFonts w:ascii="Times New Roman" w:eastAsia="Calibri" w:hAnsi="Times New Roman" w:cs="Times New Roman"/>
                 <w:color w:val="000000" w:themeColor="text1"/>
-                <w:sz w:val="28"/>
-                <w:szCs w:val="28"/>
+                <w:sz w:val="24"/>
+                <w:szCs w:val="24"/>
                 <w:lang w:val="en-US"/>
               </w:rPr>
             </w:pPr>
@@ -15642,8 +15862,8 @@
                         <w:i/>
                         <w:iCs/>
                         <w:color w:val="000000" w:themeColor="text1"/>
-                        <w:sz w:val="28"/>
-                        <w:szCs w:val="28"/>
+                        <w:sz w:val="24"/>
+                        <w:szCs w:val="24"/>
                         <w:lang w:val="en-US"/>
                       </w:rPr>
                     </m:ctrlPr>
@@ -15653,8 +15873,8 @@
                       <w:rPr>
                         <w:rFonts w:ascii="Cambria Math" w:eastAsia="Calibri" w:hAnsi="Cambria Math" w:cs="Times New Roman"/>
                         <w:color w:val="000000" w:themeColor="text1"/>
-                        <w:sz w:val="28"/>
-                        <w:szCs w:val="28"/>
+                        <w:sz w:val="24"/>
+                        <w:szCs w:val="24"/>
                         <w:lang w:val="en-US"/>
                       </w:rPr>
                       <m:t>…,…,…</m:t>
@@ -15679,8 +15899,8 @@
               <w:rPr>
                 <w:rFonts w:ascii="Times New Roman" w:eastAsia="Calibri" w:hAnsi="Times New Roman" w:cs="Times New Roman"/>
                 <w:color w:val="000000" w:themeColor="text1"/>
-                <w:sz w:val="28"/>
-                <w:szCs w:val="28"/>
+                <w:sz w:val="24"/>
+                <w:szCs w:val="24"/>
                 <w:lang w:val="en-US"/>
               </w:rPr>
             </w:pPr>
@@ -15690,8 +15910,8 @@
                   <w:rPr>
                     <w:rFonts w:ascii="Cambria Math" w:eastAsia="DengXian" w:hAnsi="Cambria Math" w:cs="Times New Roman"/>
                     <w:color w:val="000000" w:themeColor="text1"/>
-                    <w:sz w:val="28"/>
-                    <w:szCs w:val="28"/>
+                    <w:sz w:val="24"/>
+                    <w:szCs w:val="24"/>
                     <w:lang w:val="en-US"/>
                   </w:rPr>
                   <m:t>…</m:t>
@@ -15711,8 +15931,8 @@
               <w:rPr>
                 <w:rFonts w:ascii="Times New Roman" w:eastAsia="Calibri" w:hAnsi="Times New Roman" w:cs="Times New Roman"/>
                 <w:color w:val="000000" w:themeColor="text1"/>
-                <w:sz w:val="28"/>
-                <w:szCs w:val="28"/>
+                <w:sz w:val="24"/>
+                <w:szCs w:val="24"/>
                 <w:lang w:val="en-US"/>
               </w:rPr>
             </w:pPr>
@@ -15726,8 +15946,8 @@
                         <w:i/>
                         <w:iCs/>
                         <w:color w:val="000000" w:themeColor="text1"/>
-                        <w:sz w:val="28"/>
-                        <w:szCs w:val="28"/>
+                        <w:sz w:val="24"/>
+                        <w:szCs w:val="24"/>
                         <w:lang w:val="en-US"/>
                       </w:rPr>
                     </m:ctrlPr>
@@ -15737,8 +15957,8 @@
                       <w:rPr>
                         <w:rFonts w:ascii="Cambria Math" w:eastAsia="Calibri" w:hAnsi="Cambria Math" w:cs="Times New Roman"/>
                         <w:color w:val="000000" w:themeColor="text1"/>
-                        <w:sz w:val="28"/>
-                        <w:szCs w:val="28"/>
+                        <w:sz w:val="24"/>
+                        <w:szCs w:val="24"/>
                         <w:lang w:val="en-US"/>
                       </w:rPr>
                       <m:t>…,…,…</m:t>
@@ -15760,8 +15980,8 @@
               <w:rPr>
                 <w:rFonts w:ascii="Times New Roman" w:eastAsia="Calibri" w:hAnsi="Times New Roman" w:cs="Times New Roman"/>
                 <w:color w:val="000000" w:themeColor="text1"/>
-                <w:sz w:val="28"/>
-                <w:szCs w:val="28"/>
+                <w:sz w:val="24"/>
+                <w:szCs w:val="24"/>
                 <w:lang w:val="en-US"/>
               </w:rPr>
             </w:pPr>
@@ -15775,8 +15995,8 @@
                         <w:i/>
                         <w:iCs/>
                         <w:color w:val="000000" w:themeColor="text1"/>
-                        <w:sz w:val="28"/>
-                        <w:szCs w:val="28"/>
+                        <w:sz w:val="24"/>
+                        <w:szCs w:val="24"/>
                         <w:lang w:val="en-US"/>
                       </w:rPr>
                     </m:ctrlPr>
@@ -15786,8 +16006,8 @@
                       <w:rPr>
                         <w:rFonts w:ascii="Cambria Math" w:eastAsia="Calibri" w:hAnsi="Cambria Math" w:cs="Times New Roman"/>
                         <w:color w:val="000000" w:themeColor="text1"/>
-                        <w:sz w:val="28"/>
-                        <w:szCs w:val="28"/>
+                        <w:sz w:val="24"/>
+                        <w:szCs w:val="24"/>
                         <w:lang w:val="en-US"/>
                       </w:rPr>
                       <m:t>…,…,…</m:t>
@@ -15809,8 +16029,8 @@
               <w:rPr>
                 <w:rFonts w:ascii="Times New Roman" w:eastAsia="Calibri" w:hAnsi="Times New Roman" w:cs="Times New Roman"/>
                 <w:color w:val="000000" w:themeColor="text1"/>
-                <w:sz w:val="28"/>
-                <w:szCs w:val="28"/>
+                <w:sz w:val="24"/>
+                <w:szCs w:val="24"/>
                 <w:lang w:val="en-US"/>
               </w:rPr>
             </w:pPr>
@@ -15824,8 +16044,8 @@
                         <w:i/>
                         <w:iCs/>
                         <w:color w:val="000000" w:themeColor="text1"/>
-                        <w:sz w:val="28"/>
-                        <w:szCs w:val="28"/>
+                        <w:sz w:val="24"/>
+                        <w:szCs w:val="24"/>
                         <w:lang w:val="en-US"/>
                       </w:rPr>
                     </m:ctrlPr>
@@ -15835,8 +16055,8 @@
                       <w:rPr>
                         <w:rFonts w:ascii="Cambria Math" w:eastAsia="Calibri" w:hAnsi="Cambria Math" w:cs="Times New Roman"/>
                         <w:color w:val="000000" w:themeColor="text1"/>
-                        <w:sz w:val="28"/>
-                        <w:szCs w:val="28"/>
+                        <w:sz w:val="24"/>
+                        <w:szCs w:val="24"/>
                         <w:lang w:val="en-US"/>
                       </w:rPr>
                       <m:t>…,…,…</m:t>
@@ -15858,8 +16078,8 @@
               <w:rPr>
                 <w:rFonts w:ascii="Times New Roman" w:eastAsia="Calibri" w:hAnsi="Times New Roman" w:cs="Times New Roman"/>
                 <w:color w:val="000000" w:themeColor="text1"/>
-                <w:sz w:val="28"/>
-                <w:szCs w:val="28"/>
+                <w:sz w:val="24"/>
+                <w:szCs w:val="24"/>
                 <w:lang w:val="en-US"/>
               </w:rPr>
             </w:pPr>
@@ -15873,8 +16093,8 @@
                         <w:i/>
                         <w:iCs/>
                         <w:color w:val="000000" w:themeColor="text1"/>
-                        <w:sz w:val="28"/>
-                        <w:szCs w:val="28"/>
+                        <w:sz w:val="24"/>
+                        <w:szCs w:val="24"/>
                         <w:lang w:val="en-US"/>
                       </w:rPr>
                     </m:ctrlPr>
@@ -15884,8 +16104,8 @@
                       <w:rPr>
                         <w:rFonts w:ascii="Cambria Math" w:eastAsia="Calibri" w:hAnsi="Cambria Math" w:cs="Times New Roman"/>
                         <w:color w:val="000000" w:themeColor="text1"/>
-                        <w:sz w:val="28"/>
-                        <w:szCs w:val="28"/>
+                        <w:sz w:val="24"/>
+                        <w:szCs w:val="24"/>
                         <w:lang w:val="en-US"/>
                       </w:rPr>
                       <m:t>…,…,…</m:t>
@@ -15907,8 +16127,8 @@
               <w:rPr>
                 <w:rFonts w:ascii="Times New Roman" w:eastAsia="Calibri" w:hAnsi="Times New Roman" w:cs="Times New Roman"/>
                 <w:color w:val="000000" w:themeColor="text1"/>
-                <w:sz w:val="28"/>
-                <w:szCs w:val="28"/>
+                <w:sz w:val="24"/>
+                <w:szCs w:val="24"/>
                 <w:lang w:val="en-US"/>
               </w:rPr>
             </w:pPr>
@@ -15922,8 +16142,8 @@
                         <w:i/>
                         <w:iCs/>
                         <w:color w:val="000000" w:themeColor="text1"/>
-                        <w:sz w:val="28"/>
-                        <w:szCs w:val="28"/>
+                        <w:sz w:val="24"/>
+                        <w:szCs w:val="24"/>
                         <w:lang w:val="en-US"/>
                       </w:rPr>
                     </m:ctrlPr>
@@ -15933,8 +16153,8 @@
                       <w:rPr>
                         <w:rFonts w:ascii="Cambria Math" w:eastAsia="Calibri" w:hAnsi="Cambria Math" w:cs="Times New Roman"/>
                         <w:color w:val="000000" w:themeColor="text1"/>
-                        <w:sz w:val="28"/>
-                        <w:szCs w:val="28"/>
+                        <w:sz w:val="24"/>
+                        <w:szCs w:val="24"/>
                         <w:lang w:val="en-US"/>
                       </w:rPr>
                       <m:t>…,…,…</m:t>
@@ -15960,6 +16180,29 @@
           <w14:ligatures w14:val="none"/>
         </w:rPr>
       </w:pPr>
+    </w:p>
+    <w:p>
+      <w:pPr>
+        <w:rPr>
+          <w:rFonts w:ascii="Times New Roman" w:eastAsia="Calibri" w:hAnsi="Times New Roman" w:cs="Times New Roman"/>
+          <w:color w:val="000000" w:themeColor="text1"/>
+          <w:kern w:val="0"/>
+          <w:sz w:val="28"/>
+          <w:szCs w:val="28"/>
+          <w14:ligatures w14:val="none"/>
+        </w:rPr>
+      </w:pPr>
+      <w:r>
+        <w:rPr>
+          <w:rFonts w:ascii="Times New Roman" w:eastAsia="Calibri" w:hAnsi="Times New Roman" w:cs="Times New Roman"/>
+          <w:color w:val="000000" w:themeColor="text1"/>
+          <w:kern w:val="0"/>
+          <w:sz w:val="28"/>
+          <w:szCs w:val="28"/>
+          <w14:ligatures w14:val="none"/>
+        </w:rPr>
+        <w:br w:type="page"/>
+      </w:r>
     </w:p>
     <w:p>
       <w:pPr>
@@ -15984,6 +16227,7 @@
           <w:szCs w:val="28"/>
           <w14:ligatures w14:val="none"/>
         </w:rPr>
+        <w:lastRenderedPageBreak/>
         <w:t xml:space="preserve">Вычисленные значения яркостей </w:t>
       </w:r>
       <m:oMath>
@@ -16170,6 +16414,17 @@
         </w:rPr>
         <w:t xml:space="preserve"> для тех же точек на плоскости с заданными условиями наблюдения</w:t>
       </w:r>
+      <w:r>
+        <w:rPr>
+          <w:rFonts w:ascii="Times New Roman" w:eastAsia="Calibri" w:hAnsi="Times New Roman" w:cs="Times New Roman"/>
+          <w:color w:val="000000" w:themeColor="text1"/>
+          <w:kern w:val="0"/>
+          <w:sz w:val="28"/>
+          <w:szCs w:val="28"/>
+          <w14:ligatures w14:val="none"/>
+        </w:rPr>
+        <w:t>:</w:t>
+      </w:r>
     </w:p>
     <w:p>
       <w:pPr>
@@ -16215,8 +16470,8 @@
                 <w:rFonts w:ascii="Times New Roman" w:eastAsia="DengXian" w:hAnsi="Times New Roman" w:cs="Times New Roman"/>
                 <w:iCs/>
                 <w:color w:val="000000" w:themeColor="text1"/>
-                <w:sz w:val="28"/>
-                <w:szCs w:val="28"/>
+                <w:sz w:val="24"/>
+                <w:szCs w:val="24"/>
                 <w:lang w:val="en-US"/>
               </w:rPr>
             </w:pPr>
@@ -16229,8 +16484,8 @@
                   <w:rPr>
                     <w:rFonts w:ascii="Cambria Math" w:eastAsia="DengXian" w:hAnsi="Cambria Math" w:cs="Times New Roman"/>
                     <w:color w:val="000000" w:themeColor="text1"/>
-                    <w:sz w:val="28"/>
-                    <w:szCs w:val="28"/>
+                    <w:sz w:val="24"/>
+                    <w:szCs w:val="24"/>
                     <w:lang w:val="en-US"/>
                   </w:rPr>
                   <m:t>x</m:t>
@@ -16245,8 +16500,8 @@
               <w:rPr>
                 <w:rFonts w:ascii="Times New Roman" w:eastAsia="Calibri" w:hAnsi="Times New Roman" w:cs="Times New Roman"/>
                 <w:color w:val="000000" w:themeColor="text1"/>
-                <w:sz w:val="28"/>
-                <w:szCs w:val="28"/>
+                <w:sz w:val="24"/>
+                <w:szCs w:val="24"/>
               </w:rPr>
             </w:pPr>
             <m:oMathPara>
@@ -16261,8 +16516,8 @@
                   <w:rPr>
                     <w:rFonts w:ascii="Cambria Math" w:eastAsia="DengXian" w:hAnsi="Cambria Math" w:cs="Times New Roman"/>
                     <w:color w:val="000000" w:themeColor="text1"/>
-                    <w:sz w:val="28"/>
-                    <w:szCs w:val="28"/>
+                    <w:sz w:val="24"/>
+                    <w:szCs w:val="24"/>
                     <w:lang w:val="en-US"/>
                   </w:rPr>
                   <w:br/>
@@ -16273,8 +16528,8 @@
                   <w:rPr>
                     <w:rFonts w:ascii="Cambria Math" w:eastAsia="DengXian" w:hAnsi="Cambria Math" w:cs="Times New Roman"/>
                     <w:color w:val="000000" w:themeColor="text1"/>
-                    <w:sz w:val="28"/>
-                    <w:szCs w:val="28"/>
+                    <w:sz w:val="24"/>
+                    <w:szCs w:val="24"/>
                     <w:lang w:val="en-US"/>
                   </w:rPr>
                   <m:t>y</m:t>
@@ -16296,8 +16551,8 @@
               <w:rPr>
                 <w:rFonts w:ascii="Times New Roman" w:eastAsia="Calibri" w:hAnsi="Times New Roman" w:cs="Times New Roman"/>
                 <w:color w:val="000000" w:themeColor="text1"/>
-                <w:sz w:val="28"/>
-                <w:szCs w:val="28"/>
+                <w:sz w:val="24"/>
+                <w:szCs w:val="24"/>
                 <w:lang w:val="en-US"/>
               </w:rPr>
             </w:pPr>
@@ -16310,8 +16565,8 @@
                   <w:rPr>
                     <w:rFonts w:ascii="Cambria Math" w:eastAsia="DengXian" w:hAnsi="Cambria Math" w:cs="Times New Roman"/>
                     <w:color w:val="000000" w:themeColor="text1"/>
-                    <w:sz w:val="28"/>
-                    <w:szCs w:val="28"/>
+                    <w:sz w:val="24"/>
+                    <w:szCs w:val="24"/>
                     <w:lang w:val="en-US"/>
                   </w:rPr>
                   <m:t>…</m:t>
@@ -16333,8 +16588,8 @@
               <w:rPr>
                 <w:rFonts w:ascii="Times New Roman" w:eastAsia="Calibri" w:hAnsi="Times New Roman" w:cs="Times New Roman"/>
                 <w:color w:val="000000" w:themeColor="text1"/>
-                <w:sz w:val="28"/>
-                <w:szCs w:val="28"/>
+                <w:sz w:val="24"/>
+                <w:szCs w:val="24"/>
                 <w:lang w:val="en-US"/>
               </w:rPr>
             </w:pPr>
@@ -16344,8 +16599,8 @@
                   <w:rPr>
                     <w:rFonts w:ascii="Cambria Math" w:eastAsia="DengXian" w:hAnsi="Cambria Math" w:cs="Times New Roman"/>
                     <w:color w:val="000000" w:themeColor="text1"/>
-                    <w:sz w:val="28"/>
-                    <w:szCs w:val="28"/>
+                    <w:sz w:val="24"/>
+                    <w:szCs w:val="24"/>
                     <w:lang w:val="en-US"/>
                   </w:rPr>
                   <m:t>…</m:t>
@@ -16369,8 +16624,8 @@
                 <w:b/>
                 <w:bCs/>
                 <w:color w:val="000000" w:themeColor="text1"/>
-                <w:sz w:val="28"/>
-                <w:szCs w:val="28"/>
+                <w:sz w:val="24"/>
+                <w:szCs w:val="24"/>
                 <w:lang w:val="en-US"/>
               </w:rPr>
             </w:pPr>
@@ -16380,8 +16635,8 @@
                   <w:rPr>
                     <w:rFonts w:ascii="Cambria Math" w:eastAsia="DengXian" w:hAnsi="Cambria Math" w:cs="Times New Roman"/>
                     <w:color w:val="000000" w:themeColor="text1"/>
-                    <w:sz w:val="28"/>
-                    <w:szCs w:val="28"/>
+                    <w:sz w:val="24"/>
+                    <w:szCs w:val="24"/>
                     <w:lang w:val="en-US"/>
                   </w:rPr>
                   <m:t>…</m:t>
@@ -16403,8 +16658,8 @@
               <w:rPr>
                 <w:rFonts w:ascii="Times New Roman" w:eastAsia="Calibri" w:hAnsi="Times New Roman" w:cs="Times New Roman"/>
                 <w:color w:val="000000" w:themeColor="text1"/>
-                <w:sz w:val="28"/>
-                <w:szCs w:val="28"/>
+                <w:sz w:val="24"/>
+                <w:szCs w:val="24"/>
                 <w:lang w:val="en-US"/>
               </w:rPr>
             </w:pPr>
@@ -16414,8 +16669,8 @@
                   <w:rPr>
                     <w:rFonts w:ascii="Cambria Math" w:eastAsia="DengXian" w:hAnsi="Cambria Math" w:cs="Times New Roman"/>
                     <w:color w:val="000000" w:themeColor="text1"/>
-                    <w:sz w:val="28"/>
-                    <w:szCs w:val="28"/>
+                    <w:sz w:val="24"/>
+                    <w:szCs w:val="24"/>
                     <w:lang w:val="en-US"/>
                   </w:rPr>
                   <m:t>…</m:t>
@@ -16437,8 +16692,8 @@
               <w:rPr>
                 <w:rFonts w:ascii="Times New Roman" w:eastAsia="Calibri" w:hAnsi="Times New Roman" w:cs="Times New Roman"/>
                 <w:color w:val="000000" w:themeColor="text1"/>
-                <w:sz w:val="28"/>
-                <w:szCs w:val="28"/>
+                <w:sz w:val="24"/>
+                <w:szCs w:val="24"/>
                 <w:lang w:val="en-US"/>
               </w:rPr>
             </w:pPr>
@@ -16448,8 +16703,8 @@
                   <w:rPr>
                     <w:rFonts w:ascii="Cambria Math" w:eastAsia="DengXian" w:hAnsi="Cambria Math" w:cs="Times New Roman"/>
                     <w:color w:val="000000" w:themeColor="text1"/>
-                    <w:sz w:val="28"/>
-                    <w:szCs w:val="28"/>
+                    <w:sz w:val="24"/>
+                    <w:szCs w:val="24"/>
                     <w:lang w:val="en-US"/>
                   </w:rPr>
                   <m:t>…</m:t>
@@ -16472,8 +16727,8 @@
               <w:rPr>
                 <w:rFonts w:ascii="Times New Roman" w:eastAsia="Calibri" w:hAnsi="Times New Roman" w:cs="Times New Roman"/>
                 <w:color w:val="000000" w:themeColor="text1"/>
-                <w:sz w:val="28"/>
-                <w:szCs w:val="28"/>
+                <w:sz w:val="24"/>
+                <w:szCs w:val="24"/>
                 <w:lang w:val="en-US"/>
               </w:rPr>
             </w:pPr>
@@ -16483,8 +16738,8 @@
                   <w:rPr>
                     <w:rFonts w:ascii="Cambria Math" w:eastAsia="DengXian" w:hAnsi="Cambria Math" w:cs="Times New Roman"/>
                     <w:color w:val="000000" w:themeColor="text1"/>
-                    <w:sz w:val="28"/>
-                    <w:szCs w:val="28"/>
+                    <w:sz w:val="24"/>
+                    <w:szCs w:val="24"/>
                     <w:lang w:val="en-US"/>
                   </w:rPr>
                   <m:t>…</m:t>
@@ -16505,8 +16760,8 @@
               <w:rPr>
                 <w:rFonts w:ascii="Times New Roman" w:eastAsia="Calibri" w:hAnsi="Times New Roman" w:cs="Times New Roman"/>
                 <w:color w:val="000000" w:themeColor="text1"/>
-                <w:sz w:val="28"/>
-                <w:szCs w:val="28"/>
+                <w:sz w:val="24"/>
+                <w:szCs w:val="24"/>
                 <w:lang w:val="en-US"/>
               </w:rPr>
             </w:pPr>
@@ -16520,8 +16775,8 @@
                         <w:i/>
                         <w:iCs/>
                         <w:color w:val="000000" w:themeColor="text1"/>
-                        <w:sz w:val="28"/>
-                        <w:szCs w:val="28"/>
+                        <w:sz w:val="24"/>
+                        <w:szCs w:val="24"/>
                         <w:lang w:val="en-US"/>
                       </w:rPr>
                     </m:ctrlPr>
@@ -16531,8 +16786,8 @@
                       <w:rPr>
                         <w:rFonts w:ascii="Cambria Math" w:eastAsia="Calibri" w:hAnsi="Cambria Math" w:cs="Times New Roman"/>
                         <w:color w:val="000000" w:themeColor="text1"/>
-                        <w:sz w:val="28"/>
-                        <w:szCs w:val="28"/>
+                        <w:sz w:val="24"/>
+                        <w:szCs w:val="24"/>
                         <w:lang w:val="en-US"/>
                       </w:rPr>
                       <m:t>…,…,…</m:t>
@@ -16555,8 +16810,8 @@
               <w:rPr>
                 <w:rFonts w:ascii="Times New Roman" w:eastAsia="Calibri" w:hAnsi="Times New Roman" w:cs="Times New Roman"/>
                 <w:color w:val="000000" w:themeColor="text1"/>
-                <w:sz w:val="28"/>
-                <w:szCs w:val="28"/>
+                <w:sz w:val="24"/>
+                <w:szCs w:val="24"/>
                 <w:lang w:val="en-US"/>
               </w:rPr>
             </w:pPr>
@@ -16570,8 +16825,8 @@
                         <w:i/>
                         <w:iCs/>
                         <w:color w:val="000000" w:themeColor="text1"/>
-                        <w:sz w:val="28"/>
-                        <w:szCs w:val="28"/>
+                        <w:sz w:val="24"/>
+                        <w:szCs w:val="24"/>
                         <w:lang w:val="en-US"/>
                       </w:rPr>
                     </m:ctrlPr>
@@ -16581,8 +16836,8 @@
                       <w:rPr>
                         <w:rFonts w:ascii="Cambria Math" w:eastAsia="Calibri" w:hAnsi="Cambria Math" w:cs="Times New Roman"/>
                         <w:color w:val="000000" w:themeColor="text1"/>
-                        <w:sz w:val="28"/>
-                        <w:szCs w:val="28"/>
+                        <w:sz w:val="24"/>
+                        <w:szCs w:val="24"/>
                         <w:lang w:val="en-US"/>
                       </w:rPr>
                       <m:t>…,…,…</m:t>
@@ -16605,8 +16860,8 @@
               <w:rPr>
                 <w:rFonts w:ascii="Times New Roman" w:eastAsia="Calibri" w:hAnsi="Times New Roman" w:cs="Times New Roman"/>
                 <w:color w:val="000000" w:themeColor="text1"/>
-                <w:sz w:val="28"/>
-                <w:szCs w:val="28"/>
+                <w:sz w:val="24"/>
+                <w:szCs w:val="24"/>
                 <w:lang w:val="en-US"/>
               </w:rPr>
             </w:pPr>
@@ -16620,8 +16875,8 @@
                         <w:i/>
                         <w:iCs/>
                         <w:color w:val="000000" w:themeColor="text1"/>
-                        <w:sz w:val="28"/>
-                        <w:szCs w:val="28"/>
+                        <w:sz w:val="24"/>
+                        <w:szCs w:val="24"/>
                         <w:lang w:val="en-US"/>
                       </w:rPr>
                     </m:ctrlPr>
@@ -16631,8 +16886,8 @@
                       <w:rPr>
                         <w:rFonts w:ascii="Cambria Math" w:eastAsia="Calibri" w:hAnsi="Cambria Math" w:cs="Times New Roman"/>
                         <w:color w:val="000000" w:themeColor="text1"/>
-                        <w:sz w:val="28"/>
-                        <w:szCs w:val="28"/>
+                        <w:sz w:val="24"/>
+                        <w:szCs w:val="24"/>
                         <w:lang w:val="en-US"/>
                       </w:rPr>
                       <m:t>…,…,…</m:t>
@@ -16655,8 +16910,8 @@
               <w:rPr>
                 <w:rFonts w:ascii="Times New Roman" w:eastAsia="Calibri" w:hAnsi="Times New Roman" w:cs="Times New Roman"/>
                 <w:color w:val="000000" w:themeColor="text1"/>
-                <w:sz w:val="28"/>
-                <w:szCs w:val="28"/>
+                <w:sz w:val="24"/>
+                <w:szCs w:val="24"/>
                 <w:lang w:val="en-US"/>
               </w:rPr>
             </w:pPr>
@@ -16670,8 +16925,8 @@
                         <w:i/>
                         <w:iCs/>
                         <w:color w:val="000000" w:themeColor="text1"/>
-                        <w:sz w:val="28"/>
-                        <w:szCs w:val="28"/>
+                        <w:sz w:val="24"/>
+                        <w:szCs w:val="24"/>
                         <w:lang w:val="en-US"/>
                       </w:rPr>
                     </m:ctrlPr>
@@ -16681,8 +16936,8 @@
                       <w:rPr>
                         <w:rFonts w:ascii="Cambria Math" w:eastAsia="Calibri" w:hAnsi="Cambria Math" w:cs="Times New Roman"/>
                         <w:color w:val="000000" w:themeColor="text1"/>
-                        <w:sz w:val="28"/>
-                        <w:szCs w:val="28"/>
+                        <w:sz w:val="24"/>
+                        <w:szCs w:val="24"/>
                         <w:lang w:val="en-US"/>
                       </w:rPr>
                       <m:t>…,…,…</m:t>
@@ -16705,8 +16960,8 @@
               <w:rPr>
                 <w:rFonts w:ascii="Times New Roman" w:eastAsia="Calibri" w:hAnsi="Times New Roman" w:cs="Times New Roman"/>
                 <w:color w:val="000000" w:themeColor="text1"/>
-                <w:sz w:val="28"/>
-                <w:szCs w:val="28"/>
+                <w:sz w:val="24"/>
+                <w:szCs w:val="24"/>
                 <w:lang w:val="en-US"/>
               </w:rPr>
             </w:pPr>
@@ -16720,8 +16975,8 @@
                         <w:i/>
                         <w:iCs/>
                         <w:color w:val="000000" w:themeColor="text1"/>
-                        <w:sz w:val="28"/>
-                        <w:szCs w:val="28"/>
+                        <w:sz w:val="24"/>
+                        <w:szCs w:val="24"/>
                         <w:lang w:val="en-US"/>
                       </w:rPr>
                     </m:ctrlPr>
@@ -16731,8 +16986,8 @@
                       <w:rPr>
                         <w:rFonts w:ascii="Cambria Math" w:eastAsia="Calibri" w:hAnsi="Cambria Math" w:cs="Times New Roman"/>
                         <w:color w:val="000000" w:themeColor="text1"/>
-                        <w:sz w:val="28"/>
-                        <w:szCs w:val="28"/>
+                        <w:sz w:val="24"/>
+                        <w:szCs w:val="24"/>
                         <w:lang w:val="en-US"/>
                       </w:rPr>
                       <m:t>…,…,…</m:t>
@@ -16757,8 +17012,8 @@
               <w:rPr>
                 <w:rFonts w:ascii="Times New Roman" w:eastAsia="Calibri" w:hAnsi="Times New Roman" w:cs="Times New Roman"/>
                 <w:color w:val="000000" w:themeColor="text1"/>
-                <w:sz w:val="28"/>
-                <w:szCs w:val="28"/>
+                <w:sz w:val="24"/>
+                <w:szCs w:val="24"/>
                 <w:lang w:val="en-US"/>
               </w:rPr>
             </w:pPr>
@@ -16768,8 +17023,8 @@
                   <w:rPr>
                     <w:rFonts w:ascii="Cambria Math" w:eastAsia="DengXian" w:hAnsi="Cambria Math" w:cs="Times New Roman"/>
                     <w:color w:val="000000" w:themeColor="text1"/>
-                    <w:sz w:val="28"/>
-                    <w:szCs w:val="28"/>
+                    <w:sz w:val="24"/>
+                    <w:szCs w:val="24"/>
                     <w:lang w:val="en-US"/>
                   </w:rPr>
                   <m:t>…</m:t>
@@ -16789,8 +17044,8 @@
               <w:rPr>
                 <w:rFonts w:ascii="Times New Roman" w:eastAsia="Calibri" w:hAnsi="Times New Roman" w:cs="Times New Roman"/>
                 <w:color w:val="000000" w:themeColor="text1"/>
-                <w:sz w:val="28"/>
-                <w:szCs w:val="28"/>
+                <w:sz w:val="24"/>
+                <w:szCs w:val="24"/>
                 <w:lang w:val="en-US"/>
               </w:rPr>
             </w:pPr>
@@ -16804,8 +17059,8 @@
                         <w:i/>
                         <w:iCs/>
                         <w:color w:val="000000" w:themeColor="text1"/>
-                        <w:sz w:val="28"/>
-                        <w:szCs w:val="28"/>
+                        <w:sz w:val="24"/>
+                        <w:szCs w:val="24"/>
                         <w:lang w:val="en-US"/>
                       </w:rPr>
                     </m:ctrlPr>
@@ -16815,8 +17070,8 @@
                       <w:rPr>
                         <w:rFonts w:ascii="Cambria Math" w:eastAsia="Calibri" w:hAnsi="Cambria Math" w:cs="Times New Roman"/>
                         <w:color w:val="000000" w:themeColor="text1"/>
-                        <w:sz w:val="28"/>
-                        <w:szCs w:val="28"/>
+                        <w:sz w:val="24"/>
+                        <w:szCs w:val="24"/>
                         <w:lang w:val="en-US"/>
                       </w:rPr>
                       <m:t>…,…,…</m:t>
@@ -16838,8 +17093,8 @@
               <w:rPr>
                 <w:rFonts w:ascii="Times New Roman" w:eastAsia="Calibri" w:hAnsi="Times New Roman" w:cs="Times New Roman"/>
                 <w:color w:val="000000" w:themeColor="text1"/>
-                <w:sz w:val="28"/>
-                <w:szCs w:val="28"/>
+                <w:sz w:val="24"/>
+                <w:szCs w:val="24"/>
                 <w:lang w:val="en-US"/>
               </w:rPr>
             </w:pPr>
@@ -16853,8 +17108,8 @@
                         <w:i/>
                         <w:iCs/>
                         <w:color w:val="000000" w:themeColor="text1"/>
-                        <w:sz w:val="28"/>
-                        <w:szCs w:val="28"/>
+                        <w:sz w:val="24"/>
+                        <w:szCs w:val="24"/>
                         <w:lang w:val="en-US"/>
                       </w:rPr>
                     </m:ctrlPr>
@@ -16864,8 +17119,8 @@
                       <w:rPr>
                         <w:rFonts w:ascii="Cambria Math" w:eastAsia="Calibri" w:hAnsi="Cambria Math" w:cs="Times New Roman"/>
                         <w:color w:val="000000" w:themeColor="text1"/>
-                        <w:sz w:val="28"/>
-                        <w:szCs w:val="28"/>
+                        <w:sz w:val="24"/>
+                        <w:szCs w:val="24"/>
                         <w:lang w:val="en-US"/>
                       </w:rPr>
                       <m:t>…,…,…</m:t>
@@ -16887,8 +17142,8 @@
               <w:rPr>
                 <w:rFonts w:ascii="Times New Roman" w:eastAsia="Calibri" w:hAnsi="Times New Roman" w:cs="Times New Roman"/>
                 <w:color w:val="000000" w:themeColor="text1"/>
-                <w:sz w:val="28"/>
-                <w:szCs w:val="28"/>
+                <w:sz w:val="24"/>
+                <w:szCs w:val="24"/>
                 <w:lang w:val="en-US"/>
               </w:rPr>
             </w:pPr>
@@ -16902,8 +17157,8 @@
                         <w:i/>
                         <w:iCs/>
                         <w:color w:val="000000" w:themeColor="text1"/>
-                        <w:sz w:val="28"/>
-                        <w:szCs w:val="28"/>
+                        <w:sz w:val="24"/>
+                        <w:szCs w:val="24"/>
                         <w:lang w:val="en-US"/>
                       </w:rPr>
                     </m:ctrlPr>
@@ -16913,8 +17168,8 @@
                       <w:rPr>
                         <w:rFonts w:ascii="Cambria Math" w:eastAsia="Calibri" w:hAnsi="Cambria Math" w:cs="Times New Roman"/>
                         <w:color w:val="000000" w:themeColor="text1"/>
-                        <w:sz w:val="28"/>
-                        <w:szCs w:val="28"/>
+                        <w:sz w:val="24"/>
+                        <w:szCs w:val="24"/>
                         <w:lang w:val="en-US"/>
                       </w:rPr>
                       <m:t>…,…,…</m:t>
@@ -16936,8 +17191,8 @@
               <w:rPr>
                 <w:rFonts w:ascii="Times New Roman" w:eastAsia="Calibri" w:hAnsi="Times New Roman" w:cs="Times New Roman"/>
                 <w:color w:val="000000" w:themeColor="text1"/>
-                <w:sz w:val="28"/>
-                <w:szCs w:val="28"/>
+                <w:sz w:val="24"/>
+                <w:szCs w:val="24"/>
                 <w:lang w:val="en-US"/>
               </w:rPr>
             </w:pPr>
@@ -16951,8 +17206,8 @@
                         <w:i/>
                         <w:iCs/>
                         <w:color w:val="000000" w:themeColor="text1"/>
-                        <w:sz w:val="28"/>
-                        <w:szCs w:val="28"/>
+                        <w:sz w:val="24"/>
+                        <w:szCs w:val="24"/>
                         <w:lang w:val="en-US"/>
                       </w:rPr>
                     </m:ctrlPr>
@@ -16962,8 +17217,8 @@
                       <w:rPr>
                         <w:rFonts w:ascii="Cambria Math" w:eastAsia="Calibri" w:hAnsi="Cambria Math" w:cs="Times New Roman"/>
                         <w:color w:val="000000" w:themeColor="text1"/>
-                        <w:sz w:val="28"/>
-                        <w:szCs w:val="28"/>
+                        <w:sz w:val="24"/>
+                        <w:szCs w:val="24"/>
                         <w:lang w:val="en-US"/>
                       </w:rPr>
                       <m:t>…,…,…</m:t>
@@ -16985,8 +17240,8 @@
               <w:rPr>
                 <w:rFonts w:ascii="Times New Roman" w:eastAsia="Calibri" w:hAnsi="Times New Roman" w:cs="Times New Roman"/>
                 <w:color w:val="000000" w:themeColor="text1"/>
-                <w:sz w:val="28"/>
-                <w:szCs w:val="28"/>
+                <w:sz w:val="24"/>
+                <w:szCs w:val="24"/>
                 <w:lang w:val="en-US"/>
               </w:rPr>
             </w:pPr>
@@ -17000,8 +17255,8 @@
                         <w:i/>
                         <w:iCs/>
                         <w:color w:val="000000" w:themeColor="text1"/>
-                        <w:sz w:val="28"/>
-                        <w:szCs w:val="28"/>
+                        <w:sz w:val="24"/>
+                        <w:szCs w:val="24"/>
                         <w:lang w:val="en-US"/>
                       </w:rPr>
                     </m:ctrlPr>
@@ -17011,8 +17266,8 @@
                       <w:rPr>
                         <w:rFonts w:ascii="Cambria Math" w:eastAsia="Calibri" w:hAnsi="Cambria Math" w:cs="Times New Roman"/>
                         <w:color w:val="000000" w:themeColor="text1"/>
-                        <w:sz w:val="28"/>
-                        <w:szCs w:val="28"/>
+                        <w:sz w:val="24"/>
+                        <w:szCs w:val="24"/>
                         <w:lang w:val="en-US"/>
                       </w:rPr>
                       <m:t>…,…,…</m:t>
@@ -17037,8 +17292,8 @@
               <w:rPr>
                 <w:rFonts w:ascii="Times New Roman" w:eastAsia="Calibri" w:hAnsi="Times New Roman" w:cs="Times New Roman"/>
                 <w:color w:val="000000" w:themeColor="text1"/>
-                <w:sz w:val="28"/>
-                <w:szCs w:val="28"/>
+                <w:sz w:val="24"/>
+                <w:szCs w:val="24"/>
                 <w:lang w:val="en-US"/>
               </w:rPr>
             </w:pPr>
@@ -17048,8 +17303,8 @@
                   <w:rPr>
                     <w:rFonts w:ascii="Cambria Math" w:eastAsia="DengXian" w:hAnsi="Cambria Math" w:cs="Times New Roman"/>
                     <w:color w:val="000000" w:themeColor="text1"/>
-                    <w:sz w:val="28"/>
-                    <w:szCs w:val="28"/>
+                    <w:sz w:val="24"/>
+                    <w:szCs w:val="24"/>
                     <w:lang w:val="en-US"/>
                   </w:rPr>
                   <m:t>…</m:t>
@@ -17069,8 +17324,8 @@
               <w:rPr>
                 <w:rFonts w:ascii="Times New Roman" w:eastAsia="Calibri" w:hAnsi="Times New Roman" w:cs="Times New Roman"/>
                 <w:color w:val="000000" w:themeColor="text1"/>
-                <w:sz w:val="28"/>
-                <w:szCs w:val="28"/>
+                <w:sz w:val="24"/>
+                <w:szCs w:val="24"/>
                 <w:lang w:val="en-US"/>
               </w:rPr>
             </w:pPr>
@@ -17084,8 +17339,8 @@
                         <w:i/>
                         <w:iCs/>
                         <w:color w:val="000000" w:themeColor="text1"/>
-                        <w:sz w:val="28"/>
-                        <w:szCs w:val="28"/>
+                        <w:sz w:val="24"/>
+                        <w:szCs w:val="24"/>
                         <w:lang w:val="en-US"/>
                       </w:rPr>
                     </m:ctrlPr>
@@ -17095,8 +17350,8 @@
                       <w:rPr>
                         <w:rFonts w:ascii="Cambria Math" w:eastAsia="Calibri" w:hAnsi="Cambria Math" w:cs="Times New Roman"/>
                         <w:color w:val="000000" w:themeColor="text1"/>
-                        <w:sz w:val="28"/>
-                        <w:szCs w:val="28"/>
+                        <w:sz w:val="24"/>
+                        <w:szCs w:val="24"/>
                         <w:lang w:val="en-US"/>
                       </w:rPr>
                       <m:t>…,…,…</m:t>
@@ -17118,8 +17373,8 @@
               <w:rPr>
                 <w:rFonts w:ascii="Times New Roman" w:eastAsia="Calibri" w:hAnsi="Times New Roman" w:cs="Times New Roman"/>
                 <w:color w:val="000000" w:themeColor="text1"/>
-                <w:sz w:val="28"/>
-                <w:szCs w:val="28"/>
+                <w:sz w:val="24"/>
+                <w:szCs w:val="24"/>
                 <w:lang w:val="en-US"/>
               </w:rPr>
             </w:pPr>
@@ -17133,8 +17388,8 @@
                         <w:i/>
                         <w:iCs/>
                         <w:color w:val="000000" w:themeColor="text1"/>
-                        <w:sz w:val="28"/>
-                        <w:szCs w:val="28"/>
+                        <w:sz w:val="24"/>
+                        <w:szCs w:val="24"/>
                         <w:lang w:val="en-US"/>
                       </w:rPr>
                     </m:ctrlPr>
@@ -17144,8 +17399,8 @@
                       <w:rPr>
                         <w:rFonts w:ascii="Cambria Math" w:eastAsia="Calibri" w:hAnsi="Cambria Math" w:cs="Times New Roman"/>
                         <w:color w:val="000000" w:themeColor="text1"/>
-                        <w:sz w:val="28"/>
-                        <w:szCs w:val="28"/>
+                        <w:sz w:val="24"/>
+                        <w:szCs w:val="24"/>
                         <w:lang w:val="en-US"/>
                       </w:rPr>
                       <m:t>…,…,…</m:t>
@@ -17167,8 +17422,8 @@
               <w:rPr>
                 <w:rFonts w:ascii="Times New Roman" w:eastAsia="Calibri" w:hAnsi="Times New Roman" w:cs="Times New Roman"/>
                 <w:color w:val="000000" w:themeColor="text1"/>
-                <w:sz w:val="28"/>
-                <w:szCs w:val="28"/>
+                <w:sz w:val="24"/>
+                <w:szCs w:val="24"/>
                 <w:lang w:val="en-US"/>
               </w:rPr>
             </w:pPr>
@@ -17182,8 +17437,8 @@
                         <w:i/>
                         <w:iCs/>
                         <w:color w:val="000000" w:themeColor="text1"/>
-                        <w:sz w:val="28"/>
-                        <w:szCs w:val="28"/>
+                        <w:sz w:val="24"/>
+                        <w:szCs w:val="24"/>
                         <w:lang w:val="en-US"/>
                       </w:rPr>
                     </m:ctrlPr>
@@ -17193,8 +17448,8 @@
                       <w:rPr>
                         <w:rFonts w:ascii="Cambria Math" w:eastAsia="Calibri" w:hAnsi="Cambria Math" w:cs="Times New Roman"/>
                         <w:color w:val="000000" w:themeColor="text1"/>
-                        <w:sz w:val="28"/>
-                        <w:szCs w:val="28"/>
+                        <w:sz w:val="24"/>
+                        <w:szCs w:val="24"/>
                         <w:lang w:val="en-US"/>
                       </w:rPr>
                       <m:t>…,…,…</m:t>
@@ -17216,8 +17471,8 @@
               <w:rPr>
                 <w:rFonts w:ascii="Times New Roman" w:eastAsia="Calibri" w:hAnsi="Times New Roman" w:cs="Times New Roman"/>
                 <w:color w:val="000000" w:themeColor="text1"/>
-                <w:sz w:val="28"/>
-                <w:szCs w:val="28"/>
+                <w:sz w:val="24"/>
+                <w:szCs w:val="24"/>
                 <w:lang w:val="en-US"/>
               </w:rPr>
             </w:pPr>
@@ -17231,8 +17486,8 @@
                         <w:i/>
                         <w:iCs/>
                         <w:color w:val="000000" w:themeColor="text1"/>
-                        <w:sz w:val="28"/>
-                        <w:szCs w:val="28"/>
+                        <w:sz w:val="24"/>
+                        <w:szCs w:val="24"/>
                         <w:lang w:val="en-US"/>
                       </w:rPr>
                     </m:ctrlPr>
@@ -17242,8 +17497,8 @@
                       <w:rPr>
                         <w:rFonts w:ascii="Cambria Math" w:eastAsia="Calibri" w:hAnsi="Cambria Math" w:cs="Times New Roman"/>
                         <w:color w:val="000000" w:themeColor="text1"/>
-                        <w:sz w:val="28"/>
-                        <w:szCs w:val="28"/>
+                        <w:sz w:val="24"/>
+                        <w:szCs w:val="24"/>
                         <w:lang w:val="en-US"/>
                       </w:rPr>
                       <m:t>…,…,…</m:t>
@@ -17265,8 +17520,8 @@
               <w:rPr>
                 <w:rFonts w:ascii="Times New Roman" w:eastAsia="Calibri" w:hAnsi="Times New Roman" w:cs="Times New Roman"/>
                 <w:color w:val="000000" w:themeColor="text1"/>
-                <w:sz w:val="28"/>
-                <w:szCs w:val="28"/>
+                <w:sz w:val="24"/>
+                <w:szCs w:val="24"/>
                 <w:lang w:val="en-US"/>
               </w:rPr>
             </w:pPr>
@@ -17280,8 +17535,8 @@
                         <w:i/>
                         <w:iCs/>
                         <w:color w:val="000000" w:themeColor="text1"/>
-                        <w:sz w:val="28"/>
-                        <w:szCs w:val="28"/>
+                        <w:sz w:val="24"/>
+                        <w:szCs w:val="24"/>
                         <w:lang w:val="en-US"/>
                       </w:rPr>
                     </m:ctrlPr>
@@ -17291,8 +17546,8 @@
                       <w:rPr>
                         <w:rFonts w:ascii="Cambria Math" w:eastAsia="Calibri" w:hAnsi="Cambria Math" w:cs="Times New Roman"/>
                         <w:color w:val="000000" w:themeColor="text1"/>
-                        <w:sz w:val="28"/>
-                        <w:szCs w:val="28"/>
+                        <w:sz w:val="24"/>
+                        <w:szCs w:val="24"/>
                         <w:lang w:val="en-US"/>
                       </w:rPr>
                       <m:t>…,…,…</m:t>
@@ -17317,8 +17572,8 @@
               <w:rPr>
                 <w:rFonts w:ascii="Times New Roman" w:eastAsia="Calibri" w:hAnsi="Times New Roman" w:cs="Times New Roman"/>
                 <w:color w:val="000000" w:themeColor="text1"/>
-                <w:sz w:val="28"/>
-                <w:szCs w:val="28"/>
+                <w:sz w:val="24"/>
+                <w:szCs w:val="24"/>
                 <w:lang w:val="en-US"/>
               </w:rPr>
             </w:pPr>
@@ -17328,11 +17583,10 @@
                   <w:rPr>
                     <w:rFonts w:ascii="Cambria Math" w:eastAsia="DengXian" w:hAnsi="Cambria Math" w:cs="Times New Roman"/>
                     <w:color w:val="000000" w:themeColor="text1"/>
-                    <w:sz w:val="28"/>
-                    <w:szCs w:val="28"/>
+                    <w:sz w:val="24"/>
+                    <w:szCs w:val="24"/>
                     <w:lang w:val="en-US"/>
                   </w:rPr>
-                  <w:lastRenderedPageBreak/>
                   <m:t>…</m:t>
                 </m:r>
               </m:oMath>
@@ -17350,8 +17604,8 @@
               <w:rPr>
                 <w:rFonts w:ascii="Times New Roman" w:eastAsia="Calibri" w:hAnsi="Times New Roman" w:cs="Times New Roman"/>
                 <w:color w:val="000000" w:themeColor="text1"/>
-                <w:sz w:val="28"/>
-                <w:szCs w:val="28"/>
+                <w:sz w:val="24"/>
+                <w:szCs w:val="24"/>
                 <w:lang w:val="en-US"/>
               </w:rPr>
             </w:pPr>
@@ -17365,8 +17619,8 @@
                         <w:i/>
                         <w:iCs/>
                         <w:color w:val="000000" w:themeColor="text1"/>
-                        <w:sz w:val="28"/>
-                        <w:szCs w:val="28"/>
+                        <w:sz w:val="24"/>
+                        <w:szCs w:val="24"/>
                         <w:lang w:val="en-US"/>
                       </w:rPr>
                     </m:ctrlPr>
@@ -17376,8 +17630,8 @@
                       <w:rPr>
                         <w:rFonts w:ascii="Cambria Math" w:eastAsia="Calibri" w:hAnsi="Cambria Math" w:cs="Times New Roman"/>
                         <w:color w:val="000000" w:themeColor="text1"/>
-                        <w:sz w:val="28"/>
-                        <w:szCs w:val="28"/>
+                        <w:sz w:val="24"/>
+                        <w:szCs w:val="24"/>
                         <w:lang w:val="en-US"/>
                       </w:rPr>
                       <m:t>…,…,…</m:t>
@@ -17399,8 +17653,8 @@
               <w:rPr>
                 <w:rFonts w:ascii="Times New Roman" w:eastAsia="Calibri" w:hAnsi="Times New Roman" w:cs="Times New Roman"/>
                 <w:color w:val="000000" w:themeColor="text1"/>
-                <w:sz w:val="28"/>
-                <w:szCs w:val="28"/>
+                <w:sz w:val="24"/>
+                <w:szCs w:val="24"/>
                 <w:lang w:val="en-US"/>
               </w:rPr>
             </w:pPr>
@@ -17414,8 +17668,8 @@
                         <w:i/>
                         <w:iCs/>
                         <w:color w:val="000000" w:themeColor="text1"/>
-                        <w:sz w:val="28"/>
-                        <w:szCs w:val="28"/>
+                        <w:sz w:val="24"/>
+                        <w:szCs w:val="24"/>
                         <w:lang w:val="en-US"/>
                       </w:rPr>
                     </m:ctrlPr>
@@ -17425,8 +17679,8 @@
                       <w:rPr>
                         <w:rFonts w:ascii="Cambria Math" w:eastAsia="Calibri" w:hAnsi="Cambria Math" w:cs="Times New Roman"/>
                         <w:color w:val="000000" w:themeColor="text1"/>
-                        <w:sz w:val="28"/>
-                        <w:szCs w:val="28"/>
+                        <w:sz w:val="24"/>
+                        <w:szCs w:val="24"/>
                         <w:lang w:val="en-US"/>
                       </w:rPr>
                       <m:t>…,…,…</m:t>
@@ -17448,8 +17702,8 @@
               <w:rPr>
                 <w:rFonts w:ascii="Times New Roman" w:eastAsia="Calibri" w:hAnsi="Times New Roman" w:cs="Times New Roman"/>
                 <w:color w:val="000000" w:themeColor="text1"/>
-                <w:sz w:val="28"/>
-                <w:szCs w:val="28"/>
+                <w:sz w:val="24"/>
+                <w:szCs w:val="24"/>
                 <w:lang w:val="en-US"/>
               </w:rPr>
             </w:pPr>
@@ -17463,8 +17717,8 @@
                         <w:i/>
                         <w:iCs/>
                         <w:color w:val="000000" w:themeColor="text1"/>
-                        <w:sz w:val="28"/>
-                        <w:szCs w:val="28"/>
+                        <w:sz w:val="24"/>
+                        <w:szCs w:val="24"/>
                         <w:lang w:val="en-US"/>
                       </w:rPr>
                     </m:ctrlPr>
@@ -17474,8 +17728,8 @@
                       <w:rPr>
                         <w:rFonts w:ascii="Cambria Math" w:eastAsia="Calibri" w:hAnsi="Cambria Math" w:cs="Times New Roman"/>
                         <w:color w:val="000000" w:themeColor="text1"/>
-                        <w:sz w:val="28"/>
-                        <w:szCs w:val="28"/>
+                        <w:sz w:val="24"/>
+                        <w:szCs w:val="24"/>
                         <w:lang w:val="en-US"/>
                       </w:rPr>
                       <m:t>…,…,…</m:t>
@@ -17497,8 +17751,8 @@
               <w:rPr>
                 <w:rFonts w:ascii="Times New Roman" w:eastAsia="Calibri" w:hAnsi="Times New Roman" w:cs="Times New Roman"/>
                 <w:color w:val="000000" w:themeColor="text1"/>
-                <w:sz w:val="28"/>
-                <w:szCs w:val="28"/>
+                <w:sz w:val="24"/>
+                <w:szCs w:val="24"/>
                 <w:lang w:val="en-US"/>
               </w:rPr>
             </w:pPr>
@@ -17512,8 +17766,8 @@
                         <w:i/>
                         <w:iCs/>
                         <w:color w:val="000000" w:themeColor="text1"/>
-                        <w:sz w:val="28"/>
-                        <w:szCs w:val="28"/>
+                        <w:sz w:val="24"/>
+                        <w:szCs w:val="24"/>
                         <w:lang w:val="en-US"/>
                       </w:rPr>
                     </m:ctrlPr>
@@ -17523,8 +17777,8 @@
                       <w:rPr>
                         <w:rFonts w:ascii="Cambria Math" w:eastAsia="Calibri" w:hAnsi="Cambria Math" w:cs="Times New Roman"/>
                         <w:color w:val="000000" w:themeColor="text1"/>
-                        <w:sz w:val="28"/>
-                        <w:szCs w:val="28"/>
+                        <w:sz w:val="24"/>
+                        <w:szCs w:val="24"/>
                         <w:lang w:val="en-US"/>
                       </w:rPr>
                       <m:t>…,…,…</m:t>
@@ -17546,8 +17800,8 @@
               <w:rPr>
                 <w:rFonts w:ascii="Times New Roman" w:eastAsia="Calibri" w:hAnsi="Times New Roman" w:cs="Times New Roman"/>
                 <w:color w:val="000000" w:themeColor="text1"/>
-                <w:sz w:val="28"/>
-                <w:szCs w:val="28"/>
+                <w:sz w:val="24"/>
+                <w:szCs w:val="24"/>
                 <w:lang w:val="en-US"/>
               </w:rPr>
             </w:pPr>
@@ -17561,8 +17815,8 @@
                         <w:i/>
                         <w:iCs/>
                         <w:color w:val="000000" w:themeColor="text1"/>
-                        <w:sz w:val="28"/>
-                        <w:szCs w:val="28"/>
+                        <w:sz w:val="24"/>
+                        <w:szCs w:val="24"/>
                         <w:lang w:val="en-US"/>
                       </w:rPr>
                     </m:ctrlPr>
@@ -17572,8 +17826,8 @@
                       <w:rPr>
                         <w:rFonts w:ascii="Cambria Math" w:eastAsia="Calibri" w:hAnsi="Cambria Math" w:cs="Times New Roman"/>
                         <w:color w:val="000000" w:themeColor="text1"/>
-                        <w:sz w:val="28"/>
-                        <w:szCs w:val="28"/>
+                        <w:sz w:val="24"/>
+                        <w:szCs w:val="24"/>
                         <w:lang w:val="en-US"/>
                       </w:rPr>
                       <m:t>…,…,…</m:t>
@@ -17598,8 +17852,8 @@
               <w:rPr>
                 <w:rFonts w:ascii="Times New Roman" w:eastAsia="Calibri" w:hAnsi="Times New Roman" w:cs="Times New Roman"/>
                 <w:color w:val="000000" w:themeColor="text1"/>
-                <w:sz w:val="28"/>
-                <w:szCs w:val="28"/>
+                <w:sz w:val="24"/>
+                <w:szCs w:val="24"/>
                 <w:lang w:val="en-US"/>
               </w:rPr>
             </w:pPr>
@@ -17609,8 +17863,8 @@
                   <w:rPr>
                     <w:rFonts w:ascii="Cambria Math" w:eastAsia="DengXian" w:hAnsi="Cambria Math" w:cs="Times New Roman"/>
                     <w:color w:val="000000" w:themeColor="text1"/>
-                    <w:sz w:val="28"/>
-                    <w:szCs w:val="28"/>
+                    <w:sz w:val="24"/>
+                    <w:szCs w:val="24"/>
                     <w:lang w:val="en-US"/>
                   </w:rPr>
                   <m:t>…</m:t>
@@ -17630,8 +17884,8 @@
               <w:rPr>
                 <w:rFonts w:ascii="Times New Roman" w:eastAsia="Calibri" w:hAnsi="Times New Roman" w:cs="Times New Roman"/>
                 <w:color w:val="000000" w:themeColor="text1"/>
-                <w:sz w:val="28"/>
-                <w:szCs w:val="28"/>
+                <w:sz w:val="24"/>
+                <w:szCs w:val="24"/>
                 <w:lang w:val="en-US"/>
               </w:rPr>
             </w:pPr>
@@ -17645,8 +17899,8 @@
                         <w:i/>
                         <w:iCs/>
                         <w:color w:val="000000" w:themeColor="text1"/>
-                        <w:sz w:val="28"/>
-                        <w:szCs w:val="28"/>
+                        <w:sz w:val="24"/>
+                        <w:szCs w:val="24"/>
                         <w:lang w:val="en-US"/>
                       </w:rPr>
                     </m:ctrlPr>
@@ -17656,8 +17910,8 @@
                       <w:rPr>
                         <w:rFonts w:ascii="Cambria Math" w:eastAsia="Calibri" w:hAnsi="Cambria Math" w:cs="Times New Roman"/>
                         <w:color w:val="000000" w:themeColor="text1"/>
-                        <w:sz w:val="28"/>
-                        <w:szCs w:val="28"/>
+                        <w:sz w:val="24"/>
+                        <w:szCs w:val="24"/>
                         <w:lang w:val="en-US"/>
                       </w:rPr>
                       <m:t>…,…,…</m:t>
@@ -17679,8 +17933,8 @@
               <w:rPr>
                 <w:rFonts w:ascii="Times New Roman" w:eastAsia="Calibri" w:hAnsi="Times New Roman" w:cs="Times New Roman"/>
                 <w:color w:val="000000" w:themeColor="text1"/>
-                <w:sz w:val="28"/>
-                <w:szCs w:val="28"/>
+                <w:sz w:val="24"/>
+                <w:szCs w:val="24"/>
                 <w:lang w:val="en-US"/>
               </w:rPr>
             </w:pPr>
@@ -17694,8 +17948,8 @@
                         <w:i/>
                         <w:iCs/>
                         <w:color w:val="000000" w:themeColor="text1"/>
-                        <w:sz w:val="28"/>
-                        <w:szCs w:val="28"/>
+                        <w:sz w:val="24"/>
+                        <w:szCs w:val="24"/>
                         <w:lang w:val="en-US"/>
                       </w:rPr>
                     </m:ctrlPr>
@@ -17705,8 +17959,8 @@
                       <w:rPr>
                         <w:rFonts w:ascii="Cambria Math" w:eastAsia="Calibri" w:hAnsi="Cambria Math" w:cs="Times New Roman"/>
                         <w:color w:val="000000" w:themeColor="text1"/>
-                        <w:sz w:val="28"/>
-                        <w:szCs w:val="28"/>
+                        <w:sz w:val="24"/>
+                        <w:szCs w:val="24"/>
                         <w:lang w:val="en-US"/>
                       </w:rPr>
                       <m:t>…,…,…</m:t>
@@ -17728,8 +17982,8 @@
               <w:rPr>
                 <w:rFonts w:ascii="Times New Roman" w:eastAsia="Calibri" w:hAnsi="Times New Roman" w:cs="Times New Roman"/>
                 <w:color w:val="000000" w:themeColor="text1"/>
-                <w:sz w:val="28"/>
-                <w:szCs w:val="28"/>
+                <w:sz w:val="24"/>
+                <w:szCs w:val="24"/>
                 <w:lang w:val="en-US"/>
               </w:rPr>
             </w:pPr>
@@ -17743,8 +17997,8 @@
                         <w:i/>
                         <w:iCs/>
                         <w:color w:val="000000" w:themeColor="text1"/>
-                        <w:sz w:val="28"/>
-                        <w:szCs w:val="28"/>
+                        <w:sz w:val="24"/>
+                        <w:szCs w:val="24"/>
                         <w:lang w:val="en-US"/>
                       </w:rPr>
                     </m:ctrlPr>
@@ -17754,8 +18008,8 @@
                       <w:rPr>
                         <w:rFonts w:ascii="Cambria Math" w:eastAsia="Calibri" w:hAnsi="Cambria Math" w:cs="Times New Roman"/>
                         <w:color w:val="000000" w:themeColor="text1"/>
-                        <w:sz w:val="28"/>
-                        <w:szCs w:val="28"/>
+                        <w:sz w:val="24"/>
+                        <w:szCs w:val="24"/>
                         <w:lang w:val="en-US"/>
                       </w:rPr>
                       <m:t>…,…,…</m:t>
@@ -17777,8 +18031,8 @@
               <w:rPr>
                 <w:rFonts w:ascii="Times New Roman" w:eastAsia="Calibri" w:hAnsi="Times New Roman" w:cs="Times New Roman"/>
                 <w:color w:val="000000" w:themeColor="text1"/>
-                <w:sz w:val="28"/>
-                <w:szCs w:val="28"/>
+                <w:sz w:val="24"/>
+                <w:szCs w:val="24"/>
                 <w:lang w:val="en-US"/>
               </w:rPr>
             </w:pPr>
@@ -17792,8 +18046,8 @@
                         <w:i/>
                         <w:iCs/>
                         <w:color w:val="000000" w:themeColor="text1"/>
-                        <w:sz w:val="28"/>
-                        <w:szCs w:val="28"/>
+                        <w:sz w:val="24"/>
+                        <w:szCs w:val="24"/>
                         <w:lang w:val="en-US"/>
                       </w:rPr>
                     </m:ctrlPr>
@@ -17803,8 +18057,8 @@
                       <w:rPr>
                         <w:rFonts w:ascii="Cambria Math" w:eastAsia="Calibri" w:hAnsi="Cambria Math" w:cs="Times New Roman"/>
                         <w:color w:val="000000" w:themeColor="text1"/>
-                        <w:sz w:val="28"/>
-                        <w:szCs w:val="28"/>
+                        <w:sz w:val="24"/>
+                        <w:szCs w:val="24"/>
                         <w:lang w:val="en-US"/>
                       </w:rPr>
                       <m:t>…,…,…</m:t>
@@ -17826,8 +18080,8 @@
               <w:rPr>
                 <w:rFonts w:ascii="Times New Roman" w:eastAsia="Calibri" w:hAnsi="Times New Roman" w:cs="Times New Roman"/>
                 <w:color w:val="000000" w:themeColor="text1"/>
-                <w:sz w:val="28"/>
-                <w:szCs w:val="28"/>
+                <w:sz w:val="24"/>
+                <w:szCs w:val="24"/>
                 <w:lang w:val="en-US"/>
               </w:rPr>
             </w:pPr>
@@ -17841,8 +18095,8 @@
                         <w:i/>
                         <w:iCs/>
                         <w:color w:val="000000" w:themeColor="text1"/>
-                        <w:sz w:val="28"/>
-                        <w:szCs w:val="28"/>
+                        <w:sz w:val="24"/>
+                        <w:szCs w:val="24"/>
                         <w:lang w:val="en-US"/>
                       </w:rPr>
                     </m:ctrlPr>
@@ -17852,8 +18106,8 @@
                       <w:rPr>
                         <w:rFonts w:ascii="Cambria Math" w:eastAsia="Calibri" w:hAnsi="Cambria Math" w:cs="Times New Roman"/>
                         <w:color w:val="000000" w:themeColor="text1"/>
-                        <w:sz w:val="28"/>
-                        <w:szCs w:val="28"/>
+                        <w:sz w:val="24"/>
+                        <w:szCs w:val="24"/>
                         <w:lang w:val="en-US"/>
                       </w:rPr>
                       <m:t>…,…,…</m:t>
@@ -17921,7 +18175,7 @@
           <w:szCs w:val="32"/>
         </w:rPr>
       </w:pPr>
-      <w:bookmarkStart w:id="8" w:name="_Toc225122026"/>
+      <w:bookmarkStart w:id="6" w:name="_Toc225122026"/>
       <w:r>
         <w:rPr>
           <w:rFonts w:ascii="Times New Roman" w:eastAsia="Calibri" w:hAnsi="Times New Roman" w:cs="Times New Roman"/>
@@ -17934,7 +18188,7 @@
         <w:lastRenderedPageBreak/>
         <w:t>Вывод</w:t>
       </w:r>
-      <w:bookmarkEnd w:id="8"/>
+      <w:bookmarkEnd w:id="6"/>
     </w:p>
     <w:p>
       <w:pPr>
@@ -18015,7 +18269,7 @@
           <w:szCs w:val="32"/>
         </w:rPr>
       </w:pPr>
-      <w:bookmarkStart w:id="9" w:name="_Toc225122027"/>
+      <w:bookmarkStart w:id="7" w:name="_Toc225122027"/>
       <w:r>
         <w:rPr>
           <w:rFonts w:ascii="Times New Roman" w:eastAsia="Calibri" w:hAnsi="Times New Roman" w:cs="Times New Roman"/>
@@ -18028,7 +18282,7 @@
         <w:lastRenderedPageBreak/>
         <w:t>Используемая литература</w:t>
       </w:r>
-      <w:bookmarkEnd w:id="9"/>
+      <w:bookmarkEnd w:id="7"/>
     </w:p>
     <w:p>
       <w:pPr>
@@ -19847,7 +20101,7 @@
   </w:compat>
   <w:rsids>
     <w:rsidRoot w:val="00D50675"/>
-    <w:rsid w:val="005B482F"/>
+    <w:rsid w:val="002B5FEA"/>
     <w:rsid w:val="00AF1E5C"/>
     <w:rsid w:val="00D50675"/>
   </w:rsids>

--- a/docs/report.docx
+++ b/docs/report.docx
@@ -8591,7 +8591,29 @@
                 <w:sz w:val="24"/>
                 <w:szCs w:val="24"/>
               </w:rPr>
-              <w:t>Получение cos(</w:t>
+              <w:t xml:space="preserve">Получение </w:t>
+            </w:r>
+            <w:proofErr w:type="spellStart"/>
+            <w:r>
+              <w:rPr>
+                <w:rFonts w:ascii="Times New Roman" w:eastAsia="Calibri" w:hAnsi="Times New Roman" w:cs="Times New Roman"/>
+                <w:bCs/>
+                <w:color w:val="000000" w:themeColor="text1"/>
+                <w:sz w:val="24"/>
+                <w:szCs w:val="24"/>
+              </w:rPr>
+              <w:t>cos</w:t>
+            </w:r>
+            <w:proofErr w:type="spellEnd"/>
+            <w:r>
+              <w:rPr>
+                <w:rFonts w:ascii="Times New Roman" w:eastAsia="Calibri" w:hAnsi="Times New Roman" w:cs="Times New Roman"/>
+                <w:bCs/>
+                <w:color w:val="000000" w:themeColor="text1"/>
+                <w:sz w:val="24"/>
+                <w:szCs w:val="24"/>
+              </w:rPr>
+              <w:t>(</w:t>
             </w:r>
             <w:r>
               <w:rPr>
@@ -12120,6 +12142,7 @@
                 <w:szCs w:val="24"/>
               </w:rPr>
             </w:pPr>
+            <w:proofErr w:type="spellStart"/>
             <w:r>
               <w:rPr>
                 <w:rFonts w:ascii="Times New Roman" w:eastAsia="Times New Roman" w:hAnsi="Times New Roman" w:cs="Times New Roman"/>
@@ -12130,6 +12153,7 @@
               </w:rPr>
               <w:t>k_d</w:t>
             </w:r>
+            <w:proofErr w:type="spellEnd"/>
           </w:p>
         </w:tc>
         <w:tc>
@@ -12216,6 +12240,7 @@
                 <w:szCs w:val="24"/>
               </w:rPr>
             </w:pPr>
+            <w:proofErr w:type="spellStart"/>
             <w:r>
               <w:rPr>
                 <w:rFonts w:ascii="Times New Roman" w:eastAsia="Times New Roman" w:hAnsi="Times New Roman" w:cs="Times New Roman"/>
@@ -12226,6 +12251,7 @@
               </w:rPr>
               <w:t>k_s</w:t>
             </w:r>
+            <w:proofErr w:type="spellEnd"/>
           </w:p>
         </w:tc>
         <w:tc>
@@ -12312,6 +12338,7 @@
                 <w:szCs w:val="24"/>
               </w:rPr>
             </w:pPr>
+            <w:proofErr w:type="spellStart"/>
             <w:r>
               <w:rPr>
                 <w:rFonts w:ascii="Times New Roman" w:eastAsia="Times New Roman" w:hAnsi="Times New Roman" w:cs="Times New Roman"/>
@@ -12322,6 +12349,7 @@
               </w:rPr>
               <w:t>k_e</w:t>
             </w:r>
+            <w:proofErr w:type="spellEnd"/>
           </w:p>
         </w:tc>
         <w:tc>
@@ -12368,6 +12396,7 @@
           <w:kern w:val="0"/>
           <w:sz w:val="28"/>
           <w:szCs w:val="28"/>
+          <w:lang w:val="en-US"/>
           <w14:ligatures w14:val="none"/>
         </w:rPr>
       </w:pPr>
@@ -12555,6 +12584,22 @@
         <w:t xml:space="preserve"> для точек, заданных локальными координатами:</w:t>
       </w:r>
     </w:p>
+    <w:p>
+      <w:pPr>
+        <w:spacing w:before="100" w:beforeAutospacing="1" w:after="100" w:afterAutospacing="1" w:line="360" w:lineRule="auto"/>
+        <w:contextualSpacing/>
+        <w:jc w:val="both"/>
+        <w:rPr>
+          <w:rFonts w:ascii="Times New Roman" w:eastAsia="Calibri" w:hAnsi="Times New Roman" w:cs="Times New Roman"/>
+          <w:color w:val="000000" w:themeColor="text1"/>
+          <w:kern w:val="0"/>
+          <w:sz w:val="28"/>
+          <w:szCs w:val="28"/>
+          <w:lang w:val="en-US"/>
+          <w14:ligatures w14:val="none"/>
+        </w:rPr>
+      </w:pPr>
+    </w:p>
     <w:tbl>
       <w:tblPr>
         <w:tblStyle w:val="ac"/>
@@ -12684,7 +12729,7 @@
                     <w:szCs w:val="24"/>
                     <w:lang w:val="en-US"/>
                   </w:rPr>
-                  <m:t>…</m:t>
+                  <m:t>-100</m:t>
                 </m:r>
               </m:oMath>
             </m:oMathPara>
@@ -12718,7 +12763,7 @@
                     <w:szCs w:val="24"/>
                     <w:lang w:val="en-US"/>
                   </w:rPr>
-                  <m:t>…</m:t>
+                  <m:t>0</m:t>
                 </m:r>
               </m:oMath>
             </m:oMathPara>
@@ -12754,7 +12799,7 @@
                     <w:szCs w:val="24"/>
                     <w:lang w:val="en-US"/>
                   </w:rPr>
-                  <m:t>…</m:t>
+                  <m:t>2</m:t>
                 </m:r>
               </m:oMath>
             </m:oMathPara>
@@ -12788,7 +12833,7 @@
                     <w:szCs w:val="24"/>
                     <w:lang w:val="en-US"/>
                   </w:rPr>
-                  <m:t>…</m:t>
+                  <m:t>5</m:t>
                 </m:r>
               </m:oMath>
             </m:oMathPara>
@@ -12822,7 +12867,7 @@
                     <w:szCs w:val="24"/>
                     <w:lang w:val="en-US"/>
                   </w:rPr>
-                  <m:t>…</m:t>
+                  <m:t>10</m:t>
                 </m:r>
               </m:oMath>
             </m:oMathPara>
@@ -12857,7 +12902,7 @@
                     <w:szCs w:val="24"/>
                     <w:lang w:val="en-US"/>
                   </w:rPr>
-                  <m:t>…</m:t>
+                  <m:t>-100</m:t>
                 </m:r>
               </m:oMath>
             </m:oMathPara>
@@ -13142,7 +13187,7 @@
                     <w:szCs w:val="24"/>
                     <w:lang w:val="en-US"/>
                   </w:rPr>
-                  <m:t>…</m:t>
+                  <m:t>0</m:t>
                 </m:r>
               </m:oMath>
             </m:oMathPara>
@@ -13422,7 +13467,7 @@
                     <w:szCs w:val="24"/>
                     <w:lang w:val="en-US"/>
                   </w:rPr>
-                  <m:t>…</m:t>
+                  <m:t>2</m:t>
                 </m:r>
               </m:oMath>
             </m:oMathPara>
@@ -13702,7 +13747,7 @@
                     <w:szCs w:val="24"/>
                     <w:lang w:val="en-US"/>
                   </w:rPr>
-                  <m:t>…</m:t>
+                  <m:t>15</m:t>
                 </m:r>
               </m:oMath>
             </m:oMathPara>
@@ -13982,7 +14027,7 @@
                     <w:szCs w:val="24"/>
                     <w:lang w:val="en-US"/>
                   </w:rPr>
-                  <m:t>…</m:t>
+                  <m:t>100</m:t>
                 </m:r>
               </m:oMath>
             </m:oMathPara>
@@ -14487,6 +14532,20 @@
         <w:t xml:space="preserve"> координатами:</w:t>
       </w:r>
     </w:p>
+    <w:p>
+      <w:pPr>
+        <w:spacing w:before="100" w:beforeAutospacing="1" w:after="100" w:afterAutospacing="1" w:line="360" w:lineRule="auto"/>
+        <w:contextualSpacing/>
+        <w:rPr>
+          <w:rFonts w:ascii="Times New Roman" w:eastAsia="Calibri" w:hAnsi="Times New Roman" w:cs="Times New Roman"/>
+          <w:color w:val="000000" w:themeColor="text1"/>
+          <w:kern w:val="0"/>
+          <w:sz w:val="28"/>
+          <w:szCs w:val="28"/>
+          <w14:ligatures w14:val="none"/>
+        </w:rPr>
+      </w:pPr>
+    </w:p>
     <w:tbl>
       <w:tblPr>
         <w:tblStyle w:val="ac"/>
@@ -16167,20 +16226,6 @@
         </w:tc>
       </w:tr>
     </w:tbl>
-    <w:p>
-      <w:pPr>
-        <w:spacing w:before="100" w:beforeAutospacing="1" w:after="100" w:afterAutospacing="1" w:line="360" w:lineRule="auto"/>
-        <w:contextualSpacing/>
-        <w:rPr>
-          <w:rFonts w:ascii="Times New Roman" w:eastAsia="Calibri" w:hAnsi="Times New Roman" w:cs="Times New Roman"/>
-          <w:color w:val="000000" w:themeColor="text1"/>
-          <w:kern w:val="0"/>
-          <w:sz w:val="28"/>
-          <w:szCs w:val="28"/>
-          <w14:ligatures w14:val="none"/>
-        </w:rPr>
-      </w:pPr>
-    </w:p>
     <w:p>
       <w:pPr>
         <w:rPr>
@@ -20101,7 +20146,7 @@
   </w:compat>
   <w:rsids>
     <w:rsidRoot w:val="00D50675"/>
-    <w:rsid w:val="002B5FEA"/>
+    <w:rsid w:val="001C36F1"/>
     <w:rsid w:val="00AF1E5C"/>
     <w:rsid w:val="00D50675"/>
   </w:rsids>

--- a/docs/report.docx
+++ b/docs/report.docx
@@ -12595,7 +12595,6 @@
           <w:kern w:val="0"/>
           <w:sz w:val="28"/>
           <w:szCs w:val="28"/>
-          <w:lang w:val="en-US"/>
           <w14:ligatures w14:val="none"/>
         </w:rPr>
       </w:pPr>
@@ -18193,10 +18192,200 @@
           <w14:ligatures w14:val="none"/>
         </w:rPr>
       </w:pPr>
+    </w:p>
+    <w:p>
+      <w:pPr>
+        <w:rPr>
+          <w:rFonts w:ascii="Times New Roman" w:eastAsia="Calibri" w:hAnsi="Times New Roman" w:cs="Times New Roman"/>
+          <w:b/>
+          <w:color w:val="000000" w:themeColor="text1"/>
+          <w:kern w:val="0"/>
+          <w:sz w:val="28"/>
+          <w:szCs w:val="28"/>
+          <w14:ligatures w14:val="none"/>
+        </w:rPr>
+      </w:pPr>
       <w:r>
         <w:rPr>
           <w:rFonts w:ascii="Times New Roman" w:eastAsia="Calibri" w:hAnsi="Times New Roman" w:cs="Times New Roman"/>
           <w:b/>
+          <w:color w:val="000000" w:themeColor="text1"/>
+          <w:kern w:val="0"/>
+          <w:sz w:val="28"/>
+          <w:szCs w:val="28"/>
+          <w14:ligatures w14:val="none"/>
+        </w:rPr>
+        <w:br w:type="page"/>
+      </w:r>
+    </w:p>
+    <w:p>
+      <w:pPr>
+        <w:spacing w:before="100" w:beforeAutospacing="1" w:after="100" w:afterAutospacing="1" w:line="360" w:lineRule="auto"/>
+        <w:contextualSpacing/>
+        <w:rPr>
+          <w:rFonts w:ascii="Times New Roman" w:eastAsia="Calibri" w:hAnsi="Times New Roman" w:cs="Times New Roman"/>
+          <w:b/>
+          <w:color w:val="000000" w:themeColor="text1"/>
+          <w:kern w:val="0"/>
+          <w:sz w:val="28"/>
+          <w:szCs w:val="28"/>
+          <w14:ligatures w14:val="none"/>
+        </w:rPr>
+      </w:pPr>
+      <w:r>
+        <w:rPr>
+          <w:rFonts w:ascii="Times New Roman" w:eastAsia="Calibri" w:hAnsi="Times New Roman" w:cs="Times New Roman"/>
+          <w:b/>
+          <w:color w:val="000000" w:themeColor="text1"/>
+          <w:kern w:val="0"/>
+          <w:sz w:val="28"/>
+          <w:szCs w:val="28"/>
+          <w14:ligatures w14:val="none"/>
+        </w:rPr>
+        <w:lastRenderedPageBreak/>
+        <w:drawing>
+          <wp:inline distT="0" distB="0" distL="0" distR="0" wp14:anchorId="1D791C49" wp14:editId="4F2D8BC6">
+            <wp:extent cx="6152515" cy="5132705"/>
+            <wp:effectExtent l="19050" t="19050" r="19685" b="10795"/>
+            <wp:docPr id="1317316934" name="Рисунок 1" descr="Изображение выглядит как диаграмма, дизайн, стол&#10;&#10;Содержимое, созданное искусственным интеллектом, может быть неверным."/>
+            <wp:cNvGraphicFramePr>
+              <a:graphicFrameLocks xmlns:a="http://schemas.openxmlformats.org/drawingml/2006/main" noChangeAspect="1"/>
+            </wp:cNvGraphicFramePr>
+            <a:graphic xmlns:a="http://schemas.openxmlformats.org/drawingml/2006/main">
+              <a:graphicData uri="http://schemas.openxmlformats.org/drawingml/2006/picture">
+                <pic:pic xmlns:pic="http://schemas.openxmlformats.org/drawingml/2006/picture">
+                  <pic:nvPicPr>
+                    <pic:cNvPr id="1317316934" name="Рисунок 1" descr="Изображение выглядит как диаграмма, дизайн, стол&#10;&#10;Содержимое, созданное искусственным интеллектом, может быть неверным."/>
+                    <pic:cNvPicPr/>
+                  </pic:nvPicPr>
+                  <pic:blipFill>
+                    <a:blip r:embed="rId8"/>
+                    <a:stretch>
+                      <a:fillRect/>
+                    </a:stretch>
+                  </pic:blipFill>
+                  <pic:spPr>
+                    <a:xfrm>
+                      <a:off x="0" y="0"/>
+                      <a:ext cx="6152515" cy="5132705"/>
+                    </a:xfrm>
+                    <a:prstGeom prst="rect">
+                      <a:avLst/>
+                    </a:prstGeom>
+                    <a:ln>
+                      <a:solidFill>
+                        <a:schemeClr val="tx1"/>
+                      </a:solidFill>
+                    </a:ln>
+                  </pic:spPr>
+                </pic:pic>
+              </a:graphicData>
+            </a:graphic>
+          </wp:inline>
+        </w:drawing>
+      </w:r>
+    </w:p>
+    <w:p>
+      <w:pPr>
+        <w:spacing w:before="100" w:beforeAutospacing="1" w:after="100" w:afterAutospacing="1" w:line="360" w:lineRule="auto"/>
+        <w:contextualSpacing/>
+        <w:rPr>
+          <w:rFonts w:ascii="Times New Roman" w:eastAsia="Calibri" w:hAnsi="Times New Roman" w:cs="Times New Roman"/>
+          <w:b/>
+          <w:color w:val="000000" w:themeColor="text1"/>
+          <w:kern w:val="0"/>
+          <w:sz w:val="28"/>
+          <w:szCs w:val="28"/>
+          <w14:ligatures w14:val="none"/>
+        </w:rPr>
+      </w:pPr>
+    </w:p>
+    <w:p>
+      <w:pPr>
+        <w:spacing w:before="100" w:beforeAutospacing="1" w:after="100" w:afterAutospacing="1" w:line="360" w:lineRule="auto"/>
+        <w:contextualSpacing/>
+        <w:rPr>
+          <w:rFonts w:ascii="Times New Roman" w:eastAsia="Calibri" w:hAnsi="Times New Roman" w:cs="Times New Roman"/>
+          <w:bCs/>
+          <w:color w:val="000000" w:themeColor="text1"/>
+          <w:kern w:val="0"/>
+          <w:sz w:val="28"/>
+          <w:szCs w:val="28"/>
+          <w14:ligatures w14:val="none"/>
+        </w:rPr>
+      </w:pPr>
+      <w:r>
+        <w:rPr>
+          <w:rFonts w:ascii="Times New Roman" w:eastAsia="Calibri" w:hAnsi="Times New Roman" w:cs="Times New Roman"/>
+          <w:bCs/>
+          <w:color w:val="000000" w:themeColor="text1"/>
+          <w:kern w:val="0"/>
+          <w:sz w:val="28"/>
+          <w:szCs w:val="28"/>
+          <w14:ligatures w14:val="none"/>
+        </w:rPr>
+        <w:t>График:</w:t>
+      </w:r>
+    </w:p>
+    <w:p>
+      <w:pPr>
+        <w:spacing w:before="100" w:beforeAutospacing="1" w:after="100" w:afterAutospacing="1" w:line="360" w:lineRule="auto"/>
+        <w:contextualSpacing/>
+        <w:rPr>
+          <w:rFonts w:ascii="Times New Roman" w:eastAsia="Calibri" w:hAnsi="Times New Roman" w:cs="Times New Roman"/>
+          <w:bCs/>
+          <w:color w:val="000000" w:themeColor="text1"/>
+          <w:kern w:val="0"/>
+          <w:sz w:val="28"/>
+          <w:szCs w:val="28"/>
+          <w14:ligatures w14:val="none"/>
+        </w:rPr>
+      </w:pPr>
+      <w:hyperlink r:id="rId9" w:history="1">
+        <w:r>
+          <w:rPr>
+            <w:rStyle w:val="ad"/>
+            <w:rFonts w:ascii="Times New Roman" w:eastAsia="Calibri" w:hAnsi="Times New Roman" w:cs="Times New Roman"/>
+            <w:bCs/>
+            <w:kern w:val="0"/>
+            <w:sz w:val="28"/>
+            <w:szCs w:val="28"/>
+            <w14:ligatures w14:val="none"/>
+          </w:rPr>
+          <w:t>https://www.desmos.com/3d/v8p8chcdpn?lang=ru</w:t>
+        </w:r>
+      </w:hyperlink>
+      <w:r>
+        <w:rPr>
+          <w:rFonts w:ascii="Times New Roman" w:eastAsia="Calibri" w:hAnsi="Times New Roman" w:cs="Times New Roman"/>
+          <w:bCs/>
+          <w:color w:val="000000" w:themeColor="text1"/>
+          <w:kern w:val="0"/>
+          <w:sz w:val="28"/>
+          <w:szCs w:val="28"/>
+          <w14:ligatures w14:val="none"/>
+        </w:rPr>
+        <w:t xml:space="preserve"> </w:t>
+      </w:r>
+    </w:p>
+    <w:p>
+      <w:pPr>
+        <w:spacing w:before="100" w:beforeAutospacing="1" w:after="100" w:afterAutospacing="1" w:line="360" w:lineRule="auto"/>
+        <w:contextualSpacing/>
+        <w:rPr>
+          <w:rFonts w:ascii="Times New Roman" w:eastAsia="Calibri" w:hAnsi="Times New Roman" w:cs="Times New Roman"/>
+          <w:bCs/>
+          <w:color w:val="000000" w:themeColor="text1"/>
+          <w:kern w:val="0"/>
+          <w:sz w:val="28"/>
+          <w:szCs w:val="28"/>
+          <w14:ligatures w14:val="none"/>
+        </w:rPr>
+      </w:pPr>
+      <w:r>
+        <w:rPr>
+          <w:rFonts w:ascii="Times New Roman" w:eastAsia="Calibri" w:hAnsi="Times New Roman" w:cs="Times New Roman"/>
+          <w:bCs/>
           <w:color w:val="000000" w:themeColor="text1"/>
           <w:kern w:val="0"/>
           <w:sz w:val="28"/>
@@ -18361,7 +18550,7 @@
           <w:szCs w:val="28"/>
         </w:rPr>
       </w:pPr>
-      <w:hyperlink r:id="rId8" w:history="1">
+      <w:hyperlink r:id="rId10" w:history="1">
         <w:r>
           <w:rPr>
             <w:rStyle w:val="ad"/>
@@ -18426,7 +18615,7 @@
           <w:szCs w:val="28"/>
         </w:rPr>
       </w:pPr>
-      <w:hyperlink r:id="rId9" w:history="1">
+      <w:hyperlink r:id="rId11" w:history="1">
         <w:r>
           <w:rPr>
             <w:rStyle w:val="ad"/>
@@ -20146,7 +20335,7 @@
   </w:compat>
   <w:rsids>
     <w:rsidRoot w:val="00D50675"/>
-    <w:rsid w:val="001C36F1"/>
+    <w:rsid w:val="00664B3E"/>
     <w:rsid w:val="00AF1E5C"/>
     <w:rsid w:val="00D50675"/>
   </w:rsids>
